--- a/DocumentacionCampeonatoLive_v2.docx
+++ b/DocumentacionCampeonatoLive_v2.docx
@@ -413,34 +413,7 @@
                 <w:sz w:val="20"/>
                 <w:szCs w:val="20"/>
               </w:rPr>
-              <w:t>202</w:t>
-            </w:r>
-            <w:r>
-              <w:rPr>
-                <w:rFonts w:eastAsia="Arial" w:cs="Arial"/>
-                <w:color w:val="1C1C1C"/>
-                <w:sz w:val="20"/>
-                <w:szCs w:val="20"/>
-              </w:rPr>
-              <w:t>5</w:t>
-            </w:r>
-            <w:r>
-              <w:rPr>
-                <w:rFonts w:eastAsia="Arial" w:cs="Arial"/>
-                <w:color w:val="1C1C1C"/>
-                <w:sz w:val="20"/>
-                <w:szCs w:val="20"/>
-              </w:rPr>
-              <w:t xml:space="preserve"> – 202</w:t>
-            </w:r>
-            <w:r>
-              <w:rPr>
-                <w:rFonts w:eastAsia="Arial" w:cs="Arial"/>
-                <w:color w:val="1C1C1C"/>
-                <w:sz w:val="20"/>
-                <w:szCs w:val="20"/>
-              </w:rPr>
-              <w:t>6</w:t>
+              <w:t>2025 – 2026</w:t>
             </w:r>
           </w:p>
         </w:tc>
@@ -1028,7 +1001,73 @@
           <w:sz w:val="22"/>
           <w:szCs w:val="22"/>
         </w:rPr>
-        <w:t>La plataforma recibe el nombre de CampeonatoLive, accesible en producción bajo el dominio campeonatolive.online. Se trata de una aplicación web full-stack para la gestión de competiciones deportivas de karate, desde la publicación del campeonato y la inscripción de competidores hasta la generación automática de sorteos de eliminación directa y el registro de resultados en tiempo real por parte de los árbitros.</w:t>
+        <w:t xml:space="preserve">La plataforma </w:t>
+      </w:r>
+      <w:r>
+        <w:rPr>
+          <w:rFonts w:eastAsia="Arial" w:cs="Arial"/>
+          <w:b w:val="false"/>
+          <w:bCs w:val="false"/>
+          <w:color w:val="1C1C1C"/>
+          <w:sz w:val="22"/>
+          <w:szCs w:val="22"/>
+        </w:rPr>
+        <w:t>tiene</w:t>
+      </w:r>
+      <w:r>
+        <w:rPr>
+          <w:rFonts w:eastAsia="Arial" w:cs="Arial"/>
+          <w:b w:val="false"/>
+          <w:bCs w:val="false"/>
+          <w:color w:val="1C1C1C"/>
+          <w:sz w:val="22"/>
+          <w:szCs w:val="22"/>
+        </w:rPr>
+        <w:t xml:space="preserve"> el nombre de CampeonatoLive, accesible bajo el dominio campeonatolive.online. </w:t>
+      </w:r>
+      <w:r>
+        <w:rPr>
+          <w:rFonts w:eastAsia="Arial" w:cs="Arial"/>
+          <w:b w:val="false"/>
+          <w:bCs w:val="false"/>
+          <w:color w:val="1C1C1C"/>
+          <w:sz w:val="22"/>
+          <w:szCs w:val="22"/>
+        </w:rPr>
+        <w:t>Es</w:t>
+      </w:r>
+      <w:r>
+        <w:rPr>
+          <w:rFonts w:eastAsia="Arial" w:cs="Arial"/>
+          <w:b w:val="false"/>
+          <w:bCs w:val="false"/>
+          <w:color w:val="1C1C1C"/>
+          <w:sz w:val="22"/>
+          <w:szCs w:val="22"/>
+        </w:rPr>
+        <w:t xml:space="preserve"> una aplicación web para la gestión de competiciones deportivas de k</w:t>
+      </w:r>
+      <w:r>
+        <w:rPr>
+          <w:rFonts w:eastAsia="Arial" w:cs="Arial"/>
+          <w:b w:val="false"/>
+          <w:bCs w:val="false"/>
+          <w:color w:val="1C1C1C"/>
+          <w:sz w:val="22"/>
+          <w:szCs w:val="22"/>
+        </w:rPr>
+        <w:t>á</w:t>
+      </w:r>
+      <w:r>
+        <w:rPr>
+          <w:rFonts w:eastAsia="Arial" w:cs="Arial"/>
+          <w:b w:val="false"/>
+          <w:bCs w:val="false"/>
+          <w:color w:val="1C1C1C"/>
+          <w:sz w:val="22"/>
+          <w:szCs w:val="22"/>
+        </w:rPr>
+        <w:t>rate, desde la publicación del campeonato y la inscripción de competidores hasta la generación automática de sorteos.</w:t>
       </w:r>
     </w:p>
     <w:p>
@@ -1095,24 +1134,21 @@
           <w:sz w:val="22"/>
           <w:szCs w:val="22"/>
         </w:rPr>
-        <w:t>El kárate es una disciplina olímpica reconocida por el Comité Olímpico Internacional desde los Juegos Olímpicos de Tokio 2020 y gestionada a nivel mundial por la World Karate Federation (WKF). En España, la Real Federación Española de Kárate coordina a las federaciones autonómicas, que estas a su vez agrupan a cientos de clubes repartidos por todo el territorio nacional. Este ecosistema anualmente tiene decenas de campeonatos a distintos niveles (club, autonómico, nacional e internacional) con miles de competidores.</w:t>
-      </w:r>
-    </w:p>
-    <w:p>
-      <w:pPr>
-        <w:pStyle w:val="Normal"/>
-        <w:spacing w:lineRule="auto" w:line="276" w:before="0" w:after="160"/>
-        <w:rPr>
-          <w:rFonts w:ascii="Arial" w:hAnsi="Arial"/>
+        <w:t xml:space="preserve">El kárate es una disciplina olímpica reconocida por el Comité Olímpico Internacional desde los Juegos Olímpicos de Tokio 2020 y gestionada a nivel mundial por la World Karate Federation (WKF). En España, la Real Federación Española de Kárate coordina a las federaciones autonómicas, que estas a su vez agrupan a cientos de clubes repartidos por todo el territorio nacional. </w:t>
+      </w:r>
+      <w:r>
+        <w:rPr>
           <w:sz w:val="22"/>
           <w:szCs w:val="22"/>
         </w:rPr>
-      </w:pPr>
+        <w:t>Estos clubes</w:t>
+      </w:r>
       <w:r>
         <w:rPr>
           <w:sz w:val="22"/>
           <w:szCs w:val="22"/>
         </w:rPr>
+        <w:t xml:space="preserve"> anualmente tiene decenas de campeonatos a distintos niveles (club, autonómico, nacional e internacional) con miles de competidores.</w:t>
       </w:r>
     </w:p>
     <w:p>
@@ -1221,8 +1257,8 @@
       <w:tblGrid>
         <w:gridCol w:w="2415"/>
         <w:gridCol w:w="2218"/>
-        <w:gridCol w:w="1364"/>
-        <w:gridCol w:w="3029"/>
+        <w:gridCol w:w="1363"/>
+        <w:gridCol w:w="3030"/>
       </w:tblGrid>
       <w:tr>
         <w:trPr>
@@ -1288,7 +1324,7 @@
         </w:tc>
         <w:tc>
           <w:tcPr>
-            <w:tcW w:w="1364" w:type="dxa"/>
+            <w:tcW w:w="1363" w:type="dxa"/>
             <w:tcBorders>
               <w:top w:val="single" w:sz="2" w:space="0" w:color="C0392B"/>
               <w:start w:val="single" w:sz="2" w:space="0" w:color="C0392B"/>
@@ -1317,7 +1353,7 @@
         </w:tc>
         <w:tc>
           <w:tcPr>
-            <w:tcW w:w="3029" w:type="dxa"/>
+            <w:tcW w:w="3030" w:type="dxa"/>
             <w:tcBorders>
               <w:top w:val="single" w:sz="2" w:space="0" w:color="C0392B"/>
               <w:start w:val="single" w:sz="2" w:space="0" w:color="C0392B"/>
@@ -1411,7 +1447,7 @@
         </w:tc>
         <w:tc>
           <w:tcPr>
-            <w:tcW w:w="1364" w:type="dxa"/>
+            <w:tcW w:w="1363" w:type="dxa"/>
             <w:tcBorders>
               <w:top w:val="single" w:sz="2" w:space="0" w:color="CCCCCC"/>
               <w:start w:val="single" w:sz="2" w:space="0" w:color="CCCCCC"/>
@@ -1442,7 +1478,7 @@
         </w:tc>
         <w:tc>
           <w:tcPr>
-            <w:tcW w:w="3029" w:type="dxa"/>
+            <w:tcW w:w="3030" w:type="dxa"/>
             <w:tcBorders>
               <w:top w:val="single" w:sz="2" w:space="0" w:color="CCCCCC"/>
               <w:start w:val="single" w:sz="2" w:space="0" w:color="CCCCCC"/>
@@ -1538,7 +1574,7 @@
         </w:tc>
         <w:tc>
           <w:tcPr>
-            <w:tcW w:w="1364" w:type="dxa"/>
+            <w:tcW w:w="1363" w:type="dxa"/>
             <w:tcBorders>
               <w:top w:val="single" w:sz="2" w:space="0" w:color="CCCCCC"/>
               <w:start w:val="single" w:sz="2" w:space="0" w:color="CCCCCC"/>
@@ -1593,7 +1629,7 @@
         </w:tc>
         <w:tc>
           <w:tcPr>
-            <w:tcW w:w="3029" w:type="dxa"/>
+            <w:tcW w:w="3030" w:type="dxa"/>
             <w:tcBorders>
               <w:top w:val="single" w:sz="2" w:space="0" w:color="CCCCCC"/>
               <w:start w:val="single" w:sz="2" w:space="0" w:color="CCCCCC"/>
@@ -1689,7 +1725,7 @@
         </w:tc>
         <w:tc>
           <w:tcPr>
-            <w:tcW w:w="1364" w:type="dxa"/>
+            <w:tcW w:w="1363" w:type="dxa"/>
             <w:tcBorders>
               <w:top w:val="single" w:sz="2" w:space="0" w:color="CCCCCC"/>
               <w:start w:val="single" w:sz="2" w:space="0" w:color="CCCCCC"/>
@@ -1720,7 +1756,7 @@
         </w:tc>
         <w:tc>
           <w:tcPr>
-            <w:tcW w:w="3029" w:type="dxa"/>
+            <w:tcW w:w="3030" w:type="dxa"/>
             <w:tcBorders>
               <w:top w:val="single" w:sz="2" w:space="0" w:color="CCCCCC"/>
               <w:start w:val="single" w:sz="2" w:space="0" w:color="CCCCCC"/>
@@ -1816,7 +1852,7 @@
         </w:tc>
         <w:tc>
           <w:tcPr>
-            <w:tcW w:w="1364" w:type="dxa"/>
+            <w:tcW w:w="1363" w:type="dxa"/>
             <w:tcBorders>
               <w:top w:val="single" w:sz="2" w:space="0" w:color="CCCCCC"/>
               <w:start w:val="single" w:sz="2" w:space="0" w:color="CCCCCC"/>
@@ -1847,7 +1883,7 @@
         </w:tc>
         <w:tc>
           <w:tcPr>
-            <w:tcW w:w="3029" w:type="dxa"/>
+            <w:tcW w:w="3030" w:type="dxa"/>
             <w:tcBorders>
               <w:top w:val="single" w:sz="2" w:space="0" w:color="CCCCCC"/>
               <w:start w:val="single" w:sz="2" w:space="0" w:color="CCCCCC"/>
@@ -1973,17 +2009,7 @@
           <w:sz w:val="22"/>
           <w:szCs w:val="22"/>
         </w:rPr>
-        <w:t>CampeonatoLive nace para cubrir precisamente ese espacio, ofreciendo las funcionalidades esenciales (publicación de campeonatos, inscripción online, sorteo automático, registro de resultados) con una interfaz cuidada y sin coste de licencia.</w:t>
-      </w:r>
-    </w:p>
-    <w:p>
-      <w:pPr>
-        <w:pStyle w:val="Normal"/>
-        <w:spacing w:lineRule="auto" w:line="276"/>
-        <w:rPr/>
-      </w:pPr>
-      <w:r>
-        <w:rPr/>
+        <w:t>CampeonatoLive nace para cubrir precisamente ese espacio, ofreciendo las funcionalidades esenciales (publicación de campeonatos, inscripción online, sorteo automático y sin coste de licencia.</w:t>
       </w:r>
     </w:p>
     <w:p>
@@ -2066,7 +2092,25 @@
           <w:sz w:val="22"/>
           <w:szCs w:val="22"/>
         </w:rPr>
-        <w:t>El objetivo principal de CampeonatoLive es digitalizar y automatizar la gestión de campeonatos de karate, eliminando la dependencia de herramientas manuales y proporcionando una experiencia moderna, accesible y segura a todos los involucrados: organizadores, árbitros, competidores y público general.</w:t>
+        <w:t xml:space="preserve">El objetivo principal de CampeonatoLive es digitalizar y automatizar la gestión de campeonatos de karate, </w:t>
+      </w:r>
+      <w:r>
+        <w:rPr>
+          <w:rFonts w:eastAsia="Arial" w:cs="Arial"/>
+          <w:color w:val="1C1C1C"/>
+          <w:sz w:val="22"/>
+          <w:szCs w:val="22"/>
+        </w:rPr>
+        <w:t>dejando de usar</w:t>
+      </w:r>
+      <w:r>
+        <w:rPr>
+          <w:rFonts w:eastAsia="Arial" w:cs="Arial"/>
+          <w:color w:val="1C1C1C"/>
+          <w:sz w:val="22"/>
+          <w:szCs w:val="22"/>
+        </w:rPr>
+        <w:t xml:space="preserve"> herramientas manuales y proporcionando una experiencia moderna, accesible y segura a todos los involucrados: organizadores, competidores y público general.</w:t>
       </w:r>
     </w:p>
     <w:p>
@@ -2188,7 +2232,7 @@
           <w:sz w:val="22"/>
           <w:szCs w:val="22"/>
         </w:rPr>
-        <w:t>Gestionar los usuarios del sistema (administradores, árbitros y competidores) con diferentes roles y permisos desde un panel de administración.</w:t>
+        <w:t>Gestionar los usuarios del sistema (administradores y competidores) con diferentes roles y permisos desde un panel de administración.</w:t>
       </w:r>
     </w:p>
     <w:p>
@@ -2231,7 +2275,43 @@
           <w:sz w:val="22"/>
           <w:szCs w:val="22"/>
         </w:rPr>
-        <w:t>Desde el punto de vista formativo, este proyecto tiene como finalidad demostrar la adquisición de los conocimientos recibidos a lo largo del ciclo formativo de Desarrollo de Aplicaciones Web, incluyendo: desarrollo de APIs REST con Java y Spring Boot, desarrollo con Angular, modelado y gestión de bases de datos relacionales con MySQL, aplicación de patrones de diseño, seguridad en aplicaciones web (BCrypt, gestión de sesiones), y despliegue en la nube con Docker.</w:t>
+        <w:t xml:space="preserve">Desde el punto de vista formativo, este proyecto tiene como finalidad demostrar la adquisición de los conocimientos recibidos a lo largo del </w:t>
+      </w:r>
+      <w:r>
+        <w:rPr>
+          <w:rFonts w:eastAsia="Arial" w:cs="Arial"/>
+          <w:color w:val="1C1C1C"/>
+          <w:sz w:val="22"/>
+          <w:szCs w:val="22"/>
+        </w:rPr>
+        <w:t>C</w:t>
+      </w:r>
+      <w:r>
+        <w:rPr>
+          <w:rFonts w:eastAsia="Arial" w:cs="Arial"/>
+          <w:color w:val="1C1C1C"/>
+          <w:sz w:val="22"/>
+          <w:szCs w:val="22"/>
+        </w:rPr>
+        <w:t xml:space="preserve">iclo </w:t>
+      </w:r>
+      <w:r>
+        <w:rPr>
+          <w:rFonts w:eastAsia="Arial" w:cs="Arial"/>
+          <w:color w:val="1C1C1C"/>
+          <w:sz w:val="22"/>
+          <w:szCs w:val="22"/>
+        </w:rPr>
+        <w:t>F</w:t>
+      </w:r>
+      <w:r>
+        <w:rPr>
+          <w:rFonts w:eastAsia="Arial" w:cs="Arial"/>
+          <w:color w:val="1C1C1C"/>
+          <w:sz w:val="22"/>
+          <w:szCs w:val="22"/>
+        </w:rPr>
+        <w:t>ormativo de Desarrollo de Aplicaciones Web, incluyendo: desarrollo de APIs REST con Java y Spring Boot, desarrollo con Angular, modelado y gestión de bases de datos relacionales con MySQL, aplicación de patrones de diseño, seguridad en aplicaciones web (BCrypt, gestión de sesiones), y despliegue en la nube con Docker.</w:t>
       </w:r>
     </w:p>
     <w:p>
@@ -2271,16 +2351,60 @@
       <w:pPr>
         <w:pStyle w:val="Normal"/>
         <w:spacing w:before="0" w:after="160"/>
-        <w:rPr/>
-      </w:pPr>
-      <w:r>
         <w:rPr>
           <w:rFonts w:eastAsia="Arial" w:cs="Arial"/>
           <w:color w:val="1C1C1C"/>
           <w:sz w:val="22"/>
           <w:szCs w:val="22"/>
         </w:rPr>
-        <w:t>CampeonatoLive es una aplicación web de gestión de campeonatos de karate desarrollada con una arquitectura cliente-servidor en dos capas: un backend RESTful implementado con Spring Boot (Java 21) y un frontend SPA (Single Page Application) desarrollado con Angular 19. La comunicación entre ambas capas se realiza exclusivamente mediante peticiones HTTP/JSON a través de la API REST. La persistencia de datos se gestiona con MySQL 8 a través de JPA/Hibernate. Todo el stack puede desplegarse en producción mediante contenedores Docker.</w:t>
+      </w:pPr>
+      <w:r>
+        <w:rPr>
+          <w:rFonts w:eastAsia="Arial" w:cs="Arial"/>
+          <w:color w:val="1C1C1C"/>
+          <w:sz w:val="22"/>
+          <w:szCs w:val="22"/>
+        </w:rPr>
+        <w:t>CampeonatoLive es una aplicación web de gestión de campeonatos de karate desarrollada con una arquitectura cliente-servidor en dos capas: un backend implementado con Spring Boot (Java 21) y un frontend SPA (Single Page Application) desarrollado con Angular 19.</w:t>
+      </w:r>
+    </w:p>
+    <w:p>
+      <w:pPr>
+        <w:pStyle w:val="Normal"/>
+        <w:spacing w:before="0" w:after="160"/>
+        <w:rPr>
+          <w:rFonts w:eastAsia="Arial" w:cs="Arial"/>
+          <w:color w:val="1C1C1C"/>
+          <w:sz w:val="22"/>
+          <w:szCs w:val="22"/>
+        </w:rPr>
+      </w:pPr>
+      <w:r>
+        <w:rPr>
+          <w:rFonts w:eastAsia="Arial" w:cs="Arial"/>
+          <w:color w:val="1C1C1C"/>
+          <w:sz w:val="22"/>
+          <w:szCs w:val="22"/>
+        </w:rPr>
+        <w:t xml:space="preserve">La comunicación entre ambas capas se realiza exclusivamente mediante peticiones HTTP/JSON a través de la API REST. La </w:t>
+      </w:r>
+      <w:r>
+        <w:rPr>
+          <w:rFonts w:eastAsia="Arial" w:cs="Arial"/>
+          <w:color w:val="1C1C1C"/>
+          <w:sz w:val="22"/>
+          <w:szCs w:val="22"/>
+        </w:rPr>
+        <w:t>gestion</w:t>
+      </w:r>
+      <w:r>
+        <w:rPr>
+          <w:rFonts w:eastAsia="Arial" w:cs="Arial"/>
+          <w:color w:val="1C1C1C"/>
+          <w:sz w:val="22"/>
+          <w:szCs w:val="22"/>
+        </w:rPr>
+        <w:t xml:space="preserve"> de datos se gestiona con MySQL 8 a través de JPA/Hibernate. Todo el stack puede desplegarse en producción mediante contenedores Docker.</w:t>
       </w:r>
     </w:p>
     <w:p>
@@ -2638,7 +2762,16 @@
                 <w:sz w:val="20"/>
                 <w:szCs w:val="20"/>
               </w:rPr>
-              <w:t>Lógica de negocio, validación, autenticación BCrypt, persistencia y exposición de endpoints REST.</w:t>
+              <w:t>V</w:t>
+            </w:r>
+            <w:r>
+              <w:rPr>
+                <w:rFonts w:eastAsia="Arial" w:cs="Arial"/>
+                <w:color w:val="1C1C1C"/>
+                <w:sz w:val="20"/>
+                <w:szCs w:val="20"/>
+              </w:rPr>
+              <w:t>alidación, autenticación BCrypt, persistencia y exposición de endpoints REST.</w:t>
             </w:r>
           </w:p>
         </w:tc>
@@ -3190,7 +3323,25 @@
                 <w:sz w:val="20"/>
                 <w:szCs w:val="20"/>
               </w:rPr>
-              <w:t>Consultar campeonatos, ver detalles, ver inscritos por categoría, consultar brackets y resultados.</w:t>
+              <w:t xml:space="preserve">Consultar campeonatos, ver detalles, ver inscritos por categoría, consultar </w:t>
+            </w:r>
+            <w:r>
+              <w:rPr>
+                <w:rFonts w:eastAsia="Arial" w:cs="Arial"/>
+                <w:color w:val="1C1C1C"/>
+                <w:sz w:val="20"/>
+                <w:szCs w:val="20"/>
+              </w:rPr>
+              <w:t>sorteos</w:t>
+            </w:r>
+            <w:r>
+              <w:rPr>
+                <w:rFonts w:eastAsia="Arial" w:cs="Arial"/>
+                <w:color w:val="1C1C1C"/>
+                <w:sz w:val="20"/>
+                <w:szCs w:val="20"/>
+              </w:rPr>
+              <w:t xml:space="preserve"> y resultados.</w:t>
             </w:r>
           </w:p>
         </w:tc>
@@ -3892,7 +4043,7 @@
                 <w:sz w:val="20"/>
                 <w:szCs w:val="20"/>
               </w:rPr>
-              <w:t>1.18.x</w:t>
+              <w:t>1.18</w:t>
             </w:r>
           </w:p>
         </w:tc>
@@ -3993,7 +4144,7 @@
                 <w:sz w:val="20"/>
                 <w:szCs w:val="20"/>
               </w:rPr>
-              <w:t>8.x (runtime)</w:t>
+              <w:t>8 (runtime)</w:t>
             </w:r>
           </w:p>
         </w:tc>
@@ -4469,7 +4620,15 @@
                 <w:sz w:val="20"/>
                 <w:szCs w:val="20"/>
               </w:rPr>
-              <w:t>La versión 19 que elimina los NgModules y permite declarar componentes auto-contenidos. Aporta el sistema de enrutamiento, el framework de formularios reactivos, la inyección de dependencias y la compilación optimizada para producción.</w:t>
+              <w:t>La versión 19 que elimina los NgModules y permite declarar componentes auto-contenidos. Aporta el sistema de enrutamiento, el framework de formularios reactivos, la inyección de dependencias</w:t>
+            </w:r>
+            <w:r>
+              <w:rPr>
+                <w:rFonts w:eastAsia="Arial" w:cs="Arial"/>
+                <w:sz w:val="20"/>
+                <w:szCs w:val="20"/>
+              </w:rPr>
+              <w:t>.</w:t>
             </w:r>
           </w:p>
         </w:tc>
@@ -4534,7 +4693,7 @@
                 <w:sz w:val="20"/>
                 <w:szCs w:val="20"/>
               </w:rPr>
-              <w:t>5.x</w:t>
+              <w:t>5</w:t>
             </w:r>
           </w:p>
         </w:tc>
@@ -4568,7 +4727,7 @@
                 <w:sz w:val="20"/>
                 <w:szCs w:val="20"/>
               </w:rPr>
-              <w:t>Superset de JavaScript con tipado estático. Permite detectar errores en tiempo de compilación, mejora la autocompletación y facilita el mantenimiento del código a medida que el proyecto crece. Todos los componentes, servicios e interfaces del frontend están escritos en TypeScript.</w:t>
+              <w:t>Permite detectar errores en tiempo de compilación, mejora la autocompletación y facilita el mantenimiento del código a medida que el proyecto crece. Todos los componentes, servicios e interfaces del frontend están escritos en TypeScript.</w:t>
             </w:r>
           </w:p>
         </w:tc>
@@ -4602,7 +4761,7 @@
                 <w:sz w:val="20"/>
                 <w:szCs w:val="20"/>
               </w:rPr>
-              <w:t>Tailwind CSS (CDN)</w:t>
+              <w:t xml:space="preserve">Tailwind CSS </w:t>
             </w:r>
           </w:p>
         </w:tc>
@@ -4633,7 +4792,7 @@
                 <w:sz w:val="20"/>
                 <w:szCs w:val="20"/>
               </w:rPr>
-              <w:t>3.x</w:t>
+              <w:t>3</w:t>
             </w:r>
           </w:p>
         </w:tc>
@@ -5062,7 +5221,7 @@
                 <w:sz w:val="20"/>
                 <w:szCs w:val="20"/>
               </w:rPr>
-              <w:t>IDE principal para el desarrollo del backend Java/Spring Boot. Proporciona refactoring, depuración, integración con Maven y soporte para Spring.</w:t>
+              <w:t>IDE principal para el desarrollo del backend Java/Spring Boot. Proporciona depuración, integración con Maven y soporte para Spring.</w:t>
             </w:r>
           </w:p>
         </w:tc>
@@ -5098,17 +5257,7 @@
                 <w:sz w:val="20"/>
                 <w:szCs w:val="20"/>
               </w:rPr>
-              <w:t>WebStorm (JetBrains)</w:t>
-            </w:r>
-            <w:r>
-              <w:rPr>
-                <w:rFonts w:eastAsia="Arial" w:cs="Arial"/>
-                <w:b w:val="false"/>
-                <w:bCs w:val="false"/>
-                <w:sz w:val="20"/>
-                <w:szCs w:val="20"/>
-              </w:rPr>
-              <w:t xml:space="preserve"> </w:t>
+              <w:t>WebStorm</w:t>
             </w:r>
           </w:p>
         </w:tc>
@@ -5142,7 +5291,7 @@
                 <w:sz w:val="20"/>
                 <w:szCs w:val="20"/>
               </w:rPr>
-              <w:t>Soporte nativo para Angular, autocompletado de templates, refactoring de componentes, integración directa con Angular CLI y misma familia de atajos que IntelliJ IDEA.</w:t>
+              <w:t>Soporte para Angular, integración directa con Angular CLI y misma familia de atajos que IntelliJ IDEA.</w:t>
             </w:r>
           </w:p>
           <w:p>
@@ -5460,6 +5609,7 @@
     <w:p>
       <w:pPr>
         <w:pStyle w:val="Heading2"/>
+        <w:spacing w:before="0" w:after="160"/>
         <w:rPr>
           <w:color w:val="8D281E"/>
         </w:rPr>
@@ -5493,16 +5643,15 @@
       <w:pPr>
         <w:pStyle w:val="Normal"/>
         <w:spacing w:before="0" w:after="160"/>
-        <w:rPr/>
-      </w:pPr>
-      <w:r>
         <w:rPr>
           <w:rFonts w:eastAsia="Arial" w:cs="Arial"/>
           <w:color w:val="1C1C1C"/>
           <w:sz w:val="22"/>
           <w:szCs w:val="22"/>
         </w:rPr>
-        <w:t>A continuación se describe el modelo entidad-relación de la base de datos MySQL, generado automáticamente por Hibernate en base a las entidades JPA definidas en el backend. La estrategia de creación del esquema es ddl-auto=create (en desarrollo) y ddl-auto=validate (en producción).</w:t>
+      </w:pPr>
+      <w:r>
+        <w:rPr/>
       </w:r>
     </w:p>
     <w:p>
@@ -5742,7 +5891,25 @@
                 <w:sz w:val="20"/>
                 <w:szCs w:val="20"/>
               </w:rPr>
-              <w:t>id_usuario</w:t>
+              <w:t>id</w:t>
+            </w:r>
+            <w:r>
+              <w:rPr>
+                <w:rFonts w:eastAsia="Arial" w:cs="Arial"/>
+                <w:color w:val="1C1C1C"/>
+                <w:sz w:val="20"/>
+                <w:szCs w:val="20"/>
+              </w:rPr>
+              <w:t>U</w:t>
+            </w:r>
+            <w:r>
+              <w:rPr>
+                <w:rFonts w:eastAsia="Arial" w:cs="Arial"/>
+                <w:color w:val="1C1C1C"/>
+                <w:sz w:val="20"/>
+                <w:szCs w:val="20"/>
+              </w:rPr>
+              <w:t>suario</w:t>
             </w:r>
           </w:p>
         </w:tc>
@@ -7222,8 +7389,8 @@
         </w:tblCellMar>
       </w:tblPr>
       <w:tblGrid>
-        <w:gridCol w:w="2197"/>
-        <w:gridCol w:w="1602"/>
+        <w:gridCol w:w="2196"/>
+        <w:gridCol w:w="1603"/>
         <w:gridCol w:w="2001"/>
         <w:gridCol w:w="3226"/>
       </w:tblGrid>
@@ -7233,7 +7400,7 @@
         </w:trPr>
         <w:tc>
           <w:tcPr>
-            <w:tcW w:w="2197" w:type="dxa"/>
+            <w:tcW w:w="2196" w:type="dxa"/>
             <w:tcBorders>
               <w:top w:val="single" w:sz="2" w:space="0" w:color="C0392B"/>
               <w:start w:val="single" w:sz="2" w:space="0" w:color="C0392B"/>
@@ -7272,7 +7439,7 @@
         </w:tc>
         <w:tc>
           <w:tcPr>
-            <w:tcW w:w="1602" w:type="dxa"/>
+            <w:tcW w:w="1603" w:type="dxa"/>
             <w:tcBorders>
               <w:top w:val="single" w:sz="2" w:space="0" w:color="C0392B"/>
               <w:start w:val="single" w:sz="2" w:space="0" w:color="C0392B"/>
@@ -7392,7 +7559,7 @@
         <w:trPr/>
         <w:tc>
           <w:tcPr>
-            <w:tcW w:w="2197" w:type="dxa"/>
+            <w:tcW w:w="2196" w:type="dxa"/>
             <w:tcBorders>
               <w:top w:val="single" w:sz="2" w:space="0" w:color="CCCCCC"/>
               <w:start w:val="single" w:sz="2" w:space="0" w:color="CCCCCC"/>
@@ -7417,13 +7584,31 @@
                 <w:sz w:val="20"/>
                 <w:szCs w:val="20"/>
               </w:rPr>
-              <w:t>id_competidor</w:t>
-            </w:r>
-          </w:p>
-        </w:tc>
-        <w:tc>
-          <w:tcPr>
-            <w:tcW w:w="1602" w:type="dxa"/>
+              <w:t>id</w:t>
+            </w:r>
+            <w:r>
+              <w:rPr>
+                <w:rFonts w:eastAsia="Arial" w:cs="Arial"/>
+                <w:color w:val="1C1C1C"/>
+                <w:sz w:val="20"/>
+                <w:szCs w:val="20"/>
+              </w:rPr>
+              <w:t>C</w:t>
+            </w:r>
+            <w:r>
+              <w:rPr>
+                <w:rFonts w:eastAsia="Arial" w:cs="Arial"/>
+                <w:color w:val="1C1C1C"/>
+                <w:sz w:val="20"/>
+                <w:szCs w:val="20"/>
+              </w:rPr>
+              <w:t>ompetidor</w:t>
+            </w:r>
+          </w:p>
+        </w:tc>
+        <w:tc>
+          <w:tcPr>
+            <w:tcW w:w="1603" w:type="dxa"/>
             <w:tcBorders>
               <w:top w:val="single" w:sz="2" w:space="0" w:color="CCCCCC"/>
               <w:start w:val="single" w:sz="2" w:space="0" w:color="CCCCCC"/>
@@ -7519,7 +7704,7 @@
         <w:trPr/>
         <w:tc>
           <w:tcPr>
-            <w:tcW w:w="2197" w:type="dxa"/>
+            <w:tcW w:w="2196" w:type="dxa"/>
             <w:tcBorders>
               <w:top w:val="single" w:sz="2" w:space="0" w:color="CCCCCC"/>
               <w:start w:val="single" w:sz="2" w:space="0" w:color="CCCCCC"/>
@@ -7550,7 +7735,7 @@
         </w:tc>
         <w:tc>
           <w:tcPr>
-            <w:tcW w:w="1602" w:type="dxa"/>
+            <w:tcW w:w="1603" w:type="dxa"/>
             <w:tcBorders>
               <w:top w:val="single" w:sz="2" w:space="0" w:color="CCCCCC"/>
               <w:start w:val="single" w:sz="2" w:space="0" w:color="CCCCCC"/>
@@ -7646,7 +7831,7 @@
         <w:trPr/>
         <w:tc>
           <w:tcPr>
-            <w:tcW w:w="2197" w:type="dxa"/>
+            <w:tcW w:w="2196" w:type="dxa"/>
             <w:tcBorders>
               <w:top w:val="single" w:sz="2" w:space="0" w:color="CCCCCC"/>
               <w:start w:val="single" w:sz="2" w:space="0" w:color="CCCCCC"/>
@@ -7677,7 +7862,7 @@
         </w:tc>
         <w:tc>
           <w:tcPr>
-            <w:tcW w:w="1602" w:type="dxa"/>
+            <w:tcW w:w="1603" w:type="dxa"/>
             <w:tcBorders>
               <w:top w:val="single" w:sz="2" w:space="0" w:color="CCCCCC"/>
               <w:start w:val="single" w:sz="2" w:space="0" w:color="CCCCCC"/>
@@ -7773,7 +7958,7 @@
         <w:trPr/>
         <w:tc>
           <w:tcPr>
-            <w:tcW w:w="2197" w:type="dxa"/>
+            <w:tcW w:w="2196" w:type="dxa"/>
             <w:tcBorders>
               <w:top w:val="single" w:sz="2" w:space="0" w:color="CCCCCC"/>
               <w:start w:val="single" w:sz="2" w:space="0" w:color="CCCCCC"/>
@@ -7804,7 +7989,7 @@
         </w:tc>
         <w:tc>
           <w:tcPr>
-            <w:tcW w:w="1602" w:type="dxa"/>
+            <w:tcW w:w="1603" w:type="dxa"/>
             <w:tcBorders>
               <w:top w:val="single" w:sz="2" w:space="0" w:color="CCCCCC"/>
               <w:start w:val="single" w:sz="2" w:space="0" w:color="CCCCCC"/>
@@ -7900,31 +8085,6 @@
     <w:p>
       <w:pPr>
         <w:pStyle w:val="Normal"/>
-        <w:rPr/>
-      </w:pPr>
-      <w:r>
-        <w:rPr/>
-      </w:r>
-    </w:p>
-    <w:p>
-      <w:pPr>
-        <w:pStyle w:val="Normal"/>
-        <w:spacing w:before="200" w:after="80"/>
-        <w:rPr/>
-      </w:pPr>
-      <w:r>
-        <w:rPr>
-          <w:rFonts w:eastAsia="Arial" w:cs="Arial"/>
-          <w:b/>
-          <w:bCs/>
-          <w:color w:val="1C1C1C"/>
-          <w:sz w:val="22"/>
-          <w:szCs w:val="22"/>
-          <w:u w:val="single"/>
-        </w:rPr>
-        <w:t>Entidad: arbitro</w:t>
-      </w:r>
-      <w:r>
         <w:rPr>
           <w:rFonts w:eastAsia="Arial" w:cs="Arial"/>
           <w:b w:val="false"/>
@@ -7934,575 +8094,6 @@
           <w:szCs w:val="22"/>
           <w:u w:val="none"/>
         </w:rPr>
-        <w:t xml:space="preserve"> (hereda de usuario)</w:t>
-      </w:r>
-    </w:p>
-    <w:tbl>
-      <w:tblPr>
-        <w:tblW w:w="9026" w:type="dxa"/>
-        <w:jc w:val="start"/>
-        <w:tblInd w:w="0" w:type="dxa"/>
-        <w:tblLayout w:type="fixed"/>
-        <w:tblCellMar>
-          <w:top w:w="100" w:type="dxa"/>
-          <w:start w:w="150" w:type="dxa"/>
-          <w:bottom w:w="100" w:type="dxa"/>
-          <w:end w:w="150" w:type="dxa"/>
-        </w:tblCellMar>
-      </w:tblPr>
-      <w:tblGrid>
-        <w:gridCol w:w="2197"/>
-        <w:gridCol w:w="1602"/>
-        <w:gridCol w:w="2001"/>
-        <w:gridCol w:w="3226"/>
-      </w:tblGrid>
-      <w:tr>
-        <w:trPr>
-          <w:tblHeader w:val="true"/>
-        </w:trPr>
-        <w:tc>
-          <w:tcPr>
-            <w:tcW w:w="2197" w:type="dxa"/>
-            <w:tcBorders>
-              <w:top w:val="single" w:sz="2" w:space="0" w:color="C0392B"/>
-              <w:start w:val="single" w:sz="2" w:space="0" w:color="C0392B"/>
-              <w:bottom w:val="single" w:sz="2" w:space="0" w:color="C0392B"/>
-            </w:tcBorders>
-            <w:shd w:fill="8D281E" w:val="clear"/>
-          </w:tcPr>
-          <w:p>
-            <w:pPr>
-              <w:pStyle w:val="Normal"/>
-              <w:widowControl/>
-              <w:bidi w:val="0"/>
-              <w:spacing w:before="0" w:after="0"/>
-              <w:jc w:val="start"/>
-              <w:rPr>
-                <w:rFonts w:ascii="Arial" w:hAnsi="Arial" w:eastAsia="Arial" w:cs="Arial"/>
-                <w:b/>
-                <w:bCs/>
-                <w:color w:val="FFFFFF"/>
-                <w:sz w:val="20"/>
-                <w:szCs w:val="20"/>
-              </w:rPr>
-            </w:pPr>
-            <w:r>
-              <w:rPr>
-                <w:rFonts w:eastAsia="Arial" w:cs="Arial"/>
-                <w:b/>
-                <w:bCs/>
-                <w:color w:val="FFFFFF"/>
-                <w:sz w:val="20"/>
-                <w:szCs w:val="20"/>
-              </w:rPr>
-              <w:t>Columna</w:t>
-            </w:r>
-          </w:p>
-        </w:tc>
-        <w:tc>
-          <w:tcPr>
-            <w:tcW w:w="1602" w:type="dxa"/>
-            <w:tcBorders>
-              <w:top w:val="single" w:sz="2" w:space="0" w:color="C0392B"/>
-              <w:start w:val="single" w:sz="2" w:space="0" w:color="C0392B"/>
-              <w:bottom w:val="single" w:sz="2" w:space="0" w:color="C0392B"/>
-            </w:tcBorders>
-            <w:shd w:fill="8D281E" w:val="clear"/>
-          </w:tcPr>
-          <w:p>
-            <w:pPr>
-              <w:pStyle w:val="Normal"/>
-              <w:widowControl/>
-              <w:bidi w:val="0"/>
-              <w:spacing w:before="0" w:after="0"/>
-              <w:jc w:val="start"/>
-              <w:rPr>
-                <w:rFonts w:ascii="Arial" w:hAnsi="Arial" w:eastAsia="Arial" w:cs="Arial"/>
-                <w:b/>
-                <w:bCs/>
-                <w:color w:val="FFFFFF"/>
-                <w:sz w:val="20"/>
-                <w:szCs w:val="20"/>
-              </w:rPr>
-            </w:pPr>
-            <w:r>
-              <w:rPr>
-                <w:rFonts w:eastAsia="Arial" w:cs="Arial"/>
-                <w:b/>
-                <w:bCs/>
-                <w:color w:val="FFFFFF"/>
-                <w:sz w:val="20"/>
-                <w:szCs w:val="20"/>
-              </w:rPr>
-              <w:t>Tipo SQL</w:t>
-            </w:r>
-          </w:p>
-        </w:tc>
-        <w:tc>
-          <w:tcPr>
-            <w:tcW w:w="2001" w:type="dxa"/>
-            <w:tcBorders>
-              <w:top w:val="single" w:sz="2" w:space="0" w:color="C0392B"/>
-              <w:start w:val="single" w:sz="2" w:space="0" w:color="C0392B"/>
-              <w:bottom w:val="single" w:sz="2" w:space="0" w:color="C0392B"/>
-            </w:tcBorders>
-            <w:shd w:fill="8D281E" w:val="clear"/>
-          </w:tcPr>
-          <w:p>
-            <w:pPr>
-              <w:pStyle w:val="Normal"/>
-              <w:widowControl/>
-              <w:bidi w:val="0"/>
-              <w:spacing w:before="0" w:after="0"/>
-              <w:jc w:val="start"/>
-              <w:rPr>
-                <w:rFonts w:ascii="Arial" w:hAnsi="Arial" w:eastAsia="Arial" w:cs="Arial"/>
-                <w:b/>
-                <w:bCs/>
-                <w:color w:val="FFFFFF"/>
-                <w:sz w:val="20"/>
-                <w:szCs w:val="20"/>
-              </w:rPr>
-            </w:pPr>
-            <w:r>
-              <w:rPr>
-                <w:rFonts w:eastAsia="Arial" w:cs="Arial"/>
-                <w:b/>
-                <w:bCs/>
-                <w:color w:val="FFFFFF"/>
-                <w:sz w:val="20"/>
-                <w:szCs w:val="20"/>
-              </w:rPr>
-              <w:t>Restricciones</w:t>
-            </w:r>
-          </w:p>
-        </w:tc>
-        <w:tc>
-          <w:tcPr>
-            <w:tcW w:w="3226" w:type="dxa"/>
-            <w:tcBorders>
-              <w:top w:val="single" w:sz="2" w:space="0" w:color="C0392B"/>
-              <w:start w:val="single" w:sz="2" w:space="0" w:color="C0392B"/>
-              <w:bottom w:val="single" w:sz="2" w:space="0" w:color="C0392B"/>
-            </w:tcBorders>
-            <w:shd w:fill="8D281E" w:val="clear"/>
-          </w:tcPr>
-          <w:p>
-            <w:pPr>
-              <w:pStyle w:val="Normal"/>
-              <w:widowControl/>
-              <w:bidi w:val="0"/>
-              <w:spacing w:before="0" w:after="0"/>
-              <w:jc w:val="start"/>
-              <w:rPr>
-                <w:rFonts w:ascii="Arial" w:hAnsi="Arial" w:eastAsia="Arial" w:cs="Arial"/>
-                <w:b/>
-                <w:bCs/>
-                <w:color w:val="FFFFFF"/>
-                <w:sz w:val="20"/>
-                <w:szCs w:val="20"/>
-              </w:rPr>
-            </w:pPr>
-            <w:r>
-              <w:rPr>
-                <w:rFonts w:eastAsia="Arial" w:cs="Arial"/>
-                <w:b/>
-                <w:bCs/>
-                <w:color w:val="FFFFFF"/>
-                <w:sz w:val="20"/>
-                <w:szCs w:val="20"/>
-              </w:rPr>
-              <w:t>Descripción</w:t>
-            </w:r>
-          </w:p>
-        </w:tc>
-      </w:tr>
-      <w:tr>
-        <w:trPr/>
-        <w:tc>
-          <w:tcPr>
-            <w:tcW w:w="2197" w:type="dxa"/>
-            <w:tcBorders>
-              <w:top w:val="single" w:sz="2" w:space="0" w:color="CCCCCC"/>
-              <w:start w:val="single" w:sz="2" w:space="0" w:color="CCCCCC"/>
-              <w:bottom w:val="single" w:sz="2" w:space="0" w:color="CCCCCC"/>
-              <w:end w:val="single" w:sz="2" w:space="0" w:color="CCCCCC"/>
-            </w:tcBorders>
-            <w:shd w:fill="FAFAFA" w:val="clear"/>
-            <w:tcMar>
-              <w:top w:w="80" w:type="dxa"/>
-              <w:bottom w:w="80" w:type="dxa"/>
-            </w:tcMar>
-          </w:tcPr>
-          <w:p>
-            <w:pPr>
-              <w:pStyle w:val="Normal"/>
-              <w:rPr/>
-            </w:pPr>
-            <w:r>
-              <w:rPr>
-                <w:rFonts w:eastAsia="Arial" w:cs="Arial"/>
-                <w:color w:val="1C1C1C"/>
-                <w:sz w:val="20"/>
-                <w:szCs w:val="20"/>
-              </w:rPr>
-              <w:t>id_arbitro</w:t>
-            </w:r>
-          </w:p>
-        </w:tc>
-        <w:tc>
-          <w:tcPr>
-            <w:tcW w:w="1602" w:type="dxa"/>
-            <w:tcBorders>
-              <w:top w:val="single" w:sz="2" w:space="0" w:color="CCCCCC"/>
-              <w:start w:val="single" w:sz="2" w:space="0" w:color="CCCCCC"/>
-              <w:bottom w:val="single" w:sz="2" w:space="0" w:color="CCCCCC"/>
-              <w:end w:val="single" w:sz="2" w:space="0" w:color="CCCCCC"/>
-            </w:tcBorders>
-            <w:shd w:fill="FAFAFA" w:val="clear"/>
-            <w:tcMar>
-              <w:top w:w="80" w:type="dxa"/>
-              <w:bottom w:w="80" w:type="dxa"/>
-            </w:tcMar>
-          </w:tcPr>
-          <w:p>
-            <w:pPr>
-              <w:pStyle w:val="Normal"/>
-              <w:rPr/>
-            </w:pPr>
-            <w:r>
-              <w:rPr>
-                <w:rFonts w:eastAsia="Arial" w:cs="Arial"/>
-                <w:color w:val="1C1C1C"/>
-                <w:sz w:val="20"/>
-                <w:szCs w:val="20"/>
-              </w:rPr>
-              <w:t>BIGINT</w:t>
-            </w:r>
-          </w:p>
-        </w:tc>
-        <w:tc>
-          <w:tcPr>
-            <w:tcW w:w="2001" w:type="dxa"/>
-            <w:tcBorders>
-              <w:top w:val="single" w:sz="2" w:space="0" w:color="CCCCCC"/>
-              <w:start w:val="single" w:sz="2" w:space="0" w:color="CCCCCC"/>
-              <w:bottom w:val="single" w:sz="2" w:space="0" w:color="CCCCCC"/>
-              <w:end w:val="single" w:sz="2" w:space="0" w:color="CCCCCC"/>
-            </w:tcBorders>
-            <w:shd w:fill="FAFAFA" w:val="clear"/>
-            <w:tcMar>
-              <w:top w:w="80" w:type="dxa"/>
-              <w:bottom w:w="80" w:type="dxa"/>
-            </w:tcMar>
-          </w:tcPr>
-          <w:p>
-            <w:pPr>
-              <w:pStyle w:val="Normal"/>
-              <w:rPr/>
-            </w:pPr>
-            <w:r>
-              <w:rPr>
-                <w:rFonts w:eastAsia="Arial" w:cs="Arial"/>
-                <w:color w:val="1C1C1C"/>
-                <w:sz w:val="20"/>
-                <w:szCs w:val="20"/>
-              </w:rPr>
-              <w:t>PK, FK → usuario.id_usuario</w:t>
-            </w:r>
-          </w:p>
-        </w:tc>
-        <w:tc>
-          <w:tcPr>
-            <w:tcW w:w="3226" w:type="dxa"/>
-            <w:tcBorders>
-              <w:top w:val="single" w:sz="2" w:space="0" w:color="CCCCCC"/>
-              <w:start w:val="single" w:sz="2" w:space="0" w:color="CCCCCC"/>
-              <w:bottom w:val="single" w:sz="2" w:space="0" w:color="CCCCCC"/>
-              <w:end w:val="single" w:sz="2" w:space="0" w:color="CCCCCC"/>
-            </w:tcBorders>
-            <w:shd w:fill="FAFAFA" w:val="clear"/>
-            <w:tcMar>
-              <w:top w:w="80" w:type="dxa"/>
-              <w:bottom w:w="80" w:type="dxa"/>
-            </w:tcMar>
-          </w:tcPr>
-          <w:p>
-            <w:pPr>
-              <w:pStyle w:val="Normal"/>
-              <w:rPr/>
-            </w:pPr>
-            <w:r>
-              <w:rPr>
-                <w:rFonts w:eastAsia="Arial" w:cs="Arial"/>
-                <w:color w:val="1C1C1C"/>
-                <w:sz w:val="20"/>
-                <w:szCs w:val="20"/>
-              </w:rPr>
-              <w:t>Clave primaria y foránea a la tabla usuario.</w:t>
-            </w:r>
-          </w:p>
-        </w:tc>
-      </w:tr>
-      <w:tr>
-        <w:trPr/>
-        <w:tc>
-          <w:tcPr>
-            <w:tcW w:w="2197" w:type="dxa"/>
-            <w:tcBorders>
-              <w:top w:val="single" w:sz="2" w:space="0" w:color="CCCCCC"/>
-              <w:start w:val="single" w:sz="2" w:space="0" w:color="CCCCCC"/>
-              <w:bottom w:val="single" w:sz="2" w:space="0" w:color="CCCCCC"/>
-              <w:end w:val="single" w:sz="2" w:space="0" w:color="CCCCCC"/>
-            </w:tcBorders>
-            <w:shd w:fill="F2F2F2" w:val="clear"/>
-            <w:tcMar>
-              <w:top w:w="80" w:type="dxa"/>
-              <w:bottom w:w="80" w:type="dxa"/>
-            </w:tcMar>
-          </w:tcPr>
-          <w:p>
-            <w:pPr>
-              <w:pStyle w:val="Normal"/>
-              <w:rPr/>
-            </w:pPr>
-            <w:r>
-              <w:rPr>
-                <w:rFonts w:eastAsia="Arial" w:cs="Arial"/>
-                <w:color w:val="1C1C1C"/>
-                <w:sz w:val="20"/>
-                <w:szCs w:val="20"/>
-              </w:rPr>
-              <w:t>licencia</w:t>
-            </w:r>
-          </w:p>
-        </w:tc>
-        <w:tc>
-          <w:tcPr>
-            <w:tcW w:w="1602" w:type="dxa"/>
-            <w:tcBorders>
-              <w:top w:val="single" w:sz="2" w:space="0" w:color="CCCCCC"/>
-              <w:start w:val="single" w:sz="2" w:space="0" w:color="CCCCCC"/>
-              <w:bottom w:val="single" w:sz="2" w:space="0" w:color="CCCCCC"/>
-              <w:end w:val="single" w:sz="2" w:space="0" w:color="CCCCCC"/>
-            </w:tcBorders>
-            <w:shd w:fill="F2F2F2" w:val="clear"/>
-            <w:tcMar>
-              <w:top w:w="80" w:type="dxa"/>
-              <w:bottom w:w="80" w:type="dxa"/>
-            </w:tcMar>
-          </w:tcPr>
-          <w:p>
-            <w:pPr>
-              <w:pStyle w:val="Normal"/>
-              <w:rPr/>
-            </w:pPr>
-            <w:r>
-              <w:rPr>
-                <w:rFonts w:eastAsia="Arial" w:cs="Arial"/>
-                <w:color w:val="1C1C1C"/>
-                <w:sz w:val="20"/>
-                <w:szCs w:val="20"/>
-              </w:rPr>
-              <w:t>VARCHAR(255)</w:t>
-            </w:r>
-          </w:p>
-        </w:tc>
-        <w:tc>
-          <w:tcPr>
-            <w:tcW w:w="2001" w:type="dxa"/>
-            <w:tcBorders>
-              <w:top w:val="single" w:sz="2" w:space="0" w:color="CCCCCC"/>
-              <w:start w:val="single" w:sz="2" w:space="0" w:color="CCCCCC"/>
-              <w:bottom w:val="single" w:sz="2" w:space="0" w:color="CCCCCC"/>
-              <w:end w:val="single" w:sz="2" w:space="0" w:color="CCCCCC"/>
-            </w:tcBorders>
-            <w:shd w:fill="F2F2F2" w:val="clear"/>
-            <w:tcMar>
-              <w:top w:w="80" w:type="dxa"/>
-              <w:bottom w:w="80" w:type="dxa"/>
-            </w:tcMar>
-          </w:tcPr>
-          <w:p>
-            <w:pPr>
-              <w:pStyle w:val="Normal"/>
-              <w:rPr/>
-            </w:pPr>
-            <w:r>
-              <w:rPr>
-                <w:rFonts w:eastAsia="Arial" w:cs="Arial"/>
-                <w:color w:val="1C1C1C"/>
-                <w:sz w:val="20"/>
-                <w:szCs w:val="20"/>
-              </w:rPr>
-              <w:t>UNIQUE, NOT NULL</w:t>
-            </w:r>
-          </w:p>
-        </w:tc>
-        <w:tc>
-          <w:tcPr>
-            <w:tcW w:w="3226" w:type="dxa"/>
-            <w:tcBorders>
-              <w:top w:val="single" w:sz="2" w:space="0" w:color="CCCCCC"/>
-              <w:start w:val="single" w:sz="2" w:space="0" w:color="CCCCCC"/>
-              <w:bottom w:val="single" w:sz="2" w:space="0" w:color="CCCCCC"/>
-              <w:end w:val="single" w:sz="2" w:space="0" w:color="CCCCCC"/>
-            </w:tcBorders>
-            <w:shd w:fill="F2F2F2" w:val="clear"/>
-            <w:tcMar>
-              <w:top w:w="80" w:type="dxa"/>
-              <w:bottom w:w="80" w:type="dxa"/>
-            </w:tcMar>
-          </w:tcPr>
-          <w:p>
-            <w:pPr>
-              <w:pStyle w:val="Normal"/>
-              <w:rPr/>
-            </w:pPr>
-            <w:r>
-              <w:rPr>
-                <w:rFonts w:eastAsia="Arial" w:cs="Arial"/>
-                <w:color w:val="1C1C1C"/>
-                <w:sz w:val="20"/>
-                <w:szCs w:val="20"/>
-              </w:rPr>
-              <w:t>Número de licencia arbitral único.</w:t>
-            </w:r>
-          </w:p>
-        </w:tc>
-      </w:tr>
-      <w:tr>
-        <w:trPr/>
-        <w:tc>
-          <w:tcPr>
-            <w:tcW w:w="2197" w:type="dxa"/>
-            <w:tcBorders>
-              <w:top w:val="single" w:sz="2" w:space="0" w:color="CCCCCC"/>
-              <w:start w:val="single" w:sz="2" w:space="0" w:color="CCCCCC"/>
-              <w:bottom w:val="single" w:sz="2" w:space="0" w:color="CCCCCC"/>
-              <w:end w:val="single" w:sz="2" w:space="0" w:color="CCCCCC"/>
-            </w:tcBorders>
-            <w:shd w:fill="FAFAFA" w:val="clear"/>
-            <w:tcMar>
-              <w:top w:w="80" w:type="dxa"/>
-              <w:bottom w:w="80" w:type="dxa"/>
-            </w:tcMar>
-          </w:tcPr>
-          <w:p>
-            <w:pPr>
-              <w:pStyle w:val="Normal"/>
-              <w:rPr/>
-            </w:pPr>
-            <w:r>
-              <w:rPr>
-                <w:rFonts w:eastAsia="Arial" w:cs="Arial"/>
-                <w:color w:val="1C1C1C"/>
-                <w:sz w:val="20"/>
-                <w:szCs w:val="20"/>
-              </w:rPr>
-              <w:t>categoria_arbitral</w:t>
-            </w:r>
-          </w:p>
-        </w:tc>
-        <w:tc>
-          <w:tcPr>
-            <w:tcW w:w="1602" w:type="dxa"/>
-            <w:tcBorders>
-              <w:top w:val="single" w:sz="2" w:space="0" w:color="CCCCCC"/>
-              <w:start w:val="single" w:sz="2" w:space="0" w:color="CCCCCC"/>
-              <w:bottom w:val="single" w:sz="2" w:space="0" w:color="CCCCCC"/>
-              <w:end w:val="single" w:sz="2" w:space="0" w:color="CCCCCC"/>
-            </w:tcBorders>
-            <w:shd w:fill="FAFAFA" w:val="clear"/>
-            <w:tcMar>
-              <w:top w:w="80" w:type="dxa"/>
-              <w:bottom w:w="80" w:type="dxa"/>
-            </w:tcMar>
-          </w:tcPr>
-          <w:p>
-            <w:pPr>
-              <w:pStyle w:val="Normal"/>
-              <w:rPr/>
-            </w:pPr>
-            <w:r>
-              <w:rPr>
-                <w:rFonts w:eastAsia="Arial" w:cs="Arial"/>
-                <w:color w:val="1C1C1C"/>
-                <w:sz w:val="20"/>
-                <w:szCs w:val="20"/>
-              </w:rPr>
-              <w:t>VARCHAR(255)</w:t>
-            </w:r>
-          </w:p>
-        </w:tc>
-        <w:tc>
-          <w:tcPr>
-            <w:tcW w:w="2001" w:type="dxa"/>
-            <w:tcBorders>
-              <w:top w:val="single" w:sz="2" w:space="0" w:color="CCCCCC"/>
-              <w:start w:val="single" w:sz="2" w:space="0" w:color="CCCCCC"/>
-              <w:bottom w:val="single" w:sz="2" w:space="0" w:color="CCCCCC"/>
-              <w:end w:val="single" w:sz="2" w:space="0" w:color="CCCCCC"/>
-            </w:tcBorders>
-            <w:shd w:fill="FAFAFA" w:val="clear"/>
-            <w:tcMar>
-              <w:top w:w="80" w:type="dxa"/>
-              <w:bottom w:w="80" w:type="dxa"/>
-            </w:tcMar>
-          </w:tcPr>
-          <w:p>
-            <w:pPr>
-              <w:pStyle w:val="Normal"/>
-              <w:rPr/>
-            </w:pPr>
-            <w:r>
-              <w:rPr>
-                <w:rFonts w:eastAsia="Arial" w:cs="Arial"/>
-                <w:color w:val="1C1C1C"/>
-                <w:sz w:val="20"/>
-                <w:szCs w:val="20"/>
-              </w:rPr>
-              <w:t>NOT NULL</w:t>
-            </w:r>
-          </w:p>
-        </w:tc>
-        <w:tc>
-          <w:tcPr>
-            <w:tcW w:w="3226" w:type="dxa"/>
-            <w:tcBorders>
-              <w:top w:val="single" w:sz="2" w:space="0" w:color="CCCCCC"/>
-              <w:start w:val="single" w:sz="2" w:space="0" w:color="CCCCCC"/>
-              <w:bottom w:val="single" w:sz="2" w:space="0" w:color="CCCCCC"/>
-              <w:end w:val="single" w:sz="2" w:space="0" w:color="CCCCCC"/>
-            </w:tcBorders>
-            <w:shd w:fill="FAFAFA" w:val="clear"/>
-            <w:tcMar>
-              <w:top w:w="80" w:type="dxa"/>
-              <w:bottom w:w="80" w:type="dxa"/>
-            </w:tcMar>
-          </w:tcPr>
-          <w:p>
-            <w:pPr>
-              <w:pStyle w:val="Normal"/>
-              <w:rPr/>
-            </w:pPr>
-            <w:r>
-              <w:rPr>
-                <w:rFonts w:eastAsia="Arial" w:cs="Arial"/>
-                <w:color w:val="1C1C1C"/>
-                <w:sz w:val="20"/>
-                <w:szCs w:val="20"/>
-              </w:rPr>
-              <w:t>Categoría arbitral del árbitro (p.ej. 'Regional', 'Nacional', 'Internacional').</w:t>
-            </w:r>
-          </w:p>
-        </w:tc>
-      </w:tr>
-    </w:tbl>
-    <w:p>
-      <w:pPr>
-        <w:pStyle w:val="Normal"/>
-        <w:rPr/>
       </w:pPr>
       <w:r>
         <w:rPr/>
@@ -8736,7 +8327,25 @@
                 <w:sz w:val="20"/>
                 <w:szCs w:val="20"/>
               </w:rPr>
-              <w:t>id_campeonato</w:t>
+              <w:t>id</w:t>
+            </w:r>
+            <w:r>
+              <w:rPr>
+                <w:rFonts w:eastAsia="Arial" w:cs="Arial"/>
+                <w:color w:val="1C1C1C"/>
+                <w:sz w:val="20"/>
+                <w:szCs w:val="20"/>
+              </w:rPr>
+              <w:t>C</w:t>
+            </w:r>
+            <w:r>
+              <w:rPr>
+                <w:rFonts w:eastAsia="Arial" w:cs="Arial"/>
+                <w:color w:val="1C1C1C"/>
+                <w:sz w:val="20"/>
+                <w:szCs w:val="20"/>
+              </w:rPr>
+              <w:t>ampeonato</w:t>
             </w:r>
           </w:p>
         </w:tc>
@@ -9864,7 +9473,145 @@
       <w:pPr>
         <w:pStyle w:val="Normal"/>
         <w:spacing w:before="200" w:after="80"/>
-        <w:rPr/>
+        <w:rPr>
+          <w:rFonts w:eastAsia="Arial" w:cs="Arial"/>
+          <w:b/>
+          <w:bCs/>
+          <w:color w:val="1C1C1C"/>
+          <w:sz w:val="22"/>
+          <w:szCs w:val="22"/>
+          <w:u w:val="single"/>
+        </w:rPr>
+      </w:pPr>
+      <w:r>
+        <w:rPr>
+          <w:rFonts w:eastAsia="Arial" w:cs="Arial"/>
+          <w:b/>
+          <w:bCs/>
+          <w:color w:val="1C1C1C"/>
+          <w:sz w:val="22"/>
+          <w:szCs w:val="22"/>
+          <w:u w:val="single"/>
+        </w:rPr>
+      </w:r>
+    </w:p>
+    <w:p>
+      <w:pPr>
+        <w:pStyle w:val="Normal"/>
+        <w:spacing w:before="200" w:after="80"/>
+        <w:rPr>
+          <w:rFonts w:eastAsia="Arial" w:cs="Arial"/>
+          <w:b/>
+          <w:bCs/>
+          <w:color w:val="1C1C1C"/>
+          <w:sz w:val="22"/>
+          <w:szCs w:val="22"/>
+          <w:u w:val="single"/>
+        </w:rPr>
+      </w:pPr>
+      <w:r>
+        <w:rPr>
+          <w:rFonts w:eastAsia="Arial" w:cs="Arial"/>
+          <w:b/>
+          <w:bCs/>
+          <w:color w:val="1C1C1C"/>
+          <w:sz w:val="22"/>
+          <w:szCs w:val="22"/>
+          <w:u w:val="single"/>
+        </w:rPr>
+      </w:r>
+    </w:p>
+    <w:p>
+      <w:pPr>
+        <w:pStyle w:val="Normal"/>
+        <w:spacing w:before="200" w:after="80"/>
+        <w:rPr>
+          <w:rFonts w:eastAsia="Arial" w:cs="Arial"/>
+          <w:b/>
+          <w:bCs/>
+          <w:color w:val="1C1C1C"/>
+          <w:sz w:val="22"/>
+          <w:szCs w:val="22"/>
+          <w:u w:val="single"/>
+        </w:rPr>
+      </w:pPr>
+      <w:r>
+        <w:rPr>
+          <w:rFonts w:eastAsia="Arial" w:cs="Arial"/>
+          <w:b/>
+          <w:bCs/>
+          <w:color w:val="1C1C1C"/>
+          <w:sz w:val="22"/>
+          <w:szCs w:val="22"/>
+          <w:u w:val="single"/>
+        </w:rPr>
+      </w:r>
+    </w:p>
+    <w:p>
+      <w:pPr>
+        <w:pStyle w:val="Normal"/>
+        <w:spacing w:before="200" w:after="80"/>
+        <w:rPr>
+          <w:rFonts w:eastAsia="Arial" w:cs="Arial"/>
+          <w:b/>
+          <w:bCs/>
+          <w:color w:val="1C1C1C"/>
+          <w:sz w:val="22"/>
+          <w:szCs w:val="22"/>
+          <w:u w:val="single"/>
+        </w:rPr>
+      </w:pPr>
+      <w:r>
+        <w:rPr>
+          <w:rFonts w:eastAsia="Arial" w:cs="Arial"/>
+          <w:b/>
+          <w:bCs/>
+          <w:color w:val="1C1C1C"/>
+          <w:sz w:val="22"/>
+          <w:szCs w:val="22"/>
+          <w:u w:val="single"/>
+        </w:rPr>
+      </w:r>
+    </w:p>
+    <w:p>
+      <w:pPr>
+        <w:pStyle w:val="Normal"/>
+        <w:spacing w:before="200" w:after="80"/>
+        <w:rPr>
+          <w:rFonts w:eastAsia="Arial" w:cs="Arial"/>
+          <w:b/>
+          <w:bCs/>
+          <w:color w:val="1C1C1C"/>
+          <w:sz w:val="22"/>
+          <w:szCs w:val="22"/>
+          <w:u w:val="single"/>
+        </w:rPr>
+      </w:pPr>
+      <w:r>
+        <w:rPr>
+          <w:rFonts w:eastAsia="Arial" w:cs="Arial"/>
+          <w:b/>
+          <w:bCs/>
+          <w:color w:val="1C1C1C"/>
+          <w:sz w:val="22"/>
+          <w:szCs w:val="22"/>
+          <w:u w:val="single"/>
+        </w:rPr>
+      </w:r>
+    </w:p>
+    <w:p>
+      <w:pPr>
+        <w:pStyle w:val="Normal"/>
+        <w:spacing w:before="200" w:after="80"/>
+        <w:rPr>
+          <w:rFonts w:eastAsia="Arial" w:cs="Arial"/>
+          <w:b/>
+          <w:bCs/>
+          <w:color w:val="1C1C1C"/>
+          <w:sz w:val="22"/>
+          <w:szCs w:val="22"/>
+          <w:u w:val="single"/>
+        </w:rPr>
       </w:pPr>
       <w:r>
         <w:rPr>
@@ -10088,7 +9835,25 @@
                 <w:sz w:val="20"/>
                 <w:szCs w:val="20"/>
               </w:rPr>
-              <w:t>id_categoria</w:t>
+              <w:t>id</w:t>
+            </w:r>
+            <w:r>
+              <w:rPr>
+                <w:rFonts w:eastAsia="Arial" w:cs="Arial"/>
+                <w:color w:val="1C1C1C"/>
+                <w:sz w:val="20"/>
+                <w:szCs w:val="20"/>
+              </w:rPr>
+              <w:t>C</w:t>
+            </w:r>
+            <w:r>
+              <w:rPr>
+                <w:rFonts w:eastAsia="Arial" w:cs="Arial"/>
+                <w:color w:val="1C1C1C"/>
+                <w:sz w:val="20"/>
+                <w:szCs w:val="20"/>
+              </w:rPr>
+              <w:t>ategoria</w:t>
             </w:r>
           </w:p>
         </w:tc>
@@ -11467,7 +11232,43 @@
                 <w:sz w:val="20"/>
                 <w:szCs w:val="20"/>
               </w:rPr>
-              <w:t>id_campeonato + id_categoria</w:t>
+              <w:t>id</w:t>
+            </w:r>
+            <w:r>
+              <w:rPr>
+                <w:rFonts w:eastAsia="Arial" w:cs="Arial"/>
+                <w:color w:val="1C1C1C"/>
+                <w:sz w:val="20"/>
+                <w:szCs w:val="20"/>
+              </w:rPr>
+              <w:t>C</w:t>
+            </w:r>
+            <w:r>
+              <w:rPr>
+                <w:rFonts w:eastAsia="Arial" w:cs="Arial"/>
+                <w:color w:val="1C1C1C"/>
+                <w:sz w:val="20"/>
+                <w:szCs w:val="20"/>
+              </w:rPr>
+              <w:t>ampeonato + id</w:t>
+            </w:r>
+            <w:r>
+              <w:rPr>
+                <w:rFonts w:eastAsia="Arial" w:cs="Arial"/>
+                <w:color w:val="1C1C1C"/>
+                <w:sz w:val="20"/>
+                <w:szCs w:val="20"/>
+              </w:rPr>
+              <w:t>C</w:t>
+            </w:r>
+            <w:r>
+              <w:rPr>
+                <w:rFonts w:eastAsia="Arial" w:cs="Arial"/>
+                <w:color w:val="1C1C1C"/>
+                <w:sz w:val="20"/>
+                <w:szCs w:val="20"/>
+              </w:rPr>
+              <w:t>ategoria</w:t>
             </w:r>
           </w:p>
         </w:tc>
@@ -13021,7 +12822,7 @@
           <w:sz w:val="24"/>
           <w:szCs w:val="24"/>
         </w:rPr>
-        <w:t>6.2.2. Diagrama de clases del backend (resumen textual)</w:t>
+        <w:t>6.2.2. Diagrama de clases del backend</w:t>
       </w:r>
     </w:p>
     <w:tbl>
@@ -13430,7 +13231,7 @@
                 <w:sz w:val="20"/>
                 <w:szCs w:val="20"/>
               </w:rPr>
-              <w:t>Superclase de Competidor y Arbitro. La estrategia JOINED genera una tabla base usuario y tablas hija separadas unidas por PK compartida.</w:t>
+              <w:t>Superclase de Competidor. La estrategia JOINED genera una tabla base usuario y tablas hija separadas unidas por PK compartida.</w:t>
             </w:r>
           </w:p>
         </w:tc>
@@ -14450,8 +14251,8 @@
         </w:tblCellMar>
       </w:tblPr>
       <w:tblGrid>
-        <w:gridCol w:w="2197"/>
-        <w:gridCol w:w="2203"/>
+        <w:gridCol w:w="2196"/>
+        <w:gridCol w:w="2204"/>
         <w:gridCol w:w="1799"/>
         <w:gridCol w:w="2827"/>
       </w:tblGrid>
@@ -14461,7 +14262,7 @@
         </w:trPr>
         <w:tc>
           <w:tcPr>
-            <w:tcW w:w="2197" w:type="dxa"/>
+            <w:tcW w:w="2196" w:type="dxa"/>
             <w:tcBorders>
               <w:top w:val="single" w:sz="2" w:space="0" w:color="CCCCCC"/>
               <w:start w:val="single" w:sz="2" w:space="0" w:color="CCCCCC"/>
@@ -14482,7 +14283,7 @@
         </w:tc>
         <w:tc>
           <w:tcPr>
-            <w:tcW w:w="2203" w:type="dxa"/>
+            <w:tcW w:w="2204" w:type="dxa"/>
             <w:tcBorders>
               <w:top w:val="single" w:sz="2" w:space="0" w:color="CCCCCC"/>
               <w:start w:val="single" w:sz="2" w:space="0" w:color="CCCCCC"/>
@@ -14548,7 +14349,7 @@
         <w:trPr/>
         <w:tc>
           <w:tcPr>
-            <w:tcW w:w="2197" w:type="dxa"/>
+            <w:tcW w:w="2196" w:type="dxa"/>
             <w:tcBorders>
               <w:top w:val="single" w:sz="2" w:space="0" w:color="CCCCCC"/>
               <w:start w:val="single" w:sz="2" w:space="0" w:color="CCCCCC"/>
@@ -14580,7 +14381,7 @@
         </w:tc>
         <w:tc>
           <w:tcPr>
-            <w:tcW w:w="2203" w:type="dxa"/>
+            <w:tcW w:w="2204" w:type="dxa"/>
             <w:tcBorders>
               <w:top w:val="single" w:sz="2" w:space="0" w:color="CCCCCC"/>
               <w:start w:val="single" w:sz="2" w:space="0" w:color="CCCCCC"/>
@@ -14679,7 +14480,7 @@
         <w:trPr/>
         <w:tc>
           <w:tcPr>
-            <w:tcW w:w="2197" w:type="dxa"/>
+            <w:tcW w:w="2196" w:type="dxa"/>
             <w:tcBorders>
               <w:top w:val="single" w:sz="2" w:space="0" w:color="CCCCCC"/>
               <w:start w:val="single" w:sz="2" w:space="0" w:color="CCCCCC"/>
@@ -14711,7 +14512,7 @@
         </w:tc>
         <w:tc>
           <w:tcPr>
-            <w:tcW w:w="2203" w:type="dxa"/>
+            <w:tcW w:w="2204" w:type="dxa"/>
             <w:tcBorders>
               <w:top w:val="single" w:sz="2" w:space="0" w:color="CCCCCC"/>
               <w:start w:val="single" w:sz="2" w:space="0" w:color="CCCCCC"/>
@@ -14810,7 +14611,7 @@
         <w:trPr/>
         <w:tc>
           <w:tcPr>
-            <w:tcW w:w="2197" w:type="dxa"/>
+            <w:tcW w:w="2196" w:type="dxa"/>
             <w:tcBorders>
               <w:top w:val="single" w:sz="2" w:space="0" w:color="CCCCCC"/>
               <w:start w:val="single" w:sz="2" w:space="0" w:color="CCCCCC"/>
@@ -14842,7 +14643,7 @@
         </w:tc>
         <w:tc>
           <w:tcPr>
-            <w:tcW w:w="2203" w:type="dxa"/>
+            <w:tcW w:w="2204" w:type="dxa"/>
             <w:tcBorders>
               <w:top w:val="single" w:sz="2" w:space="0" w:color="CCCCCC"/>
               <w:start w:val="single" w:sz="2" w:space="0" w:color="CCCCCC"/>
@@ -15107,7 +14908,47 @@
                 <w:sz w:val="20"/>
                 <w:szCs w:val="20"/>
               </w:rPr>
-              <w:t>nombre (String): etiqueta de la ronda (p.ej. 'Final', 'Semifinal'). ronda (String): código interno ('R1', 'R2'...). orden (int): posición en la secuencia de rondas. combates (List&lt;Combate&gt;): lista de combates de esta ronda.</w:t>
+              <w:t>nombre (String): etiqueta de la ronda (p.ej. 'Final', 'Semifinal'). ronda (String): código interno ('R1', 'R2'...).</w:t>
+            </w:r>
+          </w:p>
+          <w:p>
+            <w:pPr>
+              <w:pStyle w:val="Normal"/>
+              <w:rPr>
+                <w:rFonts w:ascii="Arial" w:hAnsi="Arial" w:eastAsia="Arial" w:cs="Arial"/>
+                <w:color w:val="1C1C1C"/>
+                <w:sz w:val="20"/>
+                <w:szCs w:val="20"/>
+              </w:rPr>
+            </w:pPr>
+            <w:r>
+              <w:rPr>
+                <w:rFonts w:eastAsia="Arial" w:cs="Arial"/>
+                <w:color w:val="1C1C1C"/>
+                <w:sz w:val="20"/>
+                <w:szCs w:val="20"/>
+              </w:rPr>
+              <w:t>orden (int): posición en la secuencia de rondas.</w:t>
+            </w:r>
+          </w:p>
+          <w:p>
+            <w:pPr>
+              <w:pStyle w:val="Normal"/>
+              <w:rPr>
+                <w:rFonts w:ascii="Arial" w:hAnsi="Arial" w:eastAsia="Arial" w:cs="Arial"/>
+                <w:color w:val="1C1C1C"/>
+                <w:sz w:val="20"/>
+                <w:szCs w:val="20"/>
+              </w:rPr>
+            </w:pPr>
+            <w:r>
+              <w:rPr>
+                <w:rFonts w:eastAsia="Arial" w:cs="Arial"/>
+                <w:color w:val="1C1C1C"/>
+                <w:sz w:val="20"/>
+                <w:szCs w:val="20"/>
+              </w:rPr>
+              <w:t>combates (List&lt;Combate&gt;): lista de combates de esta ronda.</w:t>
             </w:r>
           </w:p>
         </w:tc>
@@ -15343,7 +15184,7 @@
           <w:sz w:val="22"/>
           <w:szCs w:val="22"/>
         </w:rPr>
-        <w:t>CU-01: Ver listado de campeonatos (filtrable por nombre).</w:t>
+        <w:t>CU-01: Ver listado de campeonatos.</w:t>
       </w:r>
     </w:p>
     <w:p>
@@ -15363,7 +15204,7 @@
           <w:sz w:val="22"/>
           <w:szCs w:val="22"/>
         </w:rPr>
-        <w:t>CU-02: Ver detalle de un campeonato (nombre, fechas, ubicación, nivel, estado, descripción, portada).</w:t>
+        <w:t>CU-02: Ver detalle de un campeonato .</w:t>
       </w:r>
     </w:p>
     <w:p>
@@ -15423,7 +15264,7 @@
           <w:sz w:val="22"/>
           <w:szCs w:val="22"/>
         </w:rPr>
-        <w:t>CU-05: Ver el sorteo de una categoría (rondas, combates, puntuaciones, ganadores).</w:t>
+        <w:t>CU-05: Ver el sorteo de una categoría.</w:t>
       </w:r>
     </w:p>
     <w:p>
@@ -15462,7 +15303,7 @@
           <w:sz w:val="22"/>
           <w:szCs w:val="22"/>
         </w:rPr>
-        <w:t>CU-06: Iniciar sesión (login) con DNI + contraseña/Registrar una cuenta nueva como competidor.</w:t>
+        <w:t>CU-06: Iniciar sesión con DNI + contraseña/Registrar una cuenta nueva como competidor.</w:t>
       </w:r>
     </w:p>
     <w:p>
@@ -15482,7 +15323,7 @@
           <w:sz w:val="22"/>
           <w:szCs w:val="22"/>
         </w:rPr>
-        <w:t>CU-07: Ver las categorías disponibles para inscribirse (filtradas por su género).</w:t>
+        <w:t>CU-07: Ver las categorías disponibles para inscribirse.</w:t>
       </w:r>
     </w:p>
     <w:p>
@@ -15561,7 +15402,7 @@
           <w:sz w:val="22"/>
           <w:szCs w:val="22"/>
         </w:rPr>
-        <w:t>CU-10: Iniciar sesión en el panel de administración (rol ADMIN).</w:t>
+        <w:t>CU-10: Iniciar sesión en el panel de administración.</w:t>
       </w:r>
     </w:p>
     <w:p>
@@ -15681,7 +15522,7 @@
           <w:sz w:val="22"/>
           <w:szCs w:val="22"/>
         </w:rPr>
-        <w:t>CU-16: Crear usuarios del sistema (competidores, árbitros, administradores).</w:t>
+        <w:t>CU-16: Crear usuarios del sistema.</w:t>
       </w:r>
     </w:p>
     <w:p>
@@ -15759,6 +15600,7 @@
     <w:p>
       <w:pPr>
         <w:pStyle w:val="Heading2"/>
+        <w:spacing w:before="0" w:after="160"/>
         <w:rPr>
           <w:color w:val="8D281E"/>
         </w:rPr>
@@ -16387,7 +16229,7 @@
                 <w:sz w:val="20"/>
                 <w:szCs w:val="20"/>
               </w:rPr>
-              <w:t>MySQL devuelve todos los campeonatos. Spring los serializa a JSON.</w:t>
+              <w:t>MySQL devuelve todos los campeonatos.</w:t>
             </w:r>
           </w:p>
         </w:tc>
@@ -16498,7 +16340,16 @@
                 <w:sz w:val="20"/>
                 <w:szCs w:val="20"/>
               </w:rPr>
-              <w:t>El template se re-renderiza automáticamente mostrando las tarjetas.</w:t>
+              <w:t>La</w:t>
+            </w:r>
+            <w:r>
+              <w:rPr>
+                <w:rFonts w:eastAsia="Arial" w:cs="Arial"/>
+                <w:color w:val="1C1C1C"/>
+                <w:sz w:val="20"/>
+                <w:szCs w:val="20"/>
+              </w:rPr>
+              <w:t xml:space="preserve"> se re-renderiza automáticamente mostrando las tarjetas.</w:t>
             </w:r>
           </w:p>
         </w:tc>
@@ -16658,8 +16509,8 @@
       </w:tblPr>
       <w:tblGrid>
         <w:gridCol w:w="500"/>
-        <w:gridCol w:w="2197"/>
-        <w:gridCol w:w="2803"/>
+        <w:gridCol w:w="2196"/>
+        <w:gridCol w:w="2804"/>
         <w:gridCol w:w="3526"/>
       </w:tblGrid>
       <w:tr>
@@ -16693,7 +16544,7 @@
         </w:tc>
         <w:tc>
           <w:tcPr>
-            <w:tcW w:w="2197" w:type="dxa"/>
+            <w:tcW w:w="2196" w:type="dxa"/>
             <w:tcBorders>
               <w:top w:val="single" w:sz="2" w:space="0" w:color="CCCCCC"/>
               <w:start w:val="single" w:sz="2" w:space="0" w:color="CCCCCC"/>
@@ -16718,7 +16569,7 @@
         </w:tc>
         <w:tc>
           <w:tcPr>
-            <w:tcW w:w="2803" w:type="dxa"/>
+            <w:tcW w:w="2804" w:type="dxa"/>
             <w:tcBorders>
               <w:top w:val="single" w:sz="2" w:space="0" w:color="CCCCCC"/>
               <w:start w:val="single" w:sz="2" w:space="0" w:color="CCCCCC"/>
@@ -16796,7 +16647,7 @@
         </w:tc>
         <w:tc>
           <w:tcPr>
-            <w:tcW w:w="2197" w:type="dxa"/>
+            <w:tcW w:w="2196" w:type="dxa"/>
             <w:tcBorders>
               <w:start w:val="single" w:sz="2" w:space="0" w:color="CCCCCC"/>
               <w:bottom w:val="single" w:sz="2" w:space="0" w:color="CCCCCC"/>
@@ -16821,7 +16672,7 @@
         </w:tc>
         <w:tc>
           <w:tcPr>
-            <w:tcW w:w="2803" w:type="dxa"/>
+            <w:tcW w:w="2804" w:type="dxa"/>
             <w:tcBorders>
               <w:start w:val="single" w:sz="2" w:space="0" w:color="CCCCCC"/>
               <w:bottom w:val="single" w:sz="2" w:space="0" w:color="CCCCCC"/>
@@ -16901,7 +16752,7 @@
         </w:tc>
         <w:tc>
           <w:tcPr>
-            <w:tcW w:w="2197" w:type="dxa"/>
+            <w:tcW w:w="2196" w:type="dxa"/>
             <w:tcBorders>
               <w:top w:val="single" w:sz="2" w:space="0" w:color="CCCCCC"/>
               <w:start w:val="single" w:sz="2" w:space="0" w:color="CCCCCC"/>
@@ -16928,7 +16779,7 @@
         </w:tc>
         <w:tc>
           <w:tcPr>
-            <w:tcW w:w="2803" w:type="dxa"/>
+            <w:tcW w:w="2804" w:type="dxa"/>
             <w:tcBorders>
               <w:top w:val="single" w:sz="2" w:space="0" w:color="CCCCCC"/>
               <w:start w:val="single" w:sz="2" w:space="0" w:color="CCCCCC"/>
@@ -17012,7 +16863,7 @@
         </w:tc>
         <w:tc>
           <w:tcPr>
-            <w:tcW w:w="2197" w:type="dxa"/>
+            <w:tcW w:w="2196" w:type="dxa"/>
             <w:tcBorders>
               <w:top w:val="single" w:sz="2" w:space="0" w:color="CCCCCC"/>
               <w:start w:val="single" w:sz="2" w:space="0" w:color="CCCCCC"/>
@@ -17039,7 +16890,7 @@
         </w:tc>
         <w:tc>
           <w:tcPr>
-            <w:tcW w:w="2803" w:type="dxa"/>
+            <w:tcW w:w="2804" w:type="dxa"/>
             <w:tcBorders>
               <w:top w:val="single" w:sz="2" w:space="0" w:color="CCCCCC"/>
               <w:start w:val="single" w:sz="2" w:space="0" w:color="CCCCCC"/>
@@ -17123,7 +16974,7 @@
         </w:tc>
         <w:tc>
           <w:tcPr>
-            <w:tcW w:w="2197" w:type="dxa"/>
+            <w:tcW w:w="2196" w:type="dxa"/>
             <w:tcBorders>
               <w:top w:val="single" w:sz="2" w:space="0" w:color="CCCCCC"/>
               <w:start w:val="single" w:sz="2" w:space="0" w:color="CCCCCC"/>
@@ -17150,7 +17001,7 @@
         </w:tc>
         <w:tc>
           <w:tcPr>
-            <w:tcW w:w="2803" w:type="dxa"/>
+            <w:tcW w:w="2804" w:type="dxa"/>
             <w:tcBorders>
               <w:top w:val="single" w:sz="2" w:space="0" w:color="CCCCCC"/>
               <w:start w:val="single" w:sz="2" w:space="0" w:color="CCCCCC"/>
@@ -17234,7 +17085,7 @@
         </w:tc>
         <w:tc>
           <w:tcPr>
-            <w:tcW w:w="2197" w:type="dxa"/>
+            <w:tcW w:w="2196" w:type="dxa"/>
             <w:tcBorders>
               <w:top w:val="single" w:sz="2" w:space="0" w:color="CCCCCC"/>
               <w:start w:val="single" w:sz="2" w:space="0" w:color="CCCCCC"/>
@@ -17261,7 +17112,7 @@
         </w:tc>
         <w:tc>
           <w:tcPr>
-            <w:tcW w:w="2803" w:type="dxa"/>
+            <w:tcW w:w="2804" w:type="dxa"/>
             <w:tcBorders>
               <w:top w:val="single" w:sz="2" w:space="0" w:color="CCCCCC"/>
               <w:start w:val="single" w:sz="2" w:space="0" w:color="CCCCCC"/>
@@ -17345,7 +17196,7 @@
         </w:tc>
         <w:tc>
           <w:tcPr>
-            <w:tcW w:w="2197" w:type="dxa"/>
+            <w:tcW w:w="2196" w:type="dxa"/>
             <w:tcBorders>
               <w:top w:val="single" w:sz="2" w:space="0" w:color="CCCCCC"/>
               <w:start w:val="single" w:sz="2" w:space="0" w:color="CCCCCC"/>
@@ -17372,28 +17223,28 @@
         </w:tc>
         <w:tc>
           <w:tcPr>
-            <w:tcW w:w="2803" w:type="dxa"/>
-            <w:tcBorders>
-              <w:top w:val="single" w:sz="2" w:space="0" w:color="CCCCCC"/>
-              <w:start w:val="single" w:sz="2" w:space="0" w:color="CCCCCC"/>
-              <w:bottom w:val="single" w:sz="2" w:space="0" w:color="CCCCCC"/>
-              <w:end w:val="single" w:sz="2" w:space="0" w:color="CCCCCC"/>
-            </w:tcBorders>
-            <w:shd w:fill="F2F2F2" w:val="clear"/>
-          </w:tcPr>
-          <w:p>
-            <w:pPr>
-              <w:pStyle w:val="Normal"/>
-              <w:rPr/>
-            </w:pPr>
-            <w:r>
-              <w:rPr>
-                <w:rFonts w:eastAsia="Arial" w:cs="Arial"/>
-                <w:color w:val="1C1C1C"/>
-                <w:sz w:val="20"/>
-                <w:szCs w:val="20"/>
-              </w:rPr>
-              <w:t>GET categorías del campeonato + GET inscripciones del competidor (en paralelo).</w:t>
+            <w:tcW w:w="2804" w:type="dxa"/>
+            <w:tcBorders>
+              <w:top w:val="single" w:sz="2" w:space="0" w:color="CCCCCC"/>
+              <w:start w:val="single" w:sz="2" w:space="0" w:color="CCCCCC"/>
+              <w:bottom w:val="single" w:sz="2" w:space="0" w:color="CCCCCC"/>
+              <w:end w:val="single" w:sz="2" w:space="0" w:color="CCCCCC"/>
+            </w:tcBorders>
+            <w:shd w:fill="F2F2F2" w:val="clear"/>
+          </w:tcPr>
+          <w:p>
+            <w:pPr>
+              <w:pStyle w:val="Normal"/>
+              <w:rPr/>
+            </w:pPr>
+            <w:r>
+              <w:rPr>
+                <w:rFonts w:eastAsia="Arial" w:cs="Arial"/>
+                <w:color w:val="1C1C1C"/>
+                <w:sz w:val="20"/>
+                <w:szCs w:val="20"/>
+              </w:rPr>
+              <w:t>GET categorías del campeonato + GET inscripciones del competidor.</w:t>
             </w:r>
           </w:p>
         </w:tc>
@@ -17456,7 +17307,7 @@
         </w:tc>
         <w:tc>
           <w:tcPr>
-            <w:tcW w:w="2197" w:type="dxa"/>
+            <w:tcW w:w="2196" w:type="dxa"/>
             <w:tcBorders>
               <w:top w:val="single" w:sz="2" w:space="0" w:color="CCCCCC"/>
               <w:start w:val="single" w:sz="2" w:space="0" w:color="CCCCCC"/>
@@ -17483,28 +17334,46 @@
         </w:tc>
         <w:tc>
           <w:tcPr>
-            <w:tcW w:w="2803" w:type="dxa"/>
-            <w:tcBorders>
-              <w:top w:val="single" w:sz="2" w:space="0" w:color="CCCCCC"/>
-              <w:start w:val="single" w:sz="2" w:space="0" w:color="CCCCCC"/>
-              <w:bottom w:val="single" w:sz="2" w:space="0" w:color="CCCCCC"/>
-              <w:end w:val="single" w:sz="2" w:space="0" w:color="CCCCCC"/>
-            </w:tcBorders>
-            <w:shd w:fill="FAFAFA" w:val="clear"/>
-          </w:tcPr>
-          <w:p>
-            <w:pPr>
-              <w:pStyle w:val="Normal"/>
-              <w:rPr/>
-            </w:pPr>
-            <w:r>
-              <w:rPr>
-                <w:rFonts w:eastAsia="Arial" w:cs="Arial"/>
-                <w:color w:val="1C1C1C"/>
-                <w:sz w:val="20"/>
-                <w:szCs w:val="20"/>
-              </w:rPr>
-              <w:t>Selecciona una o varias categorías y acepta el consentimiento RGPD.</w:t>
+            <w:tcW w:w="2804" w:type="dxa"/>
+            <w:tcBorders>
+              <w:top w:val="single" w:sz="2" w:space="0" w:color="CCCCCC"/>
+              <w:start w:val="single" w:sz="2" w:space="0" w:color="CCCCCC"/>
+              <w:bottom w:val="single" w:sz="2" w:space="0" w:color="CCCCCC"/>
+              <w:end w:val="single" w:sz="2" w:space="0" w:color="CCCCCC"/>
+            </w:tcBorders>
+            <w:shd w:fill="FAFAFA" w:val="clear"/>
+          </w:tcPr>
+          <w:p>
+            <w:pPr>
+              <w:pStyle w:val="Normal"/>
+              <w:rPr/>
+            </w:pPr>
+            <w:r>
+              <w:rPr>
+                <w:rFonts w:eastAsia="Arial" w:cs="Arial"/>
+                <w:color w:val="1C1C1C"/>
+                <w:sz w:val="20"/>
+                <w:szCs w:val="20"/>
+              </w:rPr>
+              <w:t xml:space="preserve">Selecciona una o varias categorías y acepta el consentimiento </w:t>
+            </w:r>
+            <w:r>
+              <w:rPr>
+                <w:rFonts w:eastAsia="Arial" w:cs="Arial"/>
+                <w:color w:val="1C1C1C"/>
+                <w:sz w:val="20"/>
+                <w:szCs w:val="20"/>
+              </w:rPr>
+              <w:t>de gestión de sus datos</w:t>
+            </w:r>
+            <w:r>
+              <w:rPr>
+                <w:rFonts w:eastAsia="Arial" w:cs="Arial"/>
+                <w:color w:val="1C1C1C"/>
+                <w:sz w:val="20"/>
+                <w:szCs w:val="20"/>
+              </w:rPr>
+              <w:t>.</w:t>
             </w:r>
           </w:p>
         </w:tc>
@@ -17567,7 +17436,7 @@
         </w:tc>
         <w:tc>
           <w:tcPr>
-            <w:tcW w:w="2197" w:type="dxa"/>
+            <w:tcW w:w="2196" w:type="dxa"/>
             <w:tcBorders>
               <w:top w:val="single" w:sz="2" w:space="0" w:color="CCCCCC"/>
               <w:start w:val="single" w:sz="2" w:space="0" w:color="CCCCCC"/>
@@ -17594,28 +17463,28 @@
         </w:tc>
         <w:tc>
           <w:tcPr>
-            <w:tcW w:w="2803" w:type="dxa"/>
-            <w:tcBorders>
-              <w:top w:val="single" w:sz="2" w:space="0" w:color="CCCCCC"/>
-              <w:start w:val="single" w:sz="2" w:space="0" w:color="CCCCCC"/>
-              <w:bottom w:val="single" w:sz="2" w:space="0" w:color="CCCCCC"/>
-              <w:end w:val="single" w:sz="2" w:space="0" w:color="CCCCCC"/>
-            </w:tcBorders>
-            <w:shd w:fill="F2F2F2" w:val="clear"/>
-          </w:tcPr>
-          <w:p>
-            <w:pPr>
-              <w:pStyle w:val="Normal"/>
-              <w:rPr/>
-            </w:pPr>
-            <w:r>
-              <w:rPr>
-                <w:rFonts w:eastAsia="Arial" w:cs="Arial"/>
-                <w:color w:val="1C1C1C"/>
-                <w:sz w:val="20"/>
-                <w:szCs w:val="20"/>
-              </w:rPr>
-              <w:t>POST /api/inscripciones/{idCampeonato}/{idCategoria}/{idCompetidor} por cada categoría seleccionada (en paralelo con Promise.all).</w:t>
+            <w:tcW w:w="2804" w:type="dxa"/>
+            <w:tcBorders>
+              <w:top w:val="single" w:sz="2" w:space="0" w:color="CCCCCC"/>
+              <w:start w:val="single" w:sz="2" w:space="0" w:color="CCCCCC"/>
+              <w:bottom w:val="single" w:sz="2" w:space="0" w:color="CCCCCC"/>
+              <w:end w:val="single" w:sz="2" w:space="0" w:color="CCCCCC"/>
+            </w:tcBorders>
+            <w:shd w:fill="F2F2F2" w:val="clear"/>
+          </w:tcPr>
+          <w:p>
+            <w:pPr>
+              <w:pStyle w:val="Normal"/>
+              <w:rPr/>
+            </w:pPr>
+            <w:r>
+              <w:rPr>
+                <w:rFonts w:eastAsia="Arial" w:cs="Arial"/>
+                <w:color w:val="1C1C1C"/>
+                <w:sz w:val="20"/>
+                <w:szCs w:val="20"/>
+              </w:rPr>
+              <w:t>POST /api/inscripciones/{idCampeonato}/{idCategoria}/{idCompetidor} por cada categoría seleccionada.</w:t>
             </w:r>
           </w:p>
         </w:tc>
@@ -17678,7 +17547,7 @@
         </w:tc>
         <w:tc>
           <w:tcPr>
-            <w:tcW w:w="2197" w:type="dxa"/>
+            <w:tcW w:w="2196" w:type="dxa"/>
             <w:tcBorders>
               <w:top w:val="single" w:sz="2" w:space="0" w:color="CCCCCC"/>
               <w:start w:val="single" w:sz="2" w:space="0" w:color="CCCCCC"/>
@@ -17705,7 +17574,7 @@
         </w:tc>
         <w:tc>
           <w:tcPr>
-            <w:tcW w:w="2803" w:type="dxa"/>
+            <w:tcW w:w="2804" w:type="dxa"/>
             <w:tcBorders>
               <w:top w:val="single" w:sz="2" w:space="0" w:color="CCCCCC"/>
               <w:start w:val="single" w:sz="2" w:space="0" w:color="CCCCCC"/>
@@ -18093,7 +17962,7 @@
                 <w:sz w:val="20"/>
                 <w:szCs w:val="20"/>
               </w:rPr>
-              <w:t>GET /api/inscripciones/campeonato/{id}/categoria/{idCat} y GET /api/combates/campeonato/{id}/categoria/{idCat} y GET /api/campeonatos/{id} (en secuencia).</w:t>
+              <w:t>GET /api/inscripciones/campeonato/{id}/categoria/{idCat} y GET /api/combates/campeonato/{id}/categoria/{idCat} y GET /api/campeonatos/{id}.</w:t>
             </w:r>
           </w:p>
         </w:tc>
@@ -18585,6 +18454,7 @@
     <w:p>
       <w:pPr>
         <w:pStyle w:val="Heading2"/>
+        <w:spacing w:before="0" w:after="160"/>
         <w:rPr>
           <w:color w:val="8D281E"/>
         </w:rPr>
@@ -18628,8 +18498,8 @@
         </w:tblCellMar>
       </w:tblPr>
       <w:tblGrid>
-        <w:gridCol w:w="1697"/>
-        <w:gridCol w:w="2703"/>
+        <w:gridCol w:w="1696"/>
+        <w:gridCol w:w="2704"/>
         <w:gridCol w:w="4626"/>
       </w:tblGrid>
       <w:tr>
@@ -18638,7 +18508,7 @@
         </w:trPr>
         <w:tc>
           <w:tcPr>
-            <w:tcW w:w="1697" w:type="dxa"/>
+            <w:tcW w:w="1696" w:type="dxa"/>
             <w:tcBorders>
               <w:top w:val="single" w:sz="2" w:space="0" w:color="CCCCCC"/>
               <w:start w:val="single" w:sz="2" w:space="0" w:color="CCCCCC"/>
@@ -18663,7 +18533,7 @@
         </w:tc>
         <w:tc>
           <w:tcPr>
-            <w:tcW w:w="2703" w:type="dxa"/>
+            <w:tcW w:w="2704" w:type="dxa"/>
             <w:tcBorders>
               <w:top w:val="single" w:sz="2" w:space="0" w:color="CCCCCC"/>
               <w:start w:val="single" w:sz="2" w:space="0" w:color="CCCCCC"/>
@@ -18716,7 +18586,7 @@
         <w:trPr/>
         <w:tc>
           <w:tcPr>
-            <w:tcW w:w="1697" w:type="dxa"/>
+            <w:tcW w:w="1696" w:type="dxa"/>
             <w:tcBorders>
               <w:start w:val="single" w:sz="2" w:space="0" w:color="CCCCCC"/>
               <w:bottom w:val="single" w:sz="2" w:space="0" w:color="CCCCCC"/>
@@ -18741,26 +18611,26 @@
         </w:tc>
         <w:tc>
           <w:tcPr>
-            <w:tcW w:w="2703" w:type="dxa"/>
-            <w:tcBorders>
-              <w:start w:val="single" w:sz="2" w:space="0" w:color="CCCCCC"/>
-              <w:bottom w:val="single" w:sz="2" w:space="0" w:color="CCCCCC"/>
-            </w:tcBorders>
-            <w:shd w:fill="FAFAFA" w:val="clear"/>
-          </w:tcPr>
-          <w:p>
-            <w:pPr>
-              <w:pStyle w:val="Normal"/>
-              <w:rPr/>
-            </w:pPr>
-            <w:r>
-              <w:rPr>
-                <w:rFonts w:eastAsia="Arial" w:cs="Arial"/>
-                <w:color w:val="1C1C1C"/>
-                <w:sz w:val="20"/>
-                <w:szCs w:val="20"/>
-              </w:rPr>
-              <w:t>Campeonato, Categoria, Campeonato_Categoria, Inscripcion, Combate, Usuario, Competidor, Arbitro y sus @Embeddable de clave primaria</w:t>
+            <w:tcW w:w="2704" w:type="dxa"/>
+            <w:tcBorders>
+              <w:start w:val="single" w:sz="2" w:space="0" w:color="CCCCCC"/>
+              <w:bottom w:val="single" w:sz="2" w:space="0" w:color="CCCCCC"/>
+            </w:tcBorders>
+            <w:shd w:fill="FAFAFA" w:val="clear"/>
+          </w:tcPr>
+          <w:p>
+            <w:pPr>
+              <w:pStyle w:val="Normal"/>
+              <w:rPr/>
+            </w:pPr>
+            <w:r>
+              <w:rPr>
+                <w:rFonts w:eastAsia="Arial" w:cs="Arial"/>
+                <w:color w:val="1C1C1C"/>
+                <w:sz w:val="20"/>
+                <w:szCs w:val="20"/>
+              </w:rPr>
+              <w:t>Campeonato, Categoria, Campeonato_Categoria, Inscripcion, Combate, Usuario, Competidor y sus @Embeddable de clave primaria</w:t>
             </w:r>
           </w:p>
         </w:tc>
@@ -18785,7 +18655,43 @@
                 <w:sz w:val="20"/>
                 <w:szCs w:val="20"/>
               </w:rPr>
-              <w:t>Define las entidades JPA. Son usadas por todos los demás módulos (repository, service, controller). No depende de ningún otro módulo del proyecto.</w:t>
+              <w:t>Define las entidades JPA. Son usadas por todos los demás módulos (repository, service, controller). No depende de otro</w:t>
+            </w:r>
+            <w:r>
+              <w:rPr>
+                <w:rFonts w:eastAsia="Arial" w:cs="Arial"/>
+                <w:color w:val="1C1C1C"/>
+                <w:sz w:val="20"/>
+                <w:szCs w:val="20"/>
+              </w:rPr>
+              <w:t>s</w:t>
+            </w:r>
+            <w:r>
+              <w:rPr>
+                <w:rFonts w:eastAsia="Arial" w:cs="Arial"/>
+                <w:color w:val="1C1C1C"/>
+                <w:sz w:val="20"/>
+                <w:szCs w:val="20"/>
+              </w:rPr>
+              <w:t xml:space="preserve"> módulo</w:t>
+            </w:r>
+            <w:r>
+              <w:rPr>
+                <w:rFonts w:eastAsia="Arial" w:cs="Arial"/>
+                <w:color w:val="1C1C1C"/>
+                <w:sz w:val="20"/>
+                <w:szCs w:val="20"/>
+              </w:rPr>
+              <w:t>s</w:t>
+            </w:r>
+            <w:r>
+              <w:rPr>
+                <w:rFonts w:eastAsia="Arial" w:cs="Arial"/>
+                <w:color w:val="1C1C1C"/>
+                <w:sz w:val="20"/>
+                <w:szCs w:val="20"/>
+              </w:rPr>
+              <w:t xml:space="preserve"> del proyecto.</w:t>
             </w:r>
           </w:p>
         </w:tc>
@@ -18794,7 +18700,7 @@
         <w:trPr/>
         <w:tc>
           <w:tcPr>
-            <w:tcW w:w="1697" w:type="dxa"/>
+            <w:tcW w:w="1696" w:type="dxa"/>
             <w:tcBorders>
               <w:top w:val="single" w:sz="2" w:space="0" w:color="CCCCCC"/>
               <w:start w:val="single" w:sz="2" w:space="0" w:color="CCCCCC"/>
@@ -18821,28 +18727,28 @@
         </w:tc>
         <w:tc>
           <w:tcPr>
-            <w:tcW w:w="2703" w:type="dxa"/>
-            <w:tcBorders>
-              <w:top w:val="single" w:sz="2" w:space="0" w:color="CCCCCC"/>
-              <w:start w:val="single" w:sz="2" w:space="0" w:color="CCCCCC"/>
-              <w:bottom w:val="single" w:sz="2" w:space="0" w:color="CCCCCC"/>
-              <w:end w:val="single" w:sz="2" w:space="0" w:color="CCCCCC"/>
-            </w:tcBorders>
-            <w:shd w:fill="F2F2F2" w:val="clear"/>
-          </w:tcPr>
-          <w:p>
-            <w:pPr>
-              <w:pStyle w:val="Normal"/>
-              <w:rPr/>
-            </w:pPr>
-            <w:r>
-              <w:rPr>
-                <w:rFonts w:eastAsia="Arial" w:cs="Arial"/>
-                <w:color w:val="1C1C1C"/>
-                <w:sz w:val="20"/>
-                <w:szCs w:val="20"/>
-              </w:rPr>
-              <w:t>CampeonatoRepository, CategoriaRepository, Campeonato_CategoriaRepository, InscripcionRepository, CombateRepository, UsuarioRepository, CompetidorRepository, ArbitroRepository</w:t>
+            <w:tcW w:w="2704" w:type="dxa"/>
+            <w:tcBorders>
+              <w:top w:val="single" w:sz="2" w:space="0" w:color="CCCCCC"/>
+              <w:start w:val="single" w:sz="2" w:space="0" w:color="CCCCCC"/>
+              <w:bottom w:val="single" w:sz="2" w:space="0" w:color="CCCCCC"/>
+              <w:end w:val="single" w:sz="2" w:space="0" w:color="CCCCCC"/>
+            </w:tcBorders>
+            <w:shd w:fill="F2F2F2" w:val="clear"/>
+          </w:tcPr>
+          <w:p>
+            <w:pPr>
+              <w:pStyle w:val="Normal"/>
+              <w:rPr/>
+            </w:pPr>
+            <w:r>
+              <w:rPr>
+                <w:rFonts w:eastAsia="Arial" w:cs="Arial"/>
+                <w:color w:val="1C1C1C"/>
+                <w:sz w:val="20"/>
+                <w:szCs w:val="20"/>
+              </w:rPr>
+              <w:t xml:space="preserve">CampeonatoRepository, CategoriaRepository, Campeonato_CategoriaRepository, InscripcionRepository, CombateRepository, UsuarioRepository, CompetidorRepository, </w:t>
             </w:r>
           </w:p>
         </w:tc>
@@ -18878,7 +18784,7 @@
         <w:trPr/>
         <w:tc>
           <w:tcPr>
-            <w:tcW w:w="1697" w:type="dxa"/>
+            <w:tcW w:w="1696" w:type="dxa"/>
             <w:tcBorders>
               <w:top w:val="single" w:sz="2" w:space="0" w:color="CCCCCC"/>
               <w:start w:val="single" w:sz="2" w:space="0" w:color="CCCCCC"/>
@@ -18905,28 +18811,28 @@
         </w:tc>
         <w:tc>
           <w:tcPr>
-            <w:tcW w:w="2703" w:type="dxa"/>
-            <w:tcBorders>
-              <w:top w:val="single" w:sz="2" w:space="0" w:color="CCCCCC"/>
-              <w:start w:val="single" w:sz="2" w:space="0" w:color="CCCCCC"/>
-              <w:bottom w:val="single" w:sz="2" w:space="0" w:color="CCCCCC"/>
-              <w:end w:val="single" w:sz="2" w:space="0" w:color="CCCCCC"/>
-            </w:tcBorders>
-            <w:shd w:fill="FAFAFA" w:val="clear"/>
-          </w:tcPr>
-          <w:p>
-            <w:pPr>
-              <w:pStyle w:val="Normal"/>
-              <w:rPr/>
-            </w:pPr>
-            <w:r>
-              <w:rPr>
-                <w:rFonts w:eastAsia="Arial" w:cs="Arial"/>
-                <w:color w:val="1C1C1C"/>
-                <w:sz w:val="20"/>
-                <w:szCs w:val="20"/>
-              </w:rPr>
-              <w:t>CampeonatoService, CategoriaService, CampeonatoCategoriaService, InscripcionService, CombateService, UsuarioService, CompetidorService, ArbitroService</w:t>
+            <w:tcW w:w="2704" w:type="dxa"/>
+            <w:tcBorders>
+              <w:top w:val="single" w:sz="2" w:space="0" w:color="CCCCCC"/>
+              <w:start w:val="single" w:sz="2" w:space="0" w:color="CCCCCC"/>
+              <w:bottom w:val="single" w:sz="2" w:space="0" w:color="CCCCCC"/>
+              <w:end w:val="single" w:sz="2" w:space="0" w:color="CCCCCC"/>
+            </w:tcBorders>
+            <w:shd w:fill="FAFAFA" w:val="clear"/>
+          </w:tcPr>
+          <w:p>
+            <w:pPr>
+              <w:pStyle w:val="Normal"/>
+              <w:rPr/>
+            </w:pPr>
+            <w:r>
+              <w:rPr>
+                <w:rFonts w:eastAsia="Arial" w:cs="Arial"/>
+                <w:color w:val="1C1C1C"/>
+                <w:sz w:val="20"/>
+                <w:szCs w:val="20"/>
+              </w:rPr>
+              <w:t xml:space="preserve">CampeonatoService, CategoriaService, CampeonatoCategoriaService, InscripcionService, CombateService, UsuarioService, CompetidorService, </w:t>
             </w:r>
           </w:p>
         </w:tc>
@@ -18953,7 +18859,7 @@
                 <w:sz w:val="20"/>
                 <w:szCs w:val="20"/>
               </w:rPr>
-              <w:t>Contiene la lógica de negocio. Inyectan repositories. Son inyectados en los controllers. Validan datos, gestionan transacciones (@Transactional) y lanzan excepciones personalizadas.</w:t>
+              <w:t>Contiene la lógica. Inyectan repositories. Son inyectados en los controllers. Validan datos, gestionan transacciones (@Transactional) y lanzan excepciones personalizadas.</w:t>
             </w:r>
           </w:p>
         </w:tc>
@@ -18962,7 +18868,7 @@
         <w:trPr/>
         <w:tc>
           <w:tcPr>
-            <w:tcW w:w="1697" w:type="dxa"/>
+            <w:tcW w:w="1696" w:type="dxa"/>
             <w:tcBorders>
               <w:top w:val="single" w:sz="2" w:space="0" w:color="CCCCCC"/>
               <w:start w:val="single" w:sz="2" w:space="0" w:color="CCCCCC"/>
@@ -18989,28 +18895,28 @@
         </w:tc>
         <w:tc>
           <w:tcPr>
-            <w:tcW w:w="2703" w:type="dxa"/>
-            <w:tcBorders>
-              <w:top w:val="single" w:sz="2" w:space="0" w:color="CCCCCC"/>
-              <w:start w:val="single" w:sz="2" w:space="0" w:color="CCCCCC"/>
-              <w:bottom w:val="single" w:sz="2" w:space="0" w:color="CCCCCC"/>
-              <w:end w:val="single" w:sz="2" w:space="0" w:color="CCCCCC"/>
-            </w:tcBorders>
-            <w:shd w:fill="F2F2F2" w:val="clear"/>
-          </w:tcPr>
-          <w:p>
-            <w:pPr>
-              <w:pStyle w:val="Normal"/>
-              <w:rPr/>
-            </w:pPr>
-            <w:r>
-              <w:rPr>
-                <w:rFonts w:eastAsia="Arial" w:cs="Arial"/>
-                <w:color w:val="1C1C1C"/>
-                <w:sz w:val="20"/>
-                <w:szCs w:val="20"/>
-              </w:rPr>
-              <w:t>CampeonatoController, CategoriaController, Campeonato_CategoriaController, InscripcionController, CombateController, UsuarioController, CompetidorController, ArbitroController</w:t>
+            <w:tcW w:w="2704" w:type="dxa"/>
+            <w:tcBorders>
+              <w:top w:val="single" w:sz="2" w:space="0" w:color="CCCCCC"/>
+              <w:start w:val="single" w:sz="2" w:space="0" w:color="CCCCCC"/>
+              <w:bottom w:val="single" w:sz="2" w:space="0" w:color="CCCCCC"/>
+              <w:end w:val="single" w:sz="2" w:space="0" w:color="CCCCCC"/>
+            </w:tcBorders>
+            <w:shd w:fill="F2F2F2" w:val="clear"/>
+          </w:tcPr>
+          <w:p>
+            <w:pPr>
+              <w:pStyle w:val="Normal"/>
+              <w:rPr/>
+            </w:pPr>
+            <w:r>
+              <w:rPr>
+                <w:rFonts w:eastAsia="Arial" w:cs="Arial"/>
+                <w:color w:val="1C1C1C"/>
+                <w:sz w:val="20"/>
+                <w:szCs w:val="20"/>
+              </w:rPr>
+              <w:t xml:space="preserve">CampeonatoController, CategoriaController, Campeonato_CategoriaController, InscripcionController, CombateController, UsuarioController, CompetidorController, </w:t>
             </w:r>
           </w:p>
         </w:tc>
@@ -19037,7 +18943,7 @@
                 <w:sz w:val="20"/>
                 <w:szCs w:val="20"/>
               </w:rPr>
-              <w:t>Controladores REST (@RestController). Mapean las peticiones HTTP a métodos de servicio. Responden con ResponseEntity&lt;T&gt; y los códigos HTTP apropiados. Inyectan servicios.</w:t>
+              <w:t>Controladores REST (@RestController). Mapean las peticiones HTTP a métodos de servicio. Inyectan servicios.</w:t>
             </w:r>
           </w:p>
         </w:tc>
@@ -19046,7 +18952,7 @@
         <w:trPr/>
         <w:tc>
           <w:tcPr>
-            <w:tcW w:w="1697" w:type="dxa"/>
+            <w:tcW w:w="1696" w:type="dxa"/>
             <w:tcBorders>
               <w:top w:val="single" w:sz="2" w:space="0" w:color="CCCCCC"/>
               <w:start w:val="single" w:sz="2" w:space="0" w:color="CCCCCC"/>
@@ -19073,7 +18979,7 @@
         </w:tc>
         <w:tc>
           <w:tcPr>
-            <w:tcW w:w="2703" w:type="dxa"/>
+            <w:tcW w:w="2704" w:type="dxa"/>
             <w:tcBorders>
               <w:top w:val="single" w:sz="2" w:space="0" w:color="CCCCCC"/>
               <w:start w:val="single" w:sz="2" w:space="0" w:color="CCCCCC"/>
@@ -19121,7 +19027,7 @@
                 <w:sz w:val="20"/>
                 <w:szCs w:val="20"/>
               </w:rPr>
-              <w:t>Configuración transversal: CORS (orígenes permitidos), Spring Security (BCrypt, reglas de acceso HTTP). Dependen solo de Spring Framework.</w:t>
+              <w:t>Configuración transversal: CORS (orígenes permitidos), Spring Security (BCrypt, reglas de acceso HTTP).</w:t>
             </w:r>
           </w:p>
         </w:tc>
@@ -19130,7 +19036,7 @@
         <w:trPr/>
         <w:tc>
           <w:tcPr>
-            <w:tcW w:w="1697" w:type="dxa"/>
+            <w:tcW w:w="1696" w:type="dxa"/>
             <w:tcBorders>
               <w:top w:val="single" w:sz="2" w:space="0" w:color="CCCCCC"/>
               <w:start w:val="single" w:sz="2" w:space="0" w:color="CCCCCC"/>
@@ -19157,7 +19063,7 @@
         </w:tc>
         <w:tc>
           <w:tcPr>
-            <w:tcW w:w="2703" w:type="dxa"/>
+            <w:tcW w:w="2704" w:type="dxa"/>
             <w:tcBorders>
               <w:top w:val="single" w:sz="2" w:space="0" w:color="CCCCCC"/>
               <w:start w:val="single" w:sz="2" w:space="0" w:color="CCCCCC"/>
@@ -19214,7 +19120,7 @@
         <w:trPr/>
         <w:tc>
           <w:tcPr>
-            <w:tcW w:w="1697" w:type="dxa"/>
+            <w:tcW w:w="1696" w:type="dxa"/>
             <w:tcBorders>
               <w:top w:val="single" w:sz="2" w:space="0" w:color="CCCCCC"/>
               <w:start w:val="single" w:sz="2" w:space="0" w:color="CCCCCC"/>
@@ -19241,7 +19147,7 @@
         </w:tc>
         <w:tc>
           <w:tcPr>
-            <w:tcW w:w="2703" w:type="dxa"/>
+            <w:tcW w:w="2704" w:type="dxa"/>
             <w:tcBorders>
               <w:top w:val="single" w:sz="2" w:space="0" w:color="CCCCCC"/>
               <w:start w:val="single" w:sz="2" w:space="0" w:color="CCCCCC"/>
@@ -19289,7 +19195,7 @@
                 <w:sz w:val="20"/>
                 <w:szCs w:val="20"/>
               </w:rPr>
-              <w:t>Bean @Component que implementa ApplicationRunner. Se ejecuta al arrancar la aplicación y carga los datos de prueba iniciales (campeonatos, categorías, competidores, árbitros, administrador). Requiere ddl-auto=create.</w:t>
+              <w:t>Bean @Component que implementa ApplicationRunner. Se ejecuta al arrancar la aplicación y carga los datos de prueba iniciales.</w:t>
             </w:r>
           </w:p>
         </w:tc>
@@ -19468,7 +19374,7 @@
                 <w:sz w:val="20"/>
                 <w:szCs w:val="20"/>
               </w:rPr>
-              <w:t>campeonato-list.ts / .html / .css</w:t>
+              <w:t xml:space="preserve">campeonato-list.ts / .html </w:t>
             </w:r>
           </w:p>
         </w:tc>
@@ -19550,7 +19456,7 @@
                 <w:sz w:val="20"/>
                 <w:szCs w:val="20"/>
               </w:rPr>
-              <w:t>campeonato-detalle.ts / .html / .css</w:t>
+              <w:t xml:space="preserve">campeonato-detalle.ts / .html </w:t>
             </w:r>
           </w:p>
         </w:tc>
@@ -19577,7 +19483,25 @@
                 <w:sz w:val="20"/>
                 <w:szCs w:val="20"/>
               </w:rPr>
-              <w:t>Detalle completo de un campeonato. Inyecta CampeonatoService, CategoriaService, InscripcionService y CombateService. Incluye InscripcionComponent y muestra el bracket.</w:t>
+              <w:t xml:space="preserve">Detalle completo de un campeonato. Inyecta CampeonatoService, CategoriaService, InscripcionService y CombateService. Incluye InscripcionComponent y muestra el </w:t>
+            </w:r>
+            <w:r>
+              <w:rPr>
+                <w:rFonts w:eastAsia="Arial" w:cs="Arial"/>
+                <w:color w:val="1C1C1C"/>
+                <w:sz w:val="20"/>
+                <w:szCs w:val="20"/>
+              </w:rPr>
+              <w:t>sorteo</w:t>
+            </w:r>
+            <w:r>
+              <w:rPr>
+                <w:rFonts w:eastAsia="Arial" w:cs="Arial"/>
+                <w:color w:val="1C1C1C"/>
+                <w:sz w:val="20"/>
+                <w:szCs w:val="20"/>
+              </w:rPr>
+              <w:t>.</w:t>
             </w:r>
           </w:p>
         </w:tc>
@@ -19718,7 +19642,7 @@
                 <w:sz w:val="20"/>
                 <w:szCs w:val="20"/>
               </w:rPr>
-              <w:t>sorteo.ts / .html / .css</w:t>
+              <w:t xml:space="preserve">sorteo.ts / .html </w:t>
             </w:r>
           </w:p>
         </w:tc>
@@ -19745,7 +19669,16 @@
                 <w:sz w:val="20"/>
                 <w:szCs w:val="20"/>
               </w:rPr>
-              <w:t>Bracket de eliminación directa. No inyecta servicios: hace las peticiones fetch() directamente en ngOnInit(). Contiene toda la lógica de construcción del bracket (generarBracketCompleto, construirBracketDesdeCombates).</w:t>
+              <w:t xml:space="preserve">No inyecta servicios: hace las peticiones fetch() directamente en ngOnInit(). Contiene toda la lógica de construcción del </w:t>
+            </w:r>
+            <w:r>
+              <w:rPr>
+                <w:rFonts w:eastAsia="Arial" w:cs="Arial"/>
+                <w:color w:val="1C1C1C"/>
+                <w:sz w:val="20"/>
+                <w:szCs w:val="20"/>
+              </w:rPr>
+              <w:t>soteos.</w:t>
             </w:r>
           </w:p>
         </w:tc>
@@ -19802,7 +19735,7 @@
                 <w:sz w:val="20"/>
                 <w:szCs w:val="20"/>
               </w:rPr>
-              <w:t>admin-login.ts / .html / .css</w:t>
+              <w:t>admin-login.ts / .html</w:t>
             </w:r>
           </w:p>
         </w:tc>
@@ -19886,7 +19819,7 @@
                 <w:sz w:val="20"/>
                 <w:szCs w:val="20"/>
               </w:rPr>
-              <w:t>campeonato-admin.ts / .html / .css</w:t>
+              <w:t>campeonato-admin.ts / .html</w:t>
             </w:r>
           </w:p>
         </w:tc>
@@ -19970,7 +19903,7 @@
                 <w:sz w:val="20"/>
                 <w:szCs w:val="20"/>
               </w:rPr>
-              <w:t>usuario-admin.ts / .html / .css</w:t>
+              <w:t xml:space="preserve">usuario-admin.ts / .html </w:t>
             </w:r>
           </w:p>
         </w:tc>
@@ -20501,7 +20434,7 @@
                 <w:sz w:val="20"/>
                 <w:szCs w:val="20"/>
               </w:rPr>
-              <w:t>Obtiene los inscritos por categoría en un campeonato (para mostrar en el modal).</w:t>
+              <w:t>Obtiene los inscritos por categoría en un campeonato.</w:t>
             </w:r>
           </w:p>
         </w:tc>
@@ -20585,7 +20518,7 @@
                 <w:sz w:val="20"/>
                 <w:szCs w:val="20"/>
               </w:rPr>
-              <w:t>Gestiona las inscripciones del competidor (inscribir, cancelar, getMisInscripciones).</w:t>
+              <w:t>Gestiona las inscripciones del competidor.</w:t>
             </w:r>
           </w:p>
         </w:tc>
@@ -20867,6 +20800,7 @@
     <w:p>
       <w:pPr>
         <w:pStyle w:val="Heading2"/>
+        <w:spacing w:before="0" w:after="160"/>
         <w:rPr>
           <w:color w:val="8D281E"/>
         </w:rPr>
@@ -20909,7 +20843,7 @@
           <w:sz w:val="22"/>
           <w:szCs w:val="22"/>
         </w:rPr>
-        <w:t>Las entidades JPA mapean las tablas de la base de datos a clases Java mediante anotaciones del estándar Jakarta Persistence (antes javax.persistence). Las principales anotaciones usadas son:</w:t>
+        <w:t>Las entidades JPA mapean las tablas de la base de datos a clases Java mediante anotaciones del estándar Jakarta Persistence. Las principales anotaciones usadas son:</w:t>
       </w:r>
     </w:p>
     <w:p>
@@ -21123,31 +21057,6 @@
     </w:p>
     <w:p>
       <w:pPr>
-        <w:pStyle w:val="Normal"/>
-        <w:spacing w:before="0" w:after="160"/>
-        <w:rPr/>
-      </w:pPr>
-      <w:r>
-        <w:rPr>
-          <w:rFonts w:eastAsia="Arial" w:cs="Arial"/>
-          <w:color w:val="1C1C1C"/>
-          <w:sz w:val="22"/>
-          <w:szCs w:val="22"/>
-        </w:rPr>
-        <w:t>El patrón Builder de Lombok (@Builder) se usa en todas las entidades para facilitar la creación de instancias de forma legible, especialmente en el DataLoader y en los tests.</w:t>
-      </w:r>
-    </w:p>
-    <w:p>
-      <w:pPr>
-        <w:pStyle w:val="Normal"/>
-        <w:rPr/>
-      </w:pPr>
-      <w:r>
-        <w:rPr/>
-      </w:r>
-    </w:p>
-    <w:p>
-      <w:pPr>
         <w:pStyle w:val="Heading3"/>
         <w:spacing w:before="280" w:after="120"/>
         <w:rPr/>
@@ -21161,7 +21070,7 @@
           <w:sz w:val="24"/>
           <w:szCs w:val="24"/>
         </w:rPr>
-        <w:t>6.5.2. Backend — Capa de Repositorio (Spring Data JPA)</w:t>
+        <w:t>6.5.2. Backend — Capa de Repositorio</w:t>
       </w:r>
     </w:p>
     <w:p>
@@ -21280,6 +21189,51 @@
     </w:p>
     <w:p>
       <w:pPr>
+        <w:pStyle w:val="Normal"/>
+        <w:rPr/>
+      </w:pPr>
+      <w:r>
+        <w:rPr/>
+      </w:r>
+    </w:p>
+    <w:p>
+      <w:pPr>
+        <w:pStyle w:val="Normal"/>
+        <w:rPr/>
+      </w:pPr>
+      <w:r>
+        <w:rPr/>
+      </w:r>
+    </w:p>
+    <w:p>
+      <w:pPr>
+        <w:pStyle w:val="Normal"/>
+        <w:rPr/>
+      </w:pPr>
+      <w:r>
+        <w:rPr/>
+      </w:r>
+    </w:p>
+    <w:p>
+      <w:pPr>
+        <w:pStyle w:val="Normal"/>
+        <w:rPr/>
+      </w:pPr>
+      <w:r>
+        <w:rPr/>
+      </w:r>
+    </w:p>
+    <w:p>
+      <w:pPr>
+        <w:pStyle w:val="Normal"/>
+        <w:rPr/>
+      </w:pPr>
+      <w:r>
+        <w:rPr/>
+      </w:r>
+    </w:p>
+    <w:p>
+      <w:pPr>
         <w:pStyle w:val="Heading3"/>
         <w:spacing w:before="280" w:after="120"/>
         <w:rPr/>
@@ -21293,7 +21247,7 @@
           <w:sz w:val="24"/>
           <w:szCs w:val="24"/>
         </w:rPr>
-        <w:t>6.5.3. Backend — Capa de Servicio (Lógica de Negocio)</w:t>
+        <w:t>6.5.3. Backend — Capa de Servicio</w:t>
       </w:r>
     </w:p>
     <w:p>
@@ -21309,7 +21263,7 @@
           <w:sz w:val="22"/>
           <w:szCs w:val="22"/>
         </w:rPr>
-        <w:t>Los servicios implementan la lógica de negocio del sistema. Están anotados con @Service (registro en el contenedor de Spring) y sus métodos de escritura con @Transactional (gestión automática de transacciones JPA). Las responsabilidades clave de cada servicio son:</w:t>
+        <w:t>Los servicios implementan la lógica del sistema. Están anotados con @Service y sus métodos de escritura con @Transactional. Las responsabilidades clave de cada servicio son:</w:t>
       </w:r>
     </w:p>
     <w:p>
@@ -21353,7 +21307,7 @@
           <w:sz w:val="22"/>
           <w:szCs w:val="22"/>
         </w:rPr>
-        <w:t>Gestiona el CRUD de usuarios. En el método save(), antes de persistir un nuevo usuario, verifica que el DNI y el email no existan ya en la BD (lanzando ResponseStatusException con 409 CONFLICT si están duplicados) y cifra la contraseña con passwordEncoder.encode(). En el método replace(), solo valida unicidad de DNI/email si han cambiado respecto al valor existente, y solo reencoda la contraseña si se ha proporcionado una nueva (campo no vacío).</w:t>
+        <w:t>Gestiona el CRUD de usuarios. En el método save(), antes de persistir un nuevo usuario, verifica que el DNI y el email no existan ya en la BD (lanzando ResponseStatusException con si están duplicados) y cifra la contraseña con passwordEncoder.encode(). En el método replace(), solo valida unicidad de DNI/email si han cambiado respecto al valor existente, y solo reencoda la contraseña si se ha proporcionado una nueva (campo no vacío).</w:t>
       </w:r>
     </w:p>
     <w:p>
@@ -21397,7 +21351,7 @@
           <w:sz w:val="22"/>
           <w:szCs w:val="22"/>
         </w:rPr>
-        <w:t>Valida que el campeonato, la categoría y el competidor existan antes de crear una inscripción. Comprueba que no exista ya una inscripción duplicada (Inscripcion_Id ya en BD) antes de crear una nueva, devolviendo 409 si ya está inscrito.</w:t>
+        <w:t>Valida que el campeonato, la categoría y el competidor existan antes de crear una inscripción. Comprueba que no exista ya una inscripción duplicada antes de crear una nueva, devolviendo 409 si ya está inscrito.</w:t>
       </w:r>
     </w:p>
     <w:p>
@@ -21476,16 +21430,21 @@
       <w:pPr>
         <w:pStyle w:val="Normal"/>
         <w:spacing w:before="0" w:after="160"/>
-        <w:rPr/>
-      </w:pPr>
-      <w:r>
         <w:rPr>
           <w:rFonts w:eastAsia="Arial" w:cs="Arial"/>
           <w:color w:val="1C1C1C"/>
           <w:sz w:val="22"/>
           <w:szCs w:val="22"/>
         </w:rPr>
-        <w:t>Clase anotada con @RestControllerAdvice que actúa como manejador global de excepciones. Captura las excepciones lanzadas en los controladores y servicios y las transforma en respuestas HTTP JSON con la estructura: {timestamp, status, error, message}. Maneja: CampeonatoNotFoundException → 404, CompetidorNotFoundException → 404, UsuarioNotFoundException → 404, ResponseStatusException → el código HTTP que lleva la excepción, DataIntegrityViolationException (errores de constraint de BD, como DNI/email duplicado que se haya escapado de la validación previa) → 409 CONFLICT.</w:t>
+      </w:pPr>
+      <w:r>
+        <w:rPr>
+          <w:rFonts w:eastAsia="Arial" w:cs="Arial"/>
+          <w:color w:val="1C1C1C"/>
+          <w:sz w:val="22"/>
+          <w:szCs w:val="22"/>
+        </w:rPr>
+        <w:t>Clase anotada con @RestControllerAdvice que actúa como manejador global de excepciones. Captura las excepciones lanzadas y las transforma en respuestas HTTP/JSON. Maneja: CampeonatoNotFoundException → 404, CompetidorNotFoundException → 404, UsuarioNotFoundException → 404, ResponseStatusException → el código HTTP que lleva la excepción, DataIntegrityViolationException (errores de BD, como DNI/email duplicado que se haya escapado de la validación previa) → 409 CONFLICT.</w:t>
       </w:r>
     </w:p>
     <w:p>
@@ -23464,8 +23423,8 @@
       </w:tblPr>
       <w:tblGrid>
         <w:gridCol w:w="1100"/>
-        <w:gridCol w:w="2997"/>
-        <w:gridCol w:w="2803"/>
+        <w:gridCol w:w="2996"/>
+        <w:gridCol w:w="2804"/>
         <w:gridCol w:w="2126"/>
       </w:tblGrid>
       <w:tr>
@@ -23499,7 +23458,7 @@
         </w:tc>
         <w:tc>
           <w:tcPr>
-            <w:tcW w:w="2997" w:type="dxa"/>
+            <w:tcW w:w="2996" w:type="dxa"/>
             <w:tcBorders>
               <w:top w:val="single" w:sz="2" w:space="0" w:color="CCCCCC"/>
               <w:start w:val="single" w:sz="2" w:space="0" w:color="CCCCCC"/>
@@ -23524,7 +23483,7 @@
         </w:tc>
         <w:tc>
           <w:tcPr>
-            <w:tcW w:w="2803" w:type="dxa"/>
+            <w:tcW w:w="2804" w:type="dxa"/>
             <w:tcBorders>
               <w:top w:val="single" w:sz="2" w:space="0" w:color="CCCCCC"/>
               <w:start w:val="single" w:sz="2" w:space="0" w:color="CCCCCC"/>
@@ -23602,7 +23561,7 @@
         </w:tc>
         <w:tc>
           <w:tcPr>
-            <w:tcW w:w="2997" w:type="dxa"/>
+            <w:tcW w:w="2996" w:type="dxa"/>
             <w:tcBorders>
               <w:start w:val="single" w:sz="2" w:space="0" w:color="CCCCCC"/>
               <w:bottom w:val="single" w:sz="2" w:space="0" w:color="CCCCCC"/>
@@ -23627,7 +23586,7 @@
         </w:tc>
         <w:tc>
           <w:tcPr>
-            <w:tcW w:w="2803" w:type="dxa"/>
+            <w:tcW w:w="2804" w:type="dxa"/>
             <w:tcBorders>
               <w:start w:val="single" w:sz="2" w:space="0" w:color="CCCCCC"/>
               <w:bottom w:val="single" w:sz="2" w:space="0" w:color="CCCCCC"/>
@@ -23707,7 +23666,7 @@
         </w:tc>
         <w:tc>
           <w:tcPr>
-            <w:tcW w:w="2997" w:type="dxa"/>
+            <w:tcW w:w="2996" w:type="dxa"/>
             <w:tcBorders>
               <w:top w:val="single" w:sz="2" w:space="0" w:color="CCCCCC"/>
               <w:start w:val="single" w:sz="2" w:space="0" w:color="CCCCCC"/>
@@ -23734,7 +23693,7 @@
         </w:tc>
         <w:tc>
           <w:tcPr>
-            <w:tcW w:w="2803" w:type="dxa"/>
+            <w:tcW w:w="2804" w:type="dxa"/>
             <w:tcBorders>
               <w:top w:val="single" w:sz="2" w:space="0" w:color="CCCCCC"/>
               <w:start w:val="single" w:sz="2" w:space="0" w:color="CCCCCC"/>
@@ -23818,7 +23777,7 @@
         </w:tc>
         <w:tc>
           <w:tcPr>
-            <w:tcW w:w="2997" w:type="dxa"/>
+            <w:tcW w:w="2996" w:type="dxa"/>
             <w:tcBorders>
               <w:top w:val="single" w:sz="2" w:space="0" w:color="CCCCCC"/>
               <w:start w:val="single" w:sz="2" w:space="0" w:color="CCCCCC"/>
@@ -23845,7 +23804,7 @@
         </w:tc>
         <w:tc>
           <w:tcPr>
-            <w:tcW w:w="2803" w:type="dxa"/>
+            <w:tcW w:w="2804" w:type="dxa"/>
             <w:tcBorders>
               <w:top w:val="single" w:sz="2" w:space="0" w:color="CCCCCC"/>
               <w:start w:val="single" w:sz="2" w:space="0" w:color="CCCCCC"/>
@@ -23929,7 +23888,7 @@
         </w:tc>
         <w:tc>
           <w:tcPr>
-            <w:tcW w:w="2997" w:type="dxa"/>
+            <w:tcW w:w="2996" w:type="dxa"/>
             <w:tcBorders>
               <w:top w:val="single" w:sz="2" w:space="0" w:color="CCCCCC"/>
               <w:start w:val="single" w:sz="2" w:space="0" w:color="CCCCCC"/>
@@ -23956,7 +23915,7 @@
         </w:tc>
         <w:tc>
           <w:tcPr>
-            <w:tcW w:w="2803" w:type="dxa"/>
+            <w:tcW w:w="2804" w:type="dxa"/>
             <w:tcBorders>
               <w:top w:val="single" w:sz="2" w:space="0" w:color="CCCCCC"/>
               <w:start w:val="single" w:sz="2" w:space="0" w:color="CCCCCC"/>
@@ -24040,7 +23999,7 @@
         </w:tc>
         <w:tc>
           <w:tcPr>
-            <w:tcW w:w="2997" w:type="dxa"/>
+            <w:tcW w:w="2996" w:type="dxa"/>
             <w:tcBorders>
               <w:top w:val="single" w:sz="2" w:space="0" w:color="CCCCCC"/>
               <w:start w:val="single" w:sz="2" w:space="0" w:color="CCCCCC"/>
@@ -24067,7 +24026,7 @@
         </w:tc>
         <w:tc>
           <w:tcPr>
-            <w:tcW w:w="2803" w:type="dxa"/>
+            <w:tcW w:w="2804" w:type="dxa"/>
             <w:tcBorders>
               <w:top w:val="single" w:sz="2" w:space="0" w:color="CCCCCC"/>
               <w:start w:val="single" w:sz="2" w:space="0" w:color="CCCCCC"/>
@@ -24151,7 +24110,7 @@
         </w:tc>
         <w:tc>
           <w:tcPr>
-            <w:tcW w:w="2997" w:type="dxa"/>
+            <w:tcW w:w="2996" w:type="dxa"/>
             <w:tcBorders>
               <w:top w:val="single" w:sz="2" w:space="0" w:color="CCCCCC"/>
               <w:start w:val="single" w:sz="2" w:space="0" w:color="CCCCCC"/>
@@ -24178,7 +24137,7 @@
         </w:tc>
         <w:tc>
           <w:tcPr>
-            <w:tcW w:w="2803" w:type="dxa"/>
+            <w:tcW w:w="2804" w:type="dxa"/>
             <w:tcBorders>
               <w:top w:val="single" w:sz="2" w:space="0" w:color="CCCCCC"/>
               <w:start w:val="single" w:sz="2" w:space="0" w:color="CCCCCC"/>
@@ -25292,6 +25251,7 @@
     <w:p>
       <w:pPr>
         <w:pStyle w:val="Heading2"/>
+        <w:spacing w:before="0" w:after="160"/>
         <w:rPr>
           <w:color w:val="8D281E"/>
         </w:rPr>
@@ -26975,6 +26935,7 @@
     <w:p>
       <w:pPr>
         <w:pStyle w:val="Heading2"/>
+        <w:spacing w:before="0" w:after="160"/>
         <w:rPr>
           <w:color w:val="8D281E"/>
         </w:rPr>
@@ -27025,8 +26986,8 @@
         </w:tblCellMar>
       </w:tblPr>
       <w:tblGrid>
-        <w:gridCol w:w="2197"/>
-        <w:gridCol w:w="2203"/>
+        <w:gridCol w:w="2196"/>
+        <w:gridCol w:w="2204"/>
         <w:gridCol w:w="2500"/>
         <w:gridCol w:w="2126"/>
       </w:tblGrid>
@@ -27036,7 +26997,7 @@
         </w:trPr>
         <w:tc>
           <w:tcPr>
-            <w:tcW w:w="2197" w:type="dxa"/>
+            <w:tcW w:w="2196" w:type="dxa"/>
             <w:tcBorders>
               <w:top w:val="single" w:sz="2" w:space="0" w:color="CCCCCC"/>
               <w:start w:val="single" w:sz="2" w:space="0" w:color="CCCCCC"/>
@@ -27057,7 +27018,7 @@
         </w:tc>
         <w:tc>
           <w:tcPr>
-            <w:tcW w:w="2203" w:type="dxa"/>
+            <w:tcW w:w="2204" w:type="dxa"/>
             <w:tcBorders>
               <w:top w:val="single" w:sz="2" w:space="0" w:color="CCCCCC"/>
               <w:start w:val="single" w:sz="2" w:space="0" w:color="CCCCCC"/>
@@ -27123,7 +27084,7 @@
         <w:trPr/>
         <w:tc>
           <w:tcPr>
-            <w:tcW w:w="2197" w:type="dxa"/>
+            <w:tcW w:w="2196" w:type="dxa"/>
             <w:tcBorders>
               <w:top w:val="single" w:sz="2" w:space="0" w:color="CCCCCC"/>
               <w:start w:val="single" w:sz="2" w:space="0" w:color="CCCCCC"/>
@@ -27150,7 +27111,7 @@
         </w:tc>
         <w:tc>
           <w:tcPr>
-            <w:tcW w:w="2203" w:type="dxa"/>
+            <w:tcW w:w="2204" w:type="dxa"/>
             <w:tcBorders>
               <w:top w:val="single" w:sz="2" w:space="0" w:color="CCCCCC"/>
               <w:start w:val="single" w:sz="2" w:space="0" w:color="CCCCCC"/>
@@ -27234,7 +27195,7 @@
         <w:trPr/>
         <w:tc>
           <w:tcPr>
-            <w:tcW w:w="2197" w:type="dxa"/>
+            <w:tcW w:w="2196" w:type="dxa"/>
             <w:tcBorders>
               <w:top w:val="single" w:sz="2" w:space="0" w:color="CCCCCC"/>
               <w:start w:val="single" w:sz="2" w:space="0" w:color="CCCCCC"/>
@@ -27261,7 +27222,7 @@
         </w:tc>
         <w:tc>
           <w:tcPr>
-            <w:tcW w:w="2203" w:type="dxa"/>
+            <w:tcW w:w="2204" w:type="dxa"/>
             <w:tcBorders>
               <w:top w:val="single" w:sz="2" w:space="0" w:color="CCCCCC"/>
               <w:start w:val="single" w:sz="2" w:space="0" w:color="CCCCCC"/>
@@ -27345,7 +27306,7 @@
         <w:trPr/>
         <w:tc>
           <w:tcPr>
-            <w:tcW w:w="2197" w:type="dxa"/>
+            <w:tcW w:w="2196" w:type="dxa"/>
             <w:tcBorders>
               <w:top w:val="single" w:sz="2" w:space="0" w:color="CCCCCC"/>
               <w:start w:val="single" w:sz="2" w:space="0" w:color="CCCCCC"/>
@@ -27372,7 +27333,7 @@
         </w:tc>
         <w:tc>
           <w:tcPr>
-            <w:tcW w:w="2203" w:type="dxa"/>
+            <w:tcW w:w="2204" w:type="dxa"/>
             <w:tcBorders>
               <w:top w:val="single" w:sz="2" w:space="0" w:color="CCCCCC"/>
               <w:start w:val="single" w:sz="2" w:space="0" w:color="CCCCCC"/>
@@ -27456,7 +27417,7 @@
         <w:trPr/>
         <w:tc>
           <w:tcPr>
-            <w:tcW w:w="2197" w:type="dxa"/>
+            <w:tcW w:w="2196" w:type="dxa"/>
             <w:tcBorders>
               <w:top w:val="single" w:sz="2" w:space="0" w:color="CCCCCC"/>
               <w:start w:val="single" w:sz="2" w:space="0" w:color="CCCCCC"/>
@@ -27483,7 +27444,7 @@
         </w:tc>
         <w:tc>
           <w:tcPr>
-            <w:tcW w:w="2203" w:type="dxa"/>
+            <w:tcW w:w="2204" w:type="dxa"/>
             <w:tcBorders>
               <w:top w:val="single" w:sz="2" w:space="0" w:color="CCCCCC"/>
               <w:start w:val="single" w:sz="2" w:space="0" w:color="CCCCCC"/>
@@ -27567,7 +27528,7 @@
         <w:trPr/>
         <w:tc>
           <w:tcPr>
-            <w:tcW w:w="2197" w:type="dxa"/>
+            <w:tcW w:w="2196" w:type="dxa"/>
             <w:tcBorders>
               <w:top w:val="single" w:sz="2" w:space="0" w:color="CCCCCC"/>
               <w:start w:val="single" w:sz="2" w:space="0" w:color="CCCCCC"/>
@@ -27594,7 +27555,7 @@
         </w:tc>
         <w:tc>
           <w:tcPr>
-            <w:tcW w:w="2203" w:type="dxa"/>
+            <w:tcW w:w="2204" w:type="dxa"/>
             <w:tcBorders>
               <w:top w:val="single" w:sz="2" w:space="0" w:color="CCCCCC"/>
               <w:start w:val="single" w:sz="2" w:space="0" w:color="CCCCCC"/>
@@ -27715,6 +27676,7 @@
     <w:p>
       <w:pPr>
         <w:pStyle w:val="Heading2"/>
+        <w:spacing w:before="0" w:after="160"/>
         <w:rPr>
           <w:color w:val="8D281E"/>
         </w:rPr>
@@ -28153,6 +28115,7 @@
     <w:p>
       <w:pPr>
         <w:pStyle w:val="Heading2"/>
+        <w:spacing w:before="0" w:after="160"/>
         <w:rPr>
           <w:color w:val="8D281E"/>
         </w:rPr>
@@ -30082,6 +30045,7 @@
     <w:p>
       <w:pPr>
         <w:pStyle w:val="Heading2"/>
+        <w:spacing w:before="0" w:after="160"/>
         <w:rPr>
           <w:color w:val="8D281E"/>
         </w:rPr>
@@ -30105,30 +30069,40 @@
         </w:rPr>
       </w:pPr>
       <w:r>
-        <w:rPr/>
-      </w:r>
-    </w:p>
-    <w:p>
-      <w:pPr>
-        <w:pStyle w:val="Normal"/>
-        <w:rPr/>
-      </w:pPr>
-      <w:r>
-        <w:rPr/>
-      </w:r>
-    </w:p>
-    <w:p>
-      <w:pPr>
-        <w:pStyle w:val="Normal"/>
         <w:rPr>
           <w:rFonts w:eastAsia="Arial" w:cs="Arial"/>
           <w:color w:val="1C1C1C"/>
           <w:sz w:val="22"/>
           <w:szCs w:val="22"/>
         </w:rPr>
-      </w:pPr>
-      <w:r>
-        <w:rPr/>
+      </w:r>
+    </w:p>
+    <w:p>
+      <w:pPr>
+        <w:pStyle w:val="Normal"/>
+        <w:rPr/>
+      </w:pPr>
+      <w:r>
+        <w:rPr/>
+      </w:r>
+    </w:p>
+    <w:p>
+      <w:pPr>
+        <w:pStyle w:val="Normal"/>
+        <w:rPr>
+          <w:rFonts w:eastAsia="Arial" w:cs="Arial"/>
+          <w:color w:val="1C1C1C"/>
+          <w:sz w:val="22"/>
+          <w:szCs w:val="22"/>
+        </w:rPr>
+      </w:pPr>
+      <w:r>
+        <w:rPr>
+          <w:rFonts w:eastAsia="Arial" w:cs="Arial"/>
+          <w:color w:val="1C1C1C"/>
+          <w:sz w:val="22"/>
+          <w:szCs w:val="22"/>
+        </w:rPr>
       </w:r>
     </w:p>
     <w:p>
@@ -30240,9 +30214,9 @@
       </w:tblPr>
       <w:tblGrid>
         <w:gridCol w:w="2500"/>
-        <w:gridCol w:w="3497"/>
+        <w:gridCol w:w="3496"/>
         <w:gridCol w:w="1000"/>
-        <w:gridCol w:w="2029"/>
+        <w:gridCol w:w="2030"/>
       </w:tblGrid>
       <w:tr>
         <w:trPr>
@@ -30290,7 +30264,7 @@
         </w:tc>
         <w:tc>
           <w:tcPr>
-            <w:tcW w:w="3497" w:type="dxa"/>
+            <w:tcW w:w="3496" w:type="dxa"/>
             <w:tcBorders>
               <w:top w:val="single" w:sz="2" w:space="0" w:color="CCCCCC"/>
               <w:start w:val="single" w:sz="2" w:space="0" w:color="CCCCCC"/>
@@ -30370,7 +30344,7 @@
         </w:tc>
         <w:tc>
           <w:tcPr>
-            <w:tcW w:w="2029" w:type="dxa"/>
+            <w:tcW w:w="2030" w:type="dxa"/>
             <w:tcBorders>
               <w:top w:val="single" w:sz="2" w:space="0" w:color="CCCCCC"/>
               <w:start w:val="single" w:sz="2" w:space="0" w:color="CCCCCC"/>
@@ -30440,7 +30414,7 @@
         </w:tc>
         <w:tc>
           <w:tcPr>
-            <w:tcW w:w="3497" w:type="dxa"/>
+            <w:tcW w:w="3496" w:type="dxa"/>
             <w:tcBorders>
               <w:top w:val="single" w:sz="2" w:space="0" w:color="CCCCCC"/>
               <w:start w:val="single" w:sz="2" w:space="0" w:color="CCCCCC"/>
@@ -30494,7 +30468,7 @@
         </w:tc>
         <w:tc>
           <w:tcPr>
-            <w:tcW w:w="2029" w:type="dxa"/>
+            <w:tcW w:w="2030" w:type="dxa"/>
             <w:tcBorders>
               <w:top w:val="single" w:sz="2" w:space="0" w:color="CCCCCC"/>
               <w:start w:val="single" w:sz="2" w:space="0" w:color="CCCCCC"/>
@@ -30551,7 +30525,7 @@
         </w:tc>
         <w:tc>
           <w:tcPr>
-            <w:tcW w:w="3497" w:type="dxa"/>
+            <w:tcW w:w="3496" w:type="dxa"/>
             <w:tcBorders>
               <w:top w:val="single" w:sz="2" w:space="0" w:color="CCCCCC"/>
               <w:start w:val="single" w:sz="2" w:space="0" w:color="CCCCCC"/>
@@ -30605,7 +30579,7 @@
         </w:tc>
         <w:tc>
           <w:tcPr>
-            <w:tcW w:w="2029" w:type="dxa"/>
+            <w:tcW w:w="2030" w:type="dxa"/>
             <w:tcBorders>
               <w:top w:val="single" w:sz="2" w:space="0" w:color="CCCCCC"/>
               <w:start w:val="single" w:sz="2" w:space="0" w:color="CCCCCC"/>
@@ -30662,7 +30636,7 @@
         </w:tc>
         <w:tc>
           <w:tcPr>
-            <w:tcW w:w="3497" w:type="dxa"/>
+            <w:tcW w:w="3496" w:type="dxa"/>
             <w:tcBorders>
               <w:top w:val="single" w:sz="2" w:space="0" w:color="CCCCCC"/>
               <w:start w:val="single" w:sz="2" w:space="0" w:color="CCCCCC"/>
@@ -30716,7 +30690,7 @@
         </w:tc>
         <w:tc>
           <w:tcPr>
-            <w:tcW w:w="2029" w:type="dxa"/>
+            <w:tcW w:w="2030" w:type="dxa"/>
             <w:tcBorders>
               <w:top w:val="single" w:sz="2" w:space="0" w:color="CCCCCC"/>
               <w:start w:val="single" w:sz="2" w:space="0" w:color="CCCCCC"/>
@@ -30773,7 +30747,7 @@
         </w:tc>
         <w:tc>
           <w:tcPr>
-            <w:tcW w:w="3497" w:type="dxa"/>
+            <w:tcW w:w="3496" w:type="dxa"/>
             <w:tcBorders>
               <w:top w:val="single" w:sz="2" w:space="0" w:color="CCCCCC"/>
               <w:start w:val="single" w:sz="2" w:space="0" w:color="CCCCCC"/>
@@ -30827,7 +30801,7 @@
         </w:tc>
         <w:tc>
           <w:tcPr>
-            <w:tcW w:w="2029" w:type="dxa"/>
+            <w:tcW w:w="2030" w:type="dxa"/>
             <w:tcBorders>
               <w:top w:val="single" w:sz="2" w:space="0" w:color="CCCCCC"/>
               <w:start w:val="single" w:sz="2" w:space="0" w:color="CCCCCC"/>
@@ -30884,7 +30858,7 @@
         </w:tc>
         <w:tc>
           <w:tcPr>
-            <w:tcW w:w="3497" w:type="dxa"/>
+            <w:tcW w:w="3496" w:type="dxa"/>
             <w:tcBorders>
               <w:top w:val="single" w:sz="2" w:space="0" w:color="CCCCCC"/>
               <w:start w:val="single" w:sz="2" w:space="0" w:color="CCCCCC"/>
@@ -30938,7 +30912,7 @@
         </w:tc>
         <w:tc>
           <w:tcPr>
-            <w:tcW w:w="2029" w:type="dxa"/>
+            <w:tcW w:w="2030" w:type="dxa"/>
             <w:tcBorders>
               <w:top w:val="single" w:sz="2" w:space="0" w:color="CCCCCC"/>
               <w:start w:val="single" w:sz="2" w:space="0" w:color="CCCCCC"/>
@@ -30995,7 +30969,7 @@
         </w:tc>
         <w:tc>
           <w:tcPr>
-            <w:tcW w:w="3497" w:type="dxa"/>
+            <w:tcW w:w="3496" w:type="dxa"/>
             <w:tcBorders>
               <w:top w:val="single" w:sz="2" w:space="0" w:color="CCCCCC"/>
               <w:start w:val="single" w:sz="2" w:space="0" w:color="CCCCCC"/>
@@ -31049,7 +31023,7 @@
         </w:tc>
         <w:tc>
           <w:tcPr>
-            <w:tcW w:w="2029" w:type="dxa"/>
+            <w:tcW w:w="2030" w:type="dxa"/>
             <w:tcBorders>
               <w:top w:val="single" w:sz="2" w:space="0" w:color="CCCCCC"/>
               <w:start w:val="single" w:sz="2" w:space="0" w:color="CCCCCC"/>
@@ -31106,7 +31080,7 @@
         </w:tc>
         <w:tc>
           <w:tcPr>
-            <w:tcW w:w="3497" w:type="dxa"/>
+            <w:tcW w:w="3496" w:type="dxa"/>
             <w:tcBorders>
               <w:top w:val="single" w:sz="2" w:space="0" w:color="CCCCCC"/>
               <w:start w:val="single" w:sz="2" w:space="0" w:color="CCCCCC"/>
@@ -31160,7 +31134,7 @@
         </w:tc>
         <w:tc>
           <w:tcPr>
-            <w:tcW w:w="2029" w:type="dxa"/>
+            <w:tcW w:w="2030" w:type="dxa"/>
             <w:tcBorders>
               <w:top w:val="single" w:sz="2" w:space="0" w:color="CCCCCC"/>
               <w:start w:val="single" w:sz="2" w:space="0" w:color="CCCCCC"/>
@@ -31217,7 +31191,7 @@
         </w:tc>
         <w:tc>
           <w:tcPr>
-            <w:tcW w:w="3497" w:type="dxa"/>
+            <w:tcW w:w="3496" w:type="dxa"/>
             <w:tcBorders>
               <w:top w:val="single" w:sz="2" w:space="0" w:color="CCCCCC"/>
               <w:start w:val="single" w:sz="2" w:space="0" w:color="CCCCCC"/>
@@ -31271,7 +31245,7 @@
         </w:tc>
         <w:tc>
           <w:tcPr>
-            <w:tcW w:w="2029" w:type="dxa"/>
+            <w:tcW w:w="2030" w:type="dxa"/>
             <w:tcBorders>
               <w:top w:val="single" w:sz="2" w:space="0" w:color="CCCCCC"/>
               <w:start w:val="single" w:sz="2" w:space="0" w:color="CCCCCC"/>
@@ -31328,7 +31302,7 @@
         </w:tc>
         <w:tc>
           <w:tcPr>
-            <w:tcW w:w="3497" w:type="dxa"/>
+            <w:tcW w:w="3496" w:type="dxa"/>
             <w:tcBorders>
               <w:top w:val="single" w:sz="2" w:space="0" w:color="CCCCCC"/>
               <w:start w:val="single" w:sz="2" w:space="0" w:color="CCCCCC"/>
@@ -31382,7 +31356,7 @@
         </w:tc>
         <w:tc>
           <w:tcPr>
-            <w:tcW w:w="2029" w:type="dxa"/>
+            <w:tcW w:w="2030" w:type="dxa"/>
             <w:tcBorders>
               <w:top w:val="single" w:sz="2" w:space="0" w:color="CCCCCC"/>
               <w:start w:val="single" w:sz="2" w:space="0" w:color="CCCCCC"/>
@@ -31439,7 +31413,7 @@
         </w:tc>
         <w:tc>
           <w:tcPr>
-            <w:tcW w:w="3497" w:type="dxa"/>
+            <w:tcW w:w="3496" w:type="dxa"/>
             <w:tcBorders>
               <w:top w:val="single" w:sz="2" w:space="0" w:color="CCCCCC"/>
               <w:start w:val="single" w:sz="2" w:space="0" w:color="CCCCCC"/>
@@ -31493,7 +31467,7 @@
         </w:tc>
         <w:tc>
           <w:tcPr>
-            <w:tcW w:w="2029" w:type="dxa"/>
+            <w:tcW w:w="2030" w:type="dxa"/>
             <w:tcBorders>
               <w:top w:val="single" w:sz="2" w:space="0" w:color="CCCCCC"/>
               <w:start w:val="single" w:sz="2" w:space="0" w:color="CCCCCC"/>
@@ -31550,7 +31524,7 @@
         </w:tc>
         <w:tc>
           <w:tcPr>
-            <w:tcW w:w="3497" w:type="dxa"/>
+            <w:tcW w:w="3496" w:type="dxa"/>
             <w:tcBorders>
               <w:top w:val="single" w:sz="2" w:space="0" w:color="CCCCCC"/>
               <w:start w:val="single" w:sz="2" w:space="0" w:color="CCCCCC"/>
@@ -31604,7 +31578,7 @@
         </w:tc>
         <w:tc>
           <w:tcPr>
-            <w:tcW w:w="2029" w:type="dxa"/>
+            <w:tcW w:w="2030" w:type="dxa"/>
             <w:tcBorders>
               <w:top w:val="single" w:sz="2" w:space="0" w:color="CCCCCC"/>
               <w:start w:val="single" w:sz="2" w:space="0" w:color="CCCCCC"/>
@@ -31661,7 +31635,7 @@
         </w:tc>
         <w:tc>
           <w:tcPr>
-            <w:tcW w:w="3497" w:type="dxa"/>
+            <w:tcW w:w="3496" w:type="dxa"/>
             <w:tcBorders>
               <w:top w:val="single" w:sz="2" w:space="0" w:color="CCCCCC"/>
               <w:start w:val="single" w:sz="2" w:space="0" w:color="CCCCCC"/>
@@ -31715,7 +31689,7 @@
         </w:tc>
         <w:tc>
           <w:tcPr>
-            <w:tcW w:w="2029" w:type="dxa"/>
+            <w:tcW w:w="2030" w:type="dxa"/>
             <w:tcBorders>
               <w:top w:val="single" w:sz="2" w:space="0" w:color="CCCCCC"/>
               <w:start w:val="single" w:sz="2" w:space="0" w:color="CCCCCC"/>
@@ -31772,7 +31746,7 @@
         </w:tc>
         <w:tc>
           <w:tcPr>
-            <w:tcW w:w="3497" w:type="dxa"/>
+            <w:tcW w:w="3496" w:type="dxa"/>
             <w:tcBorders>
               <w:top w:val="single" w:sz="2" w:space="0" w:color="CCCCCC"/>
               <w:start w:val="single" w:sz="2" w:space="0" w:color="CCCCCC"/>
@@ -31826,7 +31800,7 @@
         </w:tc>
         <w:tc>
           <w:tcPr>
-            <w:tcW w:w="2029" w:type="dxa"/>
+            <w:tcW w:w="2030" w:type="dxa"/>
             <w:tcBorders>
               <w:top w:val="single" w:sz="2" w:space="0" w:color="CCCCCC"/>
               <w:start w:val="single" w:sz="2" w:space="0" w:color="CCCCCC"/>
@@ -31883,7 +31857,7 @@
         </w:tc>
         <w:tc>
           <w:tcPr>
-            <w:tcW w:w="3497" w:type="dxa"/>
+            <w:tcW w:w="3496" w:type="dxa"/>
             <w:tcBorders>
               <w:top w:val="single" w:sz="2" w:space="0" w:color="CCCCCC"/>
               <w:start w:val="single" w:sz="2" w:space="0" w:color="CCCCCC"/>
@@ -31937,7 +31911,7 @@
         </w:tc>
         <w:tc>
           <w:tcPr>
-            <w:tcW w:w="2029" w:type="dxa"/>
+            <w:tcW w:w="2030" w:type="dxa"/>
             <w:tcBorders>
               <w:top w:val="single" w:sz="2" w:space="0" w:color="CCCCCC"/>
               <w:start w:val="single" w:sz="2" w:space="0" w:color="CCCCCC"/>
@@ -33057,8 +33031,8 @@
         </w:tblCellMar>
       </w:tblPr>
       <w:tblGrid>
-        <w:gridCol w:w="3840"/>
-        <w:gridCol w:w="5186"/>
+        <w:gridCol w:w="3839"/>
+        <w:gridCol w:w="5187"/>
       </w:tblGrid>
       <w:tr>
         <w:trPr>
@@ -33066,7 +33040,7 @@
         </w:trPr>
         <w:tc>
           <w:tcPr>
-            <w:tcW w:w="3840" w:type="dxa"/>
+            <w:tcW w:w="3839" w:type="dxa"/>
             <w:tcBorders>
               <w:top w:val="single" w:sz="2" w:space="0" w:color="CCCCCC"/>
               <w:start w:val="single" w:sz="2" w:space="0" w:color="CCCCCC"/>
@@ -33106,7 +33080,7 @@
         </w:tc>
         <w:tc>
           <w:tcPr>
-            <w:tcW w:w="5186" w:type="dxa"/>
+            <w:tcW w:w="5187" w:type="dxa"/>
             <w:tcBorders>
               <w:top w:val="single" w:sz="2" w:space="0" w:color="CCCCCC"/>
               <w:start w:val="single" w:sz="2" w:space="0" w:color="CCCCCC"/>
@@ -33150,7 +33124,7 @@
         <w:trPr/>
         <w:tc>
           <w:tcPr>
-            <w:tcW w:w="3840" w:type="dxa"/>
+            <w:tcW w:w="3839" w:type="dxa"/>
             <w:tcBorders>
               <w:start w:val="single" w:sz="2" w:space="0" w:color="CCCCCC"/>
               <w:bottom w:val="single" w:sz="2" w:space="0" w:color="CCCCCC"/>
@@ -33175,7 +33149,7 @@
         </w:tc>
         <w:tc>
           <w:tcPr>
-            <w:tcW w:w="5186" w:type="dxa"/>
+            <w:tcW w:w="5187" w:type="dxa"/>
             <w:tcBorders>
               <w:start w:val="single" w:sz="2" w:space="0" w:color="CCCCCC"/>
               <w:bottom w:val="single" w:sz="2" w:space="0" w:color="CCCCCC"/>
@@ -33204,7 +33178,7 @@
         <w:trPr/>
         <w:tc>
           <w:tcPr>
-            <w:tcW w:w="3840" w:type="dxa"/>
+            <w:tcW w:w="3839" w:type="dxa"/>
             <w:tcBorders>
               <w:top w:val="single" w:sz="2" w:space="0" w:color="CCCCCC"/>
               <w:start w:val="single" w:sz="2" w:space="0" w:color="CCCCCC"/>
@@ -33231,7 +33205,7 @@
         </w:tc>
         <w:tc>
           <w:tcPr>
-            <w:tcW w:w="5186" w:type="dxa"/>
+            <w:tcW w:w="5187" w:type="dxa"/>
             <w:tcBorders>
               <w:top w:val="single" w:sz="2" w:space="0" w:color="CCCCCC"/>
               <w:start w:val="single" w:sz="2" w:space="0" w:color="CCCCCC"/>
@@ -33261,7 +33235,7 @@
         <w:trPr/>
         <w:tc>
           <w:tcPr>
-            <w:tcW w:w="3840" w:type="dxa"/>
+            <w:tcW w:w="3839" w:type="dxa"/>
             <w:tcBorders>
               <w:top w:val="single" w:sz="2" w:space="0" w:color="CCCCCC"/>
               <w:start w:val="single" w:sz="2" w:space="0" w:color="CCCCCC"/>
@@ -33288,7 +33262,7 @@
         </w:tc>
         <w:tc>
           <w:tcPr>
-            <w:tcW w:w="5186" w:type="dxa"/>
+            <w:tcW w:w="5187" w:type="dxa"/>
             <w:tcBorders>
               <w:top w:val="single" w:sz="2" w:space="0" w:color="CCCCCC"/>
               <w:start w:val="single" w:sz="2" w:space="0" w:color="CCCCCC"/>
@@ -33318,7 +33292,7 @@
         <w:trPr/>
         <w:tc>
           <w:tcPr>
-            <w:tcW w:w="3840" w:type="dxa"/>
+            <w:tcW w:w="3839" w:type="dxa"/>
             <w:tcBorders>
               <w:top w:val="single" w:sz="2" w:space="0" w:color="CCCCCC"/>
               <w:start w:val="single" w:sz="2" w:space="0" w:color="CCCCCC"/>
@@ -33345,7 +33319,7 @@
         </w:tc>
         <w:tc>
           <w:tcPr>
-            <w:tcW w:w="5186" w:type="dxa"/>
+            <w:tcW w:w="5187" w:type="dxa"/>
             <w:tcBorders>
               <w:top w:val="single" w:sz="2" w:space="0" w:color="CCCCCC"/>
               <w:start w:val="single" w:sz="2" w:space="0" w:color="CCCCCC"/>
@@ -33375,7 +33349,7 @@
         <w:trPr/>
         <w:tc>
           <w:tcPr>
-            <w:tcW w:w="3840" w:type="dxa"/>
+            <w:tcW w:w="3839" w:type="dxa"/>
             <w:tcBorders>
               <w:top w:val="single" w:sz="2" w:space="0" w:color="CCCCCC"/>
               <w:start w:val="single" w:sz="2" w:space="0" w:color="CCCCCC"/>
@@ -33402,7 +33376,7 @@
         </w:tc>
         <w:tc>
           <w:tcPr>
-            <w:tcW w:w="5186" w:type="dxa"/>
+            <w:tcW w:w="5187" w:type="dxa"/>
             <w:tcBorders>
               <w:top w:val="single" w:sz="2" w:space="0" w:color="CCCCCC"/>
               <w:start w:val="single" w:sz="2" w:space="0" w:color="CCCCCC"/>
@@ -33432,7 +33406,7 @@
         <w:trPr/>
         <w:tc>
           <w:tcPr>
-            <w:tcW w:w="3840" w:type="dxa"/>
+            <w:tcW w:w="3839" w:type="dxa"/>
             <w:tcBorders>
               <w:top w:val="single" w:sz="2" w:space="0" w:color="CCCCCC"/>
               <w:start w:val="single" w:sz="2" w:space="0" w:color="CCCCCC"/>
@@ -33459,7 +33433,7 @@
         </w:tc>
         <w:tc>
           <w:tcPr>
-            <w:tcW w:w="5186" w:type="dxa"/>
+            <w:tcW w:w="5187" w:type="dxa"/>
             <w:tcBorders>
               <w:top w:val="single" w:sz="2" w:space="0" w:color="CCCCCC"/>
               <w:start w:val="single" w:sz="2" w:space="0" w:color="CCCCCC"/>
@@ -33489,7 +33463,7 @@
         <w:trPr/>
         <w:tc>
           <w:tcPr>
-            <w:tcW w:w="3840" w:type="dxa"/>
+            <w:tcW w:w="3839" w:type="dxa"/>
             <w:tcBorders>
               <w:top w:val="single" w:sz="2" w:space="0" w:color="CCCCCC"/>
               <w:start w:val="single" w:sz="2" w:space="0" w:color="CCCCCC"/>
@@ -33516,7 +33490,7 @@
         </w:tc>
         <w:tc>
           <w:tcPr>
-            <w:tcW w:w="5186" w:type="dxa"/>
+            <w:tcW w:w="5187" w:type="dxa"/>
             <w:tcBorders>
               <w:top w:val="single" w:sz="2" w:space="0" w:color="CCCCCC"/>
               <w:start w:val="single" w:sz="2" w:space="0" w:color="CCCCCC"/>
@@ -33546,7 +33520,7 @@
         <w:trPr/>
         <w:tc>
           <w:tcPr>
-            <w:tcW w:w="3840" w:type="dxa"/>
+            <w:tcW w:w="3839" w:type="dxa"/>
             <w:tcBorders>
               <w:top w:val="single" w:sz="2" w:space="0" w:color="CCCCCC"/>
               <w:start w:val="single" w:sz="2" w:space="0" w:color="CCCCCC"/>
@@ -33573,7 +33547,7 @@
         </w:tc>
         <w:tc>
           <w:tcPr>
-            <w:tcW w:w="5186" w:type="dxa"/>
+            <w:tcW w:w="5187" w:type="dxa"/>
             <w:tcBorders>
               <w:top w:val="single" w:sz="2" w:space="0" w:color="CCCCCC"/>
               <w:start w:val="single" w:sz="2" w:space="0" w:color="CCCCCC"/>
@@ -33603,7 +33577,7 @@
         <w:trPr/>
         <w:tc>
           <w:tcPr>
-            <w:tcW w:w="3840" w:type="dxa"/>
+            <w:tcW w:w="3839" w:type="dxa"/>
             <w:tcBorders>
               <w:top w:val="single" w:sz="2" w:space="0" w:color="CCCCCC"/>
               <w:start w:val="single" w:sz="2" w:space="0" w:color="CCCCCC"/>
@@ -33630,46 +33604,28 @@
         </w:tc>
         <w:tc>
           <w:tcPr>
-            <w:tcW w:w="5186" w:type="dxa"/>
-            <w:tcBorders>
-              <w:top w:val="single" w:sz="2" w:space="0" w:color="CCCCCC"/>
-              <w:start w:val="single" w:sz="2" w:space="0" w:color="CCCCCC"/>
-              <w:bottom w:val="single" w:sz="2" w:space="0" w:color="CCCCCC"/>
-              <w:end w:val="single" w:sz="2" w:space="0" w:color="CCCCCC"/>
-            </w:tcBorders>
-            <w:shd w:fill="FAFAFA" w:val="clear"/>
-          </w:tcPr>
-          <w:p>
-            <w:pPr>
-              <w:pStyle w:val="Normal"/>
-              <w:rPr/>
-            </w:pPr>
-            <w:r>
-              <w:rPr>
-                <w:rFonts w:eastAsia="Arial" w:cs="Arial"/>
-                <w:color w:val="1C1C1C"/>
-                <w:sz w:val="20"/>
-                <w:szCs w:val="20"/>
-              </w:rPr>
-              <w:t>~</w:t>
-            </w:r>
-            <w:r>
-              <w:rPr>
-                <w:rFonts w:eastAsia="Arial" w:cs="Arial"/>
-                <w:color w:val="1C1C1C"/>
-                <w:sz w:val="20"/>
-                <w:szCs w:val="20"/>
-              </w:rPr>
-              <w:t>10</w:t>
-            </w:r>
-            <w:r>
-              <w:rPr>
-                <w:rFonts w:eastAsia="Arial" w:cs="Arial"/>
-                <w:color w:val="1C1C1C"/>
-                <w:sz w:val="20"/>
-                <w:szCs w:val="20"/>
-              </w:rPr>
-              <w:t xml:space="preserve"> €</w:t>
+            <w:tcW w:w="5187" w:type="dxa"/>
+            <w:tcBorders>
+              <w:top w:val="single" w:sz="2" w:space="0" w:color="CCCCCC"/>
+              <w:start w:val="single" w:sz="2" w:space="0" w:color="CCCCCC"/>
+              <w:bottom w:val="single" w:sz="2" w:space="0" w:color="CCCCCC"/>
+              <w:end w:val="single" w:sz="2" w:space="0" w:color="CCCCCC"/>
+            </w:tcBorders>
+            <w:shd w:fill="FAFAFA" w:val="clear"/>
+          </w:tcPr>
+          <w:p>
+            <w:pPr>
+              <w:pStyle w:val="Normal"/>
+              <w:rPr/>
+            </w:pPr>
+            <w:r>
+              <w:rPr>
+                <w:rFonts w:eastAsia="Arial" w:cs="Arial"/>
+                <w:color w:val="1C1C1C"/>
+                <w:sz w:val="20"/>
+                <w:szCs w:val="20"/>
+              </w:rPr>
+              <w:t>~10 €</w:t>
             </w:r>
           </w:p>
         </w:tc>
@@ -34732,8 +34688,8 @@
         <w:gridCol w:w="600"/>
         <w:gridCol w:w="2198"/>
         <w:gridCol w:w="1399"/>
-        <w:gridCol w:w="1800"/>
-        <w:gridCol w:w="2000"/>
+        <w:gridCol w:w="1799"/>
+        <w:gridCol w:w="2001"/>
         <w:gridCol w:w="1029"/>
       </w:tblGrid>
       <w:tr>
@@ -34862,7 +34818,7 @@
         </w:tc>
         <w:tc>
           <w:tcPr>
-            <w:tcW w:w="1800" w:type="dxa"/>
+            <w:tcW w:w="1799" w:type="dxa"/>
             <w:tcBorders>
               <w:top w:val="single" w:sz="2" w:space="0" w:color="CCCCCC"/>
               <w:start w:val="single" w:sz="2" w:space="0" w:color="CCCCCC"/>
@@ -34902,7 +34858,7 @@
         </w:tc>
         <w:tc>
           <w:tcPr>
-            <w:tcW w:w="2000" w:type="dxa"/>
+            <w:tcW w:w="2001" w:type="dxa"/>
             <w:tcBorders>
               <w:top w:val="single" w:sz="2" w:space="0" w:color="CCCCCC"/>
               <w:start w:val="single" w:sz="2" w:space="0" w:color="CCCCCC"/>
@@ -35060,7 +35016,7 @@
         </w:tc>
         <w:tc>
           <w:tcPr>
-            <w:tcW w:w="1800" w:type="dxa"/>
+            <w:tcW w:w="1799" w:type="dxa"/>
             <w:tcBorders>
               <w:start w:val="single" w:sz="2" w:space="0" w:color="CCCCCC"/>
               <w:bottom w:val="single" w:sz="2" w:space="0" w:color="CCCCCC"/>
@@ -35085,7 +35041,7 @@
         </w:tc>
         <w:tc>
           <w:tcPr>
-            <w:tcW w:w="2000" w:type="dxa"/>
+            <w:tcW w:w="2001" w:type="dxa"/>
             <w:tcBorders>
               <w:start w:val="single" w:sz="2" w:space="0" w:color="CCCCCC"/>
               <w:bottom w:val="single" w:sz="2" w:space="0" w:color="CCCCCC"/>
@@ -35219,7 +35175,7 @@
         </w:tc>
         <w:tc>
           <w:tcPr>
-            <w:tcW w:w="1800" w:type="dxa"/>
+            <w:tcW w:w="1799" w:type="dxa"/>
             <w:tcBorders>
               <w:top w:val="single" w:sz="2" w:space="0" w:color="CCCCCC"/>
               <w:start w:val="single" w:sz="2" w:space="0" w:color="CCCCCC"/>
@@ -35246,7 +35202,7 @@
         </w:tc>
         <w:tc>
           <w:tcPr>
-            <w:tcW w:w="2000" w:type="dxa"/>
+            <w:tcW w:w="2001" w:type="dxa"/>
             <w:tcBorders>
               <w:top w:val="single" w:sz="2" w:space="0" w:color="CCCCCC"/>
               <w:start w:val="single" w:sz="2" w:space="0" w:color="CCCCCC"/>
@@ -35384,7 +35340,7 @@
         </w:tc>
         <w:tc>
           <w:tcPr>
-            <w:tcW w:w="1800" w:type="dxa"/>
+            <w:tcW w:w="1799" w:type="dxa"/>
             <w:tcBorders>
               <w:top w:val="single" w:sz="2" w:space="0" w:color="CCCCCC"/>
               <w:start w:val="single" w:sz="2" w:space="0" w:color="CCCCCC"/>
@@ -35411,7 +35367,7 @@
         </w:tc>
         <w:tc>
           <w:tcPr>
-            <w:tcW w:w="2000" w:type="dxa"/>
+            <w:tcW w:w="2001" w:type="dxa"/>
             <w:tcBorders>
               <w:top w:val="single" w:sz="2" w:space="0" w:color="CCCCCC"/>
               <w:start w:val="single" w:sz="2" w:space="0" w:color="CCCCCC"/>
@@ -35549,7 +35505,7 @@
         </w:tc>
         <w:tc>
           <w:tcPr>
-            <w:tcW w:w="1800" w:type="dxa"/>
+            <w:tcW w:w="1799" w:type="dxa"/>
             <w:tcBorders>
               <w:top w:val="single" w:sz="2" w:space="0" w:color="CCCCCC"/>
               <w:start w:val="single" w:sz="2" w:space="0" w:color="CCCCCC"/>
@@ -35576,7 +35532,7 @@
         </w:tc>
         <w:tc>
           <w:tcPr>
-            <w:tcW w:w="2000" w:type="dxa"/>
+            <w:tcW w:w="2001" w:type="dxa"/>
             <w:tcBorders>
               <w:top w:val="single" w:sz="2" w:space="0" w:color="CCCCCC"/>
               <w:start w:val="single" w:sz="2" w:space="0" w:color="CCCCCC"/>
@@ -35714,7 +35670,7 @@
         </w:tc>
         <w:tc>
           <w:tcPr>
-            <w:tcW w:w="1800" w:type="dxa"/>
+            <w:tcW w:w="1799" w:type="dxa"/>
             <w:tcBorders>
               <w:top w:val="single" w:sz="2" w:space="0" w:color="CCCCCC"/>
               <w:start w:val="single" w:sz="2" w:space="0" w:color="CCCCCC"/>
@@ -35741,7 +35697,7 @@
         </w:tc>
         <w:tc>
           <w:tcPr>
-            <w:tcW w:w="2000" w:type="dxa"/>
+            <w:tcW w:w="2001" w:type="dxa"/>
             <w:tcBorders>
               <w:top w:val="single" w:sz="2" w:space="0" w:color="CCCCCC"/>
               <w:start w:val="single" w:sz="2" w:space="0" w:color="CCCCCC"/>
@@ -35879,7 +35835,7 @@
         </w:tc>
         <w:tc>
           <w:tcPr>
-            <w:tcW w:w="1800" w:type="dxa"/>
+            <w:tcW w:w="1799" w:type="dxa"/>
             <w:tcBorders>
               <w:top w:val="single" w:sz="2" w:space="0" w:color="CCCCCC"/>
               <w:start w:val="single" w:sz="2" w:space="0" w:color="CCCCCC"/>
@@ -35906,7 +35862,7 @@
         </w:tc>
         <w:tc>
           <w:tcPr>
-            <w:tcW w:w="2000" w:type="dxa"/>
+            <w:tcW w:w="2001" w:type="dxa"/>
             <w:tcBorders>
               <w:top w:val="single" w:sz="2" w:space="0" w:color="CCCCCC"/>
               <w:start w:val="single" w:sz="2" w:space="0" w:color="CCCCCC"/>
@@ -36079,8 +36035,40 @@
           <w:szCs w:val="22"/>
           <w:u w:val="single"/>
         </w:rPr>
-        <w:t>9.1.</w:t>
-      </w:r>
+        <w:t>9.1.1. Claves primarias compuestas (@EmbeddedId)</w:t>
+      </w:r>
+    </w:p>
+    <w:p>
+      <w:pPr>
+        <w:pStyle w:val="Normal"/>
+        <w:spacing w:before="0" w:after="160"/>
+        <w:rPr/>
+      </w:pPr>
+      <w:r>
+        <w:rPr>
+          <w:rFonts w:eastAsia="Arial" w:cs="Arial"/>
+          <w:color w:val="1C1C1C"/>
+          <w:sz w:val="22"/>
+          <w:szCs w:val="22"/>
+        </w:rPr>
+        <w:t>Las entidades Inscripcion, Campeonato_Categoria y Combate tienen claves primarias compuestas, implementadas con @EmbeddedId y clases @Embeddable auxiliares. La principal dificultad fue en Combate, donde varios campos de la PK compuesta (id_campeonato, id_categoria) también son claves foráneas hacia otras entidades (Campeonato_Categoria). JPA prohíbe que una misma columna sea a la vez parte de un @EmbeddedId y un @JoinColumn 'writeable'. La solución fue añadir insertable=false, updatable=false en los @JoinColumn de las relaciones @ManyToOne que referencian columnas ya gestionadas por el @EmbeddedId.</w:t>
+      </w:r>
+    </w:p>
+    <w:p>
+      <w:pPr>
+        <w:pStyle w:val="Normal"/>
+        <w:rPr/>
+      </w:pPr>
+      <w:r>
+        <w:rPr/>
+      </w:r>
+    </w:p>
+    <w:p>
+      <w:pPr>
+        <w:pStyle w:val="Normal"/>
+        <w:spacing w:before="200" w:after="80"/>
+        <w:rPr/>
+      </w:pPr>
       <w:r>
         <w:rPr>
           <w:rFonts w:eastAsia="Arial" w:cs="Arial"/>
@@ -36091,8 +36079,40 @@
           <w:szCs w:val="22"/>
           <w:u w:val="single"/>
         </w:rPr>
-        <w:t>1</w:t>
-      </w:r>
+        <w:t>9.1.2. Algoritmo de generación del bracket con byes</w:t>
+      </w:r>
+    </w:p>
+    <w:p>
+      <w:pPr>
+        <w:pStyle w:val="Normal"/>
+        <w:spacing w:before="0" w:after="160"/>
+        <w:rPr/>
+      </w:pPr>
+      <w:r>
+        <w:rPr>
+          <w:rFonts w:eastAsia="Arial" w:cs="Arial"/>
+          <w:color w:val="1C1C1C"/>
+          <w:sz w:val="22"/>
+          <w:szCs w:val="22"/>
+        </w:rPr>
+        <w:t>El algoritmo de generación del cuadro de eliminación directa debía gestionar correctamente el caso de un número de participantes que no sea potencia de 2. La solución implementada fue el sistema de 'bye' (pase directo): cuando al emparejar en pairs los competidores queda uno sin rival (índice impar en la iteración), ese competidor recibe un combate de tipo 'bye' con competidorAzul = null, que se representa visualmente con un estilo especial y donde el competidor 'rojo' pasa automáticamente a la siguiente ronda. Además, hubo que diferenciar entre dos modos de funcionamiento del SorteoComponent: (a) sin combates en BD → generar el bracket completo desde cero en el cliente, y (b) con combates en BD → mostrar solo las rondas que existen en BD, sin generar rondas futuras.</w:t>
+      </w:r>
+    </w:p>
+    <w:p>
+      <w:pPr>
+        <w:pStyle w:val="Normal"/>
+        <w:rPr/>
+      </w:pPr>
+      <w:r>
+        <w:rPr/>
+      </w:r>
+    </w:p>
+    <w:p>
+      <w:pPr>
+        <w:pStyle w:val="Normal"/>
+        <w:spacing w:before="200" w:after="80"/>
+        <w:rPr/>
+      </w:pPr>
       <w:r>
         <w:rPr>
           <w:rFonts w:eastAsia="Arial" w:cs="Arial"/>
@@ -36103,7 +36123,7 @@
           <w:szCs w:val="22"/>
           <w:u w:val="single"/>
         </w:rPr>
-        <w:t>. Claves primarias compuestas (@EmbeddedId)</w:t>
+        <w:t>9.1.4 Gestión del estado de la sesión en Angular sin Backend de sesiones</w:t>
       </w:r>
     </w:p>
     <w:p>
@@ -36119,7 +36139,7 @@
           <w:sz w:val="22"/>
           <w:szCs w:val="22"/>
         </w:rPr>
-        <w:t>Las entidades Inscripcion, Campeonato_Categoria y Combate tienen claves primarias compuestas, implementadas con @EmbeddedId y clases @Embeddable auxiliares. La principal dificultad fue en Combate, donde varios campos de la PK compuesta (id_campeonato, id_categoria) también son claves foráneas hacia otras entidades (Campeonato_Categoria). JPA prohíbe que una misma columna sea a la vez parte de un @EmbeddedId y un @JoinColumn 'writeable'. La solución fue añadir insertable=false, updatable=false en los @JoinColumn de las relaciones @ManyToOne que referencian columnas ya gestionadas por el @EmbeddedId.</w:t>
+        <w:t>El backend es stateless (sin sesiones en servidor), lo que implica que la autenticación del lado del cliente debe gestionarse de forma manual. Se implementó un sistema basado en sessionStorage del navegador: al hacer login, los datos del usuario se serializan a JSON y se guardan en sessionStorage. Al arrancar los servicios de autenticación (AutenticacionService y CompetidorAuthService), se intenta recuperar la sesión desde sessionStorage. Los Signals permiten que la UI reaccione automáticamente a los cambios en el estado de la sesión (login/logout) sin necesidad de suscripciones o EventEmitters adicionales.</w:t>
       </w:r>
     </w:p>
     <w:p>
@@ -36129,6 +36149,33 @@
       </w:pPr>
       <w:r>
         <w:rPr/>
+      </w:r>
+    </w:p>
+    <w:p>
+      <w:pPr>
+        <w:pStyle w:val="Normal"/>
+        <w:rPr/>
+      </w:pPr>
+      <w:r>
+        <w:rPr/>
+      </w:r>
+    </w:p>
+    <w:p>
+      <w:pPr>
+        <w:pStyle w:val="Heading3"/>
+        <w:spacing w:before="280" w:after="120"/>
+        <w:rPr/>
+      </w:pPr>
+      <w:r>
+        <w:rPr>
+          <w:rFonts w:eastAsia="Arial" w:cs="Arial"/>
+          <w:b/>
+          <w:bCs/>
+          <w:color w:val="1C1C1C"/>
+          <w:sz w:val="24"/>
+          <w:szCs w:val="24"/>
+        </w:rPr>
+        <w:t>9.2. Dificultades de planificación y gestión</w:t>
       </w:r>
     </w:p>
     <w:p>
@@ -36147,8 +36194,40 @@
           <w:szCs w:val="22"/>
           <w:u w:val="single"/>
         </w:rPr>
-        <w:t>9.1.</w:t>
-      </w:r>
+        <w:t>9.2.1. Subestimación de la complejidad del flujo de inscripción</w:t>
+      </w:r>
+    </w:p>
+    <w:p>
+      <w:pPr>
+        <w:pStyle w:val="Normal"/>
+        <w:spacing w:before="0" w:after="160"/>
+        <w:rPr/>
+      </w:pPr>
+      <w:r>
+        <w:rPr>
+          <w:rFonts w:eastAsia="Arial" w:cs="Arial"/>
+          <w:color w:val="1C1C1C"/>
+          <w:sz w:val="22"/>
+          <w:szCs w:val="22"/>
+        </w:rPr>
+        <w:t>El componente InscripcionComponent resultó ser significativamente más complejo de lo previsto inicialmente. El flujo de 5 estados (elegir → login/registro → categorías → confirmar) y la necesidad de gestionar correctamente todos los casos de error (credenciales incorrectas, DNI/email duplicado en registro, categoría ya inscrita, pérdida de sesión) requirieron más iteraciones de desarrollo de las planificadas. La gestión de los Promise.all() para las inscripciones en paralelo y el tratamiento de los errores parciales (¿qué ocurre si falla la inscripción en una de las categorías seleccionadas?) también añadió complejidad.</w:t>
+      </w:r>
+    </w:p>
+    <w:p>
+      <w:pPr>
+        <w:pStyle w:val="Normal"/>
+        <w:rPr/>
+      </w:pPr>
+      <w:r>
+        <w:rPr/>
+      </w:r>
+    </w:p>
+    <w:p>
+      <w:pPr>
+        <w:pStyle w:val="Normal"/>
+        <w:spacing w:before="200" w:after="80"/>
+        <w:rPr/>
+      </w:pPr>
       <w:r>
         <w:rPr>
           <w:rFonts w:eastAsia="Arial" w:cs="Arial"/>
@@ -36159,201 +36238,6 @@
           <w:szCs w:val="22"/>
           <w:u w:val="single"/>
         </w:rPr>
-        <w:t>2</w:t>
-      </w:r>
-      <w:r>
-        <w:rPr>
-          <w:rFonts w:eastAsia="Arial" w:cs="Arial"/>
-          <w:b/>
-          <w:bCs/>
-          <w:color w:val="1C1C1C"/>
-          <w:sz w:val="22"/>
-          <w:szCs w:val="22"/>
-          <w:u w:val="single"/>
-        </w:rPr>
-        <w:t>. Algoritmo de generación del bracket con byes</w:t>
-      </w:r>
-    </w:p>
-    <w:p>
-      <w:pPr>
-        <w:pStyle w:val="Normal"/>
-        <w:spacing w:before="0" w:after="160"/>
-        <w:rPr/>
-      </w:pPr>
-      <w:r>
-        <w:rPr>
-          <w:rFonts w:eastAsia="Arial" w:cs="Arial"/>
-          <w:color w:val="1C1C1C"/>
-          <w:sz w:val="22"/>
-          <w:szCs w:val="22"/>
-        </w:rPr>
-        <w:t>El algoritmo de generación del cuadro de eliminación directa debía gestionar correctamente el caso de un número de participantes que no sea potencia de 2. La solución implementada fue el sistema de 'bye' (pase directo): cuando al emparejar en pairs los competidores queda uno sin rival (índice impar en la iteración), ese competidor recibe un combate de tipo 'bye' con competidorAzul = null, que se representa visualmente con un estilo especial y donde el competidor 'rojo' pasa automáticamente a la siguiente ronda. Además, hubo que diferenciar entre dos modos de funcionamiento del SorteoComponent: (a) sin combates en BD → generar el bracket completo desde cero en el cliente, y (b) con combates en BD → mostrar solo las rondas que existen en BD, sin generar rondas futuras.</w:t>
-      </w:r>
-    </w:p>
-    <w:p>
-      <w:pPr>
-        <w:pStyle w:val="Normal"/>
-        <w:rPr/>
-      </w:pPr>
-      <w:r>
-        <w:rPr/>
-      </w:r>
-    </w:p>
-    <w:p>
-      <w:pPr>
-        <w:pStyle w:val="Normal"/>
-        <w:spacing w:before="200" w:after="80"/>
-        <w:rPr/>
-      </w:pPr>
-      <w:r>
-        <w:rPr>
-          <w:rFonts w:eastAsia="Arial" w:cs="Arial"/>
-          <w:b/>
-          <w:bCs/>
-          <w:color w:val="1C1C1C"/>
-          <w:sz w:val="22"/>
-          <w:szCs w:val="22"/>
-          <w:u w:val="single"/>
-        </w:rPr>
-        <w:t>9.1.</w:t>
-      </w:r>
-      <w:r>
-        <w:rPr>
-          <w:rFonts w:eastAsia="Arial" w:cs="Arial"/>
-          <w:b/>
-          <w:bCs/>
-          <w:color w:val="1C1C1C"/>
-          <w:sz w:val="22"/>
-          <w:szCs w:val="22"/>
-          <w:u w:val="single"/>
-        </w:rPr>
-        <w:t>4</w:t>
-      </w:r>
-      <w:r>
-        <w:rPr>
-          <w:rFonts w:eastAsia="Arial" w:cs="Arial"/>
-          <w:b/>
-          <w:bCs/>
-          <w:color w:val="1C1C1C"/>
-          <w:sz w:val="22"/>
-          <w:szCs w:val="22"/>
-          <w:u w:val="single"/>
-        </w:rPr>
-        <w:t xml:space="preserve"> Gestión del estado de la sesión en Angular sin Backend de sesiones</w:t>
-      </w:r>
-    </w:p>
-    <w:p>
-      <w:pPr>
-        <w:pStyle w:val="Normal"/>
-        <w:spacing w:before="0" w:after="160"/>
-        <w:rPr/>
-      </w:pPr>
-      <w:r>
-        <w:rPr>
-          <w:rFonts w:eastAsia="Arial" w:cs="Arial"/>
-          <w:color w:val="1C1C1C"/>
-          <w:sz w:val="22"/>
-          <w:szCs w:val="22"/>
-        </w:rPr>
-        <w:t>El backend es stateless (sin sesiones en servidor), lo que implica que la autenticación del lado del cliente debe gestionarse de forma manual. Se implementó un sistema basado en sessionStorage del navegador: al hacer login, los datos del usuario se serializan a JSON y se guardan en sessionStorage. Al arrancar los servicios de autenticación (AutenticacionService y CompetidorAuthService), se intenta recuperar la sesión desde sessionStorage. Los Signals permiten que la UI reaccione automáticamente a los cambios en el estado de la sesión (login/logout) sin necesidad de suscripciones o EventEmitters adicionales.</w:t>
-      </w:r>
-    </w:p>
-    <w:p>
-      <w:pPr>
-        <w:pStyle w:val="Normal"/>
-        <w:rPr/>
-      </w:pPr>
-      <w:r>
-        <w:rPr/>
-      </w:r>
-    </w:p>
-    <w:p>
-      <w:pPr>
-        <w:pStyle w:val="Normal"/>
-        <w:rPr/>
-      </w:pPr>
-      <w:r>
-        <w:rPr/>
-      </w:r>
-    </w:p>
-    <w:p>
-      <w:pPr>
-        <w:pStyle w:val="Heading3"/>
-        <w:spacing w:before="280" w:after="120"/>
-        <w:rPr/>
-      </w:pPr>
-      <w:r>
-        <w:rPr>
-          <w:rFonts w:eastAsia="Arial" w:cs="Arial"/>
-          <w:b/>
-          <w:bCs/>
-          <w:color w:val="1C1C1C"/>
-          <w:sz w:val="24"/>
-          <w:szCs w:val="24"/>
-        </w:rPr>
-        <w:t>9.2. Dificultades de planificación y gestión</w:t>
-      </w:r>
-    </w:p>
-    <w:p>
-      <w:pPr>
-        <w:pStyle w:val="Normal"/>
-        <w:spacing w:before="200" w:after="80"/>
-        <w:rPr/>
-      </w:pPr>
-      <w:r>
-        <w:rPr>
-          <w:rFonts w:eastAsia="Arial" w:cs="Arial"/>
-          <w:b/>
-          <w:bCs/>
-          <w:color w:val="1C1C1C"/>
-          <w:sz w:val="22"/>
-          <w:szCs w:val="22"/>
-          <w:u w:val="single"/>
-        </w:rPr>
-        <w:t>9.2.1. Subestimación de la complejidad del flujo de inscripción</w:t>
-      </w:r>
-    </w:p>
-    <w:p>
-      <w:pPr>
-        <w:pStyle w:val="Normal"/>
-        <w:spacing w:before="0" w:after="160"/>
-        <w:rPr/>
-      </w:pPr>
-      <w:r>
-        <w:rPr>
-          <w:rFonts w:eastAsia="Arial" w:cs="Arial"/>
-          <w:color w:val="1C1C1C"/>
-          <w:sz w:val="22"/>
-          <w:szCs w:val="22"/>
-        </w:rPr>
-        <w:t>El componente InscripcionComponent resultó ser significativamente más complejo de lo previsto inicialmente. El flujo de 5 estados (elegir → login/registro → categorías → confirmar) y la necesidad de gestionar correctamente todos los casos de error (credenciales incorrectas, DNI/email duplicado en registro, categoría ya inscrita, pérdida de sesión) requirieron más iteraciones de desarrollo de las planificadas. La gestión de los Promise.all() para las inscripciones en paralelo y el tratamiento de los errores parciales (¿qué ocurre si falla la inscripción en una de las categorías seleccionadas?) también añadió complejidad.</w:t>
-      </w:r>
-    </w:p>
-    <w:p>
-      <w:pPr>
-        <w:pStyle w:val="Normal"/>
-        <w:rPr/>
-      </w:pPr>
-      <w:r>
-        <w:rPr/>
-      </w:r>
-    </w:p>
-    <w:p>
-      <w:pPr>
-        <w:pStyle w:val="Normal"/>
-        <w:spacing w:before="200" w:after="80"/>
-        <w:rPr/>
-      </w:pPr>
-      <w:r>
-        <w:rPr>
-          <w:rFonts w:eastAsia="Arial" w:cs="Arial"/>
-          <w:b/>
-          <w:bCs/>
-          <w:color w:val="1C1C1C"/>
-          <w:sz w:val="22"/>
-          <w:szCs w:val="22"/>
-          <w:u w:val="single"/>
-        </w:rPr>
         <w:t>9.2.2. Configuración del entorno de producción</w:t>
       </w:r>
     </w:p>
@@ -36423,7 +36307,12 @@
         </w:rPr>
       </w:pPr>
       <w:r>
-        <w:rPr/>
+        <w:rPr>
+          <w:rFonts w:eastAsia="Arial" w:cs="Arial"/>
+          <w:color w:val="1C1C1C"/>
+          <w:sz w:val="22"/>
+          <w:szCs w:val="22"/>
+        </w:rPr>
       </w:r>
     </w:p>
     <w:p>
@@ -37338,7 +37227,7 @@
   </w:style>
   <w:style w:type="paragraph" w:styleId="Heading1">
     <w:name w:val="heading 1"/>
-    <w:basedOn w:val="Ttulo"/>
+    <w:basedOn w:val="Ttulouser"/>
     <w:qFormat/>
     <w:pPr>
       <w:spacing w:before="480" w:after="200"/>
@@ -37355,7 +37244,7 @@
   </w:style>
   <w:style w:type="paragraph" w:styleId="Heading2">
     <w:name w:val="heading 2"/>
-    <w:basedOn w:val="Ttulo"/>
+    <w:basedOn w:val="Ttulouser"/>
     <w:qFormat/>
     <w:pPr>
       <w:spacing w:before="360" w:after="160"/>
@@ -37372,7 +37261,7 @@
   </w:style>
   <w:style w:type="paragraph" w:styleId="Heading3">
     <w:name w:val="heading 3"/>
-    <w:basedOn w:val="Ttulo"/>
+    <w:basedOn w:val="Ttulouser"/>
     <w:qFormat/>
     <w:pPr>
       <w:spacing w:before="280" w:after="120"/>
@@ -37389,7 +37278,7 @@
   </w:style>
   <w:style w:type="paragraph" w:styleId="Heading4">
     <w:name w:val="heading 4"/>
-    <w:basedOn w:val="Ttulo"/>
+    <w:basedOn w:val="Ttulouser"/>
     <w:qFormat/>
     <w:pPr/>
     <w:rPr>
@@ -37400,7 +37289,7 @@
   </w:style>
   <w:style w:type="paragraph" w:styleId="Heading5">
     <w:name w:val="heading 5"/>
-    <w:basedOn w:val="Ttulo"/>
+    <w:basedOn w:val="Ttulouser"/>
     <w:qFormat/>
     <w:pPr/>
     <w:rPr>
@@ -37409,7 +37298,7 @@
   </w:style>
   <w:style w:type="paragraph" w:styleId="Heading6">
     <w:name w:val="heading 6"/>
-    <w:basedOn w:val="Ttulo"/>
+    <w:basedOn w:val="Ttulouser"/>
     <w:qFormat/>
     <w:pPr/>
     <w:rPr>
@@ -37425,8 +37314,8 @@
       <w:u w:val="single"/>
     </w:rPr>
   </w:style>
-  <w:style w:type="character" w:styleId="Caracteresdenotaalpie">
-    <w:name w:val="Caracteres de nota al pie"/>
+  <w:style w:type="character" w:styleId="Caracteresdenotaalpieuser">
+    <w:name w:val="Caracteres de nota al pie (user)"/>
     <w:uiPriority w:val="99"/>
     <w:semiHidden/>
     <w:unhideWhenUsed/>
@@ -37435,8 +37324,8 @@
       <w:vertAlign w:val="superscript"/>
     </w:rPr>
   </w:style>
-  <w:style w:type="character" w:styleId="Caracteresdenotaalpieuser">
-    <w:name w:val="Caracteres de nota al pie (user)"/>
+  <w:style w:type="character" w:styleId="Caracteresdenotaalpie">
+    <w:name w:val="Caracteres de nota al pie"/>
     <w:qFormat/>
     <w:rPr>
       <w:vertAlign w:val="superscript"/>
@@ -37459,8 +37348,8 @@
       <w:szCs w:val="20"/>
     </w:rPr>
   </w:style>
-  <w:style w:type="character" w:styleId="Caracteresdenotafinal">
-    <w:name w:val="Caracteres de nota final"/>
+  <w:style w:type="character" w:styleId="Caracteresdenotafinaluser">
+    <w:name w:val="Caracteres de nota final (user)"/>
     <w:uiPriority w:val="99"/>
     <w:semiHidden/>
     <w:unhideWhenUsed/>
@@ -37469,8 +37358,8 @@
       <w:vertAlign w:val="superscript"/>
     </w:rPr>
   </w:style>
-  <w:style w:type="character" w:styleId="Caracteresdenotafinaluser">
-    <w:name w:val="Caracteres de nota final (user)"/>
+  <w:style w:type="character" w:styleId="Caracteresdenotafinal">
+    <w:name w:val="Caracteres de nota final"/>
     <w:qFormat/>
     <w:rPr>
       <w:vertAlign w:val="superscript"/>
@@ -37493,8 +37382,8 @@
       <w:szCs w:val="20"/>
     </w:rPr>
   </w:style>
-  <w:style w:type="character" w:styleId="Bolos">
-    <w:name w:val="Bolos"/>
+  <w:style w:type="character" w:styleId="Bolosuser">
+    <w:name w:val="Bolos (user)"/>
     <w:qFormat/>
     <w:rPr>
       <w:rFonts w:ascii="OpenSymbol" w:hAnsi="OpenSymbol" w:eastAsia="OpenSymbol" w:cs="OpenSymbol"/>
@@ -37594,7 +37483,7 @@
   </w:style>
   <w:style w:type="paragraph" w:styleId="Title">
     <w:name w:val="Title"/>
-    <w:basedOn w:val="Ttulo"/>
+    <w:basedOn w:val="Ttulouser"/>
     <w:qFormat/>
     <w:pPr/>
     <w:rPr>
@@ -37672,6 +37561,13 @@
       <w:szCs w:val="20"/>
     </w:rPr>
   </w:style>
+  <w:style w:type="paragraph" w:styleId="Cabeceraypieuser">
+    <w:name w:val="Cabecera y pie (user)"/>
+    <w:basedOn w:val="Normal"/>
+    <w:qFormat/>
+    <w:pPr/>
+    <w:rPr/>
+  </w:style>
   <w:style w:type="paragraph" w:styleId="Cabeceraypie">
     <w:name w:val="Cabecera y pie"/>
     <w:basedOn w:val="Normal"/>
@@ -37679,27 +37575,20 @@
     <w:pPr/>
     <w:rPr/>
   </w:style>
-  <w:style w:type="paragraph" w:styleId="Cabeceraypieuser">
-    <w:name w:val="Cabecera y pie (user)"/>
-    <w:basedOn w:val="Normal"/>
-    <w:qFormat/>
-    <w:pPr/>
-    <w:rPr/>
-  </w:style>
   <w:style w:type="paragraph" w:styleId="Header">
     <w:name w:val="header"/>
-    <w:basedOn w:val="Cabeceraypie"/>
+    <w:basedOn w:val="Cabeceraypieuser"/>
     <w:pPr/>
     <w:rPr/>
   </w:style>
   <w:style w:type="paragraph" w:styleId="Footer">
     <w:name w:val="footer"/>
-    <w:basedOn w:val="Cabeceraypie"/>
+    <w:basedOn w:val="Cabeceraypieuser"/>
     <w:pPr/>
     <w:rPr/>
   </w:style>
-  <w:style w:type="paragraph" w:styleId="Contenidodelatabla">
-    <w:name w:val="Contenido de la tabla"/>
+  <w:style w:type="paragraph" w:styleId="Contenidodelatablauser">
+    <w:name w:val="Contenido de la tabla (user)"/>
     <w:basedOn w:val="Normal"/>
     <w:qFormat/>
     <w:pPr>
@@ -37708,9 +37597,9 @@
     </w:pPr>
     <w:rPr/>
   </w:style>
-  <w:style w:type="paragraph" w:styleId="Ttulodelatabla">
-    <w:name w:val="Título de la tabla"/>
-    <w:basedOn w:val="Contenidodelatabla"/>
+  <w:style w:type="paragraph" w:styleId="Ttulodelatablauser">
+    <w:name w:val="Título de la tabla (user)"/>
+    <w:basedOn w:val="Contenidodelatablauser"/>
     <w:qFormat/>
     <w:pPr>
       <w:suppressLineNumbers/>

--- a/DocumentacionCampeonatoLive_v2.docx
+++ b/DocumentacionCampeonatoLive_v2.docx
@@ -21460,9 +21460,6 @@
       <w:pPr>
         <w:pStyle w:val="Heading3"/>
         <w:spacing w:before="280" w:after="120"/>
-        <w:rPr/>
-      </w:pPr>
-      <w:r>
         <w:rPr>
           <w:rFonts w:eastAsia="Arial" w:cs="Arial"/>
           <w:b/>
@@ -21471,49 +21468,74 @@
           <w:sz w:val="24"/>
           <w:szCs w:val="24"/>
         </w:rPr>
-        <w:t>6.5.4. Backend — Capa de Controladores (API REST)</w:t>
-      </w:r>
-    </w:p>
-    <w:p>
-      <w:pPr>
-        <w:pStyle w:val="Normal"/>
-        <w:spacing w:before="0" w:after="160"/>
-        <w:rPr/>
       </w:pPr>
       <w:r>
         <w:rPr>
           <w:rFonts w:eastAsia="Arial" w:cs="Arial"/>
-          <w:color w:val="1C1C1C"/>
-          <w:sz w:val="22"/>
-          <w:szCs w:val="22"/>
-        </w:rPr>
-        <w:t>A continuación se detallan todos los endpoints expuestos por la API REST, agrupados por controlador:</w:t>
-      </w:r>
-    </w:p>
-    <w:p>
-      <w:pPr>
-        <w:pStyle w:val="Normal"/>
-        <w:rPr/>
-      </w:pPr>
-      <w:r>
-        <w:rPr/>
-      </w:r>
-    </w:p>
-    <w:p>
-      <w:pPr>
-        <w:pStyle w:val="Normal"/>
-        <w:spacing w:before="200" w:after="80"/>
-        <w:rPr>
-          <w:rFonts w:ascii="Arial" w:hAnsi="Arial" w:eastAsia="Arial" w:cs="Arial"/>
           <w:b/>
           <w:bCs/>
           <w:color w:val="1C1C1C"/>
-          <w:sz w:val="22"/>
-          <w:szCs w:val="22"/>
-          <w:u w:val="single"/>
-        </w:rPr>
-      </w:pPr>
-      <w:r>
+          <w:sz w:val="24"/>
+          <w:szCs w:val="24"/>
+        </w:rPr>
+      </w:r>
+    </w:p>
+    <w:p>
+      <w:pPr>
+        <w:pStyle w:val="Heading3"/>
+        <w:spacing w:before="280" w:after="120"/>
+        <w:rPr>
+          <w:rFonts w:eastAsia="Arial" w:cs="Arial"/>
+          <w:b/>
+          <w:bCs/>
+          <w:color w:val="1C1C1C"/>
+          <w:sz w:val="24"/>
+          <w:szCs w:val="24"/>
+        </w:rPr>
+      </w:pPr>
+      <w:r>
+        <w:rPr>
+          <w:rFonts w:eastAsia="Arial" w:cs="Arial"/>
+          <w:b/>
+          <w:bCs/>
+          <w:color w:val="1C1C1C"/>
+          <w:sz w:val="24"/>
+          <w:szCs w:val="24"/>
+        </w:rPr>
+      </w:r>
+      <w:r>
+        <w:br w:type="page"/>
+      </w:r>
+    </w:p>
+    <w:p>
+      <w:pPr>
+        <w:pStyle w:val="Heading3"/>
+        <w:spacing w:before="280" w:after="120"/>
+        <w:rPr>
+          <w:rFonts w:eastAsia="Arial" w:cs="Arial"/>
+          <w:b/>
+          <w:bCs/>
+          <w:color w:val="1C1C1C"/>
+          <w:sz w:val="24"/>
+          <w:szCs w:val="24"/>
+        </w:rPr>
+      </w:pPr>
+      <w:r>
+        <w:rPr>
+          <w:rFonts w:eastAsia="Arial" w:cs="Arial"/>
+          <w:b/>
+          <w:bCs/>
+          <w:color w:val="1C1C1C"/>
+          <w:sz w:val="24"/>
+          <w:szCs w:val="24"/>
+        </w:rPr>
+        <w:t>6.5.4. Backend — Capa de Controladores</w:t>
+      </w:r>
+    </w:p>
+    <w:p>
+      <w:pPr>
+        <w:pStyle w:val="Heading3"/>
+        <w:spacing w:before="280" w:after="120"/>
         <w:rPr>
           <w:rFonts w:eastAsia="Arial" w:cs="Arial"/>
           <w:b/>
@@ -21521,11 +21543,17 @@
           <w:color w:val="1C1C1C"/>
           <w:sz w:val="22"/>
           <w:szCs w:val="22"/>
-          <w:u w:val="single"/>
-        </w:rPr>
-      </w:r>
-      <w:r>
-        <w:br w:type="page"/>
+        </w:rPr>
+      </w:pPr>
+      <w:r>
+        <w:rPr>
+          <w:rFonts w:eastAsia="Arial" w:cs="Arial"/>
+          <w:b/>
+          <w:bCs/>
+          <w:color w:val="1C1C1C"/>
+          <w:sz w:val="22"/>
+          <w:szCs w:val="22"/>
+        </w:rPr>
       </w:r>
     </w:p>
     <w:p>
@@ -23333,45 +23361,6 @@
     <w:p>
       <w:pPr>
         <w:pStyle w:val="Normal"/>
-        <w:rPr/>
-      </w:pPr>
-      <w:r>
-        <w:rPr/>
-      </w:r>
-    </w:p>
-    <w:p>
-      <w:pPr>
-        <w:pStyle w:val="Normal"/>
-        <w:spacing w:before="200" w:after="80"/>
-        <w:rPr>
-          <w:rFonts w:ascii="Arial" w:hAnsi="Arial" w:eastAsia="Arial" w:cs="Arial"/>
-          <w:b/>
-          <w:bCs/>
-          <w:color w:val="1C1C1C"/>
-          <w:sz w:val="22"/>
-          <w:szCs w:val="22"/>
-          <w:u w:val="single"/>
-        </w:rPr>
-      </w:pPr>
-      <w:r>
-        <w:rPr>
-          <w:rFonts w:eastAsia="Arial" w:cs="Arial"/>
-          <w:b/>
-          <w:bCs/>
-          <w:color w:val="1C1C1C"/>
-          <w:sz w:val="22"/>
-          <w:szCs w:val="22"/>
-          <w:u w:val="single"/>
-        </w:rPr>
-        <w:br/>
-      </w:r>
-      <w:r>
-        <w:br w:type="page"/>
-      </w:r>
-    </w:p>
-    <w:p>
-      <w:pPr>
-        <w:pStyle w:val="Normal"/>
         <w:spacing w:before="0" w:after="80"/>
         <w:rPr>
           <w:rFonts w:ascii="Arial" w:hAnsi="Arial" w:eastAsia="Arial" w:cs="Arial"/>
@@ -25294,7 +25283,7 @@
           <w:sz w:val="22"/>
           <w:szCs w:val="22"/>
         </w:rPr>
-        <w:t>La interfaz de CampeonatoLive usa un tema oscuro inspirado en la estética de las competiciones de karate profesional. Los principios de diseño aplicados son: jerarquía visual clara, contraste elevado para legibilidad en entornos de poca luz (pantallas de árbitros en pabellones), bordes redondeados (rounded-2xl, rounded-xl) y uso contenido del color rojo de acento para acciones primarias y elementos de énfasis.</w:t>
+        <w:t>La interfaz de CampeonatoLive usa un tema oscuro. Los principios de diseño aplicados son:  contraste elevado para legibilidad en entornos de poca luz, bordes redondeados y uso contenido del color rojo de acento para acciones primarias y elementos de énfasis.</w:t>
       </w:r>
     </w:p>
     <w:p>
@@ -26471,15 +26460,6 @@
     <w:p>
       <w:pPr>
         <w:pStyle w:val="Normal"/>
-        <w:rPr/>
-      </w:pPr>
-      <w:r>
-        <w:rPr/>
-      </w:r>
-    </w:p>
-    <w:p>
-      <w:pPr>
-        <w:pStyle w:val="Normal"/>
         <w:spacing w:before="200" w:after="80"/>
         <w:rPr/>
       </w:pPr>
@@ -26509,7 +26489,43 @@
           <w:sz w:val="22"/>
           <w:szCs w:val="22"/>
         </w:rPr>
-        <w:t>Es la pantalla de entrada a la aplicación. Muestra todos los campeonatos disponibles organizados en un grid responsivo (1 columna en móvil, 2 en tablet, 3 en escritorio). Cada tarjeta incluye: la imagen de portada del campeonato (cargada desde la URL almacenada en BD), el nombre del campeonato en tipografía Bebas Neue, un badge con el nivel (Regional / Nacional), un badge con el estado (futuro en rojo, activo en verde, pasado en gris), la fecha de inicio y fin, y la ubicación. Encima del grid hay un campo de búsqueda que filtra las tarjetas en tiempo real usando Angular Signals (computed). Al hacer clic en una tarjeta, el router navega a /campeonato/:id.</w:t>
+        <w:t xml:space="preserve">Es </w:t>
+      </w:r>
+      <w:r>
+        <w:rPr>
+          <w:rFonts w:eastAsia="Arial" w:cs="Arial"/>
+          <w:color w:val="1C1C1C"/>
+          <w:sz w:val="22"/>
+          <w:szCs w:val="22"/>
+        </w:rPr>
+        <w:t>el home</w:t>
+      </w:r>
+      <w:r>
+        <w:rPr>
+          <w:rFonts w:eastAsia="Arial" w:cs="Arial"/>
+          <w:color w:val="1C1C1C"/>
+          <w:sz w:val="22"/>
+          <w:szCs w:val="22"/>
+        </w:rPr>
+        <w:t>. Muestra todos los campeonatos disponibles organizados en un grid responsiv</w:t>
+      </w:r>
+      <w:r>
+        <w:rPr>
+          <w:rFonts w:eastAsia="Arial" w:cs="Arial"/>
+          <w:color w:val="1C1C1C"/>
+          <w:sz w:val="22"/>
+          <w:szCs w:val="22"/>
+        </w:rPr>
+        <w:t>o</w:t>
+      </w:r>
+      <w:r>
+        <w:rPr>
+          <w:rFonts w:eastAsia="Arial" w:cs="Arial"/>
+          <w:color w:val="1C1C1C"/>
+          <w:sz w:val="22"/>
+          <w:szCs w:val="22"/>
+        </w:rPr>
+        <w:t>. Cada tarjeta incluye: la imagen de portada del campeonato, el nombre del campeonato, un badge con el nivel, un badge con el estado, la fecha de inicio y fin, y la ubicación. Encima del grid hay un campo de búsqueda que filtra las tarjetas en tiempo real usando Angular Signals . Al hacer clic en una tarjeta, el router navega a /campeonato/:id.</w:t>
       </w:r>
     </w:p>
     <w:p>
@@ -26544,16 +26560,102 @@
       <w:pPr>
         <w:pStyle w:val="Normal"/>
         <w:spacing w:before="0" w:after="160"/>
-        <w:rPr/>
-      </w:pPr>
-      <w:r>
         <w:rPr>
           <w:rFonts w:eastAsia="Arial" w:cs="Arial"/>
           <w:color w:val="1C1C1C"/>
           <w:sz w:val="22"/>
           <w:szCs w:val="22"/>
         </w:rPr>
-        <w:t>Muestra toda la información de un campeonato específico. Consta de tres secciones principales: (1) Imagen de portada a ancho completo con gradiente inferior que suaviza la transición, badges de nivel y estado superpuestos. (2) Bloque de información con nombre del campeonato en grande, fecha de inicio y fin, ubicación e icono, nivel y descripción completa. (3) Sección de categorías dividida en dos columnas (Masculino / Femenino), y dentro de cada columna las categorías agrupadas por modalidad (Kata / Kumite). Cada categoría se muestra como un ítem clicable que abre el modal de inscritos. Junto a cada categoría hay un botón 'Ver sorteo' que navega a la ruta del bracket.</w:t>
+      </w:pPr>
+      <w:r>
+        <w:rPr>
+          <w:rFonts w:eastAsia="Arial" w:cs="Arial"/>
+          <w:color w:val="1C1C1C"/>
+          <w:sz w:val="22"/>
+          <w:szCs w:val="22"/>
+        </w:rPr>
+        <w:t>Muestra toda la información de un campeonato específico. Consta de tres secciones principales:</w:t>
+      </w:r>
+    </w:p>
+    <w:p>
+      <w:pPr>
+        <w:pStyle w:val="Normal"/>
+        <w:spacing w:before="0" w:after="160"/>
+        <w:rPr>
+          <w:rFonts w:eastAsia="Arial" w:cs="Arial"/>
+          <w:color w:val="1C1C1C"/>
+          <w:sz w:val="22"/>
+          <w:szCs w:val="22"/>
+        </w:rPr>
+      </w:pPr>
+      <w:r>
+        <w:rPr>
+          <w:rFonts w:eastAsia="Arial" w:cs="Arial"/>
+          <w:color w:val="1C1C1C"/>
+          <w:sz w:val="22"/>
+          <w:szCs w:val="22"/>
+        </w:rPr>
+        <w:t>(1) Imagen de portada a ancho completo, badges de nivel y estado superpuestos.</w:t>
+      </w:r>
+    </w:p>
+    <w:p>
+      <w:pPr>
+        <w:pStyle w:val="Normal"/>
+        <w:spacing w:before="0" w:after="160"/>
+        <w:rPr>
+          <w:rFonts w:eastAsia="Arial" w:cs="Arial"/>
+          <w:color w:val="1C1C1C"/>
+          <w:sz w:val="22"/>
+          <w:szCs w:val="22"/>
+        </w:rPr>
+      </w:pPr>
+      <w:r>
+        <w:rPr>
+          <w:rFonts w:eastAsia="Arial" w:cs="Arial"/>
+          <w:color w:val="1C1C1C"/>
+          <w:sz w:val="22"/>
+          <w:szCs w:val="22"/>
+        </w:rPr>
+        <w:t>(2) Bloque de información con nombre del campeonato, fecha de inicio y fin, ubicación, nivel y descripción completa.</w:t>
+      </w:r>
+    </w:p>
+    <w:p>
+      <w:pPr>
+        <w:pStyle w:val="Normal"/>
+        <w:spacing w:before="0" w:after="160"/>
+        <w:rPr>
+          <w:rFonts w:eastAsia="Arial" w:cs="Arial"/>
+          <w:color w:val="1C1C1C"/>
+          <w:sz w:val="22"/>
+          <w:szCs w:val="22"/>
+        </w:rPr>
+      </w:pPr>
+      <w:r>
+        <w:rPr>
+          <w:rFonts w:eastAsia="Arial" w:cs="Arial"/>
+          <w:color w:val="1C1C1C"/>
+          <w:sz w:val="22"/>
+          <w:szCs w:val="22"/>
+        </w:rPr>
+        <w:t xml:space="preserve">(3) Sección de categorías dividida en dos columnas (Masculino / Femenino), y dentro de cada columna las categorías agrupadas por modalidad (Kata / Kumite). Cada categoría se muestra como un ítem clicable que abre el modal de inscritos. Junto a cada categoría hay un botón 'Ver sorteo' que navega a la ruta del </w:t>
+      </w:r>
+      <w:r>
+        <w:rPr>
+          <w:rFonts w:eastAsia="Arial" w:cs="Arial"/>
+          <w:color w:val="1C1C1C"/>
+          <w:sz w:val="22"/>
+          <w:szCs w:val="22"/>
+        </w:rPr>
+        <w:t>sorteo</w:t>
+      </w:r>
+      <w:r>
+        <w:rPr>
+          <w:rFonts w:eastAsia="Arial" w:cs="Arial"/>
+          <w:color w:val="1C1C1C"/>
+          <w:sz w:val="22"/>
+          <w:szCs w:val="22"/>
+        </w:rPr>
+        <w:t>.</w:t>
       </w:r>
     </w:p>
     <w:p>
@@ -26597,7 +26699,7 @@
           <w:sz w:val="22"/>
           <w:szCs w:val="22"/>
         </w:rPr>
-        <w:t>Al hacer clic en una categoría desde el detalle del campeonato, se abre un modal (panel lateral o diálogo central según el viewport) que muestra la lista de competidores inscritos en esa categoría, con su nombre y club. Si el campeonato está en estado 'futuro' (inscripciones abiertas), se muestra un botón 'Inscribirse' que abre el flujo de inscripción.</w:t>
+        <w:t>Al hacer clic en una categoría desde el detalle del campeonato, se abre un modal que muestra la lista de competidores inscritos en esa categoría, con su nombre y club. Si el campeonato está en estado 'futuro', se muestra un botón 'Inscribirse' que abre el flujo de inscripción.</w:t>
       </w:r>
     </w:p>
     <w:p>
@@ -26661,7 +26763,7 @@
           <w:sz w:val="22"/>
           <w:szCs w:val="22"/>
         </w:rPr>
-        <w:t>Paso 'elegir': Dos botones para elegir entre 'Ya tengo cuenta' (flujo → 'login') y 'Crear cuenta nueva' (flujo → 'registro'). Si ya hay sesión activa, este paso se omite y se salta directamente a 'categorias'.</w:t>
+        <w:t>Paso 'elegir': Dos botones para elegir entre 'Ya tengo cuenta' (flujo → 'login') y 'Crear cuenta nueva' (flujo → 'registro'). Si hay sesión activa, este paso se omite y se salta directamente a 'categorias'.</w:t>
       </w:r>
     </w:p>
     <w:p>
@@ -26681,7 +26783,7 @@
           <w:sz w:val="22"/>
           <w:szCs w:val="22"/>
         </w:rPr>
-        <w:t>Paso 'login': Formulario con campos DNI y contraseña. El DNI se valida en tiempo real con el ValidadorService (formato 8 dígitos + letra). Botón 'Iniciar sesión' hace POST a /api/usuarios/login-competidor. Errores de credenciales se muestran con banner rojo.</w:t>
+        <w:t>Paso 'login': Formulario con campos DNI y contraseña. El DNI se valida en tiempo real con el ValidadorService. Botón 'Iniciar sesión' hace POST a /api/usuarios/login-competidor. Errores de credenciales se muestran con banner rojo.</w:t>
       </w:r>
     </w:p>
     <w:p>
@@ -26721,7 +26823,7 @@
           <w:sz w:val="22"/>
           <w:szCs w:val="22"/>
         </w:rPr>
-        <w:t>Paso 'categorias': Muestra las categorías disponibles filtradas por el género del competidor autenticado, separadas en Kumite y Kata. Las ya inscritas aparecen con chip verde y no son seleccionables. Las disponibles permiten selección múltiple con toggle. Indicador del número de categorías seleccionadas.</w:t>
+        <w:t>Paso 'categorias': Muestra las categorías disponibles filtradas por el género del competidor, separadas en Kumite y Kata. Las ya inscritas aparecen con chip verde y no son seleccionables.</w:t>
       </w:r>
     </w:p>
     <w:p>
@@ -26741,7 +26843,34 @@
           <w:sz w:val="22"/>
           <w:szCs w:val="22"/>
         </w:rPr>
-        <w:t>Paso 'confirmar': Muestra el resumen de las categorías seleccionadas. Incluye el bloque de consentimiento RGPD (radio button con texto legal). El botón 'Confirmar inscripción' solo se activa si se ha dado el consentimiento. Hace POST a /api/inscripciones para cada categoría seleccionada en paralelo.</w:t>
+        <w:t xml:space="preserve">Paso 'confirmar': Muestra el resumen de las categorías seleccionadas. Incluye el bloque de consentimiento </w:t>
+      </w:r>
+      <w:r>
+        <w:rPr>
+          <w:rFonts w:eastAsia="Arial" w:cs="Arial"/>
+          <w:color w:val="1C1C1C"/>
+          <w:sz w:val="22"/>
+          <w:szCs w:val="22"/>
+        </w:rPr>
+        <w:t>de protección de datos</w:t>
+      </w:r>
+      <w:r>
+        <w:rPr>
+          <w:rFonts w:eastAsia="Arial" w:cs="Arial"/>
+          <w:color w:val="1C1C1C"/>
+          <w:sz w:val="22"/>
+          <w:szCs w:val="22"/>
+        </w:rPr>
+        <w:t>. El botón 'Confirmar inscripción' solo se activa si se ha dado el consentimiento. Hace POST a /api/inscripciones para cada categoría seleccionada en paralelo.</w:t>
+      </w:r>
+    </w:p>
+    <w:p>
+      <w:pPr>
+        <w:pStyle w:val="Normal"/>
+        <w:rPr/>
+      </w:pPr>
+      <w:r>
+        <w:rPr/>
       </w:r>
     </w:p>
     <w:p>
@@ -26769,7 +26898,7 @@
           <w:szCs w:val="22"/>
           <w:u w:val="single"/>
         </w:rPr>
-        <w:t>Pantalla 5: Bracket / Sorteo (/campeonato/:id/categoria/:idCat/sorteo)</w:t>
+        <w:t>Pantalla 5: Sorteo (/campeonato/:id/categoria/:idCat/sorteo)</w:t>
       </w:r>
     </w:p>
     <w:p>
@@ -26829,7 +26958,7 @@
           <w:sz w:val="22"/>
           <w:szCs w:val="22"/>
         </w:rPr>
-        <w:t>Página minimalista centrada verticalmente con fondo #06080F. Contiene un logo o título de la aplicación, un formulario con campos DNI y contraseña (con opción de mostrar/ocultar contraseña mediante el icono de ojo), y un botón 'Iniciar sesión'. Los errores (credenciales incorrectas, rol no administrador) se muestran con un banner rojo debajo del formulario. En caso de éxito, el router navega automáticamente a /admin/campeonatos.</w:t>
+        <w:t>Página minimalista centrada verticalmente con fondo #06080F. Contiene un formulario con campos DNI y contraseña, y un botón 'Iniciar sesión'. Los errores (credenciales incorrectas, rol no administrador) se muestran con un banner rojo debajo del formulario. En caso de éxito, el router navega automáticamente a /admin/campeonatos.</w:t>
       </w:r>
     </w:p>
     <w:p>
@@ -26873,7 +27002,25 @@
           <w:sz w:val="22"/>
           <w:szCs w:val="22"/>
         </w:rPr>
-        <w:t>Panel de administración protegido por el guard canActivate. Tiene una barra de herramientas con: campo de búsqueda en tiempo real (filtrado por nombre y ubicación), y botón 'Nuevo campeonato'. La lista de campeonatos se muestra en una tabla (nombre, fechas, ubicación, nivel, estado) con acciones editar (icono lápiz) y eliminar (icono papelera) por fila. Al pulsar 'Nuevo campeonato' o el icono de edición, se abre un modal con el formulario ReactiveForm completo: nombre, fecha inicio, fecha fin, ubicación, nivel (select), estado (select) y URL de portada. Debajo del formulario hay un selector de categorías agrupado por grupo de edad (Junior, Senior, etc.) con subcolumnas masculino y femenino. Cada categoría tiene un checkbox. Las categorías seleccionadas se envían junto con los datos del campeonato al guardar (POST categorías uno a uno mediante la API de campeonato_categoria). Al pulsar eliminar, se abre un modal de confirmación antes de ejecutar el DELETE.</w:t>
+        <w:t>Panel de administración protegido por el guard canActivate. Tiene una barra de herramientas con: campo de búsqueda en tiempo real, y botón 'Nuevo campeonato'. La lista de campeonatos se muestra en una tabla con acciones editar y eliminar por fila. Al pulsar 'Nuevo campeonato' o el icono de edición, se abre un modal con el formulario ReactiveForm completo: nombre, fecha inicio, fecha fin, ubicación, nivel, estado y URL de portada. Debajo del formulario hay un selector de categorías agrupado por grupo de edad con subcolumnas masculino y femenino. Cada categoría tiene un checkbo</w:t>
+      </w:r>
+      <w:r>
+        <w:rPr>
+          <w:rFonts w:eastAsia="Arial" w:cs="Arial"/>
+          <w:color w:val="1C1C1C"/>
+          <w:sz w:val="22"/>
+          <w:szCs w:val="22"/>
+        </w:rPr>
+        <w:t>x</w:t>
+      </w:r>
+      <w:r>
+        <w:rPr>
+          <w:rFonts w:eastAsia="Arial" w:cs="Arial"/>
+          <w:color w:val="1C1C1C"/>
+          <w:sz w:val="22"/>
+          <w:szCs w:val="22"/>
+        </w:rPr>
+        <w:t xml:space="preserve"> categorías seleccionadas se envían junto con los datos del campeonato al guardar. Al pulsar eliminar, se abre un modal de confirmación antes de ejecutar el DELETE.</w:t>
       </w:r>
     </w:p>
     <w:p>
@@ -26917,7 +27064,7 @@
           <w:sz w:val="22"/>
           <w:szCs w:val="22"/>
         </w:rPr>
-        <w:t>Panel de administración similar al de campeonatos. Tiene barra de búsqueda (filtra por nombre, DNI y email simultáneamente) y un select de filtro por rol (Todos, Administradores, Árbitros, Competidores). La tabla muestra: nombre completo, DNI, email, rol (badge con color distinto por rol: rojo admin, ámbar árbitro, azul competidor) y fecha de nacimiento. Las acciones de edición y eliminación funcionan igual que en la pantalla de campeonatos. El formulario de usuario incluye: nombre, apellidos, DNI (validado con regex), email, contraseña (opcional en edición, con indicación '(dejar vacío para no cambiar)'), rol (select), y género (select M/F).</w:t>
+        <w:t>Panel de administración similar al de campeonatos. Tiene barra de búsqueda y un select de filtro por rol. La tabla muestra: nombre completo, DNI, email, rol y fecha de nacimiento. Las acciones de edición y eliminación funcionan igual que en la pantalla de campeonatos. El formulario de usuario incluye: nombre, apellidos, DNI, email, contraseña, rol y género.</w:t>
       </w:r>
     </w:p>
     <w:p>
@@ -26960,7 +27107,7 @@
           <w:sz w:val="22"/>
           <w:szCs w:val="22"/>
         </w:rPr>
-        <w:t>En la versión actual de CampeonatoLive no se generan documentos de informe externos (PDF, Excel, etc.). Todos los listados y consultas se presentan directamente en la interfaz web con los siguientes formatos:</w:t>
+        <w:t>En la versión actual de CampeonatoLive no se generan documentos de informe externos. Todos los listados y consultas se presentan directamente en la interfaz web con los siguientes formatos:</w:t>
       </w:r>
     </w:p>
     <w:p>
@@ -26988,8 +27135,7 @@
       <w:tblGrid>
         <w:gridCol w:w="2196"/>
         <w:gridCol w:w="2204"/>
-        <w:gridCol w:w="2500"/>
-        <w:gridCol w:w="2126"/>
+        <w:gridCol w:w="4626"/>
       </w:tblGrid>
       <w:tr>
         <w:trPr>
@@ -27039,11 +27185,12 @@
         </w:tc>
         <w:tc>
           <w:tcPr>
-            <w:tcW w:w="2500" w:type="dxa"/>
-            <w:tcBorders>
-              <w:top w:val="single" w:sz="2" w:space="0" w:color="CCCCCC"/>
-              <w:start w:val="single" w:sz="2" w:space="0" w:color="CCCCCC"/>
-              <w:bottom w:val="single" w:sz="2" w:space="0" w:color="CCCCCC"/>
+            <w:tcW w:w="4626" w:type="dxa"/>
+            <w:tcBorders>
+              <w:top w:val="single" w:sz="2" w:space="0" w:color="CCCCCC"/>
+              <w:start w:val="single" w:sz="2" w:space="0" w:color="CCCCCC"/>
+              <w:bottom w:val="single" w:sz="2" w:space="0" w:color="CCCCCC"/>
+              <w:end w:val="single" w:sz="2" w:space="0" w:color="CCCCCC"/>
             </w:tcBorders>
             <w:shd w:fill="8D281E" w:val="clear"/>
           </w:tcPr>
@@ -27055,27 +27202,6 @@
             <w:r>
               <w:rPr/>
               <w:t>Datos mostrados</w:t>
-            </w:r>
-          </w:p>
-        </w:tc>
-        <w:tc>
-          <w:tcPr>
-            <w:tcW w:w="2126" w:type="dxa"/>
-            <w:tcBorders>
-              <w:top w:val="single" w:sz="2" w:space="0" w:color="CCCCCC"/>
-              <w:start w:val="single" w:sz="2" w:space="0" w:color="CCCCCC"/>
-              <w:bottom w:val="single" w:sz="2" w:space="0" w:color="CCCCCC"/>
-            </w:tcBorders>
-            <w:shd w:fill="8D281E" w:val="clear"/>
-          </w:tcPr>
-          <w:p>
-            <w:pPr>
-              <w:pStyle w:val="Tablas"/>
-              <w:rPr/>
-            </w:pPr>
-            <w:r>
-              <w:rPr/>
-              <w:t>Filtros disponibles</w:t>
             </w:r>
           </w:p>
         </w:tc>
@@ -27138,7 +27264,7 @@
         </w:tc>
         <w:tc>
           <w:tcPr>
-            <w:tcW w:w="2500" w:type="dxa"/>
+            <w:tcW w:w="4626" w:type="dxa"/>
             <w:tcBorders>
               <w:top w:val="single" w:sz="2" w:space="0" w:color="CCCCCC"/>
               <w:start w:val="single" w:sz="2" w:space="0" w:color="CCCCCC"/>
@@ -27160,33 +27286,6 @@
                 <w:szCs w:val="20"/>
               </w:rPr>
               <w:t>Portada, nombre, nivel, estado, fechas, ubicación.</w:t>
-            </w:r>
-          </w:p>
-        </w:tc>
-        <w:tc>
-          <w:tcPr>
-            <w:tcW w:w="2126" w:type="dxa"/>
-            <w:tcBorders>
-              <w:top w:val="single" w:sz="2" w:space="0" w:color="CCCCCC"/>
-              <w:start w:val="single" w:sz="2" w:space="0" w:color="CCCCCC"/>
-              <w:bottom w:val="single" w:sz="2" w:space="0" w:color="CCCCCC"/>
-              <w:end w:val="single" w:sz="2" w:space="0" w:color="CCCCCC"/>
-            </w:tcBorders>
-            <w:shd w:fill="FAFAFA" w:val="clear"/>
-          </w:tcPr>
-          <w:p>
-            <w:pPr>
-              <w:pStyle w:val="Normal"/>
-              <w:rPr/>
-            </w:pPr>
-            <w:r>
-              <w:rPr>
-                <w:rFonts w:eastAsia="Arial" w:cs="Arial"/>
-                <w:color w:val="1C1C1C"/>
-                <w:sz w:val="20"/>
-                <w:szCs w:val="20"/>
-              </w:rPr>
-              <w:t>Búsqueda por nombre en tiempo real.</w:t>
             </w:r>
           </w:p>
         </w:tc>
@@ -27249,7 +27348,7 @@
         </w:tc>
         <w:tc>
           <w:tcPr>
-            <w:tcW w:w="2500" w:type="dxa"/>
+            <w:tcW w:w="4626" w:type="dxa"/>
             <w:tcBorders>
               <w:top w:val="single" w:sz="2" w:space="0" w:color="CCCCCC"/>
               <w:start w:val="single" w:sz="2" w:space="0" w:color="CCCCCC"/>
@@ -27271,33 +27370,6 @@
                 <w:szCs w:val="20"/>
               </w:rPr>
               <w:t>Nombre completo y club de cada competidor inscrito.</w:t>
-            </w:r>
-          </w:p>
-        </w:tc>
-        <w:tc>
-          <w:tcPr>
-            <w:tcW w:w="2126" w:type="dxa"/>
-            <w:tcBorders>
-              <w:top w:val="single" w:sz="2" w:space="0" w:color="CCCCCC"/>
-              <w:start w:val="single" w:sz="2" w:space="0" w:color="CCCCCC"/>
-              <w:bottom w:val="single" w:sz="2" w:space="0" w:color="CCCCCC"/>
-              <w:end w:val="single" w:sz="2" w:space="0" w:color="CCCCCC"/>
-            </w:tcBorders>
-            <w:shd w:fill="F2F2F2" w:val="clear"/>
-          </w:tcPr>
-          <w:p>
-            <w:pPr>
-              <w:pStyle w:val="Normal"/>
-              <w:rPr/>
-            </w:pPr>
-            <w:r>
-              <w:rPr>
-                <w:rFonts w:eastAsia="Arial" w:cs="Arial"/>
-                <w:color w:val="1C1C1C"/>
-                <w:sz w:val="20"/>
-                <w:szCs w:val="20"/>
-              </w:rPr>
-              <w:t>Ninguno (se muestran todos).</w:t>
             </w:r>
           </w:p>
         </w:tc>
@@ -27360,7 +27432,7 @@
         </w:tc>
         <w:tc>
           <w:tcPr>
-            <w:tcW w:w="2500" w:type="dxa"/>
+            <w:tcW w:w="4626" w:type="dxa"/>
             <w:tcBorders>
               <w:top w:val="single" w:sz="2" w:space="0" w:color="CCCCCC"/>
               <w:start w:val="single" w:sz="2" w:space="0" w:color="CCCCCC"/>
@@ -27382,33 +27454,6 @@
                 <w:szCs w:val="20"/>
               </w:rPr>
               <w:t>Nombre y club de competidores, puntuaciones, estado por combate, ronda.</w:t>
-            </w:r>
-          </w:p>
-        </w:tc>
-        <w:tc>
-          <w:tcPr>
-            <w:tcW w:w="2126" w:type="dxa"/>
-            <w:tcBorders>
-              <w:top w:val="single" w:sz="2" w:space="0" w:color="CCCCCC"/>
-              <w:start w:val="single" w:sz="2" w:space="0" w:color="CCCCCC"/>
-              <w:bottom w:val="single" w:sz="2" w:space="0" w:color="CCCCCC"/>
-              <w:end w:val="single" w:sz="2" w:space="0" w:color="CCCCCC"/>
-            </w:tcBorders>
-            <w:shd w:fill="FAFAFA" w:val="clear"/>
-          </w:tcPr>
-          <w:p>
-            <w:pPr>
-              <w:pStyle w:val="Normal"/>
-              <w:rPr/>
-            </w:pPr>
-            <w:r>
-              <w:rPr>
-                <w:rFonts w:eastAsia="Arial" w:cs="Arial"/>
-                <w:color w:val="1C1C1C"/>
-                <w:sz w:val="20"/>
-                <w:szCs w:val="20"/>
-              </w:rPr>
-              <w:t>Solo se muestra R1 en campeonatos 'futuro'.</w:t>
             </w:r>
           </w:p>
         </w:tc>
@@ -27471,7 +27516,7 @@
         </w:tc>
         <w:tc>
           <w:tcPr>
-            <w:tcW w:w="2500" w:type="dxa"/>
+            <w:tcW w:w="4626" w:type="dxa"/>
             <w:tcBorders>
               <w:top w:val="single" w:sz="2" w:space="0" w:color="CCCCCC"/>
               <w:start w:val="single" w:sz="2" w:space="0" w:color="CCCCCC"/>
@@ -27493,33 +27538,6 @@
                 <w:szCs w:val="20"/>
               </w:rPr>
               <w:t>Nombre, fechas, ubicación, nivel, estado.</w:t>
-            </w:r>
-          </w:p>
-        </w:tc>
-        <w:tc>
-          <w:tcPr>
-            <w:tcW w:w="2126" w:type="dxa"/>
-            <w:tcBorders>
-              <w:top w:val="single" w:sz="2" w:space="0" w:color="CCCCCC"/>
-              <w:start w:val="single" w:sz="2" w:space="0" w:color="CCCCCC"/>
-              <w:bottom w:val="single" w:sz="2" w:space="0" w:color="CCCCCC"/>
-              <w:end w:val="single" w:sz="2" w:space="0" w:color="CCCCCC"/>
-            </w:tcBorders>
-            <w:shd w:fill="F2F2F2" w:val="clear"/>
-          </w:tcPr>
-          <w:p>
-            <w:pPr>
-              <w:pStyle w:val="Normal"/>
-              <w:rPr/>
-            </w:pPr>
-            <w:r>
-              <w:rPr>
-                <w:rFonts w:eastAsia="Arial" w:cs="Arial"/>
-                <w:color w:val="1C1C1C"/>
-                <w:sz w:val="20"/>
-                <w:szCs w:val="20"/>
-              </w:rPr>
-              <w:t>Búsqueda por nombre y ubicación.</w:t>
             </w:r>
           </w:p>
         </w:tc>
@@ -27582,7 +27600,7 @@
         </w:tc>
         <w:tc>
           <w:tcPr>
-            <w:tcW w:w="2500" w:type="dxa"/>
+            <w:tcW w:w="4626" w:type="dxa"/>
             <w:tcBorders>
               <w:top w:val="single" w:sz="2" w:space="0" w:color="CCCCCC"/>
               <w:start w:val="single" w:sz="2" w:space="0" w:color="CCCCCC"/>
@@ -27604,33 +27622,6 @@
                 <w:szCs w:val="20"/>
               </w:rPr>
               <w:t>Nombre, apellidos, DNI, email, rol, fecha nacimiento.</w:t>
-            </w:r>
-          </w:p>
-        </w:tc>
-        <w:tc>
-          <w:tcPr>
-            <w:tcW w:w="2126" w:type="dxa"/>
-            <w:tcBorders>
-              <w:top w:val="single" w:sz="2" w:space="0" w:color="CCCCCC"/>
-              <w:start w:val="single" w:sz="2" w:space="0" w:color="CCCCCC"/>
-              <w:bottom w:val="single" w:sz="2" w:space="0" w:color="CCCCCC"/>
-              <w:end w:val="single" w:sz="2" w:space="0" w:color="CCCCCC"/>
-            </w:tcBorders>
-            <w:shd w:fill="FAFAFA" w:val="clear"/>
-          </w:tcPr>
-          <w:p>
-            <w:pPr>
-              <w:pStyle w:val="Normal"/>
-              <w:rPr/>
-            </w:pPr>
-            <w:r>
-              <w:rPr>
-                <w:rFonts w:eastAsia="Arial" w:cs="Arial"/>
-                <w:color w:val="1C1C1C"/>
-                <w:sz w:val="20"/>
-                <w:szCs w:val="20"/>
-              </w:rPr>
-              <w:t>Búsqueda por nombre/DNI/email + filtro por rol.</w:t>
             </w:r>
           </w:p>
         </w:tc>
@@ -27723,7 +27714,7 @@
           <w:sz w:val="22"/>
           <w:szCs w:val="22"/>
         </w:rPr>
-        <w:t>Abre el navegador web (Chrome, Firefox, Edge o Safari) y accede a campeonatolive.online.</w:t>
+        <w:t>Abre el navegador web y accede a campeonatolive.online.</w:t>
       </w:r>
     </w:p>
     <w:p>
@@ -27803,7 +27794,25 @@
           <w:sz w:val="22"/>
           <w:szCs w:val="22"/>
         </w:rPr>
-        <w:t>Desde la página de detalle, pulsa el botón 'Ver sorteo' de una categoría para ver el bracket de eliminación directa con todos los enfrentamientos y sus resultados.</w:t>
+        <w:t xml:space="preserve">Desde la página de detalle, pulsa el botón 'Ver sorteo' de una categoría para ver el </w:t>
+      </w:r>
+      <w:r>
+        <w:rPr>
+          <w:rFonts w:eastAsia="Arial" w:cs="Arial"/>
+          <w:color w:val="1C1C1C"/>
+          <w:sz w:val="22"/>
+          <w:szCs w:val="22"/>
+        </w:rPr>
+        <w:t>sorteo</w:t>
+      </w:r>
+      <w:r>
+        <w:rPr>
+          <w:rFonts w:eastAsia="Arial" w:cs="Arial"/>
+          <w:color w:val="1C1C1C"/>
+          <w:sz w:val="22"/>
+          <w:szCs w:val="22"/>
+        </w:rPr>
+        <w:t xml:space="preserve"> con todos los enfrentamientos y sus resultados.</w:t>
       </w:r>
     </w:p>
     <w:p>
@@ -28037,7 +28046,7 @@
           <w:sz w:val="22"/>
           <w:szCs w:val="22"/>
         </w:rPr>
-        <w:t>Si las credenciales son correctas y tu rol es ADMIN o ARBITRO, serás redirigido al panel de administración (/admin/campeonatos).</w:t>
+        <w:t>Si las credenciales son correctas y tu rol es ADMIN, serás redirigido al panel de administración (/admin/campeonatos).</w:t>
       </w:r>
     </w:p>
     <w:p>
@@ -28077,7 +28086,7 @@
           <w:sz w:val="22"/>
           <w:szCs w:val="22"/>
         </w:rPr>
-        <w:t>Gestión de usuarios: Navega a /admin/usuarios. Usa el buscador y el filtro de rol para encontrar usuarios. Pulsa 'Nuevo usuario' para crear competidores, árbitros u otros administradores. Selecciona el rol apropiado. Los árbitros deben tener número de licencia y categoría arbitral. Para editar o eliminar, usa los iconos de la fila.</w:t>
+        <w:t>Gestión de usuarios: Navega a /admin/usuarios. Usa el buscador y el filtro de rol para encontrar usuarios. Pulsa 'Nuevo usuario' para crear competidores, árbitros u otros administradores. Selecciona el rol apropiado. Para editar o eliminar, usa los iconos de la fila.</w:t>
       </w:r>
     </w:p>
     <w:p>
@@ -28098,15 +28107,6 @@
           <w:szCs w:val="22"/>
         </w:rPr>
         <w:t>Para cerrar sesión, pulsa el botón 'Cerrar sesión' en el encabezado del panel.</w:t>
-      </w:r>
-    </w:p>
-    <w:p>
-      <w:pPr>
-        <w:pStyle w:val="Normal"/>
-        <w:rPr/>
-      </w:pPr>
-      <w:r>
-        <w:rPr/>
       </w:r>
       <w:r>
         <w:br w:type="page"/>

--- a/DocumentacionCampeonatoLive_v2.docx
+++ b/DocumentacionCampeonatoLive_v2.docx
@@ -1001,73 +1001,7 @@
           <w:sz w:val="22"/>
           <w:szCs w:val="22"/>
         </w:rPr>
-        <w:t xml:space="preserve">La plataforma </w:t>
-      </w:r>
-      <w:r>
-        <w:rPr>
-          <w:rFonts w:eastAsia="Arial" w:cs="Arial"/>
-          <w:b w:val="false"/>
-          <w:bCs w:val="false"/>
-          <w:color w:val="1C1C1C"/>
-          <w:sz w:val="22"/>
-          <w:szCs w:val="22"/>
-        </w:rPr>
-        <w:t>tiene</w:t>
-      </w:r>
-      <w:r>
-        <w:rPr>
-          <w:rFonts w:eastAsia="Arial" w:cs="Arial"/>
-          <w:b w:val="false"/>
-          <w:bCs w:val="false"/>
-          <w:color w:val="1C1C1C"/>
-          <w:sz w:val="22"/>
-          <w:szCs w:val="22"/>
-        </w:rPr>
-        <w:t xml:space="preserve"> el nombre de CampeonatoLive, accesible bajo el dominio campeonatolive.online. </w:t>
-      </w:r>
-      <w:r>
-        <w:rPr>
-          <w:rFonts w:eastAsia="Arial" w:cs="Arial"/>
-          <w:b w:val="false"/>
-          <w:bCs w:val="false"/>
-          <w:color w:val="1C1C1C"/>
-          <w:sz w:val="22"/>
-          <w:szCs w:val="22"/>
-        </w:rPr>
-        <w:t>Es</w:t>
-      </w:r>
-      <w:r>
-        <w:rPr>
-          <w:rFonts w:eastAsia="Arial" w:cs="Arial"/>
-          <w:b w:val="false"/>
-          <w:bCs w:val="false"/>
-          <w:color w:val="1C1C1C"/>
-          <w:sz w:val="22"/>
-          <w:szCs w:val="22"/>
-        </w:rPr>
-        <w:t xml:space="preserve"> una aplicación web para la gestión de competiciones deportivas de k</w:t>
-      </w:r>
-      <w:r>
-        <w:rPr>
-          <w:rFonts w:eastAsia="Arial" w:cs="Arial"/>
-          <w:b w:val="false"/>
-          <w:bCs w:val="false"/>
-          <w:color w:val="1C1C1C"/>
-          <w:sz w:val="22"/>
-          <w:szCs w:val="22"/>
-        </w:rPr>
-        <w:t>á</w:t>
-      </w:r>
-      <w:r>
-        <w:rPr>
-          <w:rFonts w:eastAsia="Arial" w:cs="Arial"/>
-          <w:b w:val="false"/>
-          <w:bCs w:val="false"/>
-          <w:color w:val="1C1C1C"/>
-          <w:sz w:val="22"/>
-          <w:szCs w:val="22"/>
-        </w:rPr>
-        <w:t>rate, desde la publicación del campeonato y la inscripción de competidores hasta la generación automática de sorteos.</w:t>
+        <w:t>La plataforma tiene el nombre de CampeonatoLive, accesible bajo el dominio campeonatolive.online. Es una aplicación web para la gestión de competiciones deportivas de kárate, desde la publicación del campeonato y la inscripción de competidores hasta la generación automática de sorteos.</w:t>
       </w:r>
     </w:p>
     <w:p>
@@ -1134,21 +1068,7 @@
           <w:sz w:val="22"/>
           <w:szCs w:val="22"/>
         </w:rPr>
-        <w:t xml:space="preserve">El kárate es una disciplina olímpica reconocida por el Comité Olímpico Internacional desde los Juegos Olímpicos de Tokio 2020 y gestionada a nivel mundial por la World Karate Federation (WKF). En España, la Real Federación Española de Kárate coordina a las federaciones autonómicas, que estas a su vez agrupan a cientos de clubes repartidos por todo el territorio nacional. </w:t>
-      </w:r>
-      <w:r>
-        <w:rPr>
-          <w:sz w:val="22"/>
-          <w:szCs w:val="22"/>
-        </w:rPr>
-        <w:t>Estos clubes</w:t>
-      </w:r>
-      <w:r>
-        <w:rPr>
-          <w:sz w:val="22"/>
-          <w:szCs w:val="22"/>
-        </w:rPr>
-        <w:t xml:space="preserve"> anualmente tiene decenas de campeonatos a distintos niveles (club, autonómico, nacional e internacional) con miles de competidores.</w:t>
+        <w:t>El kárate es una disciplina olímpica reconocida por el Comité Olímpico Internacional desde los Juegos Olímpicos de Tokio 2020 y gestionada a nivel mundial por la World Karate Federation (WKF). En España, la Real Federación Española de Kárate coordina a las federaciones autonómicas, que estas a su vez agrupan a cientos de clubes repartidos por todo el territorio nacional. Estos clubes anualmente tiene decenas de campeonatos a distintos niveles (club, autonómico, nacional e internacional) con miles de competidores.</w:t>
       </w:r>
     </w:p>
     <w:p>
@@ -1257,8 +1177,8 @@
       <w:tblGrid>
         <w:gridCol w:w="2415"/>
         <w:gridCol w:w="2218"/>
-        <w:gridCol w:w="1363"/>
-        <w:gridCol w:w="3030"/>
+        <w:gridCol w:w="1362"/>
+        <w:gridCol w:w="3031"/>
       </w:tblGrid>
       <w:tr>
         <w:trPr>
@@ -1324,7 +1244,7 @@
         </w:tc>
         <w:tc>
           <w:tcPr>
-            <w:tcW w:w="1363" w:type="dxa"/>
+            <w:tcW w:w="1362" w:type="dxa"/>
             <w:tcBorders>
               <w:top w:val="single" w:sz="2" w:space="0" w:color="C0392B"/>
               <w:start w:val="single" w:sz="2" w:space="0" w:color="C0392B"/>
@@ -1353,7 +1273,7 @@
         </w:tc>
         <w:tc>
           <w:tcPr>
-            <w:tcW w:w="3030" w:type="dxa"/>
+            <w:tcW w:w="3031" w:type="dxa"/>
             <w:tcBorders>
               <w:top w:val="single" w:sz="2" w:space="0" w:color="C0392B"/>
               <w:start w:val="single" w:sz="2" w:space="0" w:color="C0392B"/>
@@ -1447,7 +1367,7 @@
         </w:tc>
         <w:tc>
           <w:tcPr>
-            <w:tcW w:w="1363" w:type="dxa"/>
+            <w:tcW w:w="1362" w:type="dxa"/>
             <w:tcBorders>
               <w:top w:val="single" w:sz="2" w:space="0" w:color="CCCCCC"/>
               <w:start w:val="single" w:sz="2" w:space="0" w:color="CCCCCC"/>
@@ -1478,7 +1398,7 @@
         </w:tc>
         <w:tc>
           <w:tcPr>
-            <w:tcW w:w="3030" w:type="dxa"/>
+            <w:tcW w:w="3031" w:type="dxa"/>
             <w:tcBorders>
               <w:top w:val="single" w:sz="2" w:space="0" w:color="CCCCCC"/>
               <w:start w:val="single" w:sz="2" w:space="0" w:color="CCCCCC"/>
@@ -1574,7 +1494,7 @@
         </w:tc>
         <w:tc>
           <w:tcPr>
-            <w:tcW w:w="1363" w:type="dxa"/>
+            <w:tcW w:w="1362" w:type="dxa"/>
             <w:tcBorders>
               <w:top w:val="single" w:sz="2" w:space="0" w:color="CCCCCC"/>
               <w:start w:val="single" w:sz="2" w:space="0" w:color="CCCCCC"/>
@@ -1629,7 +1549,7 @@
         </w:tc>
         <w:tc>
           <w:tcPr>
-            <w:tcW w:w="3030" w:type="dxa"/>
+            <w:tcW w:w="3031" w:type="dxa"/>
             <w:tcBorders>
               <w:top w:val="single" w:sz="2" w:space="0" w:color="CCCCCC"/>
               <w:start w:val="single" w:sz="2" w:space="0" w:color="CCCCCC"/>
@@ -1725,7 +1645,7 @@
         </w:tc>
         <w:tc>
           <w:tcPr>
-            <w:tcW w:w="1363" w:type="dxa"/>
+            <w:tcW w:w="1362" w:type="dxa"/>
             <w:tcBorders>
               <w:top w:val="single" w:sz="2" w:space="0" w:color="CCCCCC"/>
               <w:start w:val="single" w:sz="2" w:space="0" w:color="CCCCCC"/>
@@ -1756,7 +1676,7 @@
         </w:tc>
         <w:tc>
           <w:tcPr>
-            <w:tcW w:w="3030" w:type="dxa"/>
+            <w:tcW w:w="3031" w:type="dxa"/>
             <w:tcBorders>
               <w:top w:val="single" w:sz="2" w:space="0" w:color="CCCCCC"/>
               <w:start w:val="single" w:sz="2" w:space="0" w:color="CCCCCC"/>
@@ -1852,7 +1772,7 @@
         </w:tc>
         <w:tc>
           <w:tcPr>
-            <w:tcW w:w="1363" w:type="dxa"/>
+            <w:tcW w:w="1362" w:type="dxa"/>
             <w:tcBorders>
               <w:top w:val="single" w:sz="2" w:space="0" w:color="CCCCCC"/>
               <w:start w:val="single" w:sz="2" w:space="0" w:color="CCCCCC"/>
@@ -1883,7 +1803,7 @@
         </w:tc>
         <w:tc>
           <w:tcPr>
-            <w:tcW w:w="3030" w:type="dxa"/>
+            <w:tcW w:w="3031" w:type="dxa"/>
             <w:tcBorders>
               <w:top w:val="single" w:sz="2" w:space="0" w:color="CCCCCC"/>
               <w:start w:val="single" w:sz="2" w:space="0" w:color="CCCCCC"/>
@@ -2092,25 +2012,7 @@
           <w:sz w:val="22"/>
           <w:szCs w:val="22"/>
         </w:rPr>
-        <w:t xml:space="preserve">El objetivo principal de CampeonatoLive es digitalizar y automatizar la gestión de campeonatos de karate, </w:t>
-      </w:r>
-      <w:r>
-        <w:rPr>
-          <w:rFonts w:eastAsia="Arial" w:cs="Arial"/>
-          <w:color w:val="1C1C1C"/>
-          <w:sz w:val="22"/>
-          <w:szCs w:val="22"/>
-        </w:rPr>
-        <w:t>dejando de usar</w:t>
-      </w:r>
-      <w:r>
-        <w:rPr>
-          <w:rFonts w:eastAsia="Arial" w:cs="Arial"/>
-          <w:color w:val="1C1C1C"/>
-          <w:sz w:val="22"/>
-          <w:szCs w:val="22"/>
-        </w:rPr>
-        <w:t xml:space="preserve"> herramientas manuales y proporcionando una experiencia moderna, accesible y segura a todos los involucrados: organizadores, competidores y público general.</w:t>
+        <w:t>El objetivo principal de CampeonatoLive es digitalizar y automatizar la gestión de campeonatos de karate, dejando de usar herramientas manuales y proporcionando una experiencia moderna, accesible y segura a todos los involucrados: organizadores, competidores y público general.</w:t>
       </w:r>
     </w:p>
     <w:p>
@@ -2275,43 +2177,7 @@
           <w:sz w:val="22"/>
           <w:szCs w:val="22"/>
         </w:rPr>
-        <w:t xml:space="preserve">Desde el punto de vista formativo, este proyecto tiene como finalidad demostrar la adquisición de los conocimientos recibidos a lo largo del </w:t>
-      </w:r>
-      <w:r>
-        <w:rPr>
-          <w:rFonts w:eastAsia="Arial" w:cs="Arial"/>
-          <w:color w:val="1C1C1C"/>
-          <w:sz w:val="22"/>
-          <w:szCs w:val="22"/>
-        </w:rPr>
-        <w:t>C</w:t>
-      </w:r>
-      <w:r>
-        <w:rPr>
-          <w:rFonts w:eastAsia="Arial" w:cs="Arial"/>
-          <w:color w:val="1C1C1C"/>
-          <w:sz w:val="22"/>
-          <w:szCs w:val="22"/>
-        </w:rPr>
-        <w:t xml:space="preserve">iclo </w:t>
-      </w:r>
-      <w:r>
-        <w:rPr>
-          <w:rFonts w:eastAsia="Arial" w:cs="Arial"/>
-          <w:color w:val="1C1C1C"/>
-          <w:sz w:val="22"/>
-          <w:szCs w:val="22"/>
-        </w:rPr>
-        <w:t>F</w:t>
-      </w:r>
-      <w:r>
-        <w:rPr>
-          <w:rFonts w:eastAsia="Arial" w:cs="Arial"/>
-          <w:color w:val="1C1C1C"/>
-          <w:sz w:val="22"/>
-          <w:szCs w:val="22"/>
-        </w:rPr>
-        <w:t>ormativo de Desarrollo de Aplicaciones Web, incluyendo: desarrollo de APIs REST con Java y Spring Boot, desarrollo con Angular, modelado y gestión de bases de datos relacionales con MySQL, aplicación de patrones de diseño, seguridad en aplicaciones web (BCrypt, gestión de sesiones), y despliegue en la nube con Docker.</w:t>
+        <w:t>Desde el punto de vista formativo, este proyecto tiene como finalidad demostrar la adquisición de los conocimientos recibidos a lo largo del Ciclo Formativo de Desarrollo de Aplicaciones Web, incluyendo: desarrollo de APIs REST con Java y Spring Boot, desarrollo con Angular, modelado y gestión de bases de datos relacionales con MySQL, aplicación de patrones de diseño, seguridad en aplicaciones web (BCrypt, gestión de sesiones), y despliegue en la nube con Docker.</w:t>
       </w:r>
     </w:p>
     <w:p>
@@ -2386,25 +2252,7 @@
           <w:sz w:val="22"/>
           <w:szCs w:val="22"/>
         </w:rPr>
-        <w:t xml:space="preserve">La comunicación entre ambas capas se realiza exclusivamente mediante peticiones HTTP/JSON a través de la API REST. La </w:t>
-      </w:r>
-      <w:r>
-        <w:rPr>
-          <w:rFonts w:eastAsia="Arial" w:cs="Arial"/>
-          <w:color w:val="1C1C1C"/>
-          <w:sz w:val="22"/>
-          <w:szCs w:val="22"/>
-        </w:rPr>
-        <w:t>gestion</w:t>
-      </w:r>
-      <w:r>
-        <w:rPr>
-          <w:rFonts w:eastAsia="Arial" w:cs="Arial"/>
-          <w:color w:val="1C1C1C"/>
-          <w:sz w:val="22"/>
-          <w:szCs w:val="22"/>
-        </w:rPr>
-        <w:t xml:space="preserve"> de datos se gestiona con MySQL 8 a través de JPA/Hibernate. Todo el stack puede desplegarse en producción mediante contenedores Docker.</w:t>
+        <w:t>La comunicación entre ambas capas se realiza exclusivamente mediante peticiones HTTP/JSON a través de la API REST. La gestion de datos se gestiona con MySQL 8 a través de JPA/Hibernate. Todo el stack puede desplegarse en producción mediante contenedores Docker.</w:t>
       </w:r>
     </w:p>
     <w:p>
@@ -2762,16 +2610,7 @@
                 <w:sz w:val="20"/>
                 <w:szCs w:val="20"/>
               </w:rPr>
-              <w:t>V</w:t>
-            </w:r>
-            <w:r>
-              <w:rPr>
-                <w:rFonts w:eastAsia="Arial" w:cs="Arial"/>
-                <w:color w:val="1C1C1C"/>
-                <w:sz w:val="20"/>
-                <w:szCs w:val="20"/>
-              </w:rPr>
-              <w:t>alidación, autenticación BCrypt, persistencia y exposición de endpoints REST.</w:t>
+              <w:t>Validación, autenticación BCrypt, persistencia y exposición de endpoints REST.</w:t>
             </w:r>
           </w:p>
         </w:tc>
@@ -3323,25 +3162,7 @@
                 <w:sz w:val="20"/>
                 <w:szCs w:val="20"/>
               </w:rPr>
-              <w:t xml:space="preserve">Consultar campeonatos, ver detalles, ver inscritos por categoría, consultar </w:t>
-            </w:r>
-            <w:r>
-              <w:rPr>
-                <w:rFonts w:eastAsia="Arial" w:cs="Arial"/>
-                <w:color w:val="1C1C1C"/>
-                <w:sz w:val="20"/>
-                <w:szCs w:val="20"/>
-              </w:rPr>
-              <w:t>sorteos</w:t>
-            </w:r>
-            <w:r>
-              <w:rPr>
-                <w:rFonts w:eastAsia="Arial" w:cs="Arial"/>
-                <w:color w:val="1C1C1C"/>
-                <w:sz w:val="20"/>
-                <w:szCs w:val="20"/>
-              </w:rPr>
-              <w:t xml:space="preserve"> y resultados.</w:t>
+              <w:t>Consultar campeonatos, ver detalles, ver inscritos por categoría, consultar sorteos y resultados.</w:t>
             </w:r>
           </w:p>
         </w:tc>
@@ -4620,15 +4441,7 @@
                 <w:sz w:val="20"/>
                 <w:szCs w:val="20"/>
               </w:rPr>
-              <w:t>La versión 19 que elimina los NgModules y permite declarar componentes auto-contenidos. Aporta el sistema de enrutamiento, el framework de formularios reactivos, la inyección de dependencias</w:t>
-            </w:r>
-            <w:r>
-              <w:rPr>
-                <w:rFonts w:eastAsia="Arial" w:cs="Arial"/>
-                <w:sz w:val="20"/>
-                <w:szCs w:val="20"/>
-              </w:rPr>
-              <w:t>.</w:t>
+              <w:t>La versión 19 que elimina los NgModules y permite declarar componentes auto-contenidos. Aporta el sistema de enrutamiento, el framework de formularios reactivos, la inyección de dependencias.</w:t>
             </w:r>
           </w:p>
         </w:tc>
@@ -5651,7 +5464,12 @@
         </w:rPr>
       </w:pPr>
       <w:r>
-        <w:rPr/>
+        <w:rPr>
+          <w:rFonts w:eastAsia="Arial" w:cs="Arial"/>
+          <w:color w:val="1C1C1C"/>
+          <w:sz w:val="22"/>
+          <w:szCs w:val="22"/>
+        </w:rPr>
       </w:r>
     </w:p>
     <w:p>
@@ -5891,25 +5709,7 @@
                 <w:sz w:val="20"/>
                 <w:szCs w:val="20"/>
               </w:rPr>
-              <w:t>id</w:t>
-            </w:r>
-            <w:r>
-              <w:rPr>
-                <w:rFonts w:eastAsia="Arial" w:cs="Arial"/>
-                <w:color w:val="1C1C1C"/>
-                <w:sz w:val="20"/>
-                <w:szCs w:val="20"/>
-              </w:rPr>
-              <w:t>U</w:t>
-            </w:r>
-            <w:r>
-              <w:rPr>
-                <w:rFonts w:eastAsia="Arial" w:cs="Arial"/>
-                <w:color w:val="1C1C1C"/>
-                <w:sz w:val="20"/>
-                <w:szCs w:val="20"/>
-              </w:rPr>
-              <w:t>suario</w:t>
+              <w:t>idUsuario</w:t>
             </w:r>
           </w:p>
         </w:tc>
@@ -6702,7 +6502,7 @@
                 <w:sz w:val="20"/>
                 <w:szCs w:val="20"/>
               </w:rPr>
-              <w:t>ENUM(ADMIN,ARBITRO,COMPETIDOR)</w:t>
+              <w:t>ENUM(ADMIN,COMPETIDOR)</w:t>
             </w:r>
           </w:p>
         </w:tc>
@@ -7584,25 +7384,7 @@
                 <w:sz w:val="20"/>
                 <w:szCs w:val="20"/>
               </w:rPr>
-              <w:t>id</w:t>
-            </w:r>
-            <w:r>
-              <w:rPr>
-                <w:rFonts w:eastAsia="Arial" w:cs="Arial"/>
-                <w:color w:val="1C1C1C"/>
-                <w:sz w:val="20"/>
-                <w:szCs w:val="20"/>
-              </w:rPr>
-              <w:t>C</w:t>
-            </w:r>
-            <w:r>
-              <w:rPr>
-                <w:rFonts w:eastAsia="Arial" w:cs="Arial"/>
-                <w:color w:val="1C1C1C"/>
-                <w:sz w:val="20"/>
-                <w:szCs w:val="20"/>
-              </w:rPr>
-              <w:t>ompetidor</w:t>
+              <w:t>idCompetidor</w:t>
             </w:r>
           </w:p>
         </w:tc>
@@ -7950,133 +7732,6 @@
                 <w:szCs w:val="20"/>
               </w:rPr>
               <w:t>Federación autonómica a la que está federado el competidor.</w:t>
-            </w:r>
-          </w:p>
-        </w:tc>
-      </w:tr>
-      <w:tr>
-        <w:trPr/>
-        <w:tc>
-          <w:tcPr>
-            <w:tcW w:w="2196" w:type="dxa"/>
-            <w:tcBorders>
-              <w:top w:val="single" w:sz="2" w:space="0" w:color="CCCCCC"/>
-              <w:start w:val="single" w:sz="2" w:space="0" w:color="CCCCCC"/>
-              <w:bottom w:val="single" w:sz="2" w:space="0" w:color="CCCCCC"/>
-              <w:end w:val="single" w:sz="2" w:space="0" w:color="CCCCCC"/>
-            </w:tcBorders>
-            <w:shd w:fill="F2F2F2" w:val="clear"/>
-            <w:tcMar>
-              <w:top w:w="80" w:type="dxa"/>
-              <w:bottom w:w="80" w:type="dxa"/>
-            </w:tcMar>
-          </w:tcPr>
-          <w:p>
-            <w:pPr>
-              <w:pStyle w:val="Normal"/>
-              <w:rPr/>
-            </w:pPr>
-            <w:r>
-              <w:rPr>
-                <w:rFonts w:eastAsia="Arial" w:cs="Arial"/>
-                <w:color w:val="1C1C1C"/>
-                <w:sz w:val="20"/>
-                <w:szCs w:val="20"/>
-              </w:rPr>
-              <w:t>peso</w:t>
-            </w:r>
-          </w:p>
-        </w:tc>
-        <w:tc>
-          <w:tcPr>
-            <w:tcW w:w="1603" w:type="dxa"/>
-            <w:tcBorders>
-              <w:top w:val="single" w:sz="2" w:space="0" w:color="CCCCCC"/>
-              <w:start w:val="single" w:sz="2" w:space="0" w:color="CCCCCC"/>
-              <w:bottom w:val="single" w:sz="2" w:space="0" w:color="CCCCCC"/>
-              <w:end w:val="single" w:sz="2" w:space="0" w:color="CCCCCC"/>
-            </w:tcBorders>
-            <w:shd w:fill="F2F2F2" w:val="clear"/>
-            <w:tcMar>
-              <w:top w:w="80" w:type="dxa"/>
-              <w:bottom w:w="80" w:type="dxa"/>
-            </w:tcMar>
-          </w:tcPr>
-          <w:p>
-            <w:pPr>
-              <w:pStyle w:val="Normal"/>
-              <w:rPr/>
-            </w:pPr>
-            <w:r>
-              <w:rPr>
-                <w:rFonts w:eastAsia="Arial" w:cs="Arial"/>
-                <w:color w:val="1C1C1C"/>
-                <w:sz w:val="20"/>
-                <w:szCs w:val="20"/>
-              </w:rPr>
-              <w:t>DOUBLE</w:t>
-            </w:r>
-          </w:p>
-        </w:tc>
-        <w:tc>
-          <w:tcPr>
-            <w:tcW w:w="2001" w:type="dxa"/>
-            <w:tcBorders>
-              <w:top w:val="single" w:sz="2" w:space="0" w:color="CCCCCC"/>
-              <w:start w:val="single" w:sz="2" w:space="0" w:color="CCCCCC"/>
-              <w:bottom w:val="single" w:sz="2" w:space="0" w:color="CCCCCC"/>
-              <w:end w:val="single" w:sz="2" w:space="0" w:color="CCCCCC"/>
-            </w:tcBorders>
-            <w:shd w:fill="F2F2F2" w:val="clear"/>
-            <w:tcMar>
-              <w:top w:w="80" w:type="dxa"/>
-              <w:bottom w:w="80" w:type="dxa"/>
-            </w:tcMar>
-          </w:tcPr>
-          <w:p>
-            <w:pPr>
-              <w:pStyle w:val="Normal"/>
-              <w:rPr/>
-            </w:pPr>
-            <w:r>
-              <w:rPr>
-                <w:rFonts w:eastAsia="Arial" w:cs="Arial"/>
-                <w:color w:val="1C1C1C"/>
-                <w:sz w:val="20"/>
-                <w:szCs w:val="20"/>
-              </w:rPr>
-              <w:t>NULL</w:t>
-            </w:r>
-          </w:p>
-        </w:tc>
-        <w:tc>
-          <w:tcPr>
-            <w:tcW w:w="3226" w:type="dxa"/>
-            <w:tcBorders>
-              <w:top w:val="single" w:sz="2" w:space="0" w:color="CCCCCC"/>
-              <w:start w:val="single" w:sz="2" w:space="0" w:color="CCCCCC"/>
-              <w:bottom w:val="single" w:sz="2" w:space="0" w:color="CCCCCC"/>
-              <w:end w:val="single" w:sz="2" w:space="0" w:color="CCCCCC"/>
-            </w:tcBorders>
-            <w:shd w:fill="F2F2F2" w:val="clear"/>
-            <w:tcMar>
-              <w:top w:w="80" w:type="dxa"/>
-              <w:bottom w:w="80" w:type="dxa"/>
-            </w:tcMar>
-          </w:tcPr>
-          <w:p>
-            <w:pPr>
-              <w:pStyle w:val="Normal"/>
-              <w:rPr/>
-            </w:pPr>
-            <w:r>
-              <w:rPr>
-                <w:rFonts w:eastAsia="Arial" w:cs="Arial"/>
-                <w:color w:val="1C1C1C"/>
-                <w:sz w:val="20"/>
-                <w:szCs w:val="20"/>
-              </w:rPr>
-              <w:t>Peso del competidor en kilogramos. Usado para validar la elegibilidad en categorías de kumite con límite de peso.</w:t>
             </w:r>
           </w:p>
         </w:tc>
@@ -8096,7 +7751,15 @@
         </w:rPr>
       </w:pPr>
       <w:r>
-        <w:rPr/>
+        <w:rPr>
+          <w:rFonts w:eastAsia="Arial" w:cs="Arial"/>
+          <w:b w:val="false"/>
+          <w:bCs w:val="false"/>
+          <w:color w:val="1C1C1C"/>
+          <w:sz w:val="22"/>
+          <w:szCs w:val="22"/>
+          <w:u w:val="none"/>
+        </w:rPr>
       </w:r>
     </w:p>
     <w:p>
@@ -8327,25 +7990,7 @@
                 <w:sz w:val="20"/>
                 <w:szCs w:val="20"/>
               </w:rPr>
-              <w:t>id</w:t>
-            </w:r>
-            <w:r>
-              <w:rPr>
-                <w:rFonts w:eastAsia="Arial" w:cs="Arial"/>
-                <w:color w:val="1C1C1C"/>
-                <w:sz w:val="20"/>
-                <w:szCs w:val="20"/>
-              </w:rPr>
-              <w:t>C</w:t>
-            </w:r>
-            <w:r>
-              <w:rPr>
-                <w:rFonts w:eastAsia="Arial" w:cs="Arial"/>
-                <w:color w:val="1C1C1C"/>
-                <w:sz w:val="20"/>
-                <w:szCs w:val="20"/>
-              </w:rPr>
-              <w:t>ampeonato</w:t>
+              <w:t>idCampeonato</w:t>
             </w:r>
           </w:p>
         </w:tc>
@@ -9073,7 +8718,7 @@
                 <w:sz w:val="20"/>
                 <w:szCs w:val="20"/>
               </w:rPr>
-              <w:t>Estado del campeonato: 'futuro' (inscripciones abiertas), 'activo' (en curso) o 'pasado' (finalizado).</w:t>
+              <w:t>Estado del campeonato:'futuro', 'inscripciones_cerradas', 'pasado'.</w:t>
             </w:r>
           </w:p>
         </w:tc>
@@ -9200,7 +8845,25 @@
                 <w:sz w:val="20"/>
                 <w:szCs w:val="20"/>
               </w:rPr>
-              <w:t>Nivel de la competición: 'Regional' o 'Nacional'.</w:t>
+              <w:t xml:space="preserve">Nivel de la competición: </w:t>
+            </w:r>
+            <w:r>
+              <w:rPr>
+                <w:rFonts w:eastAsia="Arial" w:cs="Arial"/>
+                <w:color w:val="1C1C1C"/>
+                <w:sz w:val="20"/>
+                <w:szCs w:val="20"/>
+              </w:rPr>
+              <w:t xml:space="preserve">‘Provincial’, </w:t>
+            </w:r>
+            <w:r>
+              <w:rPr>
+                <w:rFonts w:eastAsia="Arial" w:cs="Arial"/>
+                <w:color w:val="1C1C1C"/>
+                <w:sz w:val="20"/>
+                <w:szCs w:val="20"/>
+              </w:rPr>
+              <w:t>'Regional' o 'Nacional'.</w:t>
             </w:r>
           </w:p>
         </w:tc>
@@ -9835,25 +9498,7 @@
                 <w:sz w:val="20"/>
                 <w:szCs w:val="20"/>
               </w:rPr>
-              <w:t>id</w:t>
-            </w:r>
-            <w:r>
-              <w:rPr>
-                <w:rFonts w:eastAsia="Arial" w:cs="Arial"/>
-                <w:color w:val="1C1C1C"/>
-                <w:sz w:val="20"/>
-                <w:szCs w:val="20"/>
-              </w:rPr>
-              <w:t>C</w:t>
-            </w:r>
-            <w:r>
-              <w:rPr>
-                <w:rFonts w:eastAsia="Arial" w:cs="Arial"/>
-                <w:color w:val="1C1C1C"/>
-                <w:sz w:val="20"/>
-                <w:szCs w:val="20"/>
-              </w:rPr>
-              <w:t>ategoria</w:t>
+              <w:t>idCategoria</w:t>
             </w:r>
           </w:p>
         </w:tc>
@@ -10328,260 +9973,6 @@
                 <w:szCs w:val="20"/>
               </w:rPr>
               <w:t>Género al que está dirigida la categoría: 'M' (masculino) o 'F' (femenino).</w:t>
-            </w:r>
-          </w:p>
-        </w:tc>
-      </w:tr>
-      <w:tr>
-        <w:trPr/>
-        <w:tc>
-          <w:tcPr>
-            <w:tcW w:w="1899" w:type="dxa"/>
-            <w:tcBorders>
-              <w:top w:val="single" w:sz="2" w:space="0" w:color="CCCCCC"/>
-              <w:start w:val="single" w:sz="2" w:space="0" w:color="CCCCCC"/>
-              <w:bottom w:val="single" w:sz="2" w:space="0" w:color="CCCCCC"/>
-              <w:end w:val="single" w:sz="2" w:space="0" w:color="CCCCCC"/>
-            </w:tcBorders>
-            <w:shd w:fill="FAFAFA" w:val="clear"/>
-            <w:tcMar>
-              <w:top w:w="80" w:type="dxa"/>
-              <w:bottom w:w="80" w:type="dxa"/>
-            </w:tcMar>
-          </w:tcPr>
-          <w:p>
-            <w:pPr>
-              <w:pStyle w:val="Normal"/>
-              <w:rPr/>
-            </w:pPr>
-            <w:r>
-              <w:rPr>
-                <w:rFonts w:eastAsia="Arial" w:cs="Arial"/>
-                <w:color w:val="1C1C1C"/>
-                <w:sz w:val="20"/>
-                <w:szCs w:val="20"/>
-              </w:rPr>
-              <w:t>peso_minimo</w:t>
-            </w:r>
-          </w:p>
-        </w:tc>
-        <w:tc>
-          <w:tcPr>
-            <w:tcW w:w="1501" w:type="dxa"/>
-            <w:tcBorders>
-              <w:top w:val="single" w:sz="2" w:space="0" w:color="CCCCCC"/>
-              <w:start w:val="single" w:sz="2" w:space="0" w:color="CCCCCC"/>
-              <w:bottom w:val="single" w:sz="2" w:space="0" w:color="CCCCCC"/>
-              <w:end w:val="single" w:sz="2" w:space="0" w:color="CCCCCC"/>
-            </w:tcBorders>
-            <w:shd w:fill="FAFAFA" w:val="clear"/>
-            <w:tcMar>
-              <w:top w:w="80" w:type="dxa"/>
-              <w:bottom w:w="80" w:type="dxa"/>
-            </w:tcMar>
-          </w:tcPr>
-          <w:p>
-            <w:pPr>
-              <w:pStyle w:val="Normal"/>
-              <w:rPr/>
-            </w:pPr>
-            <w:r>
-              <w:rPr>
-                <w:rFonts w:eastAsia="Arial" w:cs="Arial"/>
-                <w:color w:val="1C1C1C"/>
-                <w:sz w:val="20"/>
-                <w:szCs w:val="20"/>
-              </w:rPr>
-              <w:t>DOUBLE</w:t>
-            </w:r>
-          </w:p>
-        </w:tc>
-        <w:tc>
-          <w:tcPr>
-            <w:tcW w:w="1900" w:type="dxa"/>
-            <w:tcBorders>
-              <w:top w:val="single" w:sz="2" w:space="0" w:color="CCCCCC"/>
-              <w:start w:val="single" w:sz="2" w:space="0" w:color="CCCCCC"/>
-              <w:bottom w:val="single" w:sz="2" w:space="0" w:color="CCCCCC"/>
-              <w:end w:val="single" w:sz="2" w:space="0" w:color="CCCCCC"/>
-            </w:tcBorders>
-            <w:shd w:fill="FAFAFA" w:val="clear"/>
-            <w:tcMar>
-              <w:top w:w="80" w:type="dxa"/>
-              <w:bottom w:w="80" w:type="dxa"/>
-            </w:tcMar>
-          </w:tcPr>
-          <w:p>
-            <w:pPr>
-              <w:pStyle w:val="Normal"/>
-              <w:rPr/>
-            </w:pPr>
-            <w:r>
-              <w:rPr>
-                <w:rFonts w:eastAsia="Arial" w:cs="Arial"/>
-                <w:color w:val="1C1C1C"/>
-                <w:sz w:val="20"/>
-                <w:szCs w:val="20"/>
-              </w:rPr>
-              <w:t>NULL, ≥ 0</w:t>
-            </w:r>
-          </w:p>
-        </w:tc>
-        <w:tc>
-          <w:tcPr>
-            <w:tcW w:w="3726" w:type="dxa"/>
-            <w:tcBorders>
-              <w:top w:val="single" w:sz="2" w:space="0" w:color="CCCCCC"/>
-              <w:start w:val="single" w:sz="2" w:space="0" w:color="CCCCCC"/>
-              <w:bottom w:val="single" w:sz="2" w:space="0" w:color="CCCCCC"/>
-              <w:end w:val="single" w:sz="2" w:space="0" w:color="CCCCCC"/>
-            </w:tcBorders>
-            <w:shd w:fill="FAFAFA" w:val="clear"/>
-            <w:tcMar>
-              <w:top w:w="80" w:type="dxa"/>
-              <w:bottom w:w="80" w:type="dxa"/>
-            </w:tcMar>
-          </w:tcPr>
-          <w:p>
-            <w:pPr>
-              <w:pStyle w:val="Normal"/>
-              <w:rPr/>
-            </w:pPr>
-            <w:r>
-              <w:rPr>
-                <w:rFonts w:eastAsia="Arial" w:cs="Arial"/>
-                <w:color w:val="1C1C1C"/>
-                <w:sz w:val="20"/>
-                <w:szCs w:val="20"/>
-              </w:rPr>
-              <w:t>Peso mínimo en kg para categorías de kumite con límite inferior.</w:t>
-            </w:r>
-          </w:p>
-        </w:tc>
-      </w:tr>
-      <w:tr>
-        <w:trPr/>
-        <w:tc>
-          <w:tcPr>
-            <w:tcW w:w="1899" w:type="dxa"/>
-            <w:tcBorders>
-              <w:top w:val="single" w:sz="2" w:space="0" w:color="CCCCCC"/>
-              <w:start w:val="single" w:sz="2" w:space="0" w:color="CCCCCC"/>
-              <w:bottom w:val="single" w:sz="2" w:space="0" w:color="CCCCCC"/>
-              <w:end w:val="single" w:sz="2" w:space="0" w:color="CCCCCC"/>
-            </w:tcBorders>
-            <w:shd w:fill="F2F2F2" w:val="clear"/>
-            <w:tcMar>
-              <w:top w:w="80" w:type="dxa"/>
-              <w:bottom w:w="80" w:type="dxa"/>
-            </w:tcMar>
-          </w:tcPr>
-          <w:p>
-            <w:pPr>
-              <w:pStyle w:val="Normal"/>
-              <w:rPr/>
-            </w:pPr>
-            <w:r>
-              <w:rPr>
-                <w:rFonts w:eastAsia="Arial" w:cs="Arial"/>
-                <w:color w:val="1C1C1C"/>
-                <w:sz w:val="20"/>
-                <w:szCs w:val="20"/>
-              </w:rPr>
-              <w:t>peso_maximo</w:t>
-            </w:r>
-          </w:p>
-        </w:tc>
-        <w:tc>
-          <w:tcPr>
-            <w:tcW w:w="1501" w:type="dxa"/>
-            <w:tcBorders>
-              <w:top w:val="single" w:sz="2" w:space="0" w:color="CCCCCC"/>
-              <w:start w:val="single" w:sz="2" w:space="0" w:color="CCCCCC"/>
-              <w:bottom w:val="single" w:sz="2" w:space="0" w:color="CCCCCC"/>
-              <w:end w:val="single" w:sz="2" w:space="0" w:color="CCCCCC"/>
-            </w:tcBorders>
-            <w:shd w:fill="F2F2F2" w:val="clear"/>
-            <w:tcMar>
-              <w:top w:w="80" w:type="dxa"/>
-              <w:bottom w:w="80" w:type="dxa"/>
-            </w:tcMar>
-          </w:tcPr>
-          <w:p>
-            <w:pPr>
-              <w:pStyle w:val="Normal"/>
-              <w:rPr/>
-            </w:pPr>
-            <w:r>
-              <w:rPr>
-                <w:rFonts w:eastAsia="Arial" w:cs="Arial"/>
-                <w:color w:val="1C1C1C"/>
-                <w:sz w:val="20"/>
-                <w:szCs w:val="20"/>
-              </w:rPr>
-              <w:t>DOUBLE</w:t>
-            </w:r>
-          </w:p>
-        </w:tc>
-        <w:tc>
-          <w:tcPr>
-            <w:tcW w:w="1900" w:type="dxa"/>
-            <w:tcBorders>
-              <w:top w:val="single" w:sz="2" w:space="0" w:color="CCCCCC"/>
-              <w:start w:val="single" w:sz="2" w:space="0" w:color="CCCCCC"/>
-              <w:bottom w:val="single" w:sz="2" w:space="0" w:color="CCCCCC"/>
-              <w:end w:val="single" w:sz="2" w:space="0" w:color="CCCCCC"/>
-            </w:tcBorders>
-            <w:shd w:fill="F2F2F2" w:val="clear"/>
-            <w:tcMar>
-              <w:top w:w="80" w:type="dxa"/>
-              <w:bottom w:w="80" w:type="dxa"/>
-            </w:tcMar>
-          </w:tcPr>
-          <w:p>
-            <w:pPr>
-              <w:pStyle w:val="Normal"/>
-              <w:rPr/>
-            </w:pPr>
-            <w:r>
-              <w:rPr>
-                <w:rFonts w:eastAsia="Arial" w:cs="Arial"/>
-                <w:color w:val="1C1C1C"/>
-                <w:sz w:val="20"/>
-                <w:szCs w:val="20"/>
-              </w:rPr>
-              <w:t>NULL, ≥ 0</w:t>
-            </w:r>
-          </w:p>
-        </w:tc>
-        <w:tc>
-          <w:tcPr>
-            <w:tcW w:w="3726" w:type="dxa"/>
-            <w:tcBorders>
-              <w:top w:val="single" w:sz="2" w:space="0" w:color="CCCCCC"/>
-              <w:start w:val="single" w:sz="2" w:space="0" w:color="CCCCCC"/>
-              <w:bottom w:val="single" w:sz="2" w:space="0" w:color="CCCCCC"/>
-              <w:end w:val="single" w:sz="2" w:space="0" w:color="CCCCCC"/>
-            </w:tcBorders>
-            <w:shd w:fill="F2F2F2" w:val="clear"/>
-            <w:tcMar>
-              <w:top w:w="80" w:type="dxa"/>
-              <w:bottom w:w="80" w:type="dxa"/>
-            </w:tcMar>
-          </w:tcPr>
-          <w:p>
-            <w:pPr>
-              <w:pStyle w:val="Normal"/>
-              <w:rPr/>
-            </w:pPr>
-            <w:r>
-              <w:rPr>
-                <w:rFonts w:eastAsia="Arial" w:cs="Arial"/>
-                <w:color w:val="1C1C1C"/>
-                <w:sz w:val="20"/>
-                <w:szCs w:val="20"/>
-              </w:rPr>
-              <w:t>Peso máximo en kg para categorías de kumite. En kata es NULL.</w:t>
             </w:r>
           </w:p>
         </w:tc>
@@ -11037,10 +10428,10 @@
         </w:tblCellMar>
       </w:tblPr>
       <w:tblGrid>
-        <w:gridCol w:w="2900"/>
-        <w:gridCol w:w="1500"/>
-        <w:gridCol w:w="1500"/>
-        <w:gridCol w:w="3126"/>
+        <w:gridCol w:w="3270"/>
+        <w:gridCol w:w="1130"/>
+        <w:gridCol w:w="1645"/>
+        <w:gridCol w:w="2981"/>
       </w:tblGrid>
       <w:tr>
         <w:trPr>
@@ -11048,7 +10439,7 @@
         </w:trPr>
         <w:tc>
           <w:tcPr>
-            <w:tcW w:w="2900" w:type="dxa"/>
+            <w:tcW w:w="3270" w:type="dxa"/>
             <w:tcBorders>
               <w:top w:val="single" w:sz="2" w:space="0" w:color="C0392B"/>
               <w:start w:val="single" w:sz="2" w:space="0" w:color="C0392B"/>
@@ -11087,7 +10478,7 @@
         </w:tc>
         <w:tc>
           <w:tcPr>
-            <w:tcW w:w="1500" w:type="dxa"/>
+            <w:tcW w:w="1130" w:type="dxa"/>
             <w:tcBorders>
               <w:top w:val="single" w:sz="2" w:space="0" w:color="C0392B"/>
               <w:start w:val="single" w:sz="2" w:space="0" w:color="C0392B"/>
@@ -11126,7 +10517,7 @@
         </w:tc>
         <w:tc>
           <w:tcPr>
-            <w:tcW w:w="1500" w:type="dxa"/>
+            <w:tcW w:w="1645" w:type="dxa"/>
             <w:tcBorders>
               <w:top w:val="single" w:sz="2" w:space="0" w:color="C0392B"/>
               <w:start w:val="single" w:sz="2" w:space="0" w:color="C0392B"/>
@@ -11165,7 +10556,7 @@
         </w:tc>
         <w:tc>
           <w:tcPr>
-            <w:tcW w:w="3126" w:type="dxa"/>
+            <w:tcW w:w="2981" w:type="dxa"/>
             <w:tcBorders>
               <w:top w:val="single" w:sz="2" w:space="0" w:color="C0392B"/>
               <w:start w:val="single" w:sz="2" w:space="0" w:color="C0392B"/>
@@ -11207,7 +10598,7 @@
         <w:trPr/>
         <w:tc>
           <w:tcPr>
-            <w:tcW w:w="2900" w:type="dxa"/>
+            <w:tcW w:w="3270" w:type="dxa"/>
             <w:tcBorders>
               <w:top w:val="single" w:sz="2" w:space="0" w:color="CCCCCC"/>
               <w:start w:val="single" w:sz="2" w:space="0" w:color="CCCCCC"/>
@@ -11232,49 +10623,13 @@
                 <w:sz w:val="20"/>
                 <w:szCs w:val="20"/>
               </w:rPr>
-              <w:t>id</w:t>
-            </w:r>
-            <w:r>
-              <w:rPr>
-                <w:rFonts w:eastAsia="Arial" w:cs="Arial"/>
-                <w:color w:val="1C1C1C"/>
-                <w:sz w:val="20"/>
-                <w:szCs w:val="20"/>
-              </w:rPr>
-              <w:t>C</w:t>
-            </w:r>
-            <w:r>
-              <w:rPr>
-                <w:rFonts w:eastAsia="Arial" w:cs="Arial"/>
-                <w:color w:val="1C1C1C"/>
-                <w:sz w:val="20"/>
-                <w:szCs w:val="20"/>
-              </w:rPr>
-              <w:t>ampeonato + id</w:t>
-            </w:r>
-            <w:r>
-              <w:rPr>
-                <w:rFonts w:eastAsia="Arial" w:cs="Arial"/>
-                <w:color w:val="1C1C1C"/>
-                <w:sz w:val="20"/>
-                <w:szCs w:val="20"/>
-              </w:rPr>
-              <w:t>C</w:t>
-            </w:r>
-            <w:r>
-              <w:rPr>
-                <w:rFonts w:eastAsia="Arial" w:cs="Arial"/>
-                <w:color w:val="1C1C1C"/>
-                <w:sz w:val="20"/>
-                <w:szCs w:val="20"/>
-              </w:rPr>
-              <w:t>ategoria</w:t>
-            </w:r>
-          </w:p>
-        </w:tc>
-        <w:tc>
-          <w:tcPr>
-            <w:tcW w:w="1500" w:type="dxa"/>
+              <w:t>numeroCombate</w:t>
+            </w:r>
+          </w:p>
+        </w:tc>
+        <w:tc>
+          <w:tcPr>
+            <w:tcW w:w="1130" w:type="dxa"/>
             <w:tcBorders>
               <w:top w:val="single" w:sz="2" w:space="0" w:color="CCCCCC"/>
               <w:start w:val="single" w:sz="2" w:space="0" w:color="CCCCCC"/>
@@ -11299,13 +10654,13 @@
                 <w:sz w:val="20"/>
                 <w:szCs w:val="20"/>
               </w:rPr>
-              <w:t>BIGINT+BIGINT</w:t>
-            </w:r>
-          </w:p>
-        </w:tc>
-        <w:tc>
-          <w:tcPr>
-            <w:tcW w:w="1500" w:type="dxa"/>
+              <w:t>INT</w:t>
+            </w:r>
+          </w:p>
+        </w:tc>
+        <w:tc>
+          <w:tcPr>
+            <w:tcW w:w="1645" w:type="dxa"/>
             <w:tcBorders>
               <w:top w:val="single" w:sz="2" w:space="0" w:color="CCCCCC"/>
               <w:start w:val="single" w:sz="2" w:space="0" w:color="CCCCCC"/>
@@ -11336,7 +10691,7 @@
         </w:tc>
         <w:tc>
           <w:tcPr>
-            <w:tcW w:w="3126" w:type="dxa"/>
+            <w:tcW w:w="2981" w:type="dxa"/>
             <w:tcBorders>
               <w:top w:val="single" w:sz="2" w:space="0" w:color="CCCCCC"/>
               <w:start w:val="single" w:sz="2" w:space="0" w:color="CCCCCC"/>
@@ -11352,16 +10707,30 @@
           <w:p>
             <w:pPr>
               <w:pStyle w:val="Normal"/>
-              <w:rPr/>
-            </w:pPr>
-            <w:r>
-              <w:rPr>
-                <w:rFonts w:eastAsia="Arial" w:cs="Arial"/>
-                <w:color w:val="1C1C1C"/>
-                <w:sz w:val="20"/>
-                <w:szCs w:val="20"/>
-              </w:rPr>
-              <w:t>Identificador único del combate: campeonato, categoría, número de tatami y número de orden dentro del tatami.</w:t>
+              <w:rPr>
+                <w:rFonts w:eastAsia="Arial" w:cs="Arial"/>
+                <w:color w:val="1C1C1C"/>
+                <w:sz w:val="20"/>
+                <w:szCs w:val="20"/>
+              </w:rPr>
+            </w:pPr>
+            <w:r>
+              <w:rPr>
+                <w:rFonts w:eastAsia="Arial" w:cs="Arial"/>
+                <w:color w:val="1C1C1C"/>
+                <w:sz w:val="20"/>
+                <w:szCs w:val="20"/>
+              </w:rPr>
+              <w:t xml:space="preserve">Número secuencial del combate dentro de la categoría (1, 2, 3...). Asignado por SorteoService al construir el </w:t>
+            </w:r>
+            <w:r>
+              <w:rPr>
+                <w:rFonts w:eastAsia="Arial" w:cs="Arial"/>
+                <w:color w:val="1C1C1C"/>
+                <w:sz w:val="20"/>
+                <w:szCs w:val="20"/>
+              </w:rPr>
+              <w:t>sorteo</w:t>
             </w:r>
           </w:p>
         </w:tc>
@@ -11370,7 +10739,125 @@
         <w:trPr/>
         <w:tc>
           <w:tcPr>
-            <w:tcW w:w="2900" w:type="dxa"/>
+            <w:tcW w:w="3270" w:type="dxa"/>
+            <w:tcBorders>
+              <w:start w:val="single" w:sz="2" w:space="0" w:color="CCCCCC"/>
+              <w:bottom w:val="single" w:sz="2" w:space="0" w:color="CCCCCC"/>
+              <w:end w:val="single" w:sz="2" w:space="0" w:color="CCCCCC"/>
+            </w:tcBorders>
+            <w:shd w:fill="FAFAFA" w:val="clear"/>
+            <w:tcMar>
+              <w:top w:w="80" w:type="dxa"/>
+              <w:bottom w:w="80" w:type="dxa"/>
+            </w:tcMar>
+          </w:tcPr>
+          <w:p>
+            <w:pPr>
+              <w:pStyle w:val="Normal"/>
+              <w:rPr/>
+            </w:pPr>
+            <w:r>
+              <w:rPr/>
+              <w:t>IdCampeonato</w:t>
+            </w:r>
+          </w:p>
+        </w:tc>
+        <w:tc>
+          <w:tcPr>
+            <w:tcW w:w="1130" w:type="dxa"/>
+            <w:tcBorders>
+              <w:start w:val="single" w:sz="2" w:space="0" w:color="CCCCCC"/>
+              <w:bottom w:val="single" w:sz="2" w:space="0" w:color="CCCCCC"/>
+              <w:end w:val="single" w:sz="2" w:space="0" w:color="CCCCCC"/>
+            </w:tcBorders>
+            <w:shd w:fill="FAFAFA" w:val="clear"/>
+            <w:tcMar>
+              <w:top w:w="80" w:type="dxa"/>
+              <w:bottom w:w="80" w:type="dxa"/>
+            </w:tcMar>
+          </w:tcPr>
+          <w:p>
+            <w:pPr>
+              <w:pStyle w:val="Normal"/>
+              <w:rPr/>
+            </w:pPr>
+            <w:r>
+              <w:rPr>
+                <w:rFonts w:eastAsia="Arial" w:cs="Arial"/>
+                <w:color w:val="1C1C1C"/>
+                <w:sz w:val="20"/>
+                <w:szCs w:val="20"/>
+              </w:rPr>
+              <w:t>BIGINT</w:t>
+            </w:r>
+          </w:p>
+        </w:tc>
+        <w:tc>
+          <w:tcPr>
+            <w:tcW w:w="1645" w:type="dxa"/>
+            <w:tcBorders>
+              <w:start w:val="single" w:sz="2" w:space="0" w:color="CCCCCC"/>
+              <w:bottom w:val="single" w:sz="2" w:space="0" w:color="CCCCCC"/>
+              <w:end w:val="single" w:sz="2" w:space="0" w:color="CCCCCC"/>
+            </w:tcBorders>
+            <w:shd w:fill="FAFAFA" w:val="clear"/>
+            <w:tcMar>
+              <w:top w:w="80" w:type="dxa"/>
+              <w:bottom w:w="80" w:type="dxa"/>
+            </w:tcMar>
+          </w:tcPr>
+          <w:p>
+            <w:pPr>
+              <w:pStyle w:val="Normal"/>
+              <w:rPr/>
+            </w:pPr>
+            <w:r>
+              <w:rPr>
+                <w:rFonts w:eastAsia="Arial" w:cs="Arial"/>
+                <w:color w:val="1C1C1C"/>
+                <w:sz w:val="20"/>
+                <w:szCs w:val="20"/>
+              </w:rPr>
+              <w:t>PK compuesta</w:t>
+            </w:r>
+          </w:p>
+        </w:tc>
+        <w:tc>
+          <w:tcPr>
+            <w:tcW w:w="2981" w:type="dxa"/>
+            <w:tcBorders>
+              <w:start w:val="single" w:sz="2" w:space="0" w:color="CCCCCC"/>
+              <w:bottom w:val="single" w:sz="2" w:space="0" w:color="CCCCCC"/>
+              <w:end w:val="single" w:sz="2" w:space="0" w:color="CCCCCC"/>
+            </w:tcBorders>
+            <w:shd w:fill="FAFAFA" w:val="clear"/>
+            <w:tcMar>
+              <w:top w:w="80" w:type="dxa"/>
+              <w:bottom w:w="80" w:type="dxa"/>
+            </w:tcMar>
+          </w:tcPr>
+          <w:p>
+            <w:pPr>
+              <w:pStyle w:val="Normal"/>
+              <w:rPr/>
+            </w:pPr>
+            <w:r>
+              <w:rPr>
+                <w:rFonts w:eastAsia="Arial" w:cs="Arial"/>
+                <w:color w:val="1C1C1C"/>
+                <w:sz w:val="20"/>
+                <w:szCs w:val="20"/>
+              </w:rPr>
+              <w:t>Campeonato al que pertenece el combate</w:t>
+            </w:r>
+          </w:p>
+        </w:tc>
+      </w:tr>
+      <w:tr>
+        <w:trPr/>
+        <w:tc>
+          <w:tcPr>
+            <w:tcW w:w="3270" w:type="dxa"/>
             <w:tcBorders>
               <w:top w:val="single" w:sz="2" w:space="0" w:color="CCCCCC"/>
               <w:start w:val="single" w:sz="2" w:space="0" w:color="CCCCCC"/>
@@ -11389,19 +10876,14 @@
               <w:rPr/>
             </w:pPr>
             <w:r>
-              <w:rPr>
-                <w:rFonts w:eastAsia="Arial" w:cs="Arial"/>
-                <w:color w:val="1C1C1C"/>
-                <w:sz w:val="20"/>
-                <w:szCs w:val="20"/>
-              </w:rPr>
-              <w:t>ronda</w:t>
-            </w:r>
-          </w:p>
-        </w:tc>
-        <w:tc>
-          <w:tcPr>
-            <w:tcW w:w="1500" w:type="dxa"/>
+              <w:rPr/>
+              <w:t>IdCategoria</w:t>
+            </w:r>
+          </w:p>
+        </w:tc>
+        <w:tc>
+          <w:tcPr>
+            <w:tcW w:w="1130" w:type="dxa"/>
             <w:tcBorders>
               <w:top w:val="single" w:sz="2" w:space="0" w:color="CCCCCC"/>
               <w:start w:val="single" w:sz="2" w:space="0" w:color="CCCCCC"/>
@@ -11426,13 +10908,13 @@
                 <w:sz w:val="20"/>
                 <w:szCs w:val="20"/>
               </w:rPr>
-              <w:t>VARCHAR(255)</w:t>
-            </w:r>
-          </w:p>
-        </w:tc>
-        <w:tc>
-          <w:tcPr>
-            <w:tcW w:w="1500" w:type="dxa"/>
+              <w:t>BIGINT</w:t>
+            </w:r>
+          </w:p>
+        </w:tc>
+        <w:tc>
+          <w:tcPr>
+            <w:tcW w:w="1645" w:type="dxa"/>
             <w:tcBorders>
               <w:top w:val="single" w:sz="2" w:space="0" w:color="CCCCCC"/>
               <w:start w:val="single" w:sz="2" w:space="0" w:color="CCCCCC"/>
@@ -11457,13 +10939,13 @@
                 <w:sz w:val="20"/>
                 <w:szCs w:val="20"/>
               </w:rPr>
-              <w:t>NOT NULL</w:t>
-            </w:r>
-          </w:p>
-        </w:tc>
-        <w:tc>
-          <w:tcPr>
-            <w:tcW w:w="3126" w:type="dxa"/>
+              <w:t>PK compuesta</w:t>
+            </w:r>
+          </w:p>
+        </w:tc>
+        <w:tc>
+          <w:tcPr>
+            <w:tcW w:w="2981" w:type="dxa"/>
             <w:tcBorders>
               <w:top w:val="single" w:sz="2" w:space="0" w:color="CCCCCC"/>
               <w:start w:val="single" w:sz="2" w:space="0" w:color="CCCCCC"/>
@@ -11479,16 +10961,21 @@
           <w:p>
             <w:pPr>
               <w:pStyle w:val="Normal"/>
-              <w:rPr/>
-            </w:pPr>
-            <w:r>
-              <w:rPr>
-                <w:rFonts w:eastAsia="Arial" w:cs="Arial"/>
-                <w:color w:val="1C1C1C"/>
-                <w:sz w:val="20"/>
-                <w:szCs w:val="20"/>
-              </w:rPr>
-              <w:t>Etiqueta de la ronda: 'R1', 'R2', 'R3', 'Semifinal', 'Final', 'REP' (repesca).</w:t>
+              <w:rPr>
+                <w:rFonts w:eastAsia="Arial" w:cs="Arial"/>
+                <w:color w:val="1C1C1C"/>
+                <w:sz w:val="20"/>
+                <w:szCs w:val="20"/>
+              </w:rPr>
+            </w:pPr>
+            <w:r>
+              <w:rPr>
+                <w:rFonts w:eastAsia="Arial" w:cs="Arial"/>
+                <w:color w:val="1C1C1C"/>
+                <w:sz w:val="20"/>
+                <w:szCs w:val="20"/>
+              </w:rPr>
+              <w:t>Categoría dentro del campeonato</w:t>
             </w:r>
           </w:p>
         </w:tc>
@@ -11497,136 +10984,8 @@
         <w:trPr/>
         <w:tc>
           <w:tcPr>
-            <w:tcW w:w="2900" w:type="dxa"/>
-            <w:tcBorders>
-              <w:top w:val="single" w:sz="2" w:space="0" w:color="CCCCCC"/>
-              <w:start w:val="single" w:sz="2" w:space="0" w:color="CCCCCC"/>
-              <w:bottom w:val="single" w:sz="2" w:space="0" w:color="CCCCCC"/>
-              <w:end w:val="single" w:sz="2" w:space="0" w:color="CCCCCC"/>
-            </w:tcBorders>
-            <w:shd w:fill="FAFAFA" w:val="clear"/>
-            <w:tcMar>
-              <w:top w:w="80" w:type="dxa"/>
-              <w:bottom w:w="80" w:type="dxa"/>
-            </w:tcMar>
-          </w:tcPr>
-          <w:p>
-            <w:pPr>
-              <w:pStyle w:val="Normal"/>
-              <w:rPr/>
-            </w:pPr>
-            <w:r>
-              <w:rPr>
-                <w:rFonts w:eastAsia="Arial" w:cs="Arial"/>
-                <w:color w:val="1C1C1C"/>
-                <w:sz w:val="20"/>
-                <w:szCs w:val="20"/>
-              </w:rPr>
-              <w:t>puntuacion_rojo</w:t>
-            </w:r>
-          </w:p>
-        </w:tc>
-        <w:tc>
-          <w:tcPr>
-            <w:tcW w:w="1500" w:type="dxa"/>
-            <w:tcBorders>
-              <w:top w:val="single" w:sz="2" w:space="0" w:color="CCCCCC"/>
-              <w:start w:val="single" w:sz="2" w:space="0" w:color="CCCCCC"/>
-              <w:bottom w:val="single" w:sz="2" w:space="0" w:color="CCCCCC"/>
-              <w:end w:val="single" w:sz="2" w:space="0" w:color="CCCCCC"/>
-            </w:tcBorders>
-            <w:shd w:fill="FAFAFA" w:val="clear"/>
-            <w:tcMar>
-              <w:top w:w="80" w:type="dxa"/>
-              <w:bottom w:w="80" w:type="dxa"/>
-            </w:tcMar>
-          </w:tcPr>
-          <w:p>
-            <w:pPr>
-              <w:pStyle w:val="Normal"/>
-              <w:rPr/>
-            </w:pPr>
-            <w:r>
-              <w:rPr>
-                <w:rFonts w:eastAsia="Arial" w:cs="Arial"/>
-                <w:color w:val="1C1C1C"/>
-                <w:sz w:val="20"/>
-                <w:szCs w:val="20"/>
-              </w:rPr>
-              <w:t>INT</w:t>
-            </w:r>
-          </w:p>
-        </w:tc>
-        <w:tc>
-          <w:tcPr>
-            <w:tcW w:w="1500" w:type="dxa"/>
-            <w:tcBorders>
-              <w:top w:val="single" w:sz="2" w:space="0" w:color="CCCCCC"/>
-              <w:start w:val="single" w:sz="2" w:space="0" w:color="CCCCCC"/>
-              <w:bottom w:val="single" w:sz="2" w:space="0" w:color="CCCCCC"/>
-              <w:end w:val="single" w:sz="2" w:space="0" w:color="CCCCCC"/>
-            </w:tcBorders>
-            <w:shd w:fill="FAFAFA" w:val="clear"/>
-            <w:tcMar>
-              <w:top w:w="80" w:type="dxa"/>
-              <w:bottom w:w="80" w:type="dxa"/>
-            </w:tcMar>
-          </w:tcPr>
-          <w:p>
-            <w:pPr>
-              <w:pStyle w:val="Normal"/>
-              <w:rPr/>
-            </w:pPr>
-            <w:r>
-              <w:rPr>
-                <w:rFonts w:eastAsia="Arial" w:cs="Arial"/>
-                <w:color w:val="1C1C1C"/>
-                <w:sz w:val="20"/>
-                <w:szCs w:val="20"/>
-              </w:rPr>
-              <w:t>NULL, default 0</w:t>
-            </w:r>
-          </w:p>
-        </w:tc>
-        <w:tc>
-          <w:tcPr>
-            <w:tcW w:w="3126" w:type="dxa"/>
-            <w:tcBorders>
-              <w:top w:val="single" w:sz="2" w:space="0" w:color="CCCCCC"/>
-              <w:start w:val="single" w:sz="2" w:space="0" w:color="CCCCCC"/>
-              <w:bottom w:val="single" w:sz="2" w:space="0" w:color="CCCCCC"/>
-              <w:end w:val="single" w:sz="2" w:space="0" w:color="CCCCCC"/>
-            </w:tcBorders>
-            <w:shd w:fill="FAFAFA" w:val="clear"/>
-            <w:tcMar>
-              <w:top w:w="80" w:type="dxa"/>
-              <w:bottom w:w="80" w:type="dxa"/>
-            </w:tcMar>
-          </w:tcPr>
-          <w:p>
-            <w:pPr>
-              <w:pStyle w:val="Normal"/>
-              <w:rPr/>
-            </w:pPr>
-            <w:r>
-              <w:rPr>
-                <w:rFonts w:eastAsia="Arial" w:cs="Arial"/>
-                <w:color w:val="1C1C1C"/>
-                <w:sz w:val="20"/>
-                <w:szCs w:val="20"/>
-              </w:rPr>
-              <w:t>Puntuación del competidor en kimono rojo.</w:t>
-            </w:r>
-          </w:p>
-        </w:tc>
-      </w:tr>
-      <w:tr>
-        <w:trPr/>
-        <w:tc>
-          <w:tcPr>
-            <w:tcW w:w="2900" w:type="dxa"/>
-            <w:tcBorders>
-              <w:top w:val="single" w:sz="2" w:space="0" w:color="CCCCCC"/>
+            <w:tcW w:w="3270" w:type="dxa"/>
+            <w:tcBorders>
               <w:start w:val="single" w:sz="2" w:space="0" w:color="CCCCCC"/>
               <w:bottom w:val="single" w:sz="2" w:space="0" w:color="CCCCCC"/>
               <w:end w:val="single" w:sz="2" w:space="0" w:color="CCCCCC"/>
@@ -11649,15 +11008,14 @@
                 <w:sz w:val="20"/>
                 <w:szCs w:val="20"/>
               </w:rPr>
-              <w:t>puntuacion_azul</w:t>
-            </w:r>
-          </w:p>
-        </w:tc>
-        <w:tc>
-          <w:tcPr>
-            <w:tcW w:w="1500" w:type="dxa"/>
-            <w:tcBorders>
-              <w:top w:val="single" w:sz="2" w:space="0" w:color="CCCCCC"/>
+              <w:t>ronda</w:t>
+            </w:r>
+          </w:p>
+        </w:tc>
+        <w:tc>
+          <w:tcPr>
+            <w:tcW w:w="1130" w:type="dxa"/>
+            <w:tcBorders>
               <w:start w:val="single" w:sz="2" w:space="0" w:color="CCCCCC"/>
               <w:bottom w:val="single" w:sz="2" w:space="0" w:color="CCCCCC"/>
               <w:end w:val="single" w:sz="2" w:space="0" w:color="CCCCCC"/>
@@ -11680,15 +11038,14 @@
                 <w:sz w:val="20"/>
                 <w:szCs w:val="20"/>
               </w:rPr>
-              <w:t>INT</w:t>
-            </w:r>
-          </w:p>
-        </w:tc>
-        <w:tc>
-          <w:tcPr>
-            <w:tcW w:w="1500" w:type="dxa"/>
-            <w:tcBorders>
-              <w:top w:val="single" w:sz="2" w:space="0" w:color="CCCCCC"/>
+              <w:t>VARCHAR(255)</w:t>
+            </w:r>
+          </w:p>
+        </w:tc>
+        <w:tc>
+          <w:tcPr>
+            <w:tcW w:w="1645" w:type="dxa"/>
+            <w:tcBorders>
               <w:start w:val="single" w:sz="2" w:space="0" w:color="CCCCCC"/>
               <w:bottom w:val="single" w:sz="2" w:space="0" w:color="CCCCCC"/>
               <w:end w:val="single" w:sz="2" w:space="0" w:color="CCCCCC"/>
@@ -11711,15 +11068,14 @@
                 <w:sz w:val="20"/>
                 <w:szCs w:val="20"/>
               </w:rPr>
-              <w:t>NULL, default 0</w:t>
-            </w:r>
-          </w:p>
-        </w:tc>
-        <w:tc>
-          <w:tcPr>
-            <w:tcW w:w="3126" w:type="dxa"/>
-            <w:tcBorders>
-              <w:top w:val="single" w:sz="2" w:space="0" w:color="CCCCCC"/>
+              <w:t>NOT NULL</w:t>
+            </w:r>
+          </w:p>
+        </w:tc>
+        <w:tc>
+          <w:tcPr>
+            <w:tcW w:w="2981" w:type="dxa"/>
+            <w:tcBorders>
               <w:start w:val="single" w:sz="2" w:space="0" w:color="CCCCCC"/>
               <w:bottom w:val="single" w:sz="2" w:space="0" w:color="CCCCCC"/>
               <w:end w:val="single" w:sz="2" w:space="0" w:color="CCCCCC"/>
@@ -11733,16 +11089,21 @@
           <w:p>
             <w:pPr>
               <w:pStyle w:val="Normal"/>
-              <w:rPr/>
-            </w:pPr>
-            <w:r>
-              <w:rPr>
-                <w:rFonts w:eastAsia="Arial" w:cs="Arial"/>
-                <w:color w:val="1C1C1C"/>
-                <w:sz w:val="20"/>
-                <w:szCs w:val="20"/>
-              </w:rPr>
-              <w:t>Puntuación del competidor en kimono azul.</w:t>
+              <w:rPr>
+                <w:rFonts w:eastAsia="Arial" w:cs="Arial"/>
+                <w:color w:val="1C1C1C"/>
+                <w:sz w:val="20"/>
+                <w:szCs w:val="20"/>
+              </w:rPr>
+            </w:pPr>
+            <w:r>
+              <w:rPr>
+                <w:rFonts w:eastAsia="Arial" w:cs="Arial"/>
+                <w:color w:val="1C1C1C"/>
+                <w:sz w:val="20"/>
+                <w:szCs w:val="20"/>
+              </w:rPr>
+              <w:t>Etiqueta de la ronda:'final', 'semifinal', 'cuartos', 'octavos',                                                                                                              'dieciseisavos', 'ronda_N'</w:t>
             </w:r>
           </w:p>
         </w:tc>
@@ -11751,7 +11112,7 @@
         <w:trPr/>
         <w:tc>
           <w:tcPr>
-            <w:tcW w:w="2900" w:type="dxa"/>
+            <w:tcW w:w="3270" w:type="dxa"/>
             <w:tcBorders>
               <w:top w:val="single" w:sz="2" w:space="0" w:color="CCCCCC"/>
               <w:start w:val="single" w:sz="2" w:space="0" w:color="CCCCCC"/>
@@ -11776,13 +11137,13 @@
                 <w:sz w:val="20"/>
                 <w:szCs w:val="20"/>
               </w:rPr>
-              <w:t>senshu</w:t>
-            </w:r>
-          </w:p>
-        </w:tc>
-        <w:tc>
-          <w:tcPr>
-            <w:tcW w:w="1500" w:type="dxa"/>
+              <w:t>puntuacion_rojo</w:t>
+            </w:r>
+          </w:p>
+        </w:tc>
+        <w:tc>
+          <w:tcPr>
+            <w:tcW w:w="1130" w:type="dxa"/>
             <w:tcBorders>
               <w:top w:val="single" w:sz="2" w:space="0" w:color="CCCCCC"/>
               <w:start w:val="single" w:sz="2" w:space="0" w:color="CCCCCC"/>
@@ -11807,13 +11168,13 @@
                 <w:sz w:val="20"/>
                 <w:szCs w:val="20"/>
               </w:rPr>
-              <w:t>VARCHAR(255)</w:t>
-            </w:r>
-          </w:p>
-        </w:tc>
-        <w:tc>
-          <w:tcPr>
-            <w:tcW w:w="1500" w:type="dxa"/>
+              <w:t>INT</w:t>
+            </w:r>
+          </w:p>
+        </w:tc>
+        <w:tc>
+          <w:tcPr>
+            <w:tcW w:w="1645" w:type="dxa"/>
             <w:tcBorders>
               <w:top w:val="single" w:sz="2" w:space="0" w:color="CCCCCC"/>
               <w:start w:val="single" w:sz="2" w:space="0" w:color="CCCCCC"/>
@@ -11838,13 +11199,13 @@
                 <w:sz w:val="20"/>
                 <w:szCs w:val="20"/>
               </w:rPr>
-              <w:t>NULL</w:t>
-            </w:r>
-          </w:p>
-        </w:tc>
-        <w:tc>
-          <w:tcPr>
-            <w:tcW w:w="3126" w:type="dxa"/>
+              <w:t>NULL, default 0</w:t>
+            </w:r>
+          </w:p>
+        </w:tc>
+        <w:tc>
+          <w:tcPr>
+            <w:tcW w:w="2981" w:type="dxa"/>
             <w:tcBorders>
               <w:top w:val="single" w:sz="2" w:space="0" w:color="CCCCCC"/>
               <w:start w:val="single" w:sz="2" w:space="0" w:color="CCCCCC"/>
@@ -11869,7 +11230,43 @@
                 <w:sz w:val="20"/>
                 <w:szCs w:val="20"/>
               </w:rPr>
-              <w:t>Indica qué competidor tiene el punto de ventaja (senshu): 'rojo', 'azul' o null.</w:t>
+              <w:t xml:space="preserve">Puntuación del competidor </w:t>
+            </w:r>
+            <w:r>
+              <w:rPr>
+                <w:rFonts w:eastAsia="Arial" w:cs="Arial"/>
+                <w:color w:val="1C1C1C"/>
+                <w:sz w:val="20"/>
+                <w:szCs w:val="20"/>
+              </w:rPr>
+              <w:t>con protecciones</w:t>
+            </w:r>
+            <w:r>
+              <w:rPr>
+                <w:rFonts w:eastAsia="Arial" w:cs="Arial"/>
+                <w:color w:val="1C1C1C"/>
+                <w:sz w:val="20"/>
+                <w:szCs w:val="20"/>
+              </w:rPr>
+              <w:t xml:space="preserve"> roj</w:t>
+            </w:r>
+            <w:r>
+              <w:rPr>
+                <w:rFonts w:eastAsia="Arial" w:cs="Arial"/>
+                <w:color w:val="1C1C1C"/>
+                <w:sz w:val="20"/>
+                <w:szCs w:val="20"/>
+              </w:rPr>
+              <w:t>as</w:t>
+            </w:r>
+            <w:r>
+              <w:rPr>
+                <w:rFonts w:eastAsia="Arial" w:cs="Arial"/>
+                <w:color w:val="1C1C1C"/>
+                <w:sz w:val="20"/>
+                <w:szCs w:val="20"/>
+              </w:rPr>
+              <w:t>.</w:t>
             </w:r>
           </w:p>
         </w:tc>
@@ -11878,7 +11275,7 @@
         <w:trPr/>
         <w:tc>
           <w:tcPr>
-            <w:tcW w:w="2900" w:type="dxa"/>
+            <w:tcW w:w="3270" w:type="dxa"/>
             <w:tcBorders>
               <w:top w:val="single" w:sz="2" w:space="0" w:color="CCCCCC"/>
               <w:start w:val="single" w:sz="2" w:space="0" w:color="CCCCCC"/>
@@ -11903,13 +11300,13 @@
                 <w:sz w:val="20"/>
                 <w:szCs w:val="20"/>
               </w:rPr>
-              <w:t>estado</w:t>
-            </w:r>
-          </w:p>
-        </w:tc>
-        <w:tc>
-          <w:tcPr>
-            <w:tcW w:w="1500" w:type="dxa"/>
+              <w:t>puntuacion_azul</w:t>
+            </w:r>
+          </w:p>
+        </w:tc>
+        <w:tc>
+          <w:tcPr>
+            <w:tcW w:w="1130" w:type="dxa"/>
             <w:tcBorders>
               <w:top w:val="single" w:sz="2" w:space="0" w:color="CCCCCC"/>
               <w:start w:val="single" w:sz="2" w:space="0" w:color="CCCCCC"/>
@@ -11934,13 +11331,13 @@
                 <w:sz w:val="20"/>
                 <w:szCs w:val="20"/>
               </w:rPr>
-              <w:t>VARCHAR(255)</w:t>
-            </w:r>
-          </w:p>
-        </w:tc>
-        <w:tc>
-          <w:tcPr>
-            <w:tcW w:w="1500" w:type="dxa"/>
+              <w:t>INT</w:t>
+            </w:r>
+          </w:p>
+        </w:tc>
+        <w:tc>
+          <w:tcPr>
+            <w:tcW w:w="1645" w:type="dxa"/>
             <w:tcBorders>
               <w:top w:val="single" w:sz="2" w:space="0" w:color="CCCCCC"/>
               <w:start w:val="single" w:sz="2" w:space="0" w:color="CCCCCC"/>
@@ -11965,13 +11362,13 @@
                 <w:sz w:val="20"/>
                 <w:szCs w:val="20"/>
               </w:rPr>
-              <w:t>NULL</w:t>
-            </w:r>
-          </w:p>
-        </w:tc>
-        <w:tc>
-          <w:tcPr>
-            <w:tcW w:w="3126" w:type="dxa"/>
+              <w:t>NULL, default 0</w:t>
+            </w:r>
+          </w:p>
+        </w:tc>
+        <w:tc>
+          <w:tcPr>
+            <w:tcW w:w="2981" w:type="dxa"/>
             <w:tcBorders>
               <w:top w:val="single" w:sz="2" w:space="0" w:color="CCCCCC"/>
               <w:start w:val="single" w:sz="2" w:space="0" w:color="CCCCCC"/>
@@ -11996,7 +11393,43 @@
                 <w:sz w:val="20"/>
                 <w:szCs w:val="20"/>
               </w:rPr>
-              <w:t>Estado del combate: 'pendiente', 'en_curso', 'finalizado' o 'bye'.</w:t>
+              <w:t xml:space="preserve">Puntuación del competidor </w:t>
+            </w:r>
+            <w:r>
+              <w:rPr>
+                <w:rFonts w:eastAsia="Arial" w:cs="Arial"/>
+                <w:color w:val="1C1C1C"/>
+                <w:sz w:val="20"/>
+                <w:szCs w:val="20"/>
+              </w:rPr>
+              <w:t>con protecciones</w:t>
+            </w:r>
+            <w:r>
+              <w:rPr>
+                <w:rFonts w:eastAsia="Arial" w:cs="Arial"/>
+                <w:color w:val="1C1C1C"/>
+                <w:sz w:val="20"/>
+                <w:szCs w:val="20"/>
+              </w:rPr>
+              <w:t xml:space="preserve"> azul</w:t>
+            </w:r>
+            <w:r>
+              <w:rPr>
+                <w:rFonts w:eastAsia="Arial" w:cs="Arial"/>
+                <w:color w:val="1C1C1C"/>
+                <w:sz w:val="20"/>
+                <w:szCs w:val="20"/>
+              </w:rPr>
+              <w:t>es</w:t>
+            </w:r>
+            <w:r>
+              <w:rPr>
+                <w:rFonts w:eastAsia="Arial" w:cs="Arial"/>
+                <w:color w:val="1C1C1C"/>
+                <w:sz w:val="20"/>
+                <w:szCs w:val="20"/>
+              </w:rPr>
+              <w:t>.</w:t>
             </w:r>
           </w:p>
         </w:tc>
@@ -12005,134 +11438,7 @@
         <w:trPr/>
         <w:tc>
           <w:tcPr>
-            <w:tcW w:w="2900" w:type="dxa"/>
-            <w:tcBorders>
-              <w:top w:val="single" w:sz="2" w:space="0" w:color="CCCCCC"/>
-              <w:start w:val="single" w:sz="2" w:space="0" w:color="CCCCCC"/>
-              <w:bottom w:val="single" w:sz="2" w:space="0" w:color="CCCCCC"/>
-              <w:end w:val="single" w:sz="2" w:space="0" w:color="CCCCCC"/>
-            </w:tcBorders>
-            <w:shd w:fill="FAFAFA" w:val="clear"/>
-            <w:tcMar>
-              <w:top w:w="80" w:type="dxa"/>
-              <w:bottom w:w="80" w:type="dxa"/>
-            </w:tcMar>
-          </w:tcPr>
-          <w:p>
-            <w:pPr>
-              <w:pStyle w:val="Normal"/>
-              <w:rPr/>
-            </w:pPr>
-            <w:r>
-              <w:rPr>
-                <w:rFonts w:eastAsia="Arial" w:cs="Arial"/>
-                <w:color w:val="1C1C1C"/>
-                <w:sz w:val="20"/>
-                <w:szCs w:val="20"/>
-              </w:rPr>
-              <w:t>hora_programada</w:t>
-            </w:r>
-          </w:p>
-        </w:tc>
-        <w:tc>
-          <w:tcPr>
-            <w:tcW w:w="1500" w:type="dxa"/>
-            <w:tcBorders>
-              <w:top w:val="single" w:sz="2" w:space="0" w:color="CCCCCC"/>
-              <w:start w:val="single" w:sz="2" w:space="0" w:color="CCCCCC"/>
-              <w:bottom w:val="single" w:sz="2" w:space="0" w:color="CCCCCC"/>
-              <w:end w:val="single" w:sz="2" w:space="0" w:color="CCCCCC"/>
-            </w:tcBorders>
-            <w:shd w:fill="FAFAFA" w:val="clear"/>
-            <w:tcMar>
-              <w:top w:w="80" w:type="dxa"/>
-              <w:bottom w:w="80" w:type="dxa"/>
-            </w:tcMar>
-          </w:tcPr>
-          <w:p>
-            <w:pPr>
-              <w:pStyle w:val="Normal"/>
-              <w:rPr/>
-            </w:pPr>
-            <w:r>
-              <w:rPr>
-                <w:rFonts w:eastAsia="Arial" w:cs="Arial"/>
-                <w:color w:val="1C1C1C"/>
-                <w:sz w:val="20"/>
-                <w:szCs w:val="20"/>
-              </w:rPr>
-              <w:t>TIME</w:t>
-            </w:r>
-          </w:p>
-        </w:tc>
-        <w:tc>
-          <w:tcPr>
-            <w:tcW w:w="1500" w:type="dxa"/>
-            <w:tcBorders>
-              <w:top w:val="single" w:sz="2" w:space="0" w:color="CCCCCC"/>
-              <w:start w:val="single" w:sz="2" w:space="0" w:color="CCCCCC"/>
-              <w:bottom w:val="single" w:sz="2" w:space="0" w:color="CCCCCC"/>
-              <w:end w:val="single" w:sz="2" w:space="0" w:color="CCCCCC"/>
-            </w:tcBorders>
-            <w:shd w:fill="FAFAFA" w:val="clear"/>
-            <w:tcMar>
-              <w:top w:w="80" w:type="dxa"/>
-              <w:bottom w:w="80" w:type="dxa"/>
-            </w:tcMar>
-          </w:tcPr>
-          <w:p>
-            <w:pPr>
-              <w:pStyle w:val="Normal"/>
-              <w:rPr/>
-            </w:pPr>
-            <w:r>
-              <w:rPr>
-                <w:rFonts w:eastAsia="Arial" w:cs="Arial"/>
-                <w:color w:val="1C1C1C"/>
-                <w:sz w:val="20"/>
-                <w:szCs w:val="20"/>
-              </w:rPr>
-              <w:t>NOT NULL</w:t>
-            </w:r>
-          </w:p>
-        </w:tc>
-        <w:tc>
-          <w:tcPr>
-            <w:tcW w:w="3126" w:type="dxa"/>
-            <w:tcBorders>
-              <w:top w:val="single" w:sz="2" w:space="0" w:color="CCCCCC"/>
-              <w:start w:val="single" w:sz="2" w:space="0" w:color="CCCCCC"/>
-              <w:bottom w:val="single" w:sz="2" w:space="0" w:color="CCCCCC"/>
-              <w:end w:val="single" w:sz="2" w:space="0" w:color="CCCCCC"/>
-            </w:tcBorders>
-            <w:shd w:fill="FAFAFA" w:val="clear"/>
-            <w:tcMar>
-              <w:top w:w="80" w:type="dxa"/>
-              <w:bottom w:w="80" w:type="dxa"/>
-            </w:tcMar>
-          </w:tcPr>
-          <w:p>
-            <w:pPr>
-              <w:pStyle w:val="Normal"/>
-              <w:rPr/>
-            </w:pPr>
-            <w:r>
-              <w:rPr>
-                <w:rFonts w:eastAsia="Arial" w:cs="Arial"/>
-                <w:color w:val="1C1C1C"/>
-                <w:sz w:val="20"/>
-                <w:szCs w:val="20"/>
-              </w:rPr>
-              <w:t>Hora programada para el inicio del combate.</w:t>
-            </w:r>
-          </w:p>
-        </w:tc>
-      </w:tr>
-      <w:tr>
-        <w:trPr/>
-        <w:tc>
-          <w:tcPr>
-            <w:tcW w:w="2900" w:type="dxa"/>
+            <w:tcW w:w="3270" w:type="dxa"/>
             <w:tcBorders>
               <w:top w:val="single" w:sz="2" w:space="0" w:color="CCCCCC"/>
               <w:start w:val="single" w:sz="2" w:space="0" w:color="CCCCCC"/>
@@ -12157,13 +11463,13 @@
                 <w:sz w:val="20"/>
                 <w:szCs w:val="20"/>
               </w:rPr>
-              <w:t>hora_inicio_real</w:t>
-            </w:r>
-          </w:p>
-        </w:tc>
-        <w:tc>
-          <w:tcPr>
-            <w:tcW w:w="1500" w:type="dxa"/>
+              <w:t>estado</w:t>
+            </w:r>
+          </w:p>
+        </w:tc>
+        <w:tc>
+          <w:tcPr>
+            <w:tcW w:w="1130" w:type="dxa"/>
             <w:tcBorders>
               <w:top w:val="single" w:sz="2" w:space="0" w:color="CCCCCC"/>
               <w:start w:val="single" w:sz="2" w:space="0" w:color="CCCCCC"/>
@@ -12188,13 +11494,13 @@
                 <w:sz w:val="20"/>
                 <w:szCs w:val="20"/>
               </w:rPr>
-              <w:t>DATETIME</w:t>
-            </w:r>
-          </w:p>
-        </w:tc>
-        <w:tc>
-          <w:tcPr>
-            <w:tcW w:w="1500" w:type="dxa"/>
+              <w:t>VARCHAR(255)</w:t>
+            </w:r>
+          </w:p>
+        </w:tc>
+        <w:tc>
+          <w:tcPr>
+            <w:tcW w:w="1645" w:type="dxa"/>
             <w:tcBorders>
               <w:top w:val="single" w:sz="2" w:space="0" w:color="CCCCCC"/>
               <w:start w:val="single" w:sz="2" w:space="0" w:color="CCCCCC"/>
@@ -12219,13 +11525,13 @@
                 <w:sz w:val="20"/>
                 <w:szCs w:val="20"/>
               </w:rPr>
-              <w:t>NOT NULL</w:t>
-            </w:r>
-          </w:p>
-        </w:tc>
-        <w:tc>
-          <w:tcPr>
-            <w:tcW w:w="3126" w:type="dxa"/>
+              <w:t>NULL</w:t>
+            </w:r>
+          </w:p>
+        </w:tc>
+        <w:tc>
+          <w:tcPr>
+            <w:tcW w:w="2981" w:type="dxa"/>
             <w:tcBorders>
               <w:top w:val="single" w:sz="2" w:space="0" w:color="CCCCCC"/>
               <w:start w:val="single" w:sz="2" w:space="0" w:color="CCCCCC"/>
@@ -12250,7 +11556,25 @@
                 <w:sz w:val="20"/>
                 <w:szCs w:val="20"/>
               </w:rPr>
-              <w:t>Hora real a la que comenzó el combate.</w:t>
+              <w:t xml:space="preserve">Estado del combate: 'pendiente' </w:t>
+            </w:r>
+            <w:r>
+              <w:rPr>
+                <w:rFonts w:eastAsia="Arial" w:cs="Arial"/>
+                <w:color w:val="1C1C1C"/>
+                <w:sz w:val="20"/>
+                <w:szCs w:val="20"/>
+              </w:rPr>
+              <w:t xml:space="preserve">o </w:t>
+            </w:r>
+            <w:r>
+              <w:rPr>
+                <w:rFonts w:eastAsia="Arial" w:cs="Arial"/>
+                <w:color w:val="1C1C1C"/>
+                <w:sz w:val="20"/>
+                <w:szCs w:val="20"/>
+              </w:rPr>
+              <w:t>'finalizado'.</w:t>
             </w:r>
           </w:p>
         </w:tc>
@@ -12259,7 +11583,7 @@
         <w:trPr/>
         <w:tc>
           <w:tcPr>
-            <w:tcW w:w="2900" w:type="dxa"/>
+            <w:tcW w:w="3270" w:type="dxa"/>
             <w:tcBorders>
               <w:top w:val="single" w:sz="2" w:space="0" w:color="CCCCCC"/>
               <w:start w:val="single" w:sz="2" w:space="0" w:color="CCCCCC"/>
@@ -12284,13 +11608,13 @@
                 <w:sz w:val="20"/>
                 <w:szCs w:val="20"/>
               </w:rPr>
-              <w:t>duracion_segundos</w:t>
-            </w:r>
-          </w:p>
-        </w:tc>
-        <w:tc>
-          <w:tcPr>
-            <w:tcW w:w="1500" w:type="dxa"/>
+              <w:t>id_competidor_rojo</w:t>
+            </w:r>
+          </w:p>
+        </w:tc>
+        <w:tc>
+          <w:tcPr>
+            <w:tcW w:w="1130" w:type="dxa"/>
             <w:tcBorders>
               <w:top w:val="single" w:sz="2" w:space="0" w:color="CCCCCC"/>
               <w:start w:val="single" w:sz="2" w:space="0" w:color="CCCCCC"/>
@@ -12315,13 +11639,13 @@
                 <w:sz w:val="20"/>
                 <w:szCs w:val="20"/>
               </w:rPr>
-              <w:t>INT</w:t>
-            </w:r>
-          </w:p>
-        </w:tc>
-        <w:tc>
-          <w:tcPr>
-            <w:tcW w:w="1500" w:type="dxa"/>
+              <w:t>BIGINT</w:t>
+            </w:r>
+          </w:p>
+        </w:tc>
+        <w:tc>
+          <w:tcPr>
+            <w:tcW w:w="1645" w:type="dxa"/>
             <w:tcBorders>
               <w:top w:val="single" w:sz="2" w:space="0" w:color="CCCCCC"/>
               <w:start w:val="single" w:sz="2" w:space="0" w:color="CCCCCC"/>
@@ -12346,13 +11670,13 @@
                 <w:sz w:val="20"/>
                 <w:szCs w:val="20"/>
               </w:rPr>
-              <w:t>NOT NULL</w:t>
-            </w:r>
-          </w:p>
-        </w:tc>
-        <w:tc>
-          <w:tcPr>
-            <w:tcW w:w="3126" w:type="dxa"/>
+              <w:t>FK → competidor</w:t>
+            </w:r>
+          </w:p>
+        </w:tc>
+        <w:tc>
+          <w:tcPr>
+            <w:tcW w:w="2981" w:type="dxa"/>
             <w:tcBorders>
               <w:top w:val="single" w:sz="2" w:space="0" w:color="CCCCCC"/>
               <w:start w:val="single" w:sz="2" w:space="0" w:color="CCCCCC"/>
@@ -12377,7 +11701,43 @@
                 <w:sz w:val="20"/>
                 <w:szCs w:val="20"/>
               </w:rPr>
-              <w:t>Duración efectiva del combate en segundos.</w:t>
+              <w:t xml:space="preserve">Competidor que combate </w:t>
+            </w:r>
+            <w:r>
+              <w:rPr>
+                <w:rFonts w:eastAsia="Arial" w:cs="Arial"/>
+                <w:color w:val="1C1C1C"/>
+                <w:sz w:val="20"/>
+                <w:szCs w:val="20"/>
+              </w:rPr>
+              <w:t>con protecciones</w:t>
+            </w:r>
+            <w:r>
+              <w:rPr>
+                <w:rFonts w:eastAsia="Arial" w:cs="Arial"/>
+                <w:color w:val="1C1C1C"/>
+                <w:sz w:val="20"/>
+                <w:szCs w:val="20"/>
+              </w:rPr>
+              <w:t xml:space="preserve"> roj</w:t>
+            </w:r>
+            <w:r>
+              <w:rPr>
+                <w:rFonts w:eastAsia="Arial" w:cs="Arial"/>
+                <w:color w:val="1C1C1C"/>
+                <w:sz w:val="20"/>
+                <w:szCs w:val="20"/>
+              </w:rPr>
+              <w:t>as</w:t>
+            </w:r>
+            <w:r>
+              <w:rPr>
+                <w:rFonts w:eastAsia="Arial" w:cs="Arial"/>
+                <w:color w:val="1C1C1C"/>
+                <w:sz w:val="20"/>
+                <w:szCs w:val="20"/>
+              </w:rPr>
+              <w:t>. Nunca es null.</w:t>
             </w:r>
           </w:p>
         </w:tc>
@@ -12386,7 +11746,7 @@
         <w:trPr/>
         <w:tc>
           <w:tcPr>
-            <w:tcW w:w="2900" w:type="dxa"/>
+            <w:tcW w:w="3270" w:type="dxa"/>
             <w:tcBorders>
               <w:top w:val="single" w:sz="2" w:space="0" w:color="CCCCCC"/>
               <w:start w:val="single" w:sz="2" w:space="0" w:color="CCCCCC"/>
@@ -12411,13 +11771,13 @@
                 <w:sz w:val="20"/>
                 <w:szCs w:val="20"/>
               </w:rPr>
-              <w:t>observaciones</w:t>
-            </w:r>
-          </w:p>
-        </w:tc>
-        <w:tc>
-          <w:tcPr>
-            <w:tcW w:w="1500" w:type="dxa"/>
+              <w:t>id_competidor_azul</w:t>
+            </w:r>
+          </w:p>
+        </w:tc>
+        <w:tc>
+          <w:tcPr>
+            <w:tcW w:w="1130" w:type="dxa"/>
             <w:tcBorders>
               <w:top w:val="single" w:sz="2" w:space="0" w:color="CCCCCC"/>
               <w:start w:val="single" w:sz="2" w:space="0" w:color="CCCCCC"/>
@@ -12442,13 +11802,13 @@
                 <w:sz w:val="20"/>
                 <w:szCs w:val="20"/>
               </w:rPr>
-              <w:t>VARCHAR(255)</w:t>
-            </w:r>
-          </w:p>
-        </w:tc>
-        <w:tc>
-          <w:tcPr>
-            <w:tcW w:w="1500" w:type="dxa"/>
+              <w:t>BIGINT</w:t>
+            </w:r>
+          </w:p>
+        </w:tc>
+        <w:tc>
+          <w:tcPr>
+            <w:tcW w:w="1645" w:type="dxa"/>
             <w:tcBorders>
               <w:top w:val="single" w:sz="2" w:space="0" w:color="CCCCCC"/>
               <w:start w:val="single" w:sz="2" w:space="0" w:color="CCCCCC"/>
@@ -12473,13 +11833,13 @@
                 <w:sz w:val="20"/>
                 <w:szCs w:val="20"/>
               </w:rPr>
-              <w:t>NULL</w:t>
-            </w:r>
-          </w:p>
-        </w:tc>
-        <w:tc>
-          <w:tcPr>
-            <w:tcW w:w="3126" w:type="dxa"/>
+              <w:t>FK → competidor, NULL</w:t>
+            </w:r>
+          </w:p>
+        </w:tc>
+        <w:tc>
+          <w:tcPr>
+            <w:tcW w:w="2981" w:type="dxa"/>
             <w:tcBorders>
               <w:top w:val="single" w:sz="2" w:space="0" w:color="CCCCCC"/>
               <w:start w:val="single" w:sz="2" w:space="0" w:color="CCCCCC"/>
@@ -12504,261 +11864,43 @@
                 <w:sz w:val="20"/>
                 <w:szCs w:val="20"/>
               </w:rPr>
-              <w:t>Observaciones del árbitro (descalificaciones, lesiones, etc.).</w:t>
-            </w:r>
-          </w:p>
-        </w:tc>
-      </w:tr>
-      <w:tr>
-        <w:trPr/>
-        <w:tc>
-          <w:tcPr>
-            <w:tcW w:w="2900" w:type="dxa"/>
-            <w:tcBorders>
-              <w:top w:val="single" w:sz="2" w:space="0" w:color="CCCCCC"/>
-              <w:start w:val="single" w:sz="2" w:space="0" w:color="CCCCCC"/>
-              <w:bottom w:val="single" w:sz="2" w:space="0" w:color="CCCCCC"/>
-              <w:end w:val="single" w:sz="2" w:space="0" w:color="CCCCCC"/>
-            </w:tcBorders>
-            <w:shd w:fill="FAFAFA" w:val="clear"/>
-            <w:tcMar>
-              <w:top w:w="80" w:type="dxa"/>
-              <w:bottom w:w="80" w:type="dxa"/>
-            </w:tcMar>
-          </w:tcPr>
-          <w:p>
-            <w:pPr>
-              <w:pStyle w:val="Normal"/>
-              <w:rPr/>
-            </w:pPr>
-            <w:r>
-              <w:rPr>
-                <w:rFonts w:eastAsia="Arial" w:cs="Arial"/>
-                <w:color w:val="1C1C1C"/>
-                <w:sz w:val="20"/>
-                <w:szCs w:val="20"/>
-              </w:rPr>
-              <w:t>id_competidor_rojo</w:t>
-            </w:r>
-          </w:p>
-        </w:tc>
-        <w:tc>
-          <w:tcPr>
-            <w:tcW w:w="1500" w:type="dxa"/>
-            <w:tcBorders>
-              <w:top w:val="single" w:sz="2" w:space="0" w:color="CCCCCC"/>
-              <w:start w:val="single" w:sz="2" w:space="0" w:color="CCCCCC"/>
-              <w:bottom w:val="single" w:sz="2" w:space="0" w:color="CCCCCC"/>
-              <w:end w:val="single" w:sz="2" w:space="0" w:color="CCCCCC"/>
-            </w:tcBorders>
-            <w:shd w:fill="FAFAFA" w:val="clear"/>
-            <w:tcMar>
-              <w:top w:w="80" w:type="dxa"/>
-              <w:bottom w:w="80" w:type="dxa"/>
-            </w:tcMar>
-          </w:tcPr>
-          <w:p>
-            <w:pPr>
-              <w:pStyle w:val="Normal"/>
-              <w:rPr/>
-            </w:pPr>
-            <w:r>
-              <w:rPr>
-                <w:rFonts w:eastAsia="Arial" w:cs="Arial"/>
-                <w:color w:val="1C1C1C"/>
-                <w:sz w:val="20"/>
-                <w:szCs w:val="20"/>
-              </w:rPr>
-              <w:t>BIGINT</w:t>
-            </w:r>
-          </w:p>
-        </w:tc>
-        <w:tc>
-          <w:tcPr>
-            <w:tcW w:w="1500" w:type="dxa"/>
-            <w:tcBorders>
-              <w:top w:val="single" w:sz="2" w:space="0" w:color="CCCCCC"/>
-              <w:start w:val="single" w:sz="2" w:space="0" w:color="CCCCCC"/>
-              <w:bottom w:val="single" w:sz="2" w:space="0" w:color="CCCCCC"/>
-              <w:end w:val="single" w:sz="2" w:space="0" w:color="CCCCCC"/>
-            </w:tcBorders>
-            <w:shd w:fill="FAFAFA" w:val="clear"/>
-            <w:tcMar>
-              <w:top w:w="80" w:type="dxa"/>
-              <w:bottom w:w="80" w:type="dxa"/>
-            </w:tcMar>
-          </w:tcPr>
-          <w:p>
-            <w:pPr>
-              <w:pStyle w:val="Normal"/>
-              <w:rPr/>
-            </w:pPr>
-            <w:r>
-              <w:rPr>
-                <w:rFonts w:eastAsia="Arial" w:cs="Arial"/>
-                <w:color w:val="1C1C1C"/>
-                <w:sz w:val="20"/>
-                <w:szCs w:val="20"/>
-              </w:rPr>
-              <w:t>FK → competidor</w:t>
-            </w:r>
-          </w:p>
-        </w:tc>
-        <w:tc>
-          <w:tcPr>
-            <w:tcW w:w="3126" w:type="dxa"/>
-            <w:tcBorders>
-              <w:top w:val="single" w:sz="2" w:space="0" w:color="CCCCCC"/>
-              <w:start w:val="single" w:sz="2" w:space="0" w:color="CCCCCC"/>
-              <w:bottom w:val="single" w:sz="2" w:space="0" w:color="CCCCCC"/>
-              <w:end w:val="single" w:sz="2" w:space="0" w:color="CCCCCC"/>
-            </w:tcBorders>
-            <w:shd w:fill="FAFAFA" w:val="clear"/>
-            <w:tcMar>
-              <w:top w:w="80" w:type="dxa"/>
-              <w:bottom w:w="80" w:type="dxa"/>
-            </w:tcMar>
-          </w:tcPr>
-          <w:p>
-            <w:pPr>
-              <w:pStyle w:val="Normal"/>
-              <w:rPr/>
-            </w:pPr>
-            <w:r>
-              <w:rPr>
-                <w:rFonts w:eastAsia="Arial" w:cs="Arial"/>
-                <w:color w:val="1C1C1C"/>
-                <w:sz w:val="20"/>
-                <w:szCs w:val="20"/>
-              </w:rPr>
-              <w:t>Competidor que combate con kimono rojo. Nunca es null.</w:t>
-            </w:r>
-          </w:p>
-        </w:tc>
-      </w:tr>
-      <w:tr>
-        <w:trPr/>
-        <w:tc>
-          <w:tcPr>
-            <w:tcW w:w="2900" w:type="dxa"/>
-            <w:tcBorders>
-              <w:top w:val="single" w:sz="2" w:space="0" w:color="CCCCCC"/>
-              <w:start w:val="single" w:sz="2" w:space="0" w:color="CCCCCC"/>
-              <w:bottom w:val="single" w:sz="2" w:space="0" w:color="CCCCCC"/>
-              <w:end w:val="single" w:sz="2" w:space="0" w:color="CCCCCC"/>
-            </w:tcBorders>
-            <w:shd w:fill="F2F2F2" w:val="clear"/>
-            <w:tcMar>
-              <w:top w:w="80" w:type="dxa"/>
-              <w:bottom w:w="80" w:type="dxa"/>
-            </w:tcMar>
-          </w:tcPr>
-          <w:p>
-            <w:pPr>
-              <w:pStyle w:val="Normal"/>
-              <w:rPr/>
-            </w:pPr>
-            <w:r>
-              <w:rPr>
-                <w:rFonts w:eastAsia="Arial" w:cs="Arial"/>
-                <w:color w:val="1C1C1C"/>
-                <w:sz w:val="20"/>
-                <w:szCs w:val="20"/>
-              </w:rPr>
-              <w:t>id_competidor_azul</w:t>
-            </w:r>
-          </w:p>
-        </w:tc>
-        <w:tc>
-          <w:tcPr>
-            <w:tcW w:w="1500" w:type="dxa"/>
-            <w:tcBorders>
-              <w:top w:val="single" w:sz="2" w:space="0" w:color="CCCCCC"/>
-              <w:start w:val="single" w:sz="2" w:space="0" w:color="CCCCCC"/>
-              <w:bottom w:val="single" w:sz="2" w:space="0" w:color="CCCCCC"/>
-              <w:end w:val="single" w:sz="2" w:space="0" w:color="CCCCCC"/>
-            </w:tcBorders>
-            <w:shd w:fill="F2F2F2" w:val="clear"/>
-            <w:tcMar>
-              <w:top w:w="80" w:type="dxa"/>
-              <w:bottom w:w="80" w:type="dxa"/>
-            </w:tcMar>
-          </w:tcPr>
-          <w:p>
-            <w:pPr>
-              <w:pStyle w:val="Normal"/>
-              <w:rPr/>
-            </w:pPr>
-            <w:r>
-              <w:rPr>
-                <w:rFonts w:eastAsia="Arial" w:cs="Arial"/>
-                <w:color w:val="1C1C1C"/>
-                <w:sz w:val="20"/>
-                <w:szCs w:val="20"/>
-              </w:rPr>
-              <w:t>BIGINT</w:t>
-            </w:r>
-          </w:p>
-        </w:tc>
-        <w:tc>
-          <w:tcPr>
-            <w:tcW w:w="1500" w:type="dxa"/>
-            <w:tcBorders>
-              <w:top w:val="single" w:sz="2" w:space="0" w:color="CCCCCC"/>
-              <w:start w:val="single" w:sz="2" w:space="0" w:color="CCCCCC"/>
-              <w:bottom w:val="single" w:sz="2" w:space="0" w:color="CCCCCC"/>
-              <w:end w:val="single" w:sz="2" w:space="0" w:color="CCCCCC"/>
-            </w:tcBorders>
-            <w:shd w:fill="F2F2F2" w:val="clear"/>
-            <w:tcMar>
-              <w:top w:w="80" w:type="dxa"/>
-              <w:bottom w:w="80" w:type="dxa"/>
-            </w:tcMar>
-          </w:tcPr>
-          <w:p>
-            <w:pPr>
-              <w:pStyle w:val="Normal"/>
-              <w:rPr/>
-            </w:pPr>
-            <w:r>
-              <w:rPr>
-                <w:rFonts w:eastAsia="Arial" w:cs="Arial"/>
-                <w:color w:val="1C1C1C"/>
-                <w:sz w:val="20"/>
-                <w:szCs w:val="20"/>
-              </w:rPr>
-              <w:t>FK → competidor, NULL</w:t>
-            </w:r>
-          </w:p>
-        </w:tc>
-        <w:tc>
-          <w:tcPr>
-            <w:tcW w:w="3126" w:type="dxa"/>
-            <w:tcBorders>
-              <w:top w:val="single" w:sz="2" w:space="0" w:color="CCCCCC"/>
-              <w:start w:val="single" w:sz="2" w:space="0" w:color="CCCCCC"/>
-              <w:bottom w:val="single" w:sz="2" w:space="0" w:color="CCCCCC"/>
-              <w:end w:val="single" w:sz="2" w:space="0" w:color="CCCCCC"/>
-            </w:tcBorders>
-            <w:shd w:fill="F2F2F2" w:val="clear"/>
-            <w:tcMar>
-              <w:top w:w="80" w:type="dxa"/>
-              <w:bottom w:w="80" w:type="dxa"/>
-            </w:tcMar>
-          </w:tcPr>
-          <w:p>
-            <w:pPr>
-              <w:pStyle w:val="Normal"/>
-              <w:rPr/>
-            </w:pPr>
-            <w:r>
-              <w:rPr>
-                <w:rFonts w:eastAsia="Arial" w:cs="Arial"/>
-                <w:color w:val="1C1C1C"/>
-                <w:sz w:val="20"/>
-                <w:szCs w:val="20"/>
-              </w:rPr>
-              <w:t>Competidor que combate con kimono azul. Es null en combates tipo 'bye'.</w:t>
+              <w:t xml:space="preserve">Competidor que combate </w:t>
+            </w:r>
+            <w:r>
+              <w:rPr>
+                <w:rFonts w:eastAsia="Arial" w:cs="Arial"/>
+                <w:color w:val="1C1C1C"/>
+                <w:sz w:val="20"/>
+                <w:szCs w:val="20"/>
+              </w:rPr>
+              <w:t>con protecciones</w:t>
+            </w:r>
+            <w:r>
+              <w:rPr>
+                <w:rFonts w:eastAsia="Arial" w:cs="Arial"/>
+                <w:color w:val="1C1C1C"/>
+                <w:sz w:val="20"/>
+                <w:szCs w:val="20"/>
+              </w:rPr>
+              <w:t xml:space="preserve"> </w:t>
+            </w:r>
+            <w:r>
+              <w:rPr>
+                <w:rFonts w:eastAsia="Arial" w:cs="Arial"/>
+                <w:color w:val="1C1C1C"/>
+                <w:sz w:val="20"/>
+                <w:szCs w:val="20"/>
+              </w:rPr>
+              <w:t>azules</w:t>
+            </w:r>
+            <w:r>
+              <w:rPr>
+                <w:rFonts w:eastAsia="Arial" w:cs="Arial"/>
+                <w:color w:val="1C1C1C"/>
+                <w:sz w:val="20"/>
+                <w:szCs w:val="20"/>
+              </w:rPr>
+              <w:t>. Es null en combates tipo 'bye'.</w:t>
             </w:r>
           </w:p>
         </w:tc>
@@ -13141,7 +12283,7 @@
                 <w:sz w:val="20"/>
                 <w:szCs w:val="20"/>
               </w:rPr>
-              <w:t>rol (ADMIN/ARBITRO/COMPETIDOR)</w:t>
+              <w:t>rol (ADMIN/COMPETIDOR)</w:t>
             </w:r>
           </w:p>
           <w:p>
@@ -14094,7 +13236,7 @@
                 <w:sz w:val="20"/>
                 <w:szCs w:val="20"/>
               </w:rPr>
-              <w:t>puntuacionRojo (default 0), puntuacionAzul (default 0) senshu</w:t>
+              <w:t xml:space="preserve">puntuacionRojo (default 0), puntuacionAzul (default 0) </w:t>
             </w:r>
           </w:p>
           <w:p>
@@ -14115,46 +13257,6 @@
                 <w:szCs w:val="20"/>
               </w:rPr>
               <w:t>estado</w:t>
-            </w:r>
-          </w:p>
-          <w:p>
-            <w:pPr>
-              <w:pStyle w:val="Normal"/>
-              <w:rPr>
-                <w:rFonts w:ascii="Arial" w:hAnsi="Arial" w:eastAsia="Arial" w:cs="Arial"/>
-                <w:color w:val="1C1C1C"/>
-                <w:sz w:val="20"/>
-                <w:szCs w:val="20"/>
-              </w:rPr>
-            </w:pPr>
-            <w:r>
-              <w:rPr>
-                <w:rFonts w:eastAsia="Arial" w:cs="Arial"/>
-                <w:color w:val="1C1C1C"/>
-                <w:sz w:val="20"/>
-                <w:szCs w:val="20"/>
-              </w:rPr>
-              <w:t>horaProgramada (LocalTime)</w:t>
-            </w:r>
-          </w:p>
-          <w:p>
-            <w:pPr>
-              <w:pStyle w:val="Normal"/>
-              <w:rPr>
-                <w:rFonts w:ascii="Arial" w:hAnsi="Arial" w:eastAsia="Arial" w:cs="Arial"/>
-                <w:color w:val="1C1C1C"/>
-                <w:sz w:val="20"/>
-                <w:szCs w:val="20"/>
-              </w:rPr>
-            </w:pPr>
-            <w:r>
-              <w:rPr>
-                <w:rFonts w:eastAsia="Arial" w:cs="Arial"/>
-                <w:color w:val="1C1C1C"/>
-                <w:sz w:val="20"/>
-                <w:szCs w:val="20"/>
-              </w:rPr>
-              <w:t>horaInicioReal (LocalDateTime) duracionSegundos,observaciones</w:t>
             </w:r>
           </w:p>
         </w:tc>
@@ -14669,7 +13771,7 @@
                 <w:sz w:val="20"/>
                 <w:szCs w:val="20"/>
               </w:rPr>
-              <w:t>id_campeonato (Long), id_categoria (Long), numero_tatami (INT), numero_combate (INT)</w:t>
+              <w:t>id_campeonato (Long), id_categoria (Long), numero_combate (INT)</w:t>
             </w:r>
           </w:p>
         </w:tc>
@@ -14733,7 +13835,25 @@
                 <w:sz w:val="20"/>
                 <w:szCs w:val="20"/>
               </w:rPr>
-              <w:t>Identifica de forma única un combate dentro de una categoría de un campeonato, por tatami y número de combate. Los campos numero_tatami y numero_combate se mapean con @AttributeOverrides.</w:t>
+              <w:t xml:space="preserve">Identifica de forma única un combate dentro de una categoría de un campeonato y número de combate. </w:t>
+            </w:r>
+            <w:r>
+              <w:rPr>
+                <w:rFonts w:eastAsia="Arial" w:cs="Arial"/>
+                <w:color w:val="1C1C1C"/>
+                <w:sz w:val="20"/>
+                <w:szCs w:val="20"/>
+              </w:rPr>
+              <w:t>El campo</w:t>
+            </w:r>
+            <w:r>
+              <w:rPr>
+                <w:rFonts w:eastAsia="Arial" w:cs="Arial"/>
+                <w:color w:val="1C1C1C"/>
+                <w:sz w:val="20"/>
+                <w:szCs w:val="20"/>
+              </w:rPr>
+              <w:t xml:space="preserve"> numero_combate se mapea con @AttributeOverrides.</w:t>
             </w:r>
           </w:p>
         </w:tc>
@@ -16340,16 +15460,7 @@
                 <w:sz w:val="20"/>
                 <w:szCs w:val="20"/>
               </w:rPr>
-              <w:t>La</w:t>
-            </w:r>
-            <w:r>
-              <w:rPr>
-                <w:rFonts w:eastAsia="Arial" w:cs="Arial"/>
-                <w:color w:val="1C1C1C"/>
-                <w:sz w:val="20"/>
-                <w:szCs w:val="20"/>
-              </w:rPr>
-              <w:t xml:space="preserve"> se re-renderiza automáticamente mostrando las tarjetas.</w:t>
+              <w:t>La se re-renderiza automáticamente mostrando las tarjetas.</w:t>
             </w:r>
           </w:p>
         </w:tc>
@@ -17355,25 +16466,7 @@
                 <w:sz w:val="20"/>
                 <w:szCs w:val="20"/>
               </w:rPr>
-              <w:t xml:space="preserve">Selecciona una o varias categorías y acepta el consentimiento </w:t>
-            </w:r>
-            <w:r>
-              <w:rPr>
-                <w:rFonts w:eastAsia="Arial" w:cs="Arial"/>
-                <w:color w:val="1C1C1C"/>
-                <w:sz w:val="20"/>
-                <w:szCs w:val="20"/>
-              </w:rPr>
-              <w:t>de gestión de sus datos</w:t>
-            </w:r>
-            <w:r>
-              <w:rPr>
-                <w:rFonts w:eastAsia="Arial" w:cs="Arial"/>
-                <w:color w:val="1C1C1C"/>
-                <w:sz w:val="20"/>
-                <w:szCs w:val="20"/>
-              </w:rPr>
-              <w:t>.</w:t>
+              <w:t>Selecciona una o varias categorías y acepta el consentimiento de gestión de sus datos.</w:t>
             </w:r>
           </w:p>
         </w:tc>
@@ -17653,7 +16746,7 @@
           <w:szCs w:val="22"/>
           <w:u w:val="single"/>
         </w:rPr>
-        <w:t>Flujo 3: Generación y visualización del sorteo</w:t>
+        <w:t>Flujo 3: Generación del sorteo</w:t>
       </w:r>
     </w:p>
     <w:tbl>
@@ -17672,8 +16765,8 @@
       <w:tblGrid>
         <w:gridCol w:w="500"/>
         <w:gridCol w:w="2500"/>
-        <w:gridCol w:w="2500"/>
-        <w:gridCol w:w="3526"/>
+        <w:gridCol w:w="2880"/>
+        <w:gridCol w:w="3146"/>
       </w:tblGrid>
       <w:tr>
         <w:trPr>
@@ -17731,7 +16824,7 @@
         </w:tc>
         <w:tc>
           <w:tcPr>
-            <w:tcW w:w="2500" w:type="dxa"/>
+            <w:tcW w:w="2880" w:type="dxa"/>
             <w:tcBorders>
               <w:top w:val="single" w:sz="2" w:space="0" w:color="CCCCCC"/>
               <w:start w:val="single" w:sz="2" w:space="0" w:color="CCCCCC"/>
@@ -17756,7 +16849,7 @@
         </w:tc>
         <w:tc>
           <w:tcPr>
-            <w:tcW w:w="3526" w:type="dxa"/>
+            <w:tcW w:w="3146" w:type="dxa"/>
             <w:tcBorders>
               <w:top w:val="single" w:sz="2" w:space="0" w:color="CCCCCC"/>
               <w:start w:val="single" w:sz="2" w:space="0" w:color="CCCCCC"/>
@@ -17797,12 +16890,7 @@
               <w:rPr/>
             </w:pPr>
             <w:r>
-              <w:rPr>
-                <w:rFonts w:eastAsia="Arial" w:cs="Arial"/>
-                <w:color w:val="1C1C1C"/>
-                <w:sz w:val="20"/>
-                <w:szCs w:val="20"/>
-              </w:rPr>
+              <w:rPr/>
               <w:t>1</w:t>
             </w:r>
           </w:p>
@@ -17822,63 +16910,56 @@
               <w:rPr/>
             </w:pPr>
             <w:r>
-              <w:rPr>
-                <w:rFonts w:eastAsia="Arial" w:cs="Arial"/>
-                <w:color w:val="1C1C1C"/>
-                <w:sz w:val="20"/>
-                <w:szCs w:val="20"/>
-              </w:rPr>
-              <w:t>Usuario</w:t>
-            </w:r>
-          </w:p>
-        </w:tc>
-        <w:tc>
-          <w:tcPr>
-            <w:tcW w:w="2500" w:type="dxa"/>
-            <w:tcBorders>
-              <w:start w:val="single" w:sz="2" w:space="0" w:color="CCCCCC"/>
-              <w:bottom w:val="single" w:sz="2" w:space="0" w:color="CCCCCC"/>
-            </w:tcBorders>
-            <w:shd w:fill="FAFAFA" w:val="clear"/>
-          </w:tcPr>
-          <w:p>
-            <w:pPr>
-              <w:pStyle w:val="Normal"/>
-              <w:rPr/>
-            </w:pPr>
-            <w:r>
-              <w:rPr>
-                <w:rFonts w:eastAsia="Arial" w:cs="Arial"/>
-                <w:color w:val="1C1C1C"/>
-                <w:sz w:val="20"/>
-                <w:szCs w:val="20"/>
-              </w:rPr>
-              <w:t>Navega a /campeonato/:id/categoria/:idCat/sorteo.</w:t>
-            </w:r>
-          </w:p>
-        </w:tc>
-        <w:tc>
-          <w:tcPr>
-            <w:tcW w:w="3526" w:type="dxa"/>
-            <w:tcBorders>
-              <w:start w:val="single" w:sz="2" w:space="0" w:color="CCCCCC"/>
-              <w:bottom w:val="single" w:sz="2" w:space="0" w:color="CCCCCC"/>
-            </w:tcBorders>
-            <w:shd w:fill="FAFAFA" w:val="clear"/>
-          </w:tcPr>
-          <w:p>
-            <w:pPr>
-              <w:pStyle w:val="Normal"/>
-              <w:rPr/>
-            </w:pPr>
-            <w:r>
-              <w:rPr>
-                <w:rFonts w:eastAsia="Arial" w:cs="Arial"/>
-                <w:color w:val="1C1C1C"/>
-                <w:sz w:val="20"/>
-                <w:szCs w:val="20"/>
-              </w:rPr>
-              <w:t>Angular Router activa SorteoComponent.</w:t>
+              <w:rPr/>
+              <w:t>Administrador</w:t>
+            </w:r>
+          </w:p>
+        </w:tc>
+        <w:tc>
+          <w:tcPr>
+            <w:tcW w:w="2880" w:type="dxa"/>
+            <w:tcBorders>
+              <w:start w:val="single" w:sz="2" w:space="0" w:color="CCCCCC"/>
+              <w:bottom w:val="single" w:sz="2" w:space="0" w:color="CCCCCC"/>
+            </w:tcBorders>
+            <w:shd w:fill="FAFAFA" w:val="clear"/>
+          </w:tcPr>
+          <w:p>
+            <w:pPr>
+              <w:pStyle w:val="Normal"/>
+              <w:rPr/>
+            </w:pPr>
+            <w:r>
+              <w:rPr/>
+              <w:t>Desde el detalle del campeonato o desde el panel /admin/campeonatos, pulsa uno de los cuatro botones de sorteo.</w:t>
+            </w:r>
+          </w:p>
+        </w:tc>
+        <w:tc>
+          <w:tcPr>
+            <w:tcW w:w="3146" w:type="dxa"/>
+            <w:tcBorders>
+              <w:start w:val="single" w:sz="2" w:space="0" w:color="CCCCCC"/>
+              <w:bottom w:val="single" w:sz="2" w:space="0" w:color="CCCCCC"/>
+            </w:tcBorders>
+            <w:shd w:fill="FAFAFA" w:val="clear"/>
+          </w:tcPr>
+          <w:p>
+            <w:pPr>
+              <w:pStyle w:val="Normal"/>
+              <w:rPr/>
+            </w:pPr>
+            <w:r>
+              <w:rPr/>
+              <w:t xml:space="preserve">Se dispara un POST al endpoint correspondiente </w:t>
+            </w:r>
+            <w:r>
+              <w:rPr/>
+              <w:t xml:space="preserve">del </w:t>
+            </w:r>
+            <w:r>
+              <w:rPr/>
+              <w:t xml:space="preserve">CampeonatoController </w:t>
             </w:r>
           </w:p>
         </w:tc>
@@ -17889,12 +16970,10 @@
           <w:tcPr>
             <w:tcW w:w="500" w:type="dxa"/>
             <w:tcBorders>
-              <w:top w:val="single" w:sz="2" w:space="0" w:color="CCCCCC"/>
-              <w:start w:val="single" w:sz="2" w:space="0" w:color="CCCCCC"/>
-              <w:bottom w:val="single" w:sz="2" w:space="0" w:color="CCCCCC"/>
-              <w:end w:val="single" w:sz="2" w:space="0" w:color="CCCCCC"/>
-            </w:tcBorders>
-            <w:shd w:fill="F2F2F2" w:val="clear"/>
+              <w:start w:val="single" w:sz="2" w:space="0" w:color="CCCCCC"/>
+              <w:bottom w:val="single" w:sz="2" w:space="0" w:color="CCCCCC"/>
+            </w:tcBorders>
+            <w:shd w:fill="FAFAFA" w:val="clear"/>
           </w:tcPr>
           <w:p>
             <w:pPr>
@@ -17916,80 +16995,83 @@
           <w:tcPr>
             <w:tcW w:w="2500" w:type="dxa"/>
             <w:tcBorders>
-              <w:top w:val="single" w:sz="2" w:space="0" w:color="CCCCCC"/>
-              <w:start w:val="single" w:sz="2" w:space="0" w:color="CCCCCC"/>
-              <w:bottom w:val="single" w:sz="2" w:space="0" w:color="CCCCCC"/>
-              <w:end w:val="single" w:sz="2" w:space="0" w:color="CCCCCC"/>
-            </w:tcBorders>
-            <w:shd w:fill="F2F2F2" w:val="clear"/>
-          </w:tcPr>
-          <w:p>
-            <w:pPr>
-              <w:pStyle w:val="Normal"/>
-              <w:rPr/>
-            </w:pPr>
-            <w:r>
-              <w:rPr>
-                <w:rFonts w:eastAsia="Arial" w:cs="Arial"/>
-                <w:color w:val="1C1C1C"/>
-                <w:sz w:val="20"/>
-                <w:szCs w:val="20"/>
-              </w:rPr>
-              <w:t>SorteoComponent.ngOnInit()</w:t>
-            </w:r>
-          </w:p>
-        </w:tc>
-        <w:tc>
-          <w:tcPr>
-            <w:tcW w:w="2500" w:type="dxa"/>
-            <w:tcBorders>
-              <w:top w:val="single" w:sz="2" w:space="0" w:color="CCCCCC"/>
-              <w:start w:val="single" w:sz="2" w:space="0" w:color="CCCCCC"/>
-              <w:bottom w:val="single" w:sz="2" w:space="0" w:color="CCCCCC"/>
-              <w:end w:val="single" w:sz="2" w:space="0" w:color="CCCCCC"/>
-            </w:tcBorders>
-            <w:shd w:fill="F2F2F2" w:val="clear"/>
-          </w:tcPr>
-          <w:p>
-            <w:pPr>
-              <w:pStyle w:val="Normal"/>
-              <w:rPr/>
-            </w:pPr>
-            <w:r>
-              <w:rPr>
-                <w:rFonts w:eastAsia="Arial" w:cs="Arial"/>
-                <w:color w:val="1C1C1C"/>
-                <w:sz w:val="20"/>
-                <w:szCs w:val="20"/>
-              </w:rPr>
-              <w:t>GET /api/inscripciones/campeonato/{id}/categoria/{idCat} y GET /api/combates/campeonato/{id}/categoria/{idCat} y GET /api/campeonatos/{id}.</w:t>
-            </w:r>
-          </w:p>
-        </w:tc>
-        <w:tc>
-          <w:tcPr>
-            <w:tcW w:w="3526" w:type="dxa"/>
-            <w:tcBorders>
-              <w:top w:val="single" w:sz="2" w:space="0" w:color="CCCCCC"/>
-              <w:start w:val="single" w:sz="2" w:space="0" w:color="CCCCCC"/>
-              <w:bottom w:val="single" w:sz="2" w:space="0" w:color="CCCCCC"/>
-              <w:end w:val="single" w:sz="2" w:space="0" w:color="CCCCCC"/>
-            </w:tcBorders>
-            <w:shd w:fill="F2F2F2" w:val="clear"/>
-          </w:tcPr>
-          <w:p>
-            <w:pPr>
-              <w:pStyle w:val="Normal"/>
-              <w:rPr/>
-            </w:pPr>
-            <w:r>
-              <w:rPr>
-                <w:rFonts w:eastAsia="Arial" w:cs="Arial"/>
-                <w:color w:val="1C1C1C"/>
-                <w:sz w:val="20"/>
-                <w:szCs w:val="20"/>
-              </w:rPr>
-              <w:t>Se obtienen: lista de inscritos, lista de combates existentes y estado del campeonato.</w:t>
+              <w:start w:val="single" w:sz="2" w:space="0" w:color="CCCCCC"/>
+              <w:bottom w:val="single" w:sz="2" w:space="0" w:color="CCCCCC"/>
+            </w:tcBorders>
+            <w:shd w:fill="FAFAFA" w:val="clear"/>
+          </w:tcPr>
+          <w:p>
+            <w:pPr>
+              <w:pStyle w:val="Normal"/>
+              <w:rPr/>
+            </w:pPr>
+            <w:r>
+              <w:rPr>
+                <w:rFonts w:eastAsia="Arial" w:cs="Arial"/>
+                <w:color w:val="1C1C1C"/>
+                <w:sz w:val="20"/>
+                <w:szCs w:val="20"/>
+              </w:rPr>
+              <w:t>CampeonatoService (frontend)</w:t>
+            </w:r>
+          </w:p>
+        </w:tc>
+        <w:tc>
+          <w:tcPr>
+            <w:tcW w:w="2880" w:type="dxa"/>
+            <w:tcBorders>
+              <w:start w:val="single" w:sz="2" w:space="0" w:color="CCCCCC"/>
+              <w:bottom w:val="single" w:sz="2" w:space="0" w:color="CCCCCC"/>
+            </w:tcBorders>
+            <w:shd w:fill="FAFAFA" w:val="clear"/>
+          </w:tcPr>
+          <w:p>
+            <w:pPr>
+              <w:pStyle w:val="Normal"/>
+              <w:rPr/>
+            </w:pPr>
+            <w:r>
+              <w:rPr>
+                <w:rFonts w:eastAsia="Arial" w:cs="Arial"/>
+                <w:color w:val="1C1C1C"/>
+                <w:sz w:val="20"/>
+                <w:szCs w:val="20"/>
+              </w:rPr>
+              <w:t xml:space="preserve">Construye la URL ${apiUrl}/api/campeonatos/{id}/{accion} y envía la petición vía </w:t>
+            </w:r>
+            <w:r>
+              <w:rPr>
+                <w:rFonts w:eastAsia="Arial" w:cs="Arial"/>
+                <w:color w:val="1C1C1C"/>
+                <w:sz w:val="20"/>
+                <w:szCs w:val="20"/>
+              </w:rPr>
+              <w:t>fetch().</w:t>
+            </w:r>
+          </w:p>
+        </w:tc>
+        <w:tc>
+          <w:tcPr>
+            <w:tcW w:w="3146" w:type="dxa"/>
+            <w:tcBorders>
+              <w:start w:val="single" w:sz="2" w:space="0" w:color="CCCCCC"/>
+              <w:bottom w:val="single" w:sz="2" w:space="0" w:color="CCCCCC"/>
+            </w:tcBorders>
+            <w:shd w:fill="FAFAFA" w:val="clear"/>
+          </w:tcPr>
+          <w:p>
+            <w:pPr>
+              <w:pStyle w:val="Normal"/>
+              <w:rPr/>
+            </w:pPr>
+            <w:r>
+              <w:rPr>
+                <w:rFonts w:eastAsia="Arial" w:cs="Arial"/>
+                <w:color w:val="1C1C1C"/>
+                <w:sz w:val="20"/>
+                <w:szCs w:val="20"/>
+              </w:rPr>
+              <w:t>El navegador queda esperando la respuesta y el botón se deshabilita.</w:t>
             </w:r>
           </w:p>
         </w:tc>
@@ -18005,21 +17087,21 @@
               <w:bottom w:val="single" w:sz="2" w:space="0" w:color="CCCCCC"/>
               <w:end w:val="single" w:sz="2" w:space="0" w:color="CCCCCC"/>
             </w:tcBorders>
-            <w:shd w:fill="FAFAFA" w:val="clear"/>
-          </w:tcPr>
-          <w:p>
-            <w:pPr>
-              <w:pStyle w:val="Normal"/>
-              <w:rPr/>
-            </w:pPr>
-            <w:r>
-              <w:rPr>
-                <w:rFonts w:eastAsia="Arial" w:cs="Arial"/>
-                <w:color w:val="1C1C1C"/>
-                <w:sz w:val="20"/>
-                <w:szCs w:val="20"/>
-              </w:rPr>
-              <w:t>3a</w:t>
+            <w:shd w:fill="F2F2F2" w:val="clear"/>
+          </w:tcPr>
+          <w:p>
+            <w:pPr>
+              <w:pStyle w:val="Normal"/>
+              <w:rPr/>
+            </w:pPr>
+            <w:r>
+              <w:rPr>
+                <w:rFonts w:eastAsia="Arial" w:cs="Arial"/>
+                <w:color w:val="1C1C1C"/>
+                <w:sz w:val="20"/>
+                <w:szCs w:val="20"/>
+              </w:rPr>
+              <w:t>3</w:t>
             </w:r>
           </w:p>
         </w:tc>
@@ -18032,75 +17114,93 @@
               <w:bottom w:val="single" w:sz="2" w:space="0" w:color="CCCCCC"/>
               <w:end w:val="single" w:sz="2" w:space="0" w:color="CCCCCC"/>
             </w:tcBorders>
-            <w:shd w:fill="FAFAFA" w:val="clear"/>
-          </w:tcPr>
-          <w:p>
-            <w:pPr>
-              <w:pStyle w:val="Normal"/>
-              <w:rPr/>
-            </w:pPr>
-            <w:r>
-              <w:rPr>
-                <w:rFonts w:eastAsia="Arial" w:cs="Arial"/>
-                <w:color w:val="1C1C1C"/>
-                <w:sz w:val="20"/>
-                <w:szCs w:val="20"/>
-              </w:rPr>
-              <w:t>SorteoComponent (sin combates en BD)</w:t>
-            </w:r>
-          </w:p>
-        </w:tc>
-        <w:tc>
-          <w:tcPr>
-            <w:tcW w:w="2500" w:type="dxa"/>
-            <w:tcBorders>
-              <w:top w:val="single" w:sz="2" w:space="0" w:color="CCCCCC"/>
-              <w:start w:val="single" w:sz="2" w:space="0" w:color="CCCCCC"/>
-              <w:bottom w:val="single" w:sz="2" w:space="0" w:color="CCCCCC"/>
-              <w:end w:val="single" w:sz="2" w:space="0" w:color="CCCCCC"/>
-            </w:tcBorders>
-            <w:shd w:fill="FAFAFA" w:val="clear"/>
-          </w:tcPr>
-          <w:p>
-            <w:pPr>
-              <w:pStyle w:val="Normal"/>
-              <w:rPr/>
-            </w:pPr>
-            <w:r>
-              <w:rPr>
-                <w:rFonts w:eastAsia="Arial" w:cs="Arial"/>
-                <w:color w:val="1C1C1C"/>
-                <w:sz w:val="20"/>
-                <w:szCs w:val="20"/>
-              </w:rPr>
-              <w:t>Si no hay combates: baraja los inscritos aleatoriamente y genera el bracket completo en el cliente mediante generarBracketCompleto().</w:t>
-            </w:r>
-          </w:p>
-        </w:tc>
-        <w:tc>
-          <w:tcPr>
-            <w:tcW w:w="3526" w:type="dxa"/>
-            <w:tcBorders>
-              <w:top w:val="single" w:sz="2" w:space="0" w:color="CCCCCC"/>
-              <w:start w:val="single" w:sz="2" w:space="0" w:color="CCCCCC"/>
-              <w:bottom w:val="single" w:sz="2" w:space="0" w:color="CCCCCC"/>
-              <w:end w:val="single" w:sz="2" w:space="0" w:color="CCCCCC"/>
-            </w:tcBorders>
-            <w:shd w:fill="FAFAFA" w:val="clear"/>
-          </w:tcPr>
-          <w:p>
-            <w:pPr>
-              <w:pStyle w:val="Normal"/>
-              <w:rPr/>
-            </w:pPr>
-            <w:r>
-              <w:rPr>
-                <w:rFonts w:eastAsia="Arial" w:cs="Arial"/>
-                <w:color w:val="1C1C1C"/>
-                <w:sz w:val="20"/>
-                <w:szCs w:val="20"/>
-              </w:rPr>
-              <w:t>Se crean los enfrentamientos de R1, R2, etc. Los byes se asignan si el número de inscritos es impar.</w:t>
+            <w:shd w:fill="F2F2F2" w:val="clear"/>
+          </w:tcPr>
+          <w:p>
+            <w:pPr>
+              <w:pStyle w:val="Normal"/>
+              <w:rPr/>
+            </w:pPr>
+            <w:r>
+              <w:rPr>
+                <w:rFonts w:eastAsia="Arial" w:cs="Arial"/>
+                <w:color w:val="1C1C1C"/>
+                <w:sz w:val="20"/>
+                <w:szCs w:val="20"/>
+              </w:rPr>
+              <w:t>CampeonatoController (backend)</w:t>
+            </w:r>
+          </w:p>
+        </w:tc>
+        <w:tc>
+          <w:tcPr>
+            <w:tcW w:w="2880" w:type="dxa"/>
+            <w:tcBorders>
+              <w:top w:val="single" w:sz="2" w:space="0" w:color="CCCCCC"/>
+              <w:start w:val="single" w:sz="2" w:space="0" w:color="CCCCCC"/>
+              <w:bottom w:val="single" w:sz="2" w:space="0" w:color="CCCCCC"/>
+              <w:end w:val="single" w:sz="2" w:space="0" w:color="CCCCCC"/>
+            </w:tcBorders>
+            <w:shd w:fill="F2F2F2" w:val="clear"/>
+          </w:tcPr>
+          <w:p>
+            <w:pPr>
+              <w:pStyle w:val="Normal"/>
+              <w:rPr/>
+            </w:pPr>
+            <w:r>
+              <w:rPr>
+                <w:rFonts w:eastAsia="Arial" w:cs="Arial"/>
+                <w:color w:val="1C1C1C"/>
+                <w:sz w:val="20"/>
+                <w:szCs w:val="20"/>
+              </w:rPr>
+              <w:t xml:space="preserve"> </w:t>
+            </w:r>
+            <w:r>
+              <w:rPr>
+                <w:rFonts w:eastAsia="Arial" w:cs="Arial"/>
+                <w:color w:val="1C1C1C"/>
+                <w:sz w:val="20"/>
+                <w:szCs w:val="20"/>
+              </w:rPr>
+              <w:t>Recibe la petición y delega en SorteoService</w:t>
+            </w:r>
+          </w:p>
+        </w:tc>
+        <w:tc>
+          <w:tcPr>
+            <w:tcW w:w="3146" w:type="dxa"/>
+            <w:tcBorders>
+              <w:top w:val="single" w:sz="2" w:space="0" w:color="CCCCCC"/>
+              <w:start w:val="single" w:sz="2" w:space="0" w:color="CCCCCC"/>
+              <w:bottom w:val="single" w:sz="2" w:space="0" w:color="CCCCCC"/>
+              <w:end w:val="single" w:sz="2" w:space="0" w:color="CCCCCC"/>
+            </w:tcBorders>
+            <w:shd w:fill="F2F2F2" w:val="clear"/>
+          </w:tcPr>
+          <w:p>
+            <w:pPr>
+              <w:pStyle w:val="Normal"/>
+              <w:rPr/>
+            </w:pPr>
+            <w:r>
+              <w:rPr>
+                <w:rFonts w:eastAsia="Arial" w:cs="Arial"/>
+                <w:color w:val="1C1C1C"/>
+                <w:sz w:val="20"/>
+                <w:szCs w:val="20"/>
+              </w:rPr>
+              <w:t xml:space="preserve">El método se ejecuta dentro de una transacción </w:t>
+            </w:r>
+            <w:r>
+              <w:rPr>
+                <w:rFonts w:eastAsia="Arial" w:cs="Arial"/>
+                <w:color w:val="1C1C1C"/>
+                <w:sz w:val="20"/>
+                <w:szCs w:val="20"/>
+              </w:rPr>
+              <w:t>@Transactional</w:t>
             </w:r>
           </w:p>
         </w:tc>
@@ -18116,21 +17216,21 @@
               <w:bottom w:val="single" w:sz="2" w:space="0" w:color="CCCCCC"/>
               <w:end w:val="single" w:sz="2" w:space="0" w:color="CCCCCC"/>
             </w:tcBorders>
-            <w:shd w:fill="F2F2F2" w:val="clear"/>
-          </w:tcPr>
-          <w:p>
-            <w:pPr>
-              <w:pStyle w:val="Normal"/>
-              <w:rPr/>
-            </w:pPr>
-            <w:r>
-              <w:rPr>
-                <w:rFonts w:eastAsia="Arial" w:cs="Arial"/>
-                <w:color w:val="1C1C1C"/>
-                <w:sz w:val="20"/>
-                <w:szCs w:val="20"/>
-              </w:rPr>
-              <w:t>3b</w:t>
+            <w:shd w:fill="FAFAFA" w:val="clear"/>
+          </w:tcPr>
+          <w:p>
+            <w:pPr>
+              <w:pStyle w:val="Normal"/>
+              <w:rPr/>
+            </w:pPr>
+            <w:r>
+              <w:rPr>
+                <w:rFonts w:eastAsia="Arial" w:cs="Arial"/>
+                <w:color w:val="1C1C1C"/>
+                <w:sz w:val="20"/>
+                <w:szCs w:val="20"/>
+              </w:rPr>
+              <w:t>4</w:t>
             </w:r>
           </w:p>
         </w:tc>
@@ -18143,75 +17243,93 @@
               <w:bottom w:val="single" w:sz="2" w:space="0" w:color="CCCCCC"/>
               <w:end w:val="single" w:sz="2" w:space="0" w:color="CCCCCC"/>
             </w:tcBorders>
-            <w:shd w:fill="F2F2F2" w:val="clear"/>
-          </w:tcPr>
-          <w:p>
-            <w:pPr>
-              <w:pStyle w:val="Normal"/>
-              <w:rPr/>
-            </w:pPr>
-            <w:r>
-              <w:rPr>
-                <w:rFonts w:eastAsia="Arial" w:cs="Arial"/>
-                <w:color w:val="1C1C1C"/>
-                <w:sz w:val="20"/>
-                <w:szCs w:val="20"/>
-              </w:rPr>
-              <w:t>SorteoComponent (con combates en BD)</w:t>
-            </w:r>
-          </w:p>
-        </w:tc>
-        <w:tc>
-          <w:tcPr>
-            <w:tcW w:w="2500" w:type="dxa"/>
-            <w:tcBorders>
-              <w:top w:val="single" w:sz="2" w:space="0" w:color="CCCCCC"/>
-              <w:start w:val="single" w:sz="2" w:space="0" w:color="CCCCCC"/>
-              <w:bottom w:val="single" w:sz="2" w:space="0" w:color="CCCCCC"/>
-              <w:end w:val="single" w:sz="2" w:space="0" w:color="CCCCCC"/>
-            </w:tcBorders>
-            <w:shd w:fill="F2F2F2" w:val="clear"/>
-          </w:tcPr>
-          <w:p>
-            <w:pPr>
-              <w:pStyle w:val="Normal"/>
-              <w:rPr/>
-            </w:pPr>
-            <w:r>
-              <w:rPr>
-                <w:rFonts w:eastAsia="Arial" w:cs="Arial"/>
-                <w:color w:val="1C1C1C"/>
-                <w:sz w:val="20"/>
-                <w:szCs w:val="20"/>
-              </w:rPr>
-              <w:t>Si hay combates: reconstruye el bracket desde los datos de BD con construirBracketDesdeCombates().</w:t>
-            </w:r>
-          </w:p>
-        </w:tc>
-        <w:tc>
-          <w:tcPr>
-            <w:tcW w:w="3526" w:type="dxa"/>
-            <w:tcBorders>
-              <w:top w:val="single" w:sz="2" w:space="0" w:color="CCCCCC"/>
-              <w:start w:val="single" w:sz="2" w:space="0" w:color="CCCCCC"/>
-              <w:bottom w:val="single" w:sz="2" w:space="0" w:color="CCCCCC"/>
-              <w:end w:val="single" w:sz="2" w:space="0" w:color="CCCCCC"/>
-            </w:tcBorders>
-            <w:shd w:fill="F2F2F2" w:val="clear"/>
-          </w:tcPr>
-          <w:p>
-            <w:pPr>
-              <w:pStyle w:val="Normal"/>
-              <w:rPr/>
-            </w:pPr>
-            <w:r>
-              <w:rPr>
-                <w:rFonts w:eastAsia="Arial" w:cs="Arial"/>
-                <w:color w:val="1C1C1C"/>
-                <w:sz w:val="20"/>
-                <w:szCs w:val="20"/>
-              </w:rPr>
-              <w:t>Solo se muestran las rondas que ya existen en BD.</w:t>
+            <w:shd w:fill="FAFAFA" w:val="clear"/>
+          </w:tcPr>
+          <w:p>
+            <w:pPr>
+              <w:pStyle w:val="Normal"/>
+              <w:rPr/>
+            </w:pPr>
+            <w:r>
+              <w:rPr>
+                <w:rFonts w:eastAsia="Arial" w:cs="Arial"/>
+                <w:color w:val="1C1C1C"/>
+                <w:sz w:val="20"/>
+                <w:szCs w:val="20"/>
+              </w:rPr>
+              <w:t>SorteoService (validación de ventana temporal)</w:t>
+            </w:r>
+          </w:p>
+        </w:tc>
+        <w:tc>
+          <w:tcPr>
+            <w:tcW w:w="2880" w:type="dxa"/>
+            <w:tcBorders>
+              <w:top w:val="single" w:sz="2" w:space="0" w:color="CCCCCC"/>
+              <w:start w:val="single" w:sz="2" w:space="0" w:color="CCCCCC"/>
+              <w:bottom w:val="single" w:sz="2" w:space="0" w:color="CCCCCC"/>
+              <w:end w:val="single" w:sz="2" w:space="0" w:color="CCCCCC"/>
+            </w:tcBorders>
+            <w:shd w:fill="FAFAFA" w:val="clear"/>
+          </w:tcPr>
+          <w:p>
+            <w:pPr>
+              <w:pStyle w:val="Normal"/>
+              <w:rPr/>
+            </w:pPr>
+            <w:r>
+              <w:rPr>
+                <w:rFonts w:eastAsia="Arial" w:cs="Arial"/>
+                <w:color w:val="1C1C1C"/>
+                <w:sz w:val="20"/>
+                <w:szCs w:val="20"/>
+              </w:rPr>
+              <w:t>Si la acción es cerrar-inscripciones, comprueba que la fecha de hoy ≥ fechaInicio − 3  días. Si es desarrollar-bracket, comprueba que la fecha de hoy ≥ fechaFin. Las variantes forzar-* saltan estas validaciones.</w:t>
+            </w:r>
+          </w:p>
+        </w:tc>
+        <w:tc>
+          <w:tcPr>
+            <w:tcW w:w="3146" w:type="dxa"/>
+            <w:tcBorders>
+              <w:top w:val="single" w:sz="2" w:space="0" w:color="CCCCCC"/>
+              <w:start w:val="single" w:sz="2" w:space="0" w:color="CCCCCC"/>
+              <w:bottom w:val="single" w:sz="2" w:space="0" w:color="CCCCCC"/>
+              <w:end w:val="single" w:sz="2" w:space="0" w:color="CCCCCC"/>
+            </w:tcBorders>
+            <w:shd w:fill="FAFAFA" w:val="clear"/>
+          </w:tcPr>
+          <w:p>
+            <w:pPr>
+              <w:pStyle w:val="Normal"/>
+              <w:rPr/>
+            </w:pPr>
+            <w:r>
+              <w:rPr>
+                <w:rFonts w:eastAsia="Arial" w:cs="Arial"/>
+                <w:color w:val="1C1C1C"/>
+                <w:sz w:val="20"/>
+                <w:szCs w:val="20"/>
+              </w:rPr>
+              <w:t xml:space="preserve"> </w:t>
+            </w:r>
+            <w:r>
+              <w:rPr>
+                <w:rFonts w:eastAsia="Arial" w:cs="Arial"/>
+                <w:color w:val="1C1C1C"/>
+                <w:sz w:val="20"/>
+                <w:szCs w:val="20"/>
+              </w:rPr>
+              <w:t xml:space="preserve">Si la ventana no es válida → responde 400 Bad Request con mensaje explicativo y el flujo </w:t>
+            </w:r>
+            <w:r>
+              <w:rPr>
+                <w:rFonts w:eastAsia="Arial" w:cs="Arial"/>
+                <w:color w:val="1C1C1C"/>
+                <w:sz w:val="20"/>
+                <w:szCs w:val="20"/>
+              </w:rPr>
+              <w:t>termina.</w:t>
             </w:r>
           </w:p>
         </w:tc>
@@ -18227,21 +17345,64 @@
               <w:bottom w:val="single" w:sz="2" w:space="0" w:color="CCCCCC"/>
               <w:end w:val="single" w:sz="2" w:space="0" w:color="CCCCCC"/>
             </w:tcBorders>
-            <w:shd w:fill="FAFAFA" w:val="clear"/>
-          </w:tcPr>
-          <w:p>
-            <w:pPr>
-              <w:pStyle w:val="Normal"/>
-              <w:rPr/>
-            </w:pPr>
-            <w:r>
-              <w:rPr>
-                <w:rFonts w:eastAsia="Arial" w:cs="Arial"/>
-                <w:color w:val="1C1C1C"/>
-                <w:sz w:val="20"/>
-                <w:szCs w:val="20"/>
-              </w:rPr>
-              <w:t>4</w:t>
+            <w:shd w:fill="F2F2F2" w:val="clear"/>
+          </w:tcPr>
+          <w:p>
+            <w:pPr>
+              <w:pStyle w:val="Normal"/>
+              <w:rPr>
+                <w:rFonts w:eastAsia="Arial" w:cs="Arial"/>
+                <w:color w:val="1C1C1C"/>
+                <w:sz w:val="20"/>
+                <w:szCs w:val="20"/>
+              </w:rPr>
+            </w:pPr>
+            <w:r>
+              <w:rPr>
+                <w:rFonts w:eastAsia="Arial" w:cs="Arial"/>
+                <w:color w:val="1C1C1C"/>
+                <w:sz w:val="20"/>
+                <w:szCs w:val="20"/>
+              </w:rPr>
+            </w:r>
+          </w:p>
+          <w:p>
+            <w:pPr>
+              <w:pStyle w:val="Normal"/>
+              <w:rPr>
+                <w:rFonts w:eastAsia="Arial" w:cs="Arial"/>
+                <w:color w:val="1C1C1C"/>
+                <w:sz w:val="20"/>
+                <w:szCs w:val="20"/>
+              </w:rPr>
+            </w:pPr>
+            <w:r>
+              <w:rPr>
+                <w:rFonts w:eastAsia="Arial" w:cs="Arial"/>
+                <w:color w:val="1C1C1C"/>
+                <w:sz w:val="20"/>
+                <w:szCs w:val="20"/>
+              </w:rPr>
+            </w:r>
+          </w:p>
+          <w:p>
+            <w:pPr>
+              <w:pStyle w:val="Normal"/>
+              <w:rPr>
+                <w:rFonts w:eastAsia="Arial" w:cs="Arial"/>
+                <w:color w:val="1C1C1C"/>
+                <w:sz w:val="20"/>
+                <w:szCs w:val="20"/>
+              </w:rPr>
+            </w:pPr>
+            <w:r>
+              <w:rPr>
+                <w:rFonts w:eastAsia="Arial" w:cs="Arial"/>
+                <w:color w:val="1C1C1C"/>
+                <w:sz w:val="20"/>
+                <w:szCs w:val="20"/>
+              </w:rPr>
+              <w:t>5</w:t>
             </w:r>
           </w:p>
         </w:tc>
@@ -18254,75 +17415,441 @@
               <w:bottom w:val="single" w:sz="2" w:space="0" w:color="CCCCCC"/>
               <w:end w:val="single" w:sz="2" w:space="0" w:color="CCCCCC"/>
             </w:tcBorders>
-            <w:shd w:fill="FAFAFA" w:val="clear"/>
-          </w:tcPr>
-          <w:p>
-            <w:pPr>
-              <w:pStyle w:val="Normal"/>
-              <w:rPr/>
-            </w:pPr>
-            <w:r>
-              <w:rPr>
-                <w:rFonts w:eastAsia="Arial" w:cs="Arial"/>
-                <w:color w:val="1C1C1C"/>
-                <w:sz w:val="20"/>
-                <w:szCs w:val="20"/>
-              </w:rPr>
-              <w:t>SorteoComponent (computed rondasVisibles)</w:t>
-            </w:r>
-          </w:p>
-        </w:tc>
-        <w:tc>
-          <w:tcPr>
-            <w:tcW w:w="2500" w:type="dxa"/>
-            <w:tcBorders>
-              <w:top w:val="single" w:sz="2" w:space="0" w:color="CCCCCC"/>
-              <w:start w:val="single" w:sz="2" w:space="0" w:color="CCCCCC"/>
-              <w:bottom w:val="single" w:sz="2" w:space="0" w:color="CCCCCC"/>
-              <w:end w:val="single" w:sz="2" w:space="0" w:color="CCCCCC"/>
-            </w:tcBorders>
-            <w:shd w:fill="FAFAFA" w:val="clear"/>
-          </w:tcPr>
-          <w:p>
-            <w:pPr>
-              <w:pStyle w:val="Normal"/>
-              <w:rPr/>
-            </w:pPr>
-            <w:r>
-              <w:rPr>
-                <w:rFonts w:eastAsia="Arial" w:cs="Arial"/>
-                <w:color w:val="1C1C1C"/>
-                <w:sz w:val="20"/>
-                <w:szCs w:val="20"/>
-              </w:rPr>
-              <w:t>Si el estado del campeonato es 'futuro', solo muestra la primera ronda.</w:t>
-            </w:r>
-          </w:p>
-        </w:tc>
-        <w:tc>
-          <w:tcPr>
-            <w:tcW w:w="3526" w:type="dxa"/>
-            <w:tcBorders>
-              <w:top w:val="single" w:sz="2" w:space="0" w:color="CCCCCC"/>
-              <w:start w:val="single" w:sz="2" w:space="0" w:color="CCCCCC"/>
-              <w:bottom w:val="single" w:sz="2" w:space="0" w:color="CCCCCC"/>
-              <w:end w:val="single" w:sz="2" w:space="0" w:color="CCCCCC"/>
-            </w:tcBorders>
-            <w:shd w:fill="FAFAFA" w:val="clear"/>
-          </w:tcPr>
-          <w:p>
-            <w:pPr>
-              <w:pStyle w:val="Normal"/>
-              <w:rPr/>
-            </w:pPr>
-            <w:r>
-              <w:rPr>
-                <w:rFonts w:eastAsia="Arial" w:cs="Arial"/>
-                <w:color w:val="1C1C1C"/>
-                <w:sz w:val="20"/>
-                <w:szCs w:val="20"/>
-              </w:rPr>
-              <w:t>En campeonatos no iniciados, el bracket muestra únicamente R1.</w:t>
+            <w:shd w:fill="F2F2F2" w:val="clear"/>
+          </w:tcPr>
+          <w:p>
+            <w:pPr>
+              <w:pStyle w:val="Normal"/>
+              <w:rPr>
+                <w:rFonts w:eastAsia="Arial" w:cs="Arial"/>
+                <w:color w:val="1C1C1C"/>
+                <w:sz w:val="20"/>
+                <w:szCs w:val="20"/>
+              </w:rPr>
+            </w:pPr>
+            <w:r>
+              <w:rPr>
+                <w:rFonts w:eastAsia="Arial" w:cs="Arial"/>
+                <w:color w:val="1C1C1C"/>
+                <w:sz w:val="20"/>
+                <w:szCs w:val="20"/>
+              </w:rPr>
+            </w:r>
+          </w:p>
+          <w:p>
+            <w:pPr>
+              <w:pStyle w:val="Normal"/>
+              <w:rPr>
+                <w:rFonts w:eastAsia="Arial" w:cs="Arial"/>
+                <w:color w:val="1C1C1C"/>
+                <w:sz w:val="20"/>
+                <w:szCs w:val="20"/>
+              </w:rPr>
+            </w:pPr>
+            <w:r>
+              <w:rPr>
+                <w:rFonts w:eastAsia="Arial" w:cs="Arial"/>
+                <w:color w:val="1C1C1C"/>
+                <w:sz w:val="20"/>
+                <w:szCs w:val="20"/>
+              </w:rPr>
+            </w:r>
+          </w:p>
+          <w:p>
+            <w:pPr>
+              <w:pStyle w:val="Normal"/>
+              <w:rPr>
+                <w:rFonts w:eastAsia="Arial" w:cs="Arial"/>
+                <w:color w:val="1C1C1C"/>
+                <w:sz w:val="20"/>
+                <w:szCs w:val="20"/>
+              </w:rPr>
+            </w:pPr>
+            <w:r>
+              <w:rPr>
+                <w:rFonts w:eastAsia="Arial" w:cs="Arial"/>
+                <w:color w:val="1C1C1C"/>
+                <w:sz w:val="20"/>
+                <w:szCs w:val="20"/>
+              </w:rPr>
+              <w:t>SorteoService.sortearPrimeraRondaCategoria</w:t>
+            </w:r>
+          </w:p>
+        </w:tc>
+        <w:tc>
+          <w:tcPr>
+            <w:tcW w:w="2880" w:type="dxa"/>
+            <w:tcBorders>
+              <w:top w:val="single" w:sz="2" w:space="0" w:color="CCCCCC"/>
+              <w:start w:val="single" w:sz="2" w:space="0" w:color="CCCCCC"/>
+              <w:bottom w:val="single" w:sz="2" w:space="0" w:color="CCCCCC"/>
+              <w:end w:val="single" w:sz="2" w:space="0" w:color="CCCCCC"/>
+            </w:tcBorders>
+            <w:shd w:fill="F2F2F2" w:val="clear"/>
+          </w:tcPr>
+          <w:p>
+            <w:pPr>
+              <w:pStyle w:val="Normal"/>
+              <w:rPr>
+                <w:rFonts w:eastAsia="Arial" w:cs="Arial"/>
+                <w:color w:val="1C1C1C"/>
+                <w:sz w:val="20"/>
+                <w:szCs w:val="20"/>
+              </w:rPr>
+            </w:pPr>
+            <w:r>
+              <w:rPr>
+                <w:rFonts w:eastAsia="Arial" w:cs="Arial"/>
+                <w:color w:val="1C1C1C"/>
+                <w:sz w:val="20"/>
+                <w:szCs w:val="20"/>
+              </w:rPr>
+              <w:t xml:space="preserve"> </w:t>
+            </w:r>
+          </w:p>
+          <w:p>
+            <w:pPr>
+              <w:pStyle w:val="Normal"/>
+              <w:rPr>
+                <w:rFonts w:eastAsia="Arial" w:cs="Arial"/>
+                <w:color w:val="1C1C1C"/>
+                <w:sz w:val="20"/>
+                <w:szCs w:val="20"/>
+              </w:rPr>
+            </w:pPr>
+            <w:r>
+              <w:rPr>
+                <w:rFonts w:eastAsia="Arial" w:cs="Arial"/>
+                <w:color w:val="1C1C1C"/>
+                <w:sz w:val="20"/>
+                <w:szCs w:val="20"/>
+              </w:rPr>
+            </w:r>
+          </w:p>
+          <w:p>
+            <w:pPr>
+              <w:pStyle w:val="Normal"/>
+              <w:rPr>
+                <w:rFonts w:eastAsia="Arial" w:cs="Arial"/>
+                <w:color w:val="1C1C1C"/>
+                <w:sz w:val="20"/>
+                <w:szCs w:val="20"/>
+              </w:rPr>
+            </w:pPr>
+            <w:r>
+              <w:rPr>
+                <w:rFonts w:eastAsia="Arial" w:cs="Arial"/>
+                <w:color w:val="1C1C1C"/>
+                <w:sz w:val="20"/>
+                <w:szCs w:val="20"/>
+              </w:rPr>
+              <w:t xml:space="preserve">Para cada </w:t>
+            </w:r>
+            <w:r>
+              <w:rPr>
+                <w:rStyle w:val="Textooriginal"/>
+                <w:color w:val="1C1C1C"/>
+                <w:sz w:val="20"/>
+                <w:szCs w:val="20"/>
+              </w:rPr>
+              <w:t>Campeonato_Categoria</w:t>
+            </w:r>
+            <w:r>
+              <w:rPr>
+                <w:rFonts w:eastAsia="Arial" w:cs="Arial"/>
+                <w:color w:val="1C1C1C"/>
+                <w:sz w:val="20"/>
+                <w:szCs w:val="20"/>
+              </w:rPr>
+              <w:t xml:space="preserve"> del campeonato: consulta las inscripciones, calcula el tamaño de bracket con </w:t>
+            </w:r>
+            <w:r>
+              <w:rPr>
+                <w:rStyle w:val="Textooriginal"/>
+                <w:color w:val="1C1C1C"/>
+                <w:sz w:val="20"/>
+                <w:szCs w:val="20"/>
+              </w:rPr>
+              <w:t>nextPowerOf2(numInscritos)</w:t>
+            </w:r>
+            <w:r>
+              <w:rPr>
+                <w:rFonts w:eastAsia="Arial" w:cs="Arial"/>
+                <w:color w:val="1C1C1C"/>
+                <w:sz w:val="20"/>
+                <w:szCs w:val="20"/>
+              </w:rPr>
+              <w:t xml:space="preserve">, añade </w:t>
+            </w:r>
+            <w:r>
+              <w:rPr>
+                <w:rStyle w:val="Textooriginal"/>
+                <w:color w:val="1C1C1C"/>
+                <w:sz w:val="20"/>
+                <w:szCs w:val="20"/>
+              </w:rPr>
+              <w:t>nulls</w:t>
+            </w:r>
+            <w:r>
+              <w:rPr>
+                <w:rFonts w:eastAsia="Arial" w:cs="Arial"/>
+                <w:color w:val="1C1C1C"/>
+                <w:sz w:val="20"/>
+                <w:szCs w:val="20"/>
+              </w:rPr>
+              <w:t xml:space="preserve"> para los </w:t>
+            </w:r>
+            <w:r>
+              <w:rPr>
+                <w:rFonts w:eastAsia="Arial" w:cs="Arial"/>
+                <w:i/>
+                <w:color w:val="1C1C1C"/>
+                <w:sz w:val="20"/>
+                <w:szCs w:val="20"/>
+              </w:rPr>
+              <w:t>byes</w:t>
+            </w:r>
+            <w:r>
+              <w:rPr>
+                <w:rFonts w:eastAsia="Arial" w:cs="Arial"/>
+                <w:color w:val="1C1C1C"/>
+                <w:sz w:val="20"/>
+                <w:szCs w:val="20"/>
+              </w:rPr>
+              <w:t xml:space="preserve">, baraja aleatoriamente la lista y persiste los combates con el </w:t>
+            </w:r>
+            <w:r>
+              <w:rPr>
+                <w:rStyle w:val="Textooriginal"/>
+                <w:color w:val="1C1C1C"/>
+                <w:sz w:val="20"/>
+                <w:szCs w:val="20"/>
+              </w:rPr>
+              <w:t>ronda</w:t>
+            </w:r>
+            <w:r>
+              <w:rPr>
+                <w:rFonts w:eastAsia="Arial" w:cs="Arial"/>
+                <w:color w:val="1C1C1C"/>
+                <w:sz w:val="20"/>
+                <w:szCs w:val="20"/>
+              </w:rPr>
+              <w:t xml:space="preserve"> apropiado (</w:t>
+            </w:r>
+            <w:r>
+              <w:rPr>
+                <w:rStyle w:val="Textooriginal"/>
+                <w:color w:val="1C1C1C"/>
+                <w:sz w:val="20"/>
+                <w:szCs w:val="20"/>
+              </w:rPr>
+              <w:t>final</w:t>
+            </w:r>
+            <w:r>
+              <w:rPr>
+                <w:rFonts w:eastAsia="Arial" w:cs="Arial"/>
+                <w:color w:val="1C1C1C"/>
+                <w:sz w:val="20"/>
+                <w:szCs w:val="20"/>
+              </w:rPr>
+              <w:t xml:space="preserve">, </w:t>
+            </w:r>
+            <w:r>
+              <w:rPr>
+                <w:rStyle w:val="Textooriginal"/>
+                <w:color w:val="1C1C1C"/>
+                <w:sz w:val="20"/>
+                <w:szCs w:val="20"/>
+              </w:rPr>
+              <w:t>semifinal</w:t>
+            </w:r>
+            <w:r>
+              <w:rPr>
+                <w:rFonts w:eastAsia="Arial" w:cs="Arial"/>
+                <w:color w:val="1C1C1C"/>
+                <w:sz w:val="20"/>
+                <w:szCs w:val="20"/>
+              </w:rPr>
+              <w:t xml:space="preserve">, </w:t>
+            </w:r>
+            <w:r>
+              <w:rPr>
+                <w:rStyle w:val="Textooriginal"/>
+                <w:color w:val="1C1C1C"/>
+                <w:sz w:val="20"/>
+                <w:szCs w:val="20"/>
+              </w:rPr>
+              <w:t>cuartos</w:t>
+            </w:r>
+            <w:r>
+              <w:rPr>
+                <w:rFonts w:eastAsia="Arial" w:cs="Arial"/>
+                <w:color w:val="1C1C1C"/>
+                <w:sz w:val="20"/>
+                <w:szCs w:val="20"/>
+              </w:rPr>
+              <w:t xml:space="preserve">, </w:t>
+            </w:r>
+            <w:r>
+              <w:rPr>
+                <w:rStyle w:val="Textooriginal"/>
+                <w:color w:val="1C1C1C"/>
+                <w:sz w:val="20"/>
+                <w:szCs w:val="20"/>
+              </w:rPr>
+              <w:t>octavos</w:t>
+            </w:r>
+            <w:r>
+              <w:rPr>
+                <w:rFonts w:eastAsia="Arial" w:cs="Arial"/>
+                <w:color w:val="1C1C1C"/>
+                <w:sz w:val="20"/>
+                <w:szCs w:val="20"/>
+              </w:rPr>
+              <w:t xml:space="preserve">, </w:t>
+            </w:r>
+            <w:r>
+              <w:rPr>
+                <w:rStyle w:val="Textooriginal"/>
+                <w:color w:val="1C1C1C"/>
+                <w:sz w:val="20"/>
+                <w:szCs w:val="20"/>
+              </w:rPr>
+              <w:t>dieciseisavos</w:t>
+            </w:r>
+            <w:r>
+              <w:rPr>
+                <w:rFonts w:eastAsia="Arial" w:cs="Arial"/>
+                <w:color w:val="1C1C1C"/>
+                <w:sz w:val="20"/>
+                <w:szCs w:val="20"/>
+              </w:rPr>
+              <w:t xml:space="preserve">, </w:t>
+            </w:r>
+            <w:r>
+              <w:rPr>
+                <w:rStyle w:val="Textooriginal"/>
+                <w:color w:val="1C1C1C"/>
+                <w:sz w:val="20"/>
+                <w:szCs w:val="20"/>
+              </w:rPr>
+              <w:t>ronda_N</w:t>
+            </w:r>
+            <w:r>
+              <w:rPr>
+                <w:rFonts w:eastAsia="Arial" w:cs="Arial"/>
+                <w:color w:val="1C1C1C"/>
+                <w:sz w:val="20"/>
+                <w:szCs w:val="20"/>
+              </w:rPr>
+              <w:t xml:space="preserve">). </w:t>
+            </w:r>
+          </w:p>
+        </w:tc>
+        <w:tc>
+          <w:tcPr>
+            <w:tcW w:w="3146" w:type="dxa"/>
+            <w:tcBorders>
+              <w:top w:val="single" w:sz="2" w:space="0" w:color="CCCCCC"/>
+              <w:start w:val="single" w:sz="2" w:space="0" w:color="CCCCCC"/>
+              <w:bottom w:val="single" w:sz="2" w:space="0" w:color="CCCCCC"/>
+              <w:end w:val="single" w:sz="2" w:space="0" w:color="CCCCCC"/>
+            </w:tcBorders>
+            <w:shd w:fill="F2F2F2" w:val="clear"/>
+          </w:tcPr>
+          <w:p>
+            <w:pPr>
+              <w:pStyle w:val="Normal"/>
+              <w:rPr>
+                <w:rFonts w:eastAsia="Arial" w:cs="Arial"/>
+                <w:color w:val="1C1C1C"/>
+                <w:sz w:val="20"/>
+                <w:szCs w:val="20"/>
+              </w:rPr>
+            </w:pPr>
+            <w:r>
+              <w:rPr>
+                <w:rFonts w:eastAsia="Arial" w:cs="Arial"/>
+                <w:color w:val="1C1C1C"/>
+                <w:sz w:val="20"/>
+                <w:szCs w:val="20"/>
+              </w:rPr>
+            </w:r>
+          </w:p>
+          <w:p>
+            <w:pPr>
+              <w:pStyle w:val="Normal"/>
+              <w:rPr>
+                <w:rFonts w:eastAsia="Arial" w:cs="Arial"/>
+                <w:color w:val="1C1C1C"/>
+                <w:sz w:val="20"/>
+                <w:szCs w:val="20"/>
+              </w:rPr>
+            </w:pPr>
+            <w:r>
+              <w:rPr>
+                <w:rFonts w:eastAsia="Arial" w:cs="Arial"/>
+                <w:color w:val="1C1C1C"/>
+                <w:sz w:val="20"/>
+                <w:szCs w:val="20"/>
+              </w:rPr>
+            </w:r>
+          </w:p>
+          <w:p>
+            <w:pPr>
+              <w:pStyle w:val="Normal"/>
+              <w:rPr>
+                <w:rFonts w:eastAsia="Arial" w:cs="Arial"/>
+                <w:color w:val="1C1C1C"/>
+                <w:sz w:val="20"/>
+                <w:szCs w:val="20"/>
+              </w:rPr>
+            </w:pPr>
+            <w:r>
+              <w:rPr>
+                <w:rFonts w:eastAsia="Arial" w:cs="Arial"/>
+                <w:color w:val="1C1C1C"/>
+                <w:sz w:val="20"/>
+                <w:szCs w:val="20"/>
+              </w:rPr>
+              <w:t xml:space="preserve">Se crean los registros de la primera ronda en la tabla </w:t>
+            </w:r>
+            <w:r>
+              <w:rPr>
+                <w:rStyle w:val="Textooriginal"/>
+                <w:color w:val="1C1C1C"/>
+                <w:sz w:val="20"/>
+                <w:szCs w:val="20"/>
+              </w:rPr>
+              <w:t>combate</w:t>
+            </w:r>
+            <w:r>
+              <w:rPr>
+                <w:rFonts w:eastAsia="Arial" w:cs="Arial"/>
+                <w:color w:val="1C1C1C"/>
+                <w:sz w:val="20"/>
+                <w:szCs w:val="20"/>
+              </w:rPr>
+              <w:t xml:space="preserve">. Es </w:t>
+            </w:r>
+            <w:r>
+              <w:rPr>
+                <w:rFonts w:eastAsia="Arial" w:cs="Arial"/>
+                <w:b/>
+                <w:color w:val="1C1C1C"/>
+                <w:sz w:val="20"/>
+                <w:szCs w:val="20"/>
+              </w:rPr>
+              <w:t>idempotente</w:t>
+            </w:r>
+            <w:r>
+              <w:rPr>
+                <w:rFonts w:eastAsia="Arial" w:cs="Arial"/>
+                <w:color w:val="1C1C1C"/>
+                <w:sz w:val="20"/>
+                <w:szCs w:val="20"/>
+              </w:rPr>
+              <w:t xml:space="preserve">: si la categoría ya tenía combates, no toca nada. </w:t>
             </w:r>
           </w:p>
         </w:tc>
@@ -18338,6 +17865,213 @@
               <w:bottom w:val="single" w:sz="2" w:space="0" w:color="CCCCCC"/>
               <w:end w:val="single" w:sz="2" w:space="0" w:color="CCCCCC"/>
             </w:tcBorders>
+            <w:shd w:fill="FAFAFA" w:val="clear"/>
+          </w:tcPr>
+          <w:p>
+            <w:pPr>
+              <w:pStyle w:val="Normal"/>
+              <w:rPr/>
+            </w:pPr>
+            <w:r>
+              <w:rPr>
+                <w:rFonts w:eastAsia="Arial" w:cs="Arial"/>
+                <w:color w:val="1C1C1C"/>
+                <w:sz w:val="20"/>
+                <w:szCs w:val="20"/>
+              </w:rPr>
+              <w:t>6</w:t>
+            </w:r>
+          </w:p>
+        </w:tc>
+        <w:tc>
+          <w:tcPr>
+            <w:tcW w:w="2500" w:type="dxa"/>
+            <w:tcBorders>
+              <w:top w:val="single" w:sz="2" w:space="0" w:color="CCCCCC"/>
+              <w:start w:val="single" w:sz="2" w:space="0" w:color="CCCCCC"/>
+              <w:bottom w:val="single" w:sz="2" w:space="0" w:color="CCCCCC"/>
+              <w:end w:val="single" w:sz="2" w:space="0" w:color="CCCCCC"/>
+            </w:tcBorders>
+            <w:shd w:fill="FAFAFA" w:val="clear"/>
+          </w:tcPr>
+          <w:p>
+            <w:pPr>
+              <w:pStyle w:val="Normal"/>
+              <w:rPr>
+                <w:rFonts w:eastAsia="Arial" w:cs="Arial"/>
+                <w:color w:val="1C1C1C"/>
+                <w:sz w:val="20"/>
+                <w:szCs w:val="20"/>
+              </w:rPr>
+            </w:pPr>
+            <w:r>
+              <w:rPr>
+                <w:rStyle w:val="Textooriginal"/>
+                <w:color w:val="1C1C1C"/>
+                <w:sz w:val="20"/>
+                <w:szCs w:val="20"/>
+              </w:rPr>
+              <w:t>SorteoService.desarrollarBracketCategoria</w:t>
+            </w:r>
+            <w:r>
+              <w:rPr>
+                <w:rFonts w:eastAsia="Arial" w:cs="Arial"/>
+                <w:color w:val="1C1C1C"/>
+                <w:sz w:val="20"/>
+                <w:szCs w:val="20"/>
+              </w:rPr>
+              <w:t xml:space="preserve"> (solo en </w:t>
+            </w:r>
+            <w:r>
+              <w:rPr>
+                <w:rStyle w:val="Textooriginal"/>
+                <w:color w:val="1C1C1C"/>
+                <w:sz w:val="20"/>
+                <w:szCs w:val="20"/>
+              </w:rPr>
+              <w:t>desarrollar-bracket</w:t>
+            </w:r>
+            <w:r>
+              <w:rPr>
+                <w:rFonts w:eastAsia="Arial" w:cs="Arial"/>
+                <w:color w:val="1C1C1C"/>
+                <w:sz w:val="20"/>
+                <w:szCs w:val="20"/>
+              </w:rPr>
+              <w:t xml:space="preserve"> y </w:t>
+            </w:r>
+            <w:r>
+              <w:rPr>
+                <w:rStyle w:val="Textooriginal"/>
+                <w:color w:val="1C1C1C"/>
+                <w:sz w:val="20"/>
+                <w:szCs w:val="20"/>
+              </w:rPr>
+              <w:t>forzar-sorteo-completo</w:t>
+            </w:r>
+            <w:r>
+              <w:rPr>
+                <w:rFonts w:eastAsia="Arial" w:cs="Arial"/>
+                <w:color w:val="1C1C1C"/>
+                <w:sz w:val="20"/>
+                <w:szCs w:val="20"/>
+              </w:rPr>
+              <w:t xml:space="preserve">) </w:t>
+            </w:r>
+          </w:p>
+        </w:tc>
+        <w:tc>
+          <w:tcPr>
+            <w:tcW w:w="2880" w:type="dxa"/>
+            <w:tcBorders>
+              <w:top w:val="single" w:sz="2" w:space="0" w:color="CCCCCC"/>
+              <w:start w:val="single" w:sz="2" w:space="0" w:color="CCCCCC"/>
+              <w:bottom w:val="single" w:sz="2" w:space="0" w:color="CCCCCC"/>
+              <w:end w:val="single" w:sz="2" w:space="0" w:color="CCCCCC"/>
+            </w:tcBorders>
+            <w:shd w:fill="FAFAFA" w:val="clear"/>
+          </w:tcPr>
+          <w:p>
+            <w:pPr>
+              <w:pStyle w:val="Normal"/>
+              <w:rPr>
+                <w:rFonts w:eastAsia="Arial" w:cs="Arial"/>
+                <w:color w:val="1C1C1C"/>
+                <w:sz w:val="20"/>
+                <w:szCs w:val="20"/>
+              </w:rPr>
+            </w:pPr>
+            <w:r>
+              <w:rPr>
+                <w:rFonts w:eastAsia="Arial" w:cs="Arial"/>
+                <w:color w:val="1C1C1C"/>
+                <w:sz w:val="20"/>
+                <w:szCs w:val="20"/>
+              </w:rPr>
+              <w:t xml:space="preserve">Toma la última ronda creada, resuelve los combates pendientes con </w:t>
+            </w:r>
+            <w:r>
+              <w:rPr>
+                <w:rStyle w:val="Textooriginal"/>
+                <w:color w:val="1C1C1C"/>
+                <w:sz w:val="20"/>
+                <w:szCs w:val="20"/>
+              </w:rPr>
+              <w:t>resolverAleatorio()</w:t>
+            </w:r>
+            <w:r>
+              <w:rPr>
+                <w:rFonts w:eastAsia="Arial" w:cs="Arial"/>
+                <w:color w:val="1C1C1C"/>
+                <w:sz w:val="20"/>
+                <w:szCs w:val="20"/>
+              </w:rPr>
+              <w:t xml:space="preserve"> (genera puntuaciones aleatorias 0-10), forma la siguiente ronda con los ganadores y repite hasta llegar a la final. </w:t>
+            </w:r>
+          </w:p>
+        </w:tc>
+        <w:tc>
+          <w:tcPr>
+            <w:tcW w:w="3146" w:type="dxa"/>
+            <w:tcBorders>
+              <w:top w:val="single" w:sz="2" w:space="0" w:color="CCCCCC"/>
+              <w:start w:val="single" w:sz="2" w:space="0" w:color="CCCCCC"/>
+              <w:bottom w:val="single" w:sz="2" w:space="0" w:color="CCCCCC"/>
+              <w:end w:val="single" w:sz="2" w:space="0" w:color="CCCCCC"/>
+            </w:tcBorders>
+            <w:shd w:fill="FAFAFA" w:val="clear"/>
+          </w:tcPr>
+          <w:p>
+            <w:pPr>
+              <w:pStyle w:val="Normal"/>
+              <w:rPr>
+                <w:rFonts w:eastAsia="Arial" w:cs="Arial"/>
+                <w:color w:val="1C1C1C"/>
+                <w:sz w:val="20"/>
+                <w:szCs w:val="20"/>
+              </w:rPr>
+            </w:pPr>
+            <w:r>
+              <w:rPr>
+                <w:rFonts w:eastAsia="Arial" w:cs="Arial"/>
+                <w:color w:val="1C1C1C"/>
+                <w:sz w:val="20"/>
+                <w:szCs w:val="20"/>
+              </w:rPr>
+              <w:t xml:space="preserve">Todas las rondas quedan persistidas hasta el combate </w:t>
+            </w:r>
+            <w:r>
+              <w:rPr>
+                <w:rStyle w:val="Textooriginal"/>
+                <w:color w:val="1C1C1C"/>
+                <w:sz w:val="20"/>
+                <w:szCs w:val="20"/>
+              </w:rPr>
+              <w:t>final</w:t>
+            </w:r>
+            <w:r>
+              <w:rPr>
+                <w:rFonts w:eastAsia="Arial" w:cs="Arial"/>
+                <w:color w:val="1C1C1C"/>
+                <w:sz w:val="20"/>
+                <w:szCs w:val="20"/>
+              </w:rPr>
+              <w:t xml:space="preserve"> resuelto. </w:t>
+            </w:r>
+          </w:p>
+        </w:tc>
+      </w:tr>
+      <w:tr>
+        <w:trPr/>
+        <w:tc>
+          <w:tcPr>
+            <w:tcW w:w="500" w:type="dxa"/>
+            <w:tcBorders>
+              <w:top w:val="single" w:sz="2" w:space="0" w:color="CCCCCC"/>
+              <w:start w:val="single" w:sz="2" w:space="0" w:color="CCCCCC"/>
+              <w:bottom w:val="single" w:sz="2" w:space="0" w:color="CCCCCC"/>
+              <w:end w:val="single" w:sz="2" w:space="0" w:color="CCCCCC"/>
+            </w:tcBorders>
             <w:shd w:fill="F2F2F2" w:val="clear"/>
           </w:tcPr>
           <w:p>
@@ -18352,7 +18086,7 @@
                 <w:sz w:val="20"/>
                 <w:szCs w:val="20"/>
               </w:rPr>
-              <w:t>5</w:t>
+              <w:t>7</w:t>
             </w:r>
           </w:p>
         </w:tc>
@@ -18370,16 +18104,181 @@
           <w:p>
             <w:pPr>
               <w:pStyle w:val="Normal"/>
-              <w:rPr/>
-            </w:pPr>
-            <w:r>
-              <w:rPr>
-                <w:rFonts w:eastAsia="Arial" w:cs="Arial"/>
-                <w:color w:val="1C1C1C"/>
-                <w:sz w:val="20"/>
-                <w:szCs w:val="20"/>
-              </w:rPr>
-              <w:t>Template Angular</w:t>
+              <w:rPr>
+                <w:rFonts w:eastAsia="Arial" w:cs="Arial"/>
+                <w:color w:val="1C1C1C"/>
+                <w:sz w:val="20"/>
+                <w:szCs w:val="20"/>
+              </w:rPr>
+            </w:pPr>
+            <w:r>
+              <w:rPr>
+                <w:rStyle w:val="Textooriginal"/>
+                <w:color w:val="1C1C1C"/>
+                <w:sz w:val="20"/>
+                <w:szCs w:val="20"/>
+              </w:rPr>
+              <w:t>SorteoService</w:t>
+            </w:r>
+            <w:r>
+              <w:rPr>
+                <w:rFonts w:eastAsia="Arial" w:cs="Arial"/>
+                <w:color w:val="1C1C1C"/>
+                <w:sz w:val="20"/>
+                <w:szCs w:val="20"/>
+              </w:rPr>
+              <w:t xml:space="preserve"> (transición de estado)Actualiza </w:t>
+            </w:r>
+            <w:r>
+              <w:rPr>
+                <w:rStyle w:val="Textooriginal"/>
+                <w:color w:val="1C1C1C"/>
+                <w:sz w:val="20"/>
+                <w:szCs w:val="20"/>
+              </w:rPr>
+              <w:t>Campe</w:t>
+            </w:r>
+          </w:p>
+        </w:tc>
+        <w:tc>
+          <w:tcPr>
+            <w:tcW w:w="2880" w:type="dxa"/>
+            <w:tcBorders>
+              <w:top w:val="single" w:sz="2" w:space="0" w:color="CCCCCC"/>
+              <w:start w:val="single" w:sz="2" w:space="0" w:color="CCCCCC"/>
+              <w:bottom w:val="single" w:sz="2" w:space="0" w:color="CCCCCC"/>
+              <w:end w:val="single" w:sz="2" w:space="0" w:color="CCCCCC"/>
+            </w:tcBorders>
+            <w:shd w:fill="F2F2F2" w:val="clear"/>
+          </w:tcPr>
+          <w:p>
+            <w:pPr>
+              <w:pStyle w:val="Normal"/>
+              <w:rPr>
+                <w:rFonts w:eastAsia="Arial" w:cs="Arial"/>
+                <w:color w:val="1C1C1C"/>
+                <w:sz w:val="20"/>
+                <w:szCs w:val="20"/>
+              </w:rPr>
+            </w:pPr>
+            <w:r>
+              <w:rPr>
+                <w:rFonts w:eastAsia="Arial" w:cs="Arial"/>
+                <w:color w:val="1C1C1C"/>
+                <w:sz w:val="20"/>
+                <w:szCs w:val="20"/>
+              </w:rPr>
+              <w:t xml:space="preserve">Actualiza </w:t>
+            </w:r>
+            <w:r>
+              <w:rPr>
+                <w:rStyle w:val="Textooriginal"/>
+                <w:color w:val="1C1C1C"/>
+                <w:sz w:val="20"/>
+                <w:szCs w:val="20"/>
+              </w:rPr>
+              <w:t>Campeonato.estado</w:t>
+            </w:r>
+            <w:r>
+              <w:rPr>
+                <w:rFonts w:eastAsia="Arial" w:cs="Arial"/>
+                <w:color w:val="1C1C1C"/>
+                <w:sz w:val="20"/>
+                <w:szCs w:val="20"/>
+              </w:rPr>
+              <w:t xml:space="preserve">: a </w:t>
+            </w:r>
+            <w:r>
+              <w:rPr>
+                <w:rStyle w:val="Textooriginal"/>
+                <w:color w:val="1C1C1C"/>
+                <w:sz w:val="20"/>
+                <w:szCs w:val="20"/>
+              </w:rPr>
+              <w:t>'inscripciones_cerradas'</w:t>
+            </w:r>
+            <w:r>
+              <w:rPr>
+                <w:rFonts w:eastAsia="Arial" w:cs="Arial"/>
+                <w:color w:val="1C1C1C"/>
+                <w:sz w:val="20"/>
+                <w:szCs w:val="20"/>
+              </w:rPr>
+              <w:t xml:space="preserve"> tras la primera ronda, o a </w:t>
+            </w:r>
+            <w:r>
+              <w:rPr>
+                <w:rStyle w:val="Textooriginal"/>
+                <w:color w:val="1C1C1C"/>
+                <w:sz w:val="20"/>
+                <w:szCs w:val="20"/>
+              </w:rPr>
+              <w:t>'pasado'</w:t>
+            </w:r>
+            <w:r>
+              <w:rPr>
+                <w:rFonts w:eastAsia="Arial" w:cs="Arial"/>
+                <w:color w:val="1C1C1C"/>
+                <w:sz w:val="20"/>
+                <w:szCs w:val="20"/>
+              </w:rPr>
+              <w:t xml:space="preserve"> tras desarrollar el bracket completo.</w:t>
+            </w:r>
+          </w:p>
+        </w:tc>
+        <w:tc>
+          <w:tcPr>
+            <w:tcW w:w="3146" w:type="dxa"/>
+            <w:tcBorders>
+              <w:top w:val="single" w:sz="2" w:space="0" w:color="CCCCCC"/>
+              <w:start w:val="single" w:sz="2" w:space="0" w:color="CCCCCC"/>
+              <w:bottom w:val="single" w:sz="2" w:space="0" w:color="CCCCCC"/>
+              <w:end w:val="single" w:sz="2" w:space="0" w:color="CCCCCC"/>
+            </w:tcBorders>
+            <w:shd w:fill="F2F2F2" w:val="clear"/>
+          </w:tcPr>
+          <w:p>
+            <w:pPr>
+              <w:pStyle w:val="Normal"/>
+              <w:rPr>
+                <w:rFonts w:eastAsia="Arial" w:cs="Arial"/>
+                <w:color w:val="1C1C1C"/>
+                <w:sz w:val="20"/>
+                <w:szCs w:val="20"/>
+              </w:rPr>
+            </w:pPr>
+            <w:r>
+              <w:rPr>
+                <w:rFonts w:eastAsia="Arial" w:cs="Arial"/>
+                <w:color w:val="1C1C1C"/>
+                <w:sz w:val="20"/>
+                <w:szCs w:val="20"/>
+              </w:rPr>
+              <w:t xml:space="preserve">Se guarda el campeonato y se devuelve al controller. </w:t>
+            </w:r>
+          </w:p>
+        </w:tc>
+      </w:tr>
+      <w:tr>
+        <w:trPr/>
+        <w:tc>
+          <w:tcPr>
+            <w:tcW w:w="500" w:type="dxa"/>
+            <w:tcBorders>
+              <w:start w:val="single" w:sz="2" w:space="0" w:color="CCCCCC"/>
+              <w:bottom w:val="single" w:sz="2" w:space="0" w:color="CCCCCC"/>
+              <w:end w:val="single" w:sz="2" w:space="0" w:color="CCCCCC"/>
+            </w:tcBorders>
+            <w:shd w:fill="F2F2F2" w:val="clear"/>
+          </w:tcPr>
+          <w:p>
+            <w:pPr>
+              <w:pStyle w:val="Normal"/>
+              <w:rPr/>
+            </w:pPr>
+            <w:r>
+              <w:rPr/>
+              <w:t>8</w:t>
             </w:r>
           </w:p>
         </w:tc>
@@ -18387,7 +18286,6 @@
           <w:tcPr>
             <w:tcW w:w="2500" w:type="dxa"/>
             <w:tcBorders>
-              <w:top w:val="single" w:sz="2" w:space="0" w:color="CCCCCC"/>
               <w:start w:val="single" w:sz="2" w:space="0" w:color="CCCCCC"/>
               <w:bottom w:val="single" w:sz="2" w:space="0" w:color="CCCCCC"/>
               <w:end w:val="single" w:sz="2" w:space="0" w:color="CCCCCC"/>
@@ -18397,24 +18295,28 @@
           <w:p>
             <w:pPr>
               <w:pStyle w:val="Normal"/>
-              <w:rPr/>
-            </w:pPr>
-            <w:r>
-              <w:rPr>
-                <w:rFonts w:eastAsia="Arial" w:cs="Arial"/>
-                <w:color w:val="1C1C1C"/>
-                <w:sz w:val="20"/>
-                <w:szCs w:val="20"/>
-              </w:rPr>
-              <w:t>Renderiza el bracket horizontal con desplazamiento (overflow-x: auto).</w:t>
-            </w:r>
-          </w:p>
-        </w:tc>
-        <w:tc>
-          <w:tcPr>
-            <w:tcW w:w="3526" w:type="dxa"/>
-            <w:tcBorders>
-              <w:top w:val="single" w:sz="2" w:space="0" w:color="CCCCCC"/>
+              <w:rPr>
+                <w:rFonts w:eastAsia="Arial" w:cs="Arial"/>
+                <w:color w:val="1C1C1C"/>
+                <w:sz w:val="20"/>
+                <w:szCs w:val="20"/>
+              </w:rPr>
+            </w:pPr>
+            <w:r>
+              <w:rPr>
+                <w:rFonts w:eastAsia="Arial" w:cs="Arial"/>
+                <w:color w:val="1C1C1C"/>
+                <w:sz w:val="20"/>
+                <w:szCs w:val="20"/>
+              </w:rPr>
+              <w:t xml:space="preserve">CampeonatoController </w:t>
+            </w:r>
+          </w:p>
+        </w:tc>
+        <w:tc>
+          <w:tcPr>
+            <w:tcW w:w="2880" w:type="dxa"/>
+            <w:tcBorders>
               <w:start w:val="single" w:sz="2" w:space="0" w:color="CCCCCC"/>
               <w:bottom w:val="single" w:sz="2" w:space="0" w:color="CCCCCC"/>
               <w:end w:val="single" w:sz="2" w:space="0" w:color="CCCCCC"/>
@@ -18424,16 +18326,261 @@
           <w:p>
             <w:pPr>
               <w:pStyle w:val="Normal"/>
-              <w:rPr/>
-            </w:pPr>
-            <w:r>
-              <w:rPr>
-                <w:rFonts w:eastAsia="Arial" w:cs="Arial"/>
-                <w:color w:val="1C1C1C"/>
-                <w:sz w:val="20"/>
-                <w:szCs w:val="20"/>
-              </w:rPr>
-              <w:t>Cada tarjeta muestra nombre, club y puntuaciones de los competidores. Los ganadores tienen punto verde luminoso.</w:t>
+              <w:rPr>
+                <w:rFonts w:eastAsia="Arial" w:cs="Arial"/>
+                <w:color w:val="1C1C1C"/>
+                <w:sz w:val="20"/>
+                <w:szCs w:val="20"/>
+              </w:rPr>
+            </w:pPr>
+            <w:r>
+              <w:rPr>
+                <w:rFonts w:eastAsia="Arial" w:cs="Arial"/>
+                <w:color w:val="1C1C1C"/>
+                <w:sz w:val="20"/>
+                <w:szCs w:val="20"/>
+              </w:rPr>
+              <w:t xml:space="preserve">Serializa el </w:t>
+            </w:r>
+            <w:r>
+              <w:rPr>
+                <w:rStyle w:val="Textooriginal"/>
+                <w:color w:val="1C1C1C"/>
+                <w:sz w:val="20"/>
+                <w:szCs w:val="20"/>
+              </w:rPr>
+              <w:t>Campeonato</w:t>
+            </w:r>
+            <w:r>
+              <w:rPr>
+                <w:rFonts w:eastAsia="Arial" w:cs="Arial"/>
+                <w:color w:val="1C1C1C"/>
+                <w:sz w:val="20"/>
+                <w:szCs w:val="20"/>
+              </w:rPr>
+              <w:t xml:space="preserve"> actualizado a JSON. </w:t>
+            </w:r>
+          </w:p>
+        </w:tc>
+        <w:tc>
+          <w:tcPr>
+            <w:tcW w:w="3146" w:type="dxa"/>
+            <w:tcBorders>
+              <w:start w:val="single" w:sz="2" w:space="0" w:color="CCCCCC"/>
+              <w:bottom w:val="single" w:sz="2" w:space="0" w:color="CCCCCC"/>
+              <w:end w:val="single" w:sz="2" w:space="0" w:color="CCCCCC"/>
+            </w:tcBorders>
+            <w:shd w:fill="F2F2F2" w:val="clear"/>
+          </w:tcPr>
+          <w:p>
+            <w:pPr>
+              <w:pStyle w:val="Normal"/>
+              <w:rPr>
+                <w:rFonts w:eastAsia="Arial" w:cs="Arial"/>
+                <w:color w:val="1C1C1C"/>
+                <w:sz w:val="20"/>
+                <w:szCs w:val="20"/>
+              </w:rPr>
+            </w:pPr>
+            <w:r>
+              <w:rPr>
+                <w:rFonts w:eastAsia="Arial" w:cs="Arial"/>
+                <w:color w:val="1C1C1C"/>
+                <w:sz w:val="20"/>
+                <w:szCs w:val="20"/>
+              </w:rPr>
+              <w:t xml:space="preserve">Respuesta </w:t>
+            </w:r>
+            <w:r>
+              <w:rPr>
+                <w:rStyle w:val="Textooriginal"/>
+                <w:color w:val="1C1C1C"/>
+                <w:sz w:val="20"/>
+                <w:szCs w:val="20"/>
+              </w:rPr>
+              <w:t>200 OK</w:t>
+            </w:r>
+            <w:r>
+              <w:rPr>
+                <w:rFonts w:eastAsia="Arial" w:cs="Arial"/>
+                <w:color w:val="1C1C1C"/>
+                <w:sz w:val="20"/>
+                <w:szCs w:val="20"/>
+              </w:rPr>
+              <w:t xml:space="preserve"> al frontend. </w:t>
+            </w:r>
+          </w:p>
+        </w:tc>
+      </w:tr>
+      <w:tr>
+        <w:trPr>
+          <w:trHeight w:val="393" w:hRule="atLeast"/>
+        </w:trPr>
+        <w:tc>
+          <w:tcPr>
+            <w:tcW w:w="500" w:type="dxa"/>
+            <w:tcBorders>
+              <w:start w:val="single" w:sz="2" w:space="0" w:color="CCCCCC"/>
+              <w:bottom w:val="single" w:sz="2" w:space="0" w:color="CCCCCC"/>
+              <w:end w:val="single" w:sz="2" w:space="0" w:color="CCCCCC"/>
+            </w:tcBorders>
+            <w:shd w:fill="F2F2F2" w:val="clear"/>
+          </w:tcPr>
+          <w:p>
+            <w:pPr>
+              <w:pStyle w:val="Normal"/>
+              <w:rPr/>
+            </w:pPr>
+            <w:r>
+              <w:rPr/>
+              <w:t>9</w:t>
+            </w:r>
+          </w:p>
+        </w:tc>
+        <w:tc>
+          <w:tcPr>
+            <w:tcW w:w="2500" w:type="dxa"/>
+            <w:tcBorders>
+              <w:start w:val="single" w:sz="2" w:space="0" w:color="CCCCCC"/>
+              <w:bottom w:val="single" w:sz="2" w:space="0" w:color="CCCCCC"/>
+              <w:end w:val="single" w:sz="2" w:space="0" w:color="CCCCCC"/>
+            </w:tcBorders>
+            <w:shd w:fill="F2F2F2" w:val="clear"/>
+          </w:tcPr>
+          <w:p>
+            <w:pPr>
+              <w:pStyle w:val="Normal"/>
+              <w:rPr>
+                <w:rFonts w:eastAsia="Arial" w:cs="Arial"/>
+                <w:color w:val="1C1C1C"/>
+                <w:sz w:val="20"/>
+                <w:szCs w:val="20"/>
+              </w:rPr>
+            </w:pPr>
+            <w:r>
+              <w:rPr>
+                <w:rFonts w:eastAsia="Arial" w:cs="Arial"/>
+                <w:color w:val="1C1C1C"/>
+                <w:sz w:val="20"/>
+                <w:szCs w:val="20"/>
+              </w:rPr>
+              <w:t>Frontend (</w:t>
+            </w:r>
+            <w:r>
+              <w:rPr>
+                <w:rStyle w:val="Textooriginal"/>
+                <w:color w:val="1C1C1C"/>
+                <w:sz w:val="20"/>
+                <w:szCs w:val="20"/>
+              </w:rPr>
+              <w:t>CampeonatoAdminComponent</w:t>
+            </w:r>
+            <w:r>
+              <w:rPr>
+                <w:rFonts w:eastAsia="Arial" w:cs="Arial"/>
+                <w:color w:val="1C1C1C"/>
+                <w:sz w:val="20"/>
+                <w:szCs w:val="20"/>
+              </w:rPr>
+              <w:t xml:space="preserve"> o </w:t>
+            </w:r>
+            <w:r>
+              <w:rPr>
+                <w:rStyle w:val="Textooriginal"/>
+                <w:color w:val="1C1C1C"/>
+                <w:sz w:val="20"/>
+                <w:szCs w:val="20"/>
+              </w:rPr>
+              <w:t>CampeonatoDetalle</w:t>
+            </w:r>
+            <w:r>
+              <w:rPr>
+                <w:rFonts w:eastAsia="Arial" w:cs="Arial"/>
+                <w:color w:val="1C1C1C"/>
+                <w:sz w:val="20"/>
+                <w:szCs w:val="20"/>
+              </w:rPr>
+              <w:t xml:space="preserve">) </w:t>
+            </w:r>
+          </w:p>
+        </w:tc>
+        <w:tc>
+          <w:tcPr>
+            <w:tcW w:w="2880" w:type="dxa"/>
+            <w:tcBorders>
+              <w:start w:val="single" w:sz="2" w:space="0" w:color="CCCCCC"/>
+              <w:bottom w:val="single" w:sz="2" w:space="0" w:color="CCCCCC"/>
+              <w:end w:val="single" w:sz="2" w:space="0" w:color="CCCCCC"/>
+            </w:tcBorders>
+            <w:shd w:fill="F2F2F2" w:val="clear"/>
+          </w:tcPr>
+          <w:p>
+            <w:pPr>
+              <w:pStyle w:val="Normal"/>
+              <w:rPr>
+                <w:rFonts w:eastAsia="Arial" w:cs="Arial"/>
+                <w:color w:val="1C1C1C"/>
+                <w:sz w:val="20"/>
+                <w:szCs w:val="20"/>
+              </w:rPr>
+            </w:pPr>
+            <w:r>
+              <w:rPr>
+                <w:rFonts w:eastAsia="Arial" w:cs="Arial"/>
+                <w:color w:val="1C1C1C"/>
+                <w:sz w:val="20"/>
+                <w:szCs w:val="20"/>
+              </w:rPr>
+              <w:t xml:space="preserve">Actualiza el signal local del campeonato con el estado nuevo y muestra mensaje de éxito. </w:t>
+            </w:r>
+          </w:p>
+        </w:tc>
+        <w:tc>
+          <w:tcPr>
+            <w:tcW w:w="3146" w:type="dxa"/>
+            <w:tcBorders>
+              <w:start w:val="single" w:sz="2" w:space="0" w:color="CCCCCC"/>
+              <w:bottom w:val="single" w:sz="2" w:space="0" w:color="CCCCCC"/>
+              <w:end w:val="single" w:sz="2" w:space="0" w:color="CCCCCC"/>
+            </w:tcBorders>
+            <w:shd w:fill="F2F2F2" w:val="clear"/>
+          </w:tcPr>
+          <w:p>
+            <w:pPr>
+              <w:pStyle w:val="Normal"/>
+              <w:rPr>
+                <w:rFonts w:eastAsia="Arial" w:cs="Arial"/>
+                <w:color w:val="1C1C1C"/>
+                <w:sz w:val="20"/>
+                <w:szCs w:val="20"/>
+              </w:rPr>
+            </w:pPr>
+            <w:r>
+              <w:rPr>
+                <w:rFonts w:eastAsia="Arial" w:cs="Arial"/>
+                <w:color w:val="1C1C1C"/>
+                <w:sz w:val="20"/>
+                <w:szCs w:val="20"/>
+              </w:rPr>
+              <w:t xml:space="preserve">El badge "Sorteo hecho" se activa; los botones de inscripción quedan automáticamente deshabilitados al detectar </w:t>
+            </w:r>
+            <w:r>
+              <w:rPr>
+                <w:rStyle w:val="Textooriginal"/>
+                <w:color w:val="1C1C1C"/>
+                <w:sz w:val="20"/>
+                <w:szCs w:val="20"/>
+              </w:rPr>
+              <w:t>estado === 'inscripciones_cerradas'</w:t>
+            </w:r>
+            <w:r>
+              <w:rPr>
+                <w:rFonts w:eastAsia="Arial" w:cs="Arial"/>
+                <w:color w:val="1C1C1C"/>
+                <w:sz w:val="20"/>
+                <w:szCs w:val="20"/>
+              </w:rPr>
+              <w:t xml:space="preserve">. </w:t>
             </w:r>
           </w:p>
         </w:tc>
@@ -18447,41 +18594,134 @@
       <w:r>
         <w:rPr/>
       </w:r>
-      <w:r>
-        <w:br w:type="page"/>
-      </w:r>
-    </w:p>
-    <w:p>
-      <w:pPr>
-        <w:pStyle w:val="Heading2"/>
-        <w:spacing w:before="0" w:after="160"/>
-        <w:rPr>
-          <w:color w:val="8D281E"/>
-        </w:rPr>
-      </w:pPr>
-      <w:r>
-        <w:rPr>
-          <w:color w:val="8D281E"/>
-        </w:rPr>
-        <w:t>6.4. Descomposición Modular del Proyecto e Interrelación entre Módulos</w:t>
-      </w:r>
-    </w:p>
-    <w:p>
-      <w:pPr>
-        <w:pStyle w:val="Heading3"/>
-        <w:spacing w:before="280" w:after="120"/>
-        <w:rPr/>
-      </w:pPr>
-      <w:r>
-        <w:rPr>
-          <w:rFonts w:eastAsia="Arial" w:cs="Arial"/>
+    </w:p>
+    <w:p>
+      <w:pPr>
+        <w:pStyle w:val="Normal"/>
+        <w:rPr/>
+      </w:pPr>
+      <w:r>
+        <w:rPr/>
+      </w:r>
+    </w:p>
+    <w:p>
+      <w:pPr>
+        <w:pStyle w:val="Normal"/>
+        <w:rPr/>
+      </w:pPr>
+      <w:r>
+        <w:rPr/>
+      </w:r>
+    </w:p>
+    <w:p>
+      <w:pPr>
+        <w:pStyle w:val="Normal"/>
+        <w:rPr/>
+      </w:pPr>
+      <w:r>
+        <w:rPr/>
+      </w:r>
+    </w:p>
+    <w:p>
+      <w:pPr>
+        <w:pStyle w:val="Normal"/>
+        <w:rPr/>
+      </w:pPr>
+      <w:r>
+        <w:rPr/>
+      </w:r>
+    </w:p>
+    <w:p>
+      <w:pPr>
+        <w:pStyle w:val="Normal"/>
+        <w:rPr/>
+      </w:pPr>
+      <w:r>
+        <w:rPr/>
+      </w:r>
+    </w:p>
+    <w:p>
+      <w:pPr>
+        <w:pStyle w:val="Normal"/>
+        <w:rPr/>
+      </w:pPr>
+      <w:r>
+        <w:rPr/>
+      </w:r>
+    </w:p>
+    <w:p>
+      <w:pPr>
+        <w:pStyle w:val="Normal"/>
+        <w:rPr/>
+      </w:pPr>
+      <w:r>
+        <w:rPr/>
+      </w:r>
+    </w:p>
+    <w:p>
+      <w:pPr>
+        <w:pStyle w:val="Normal"/>
+        <w:rPr/>
+      </w:pPr>
+      <w:r>
+        <w:rPr/>
+      </w:r>
+    </w:p>
+    <w:p>
+      <w:pPr>
+        <w:pStyle w:val="Normal"/>
+        <w:rPr/>
+      </w:pPr>
+      <w:r>
+        <w:rPr/>
+      </w:r>
+    </w:p>
+    <w:p>
+      <w:pPr>
+        <w:pStyle w:val="Normal"/>
+        <w:rPr/>
+      </w:pPr>
+      <w:r>
+        <w:rPr/>
+      </w:r>
+    </w:p>
+    <w:p>
+      <w:pPr>
+        <w:pStyle w:val="Normal"/>
+        <w:rPr/>
+      </w:pPr>
+      <w:r>
+        <w:rPr/>
+      </w:r>
+    </w:p>
+    <w:p>
+      <w:pPr>
+        <w:pStyle w:val="Normal"/>
+        <w:rPr/>
+      </w:pPr>
+      <w:r>
+        <w:rPr/>
+      </w:r>
+    </w:p>
+    <w:p>
+      <w:pPr>
+        <w:pStyle w:val="Normal"/>
+        <w:spacing w:before="200" w:after="80"/>
+        <w:rPr>
           <w:b/>
           <w:bCs/>
           <w:color w:val="1C1C1C"/>
-          <w:sz w:val="24"/>
-          <w:szCs w:val="24"/>
-        </w:rPr>
-        <w:t>6.4.1. Módulos del Backend (Spring Boot)</w:t>
+          <w:u w:val="single"/>
+        </w:rPr>
+      </w:pPr>
+      <w:r>
+        <w:rPr>
+          <w:b/>
+          <w:bCs/>
+          <w:color w:val="1C1C1C"/>
+          <w:u w:val="single"/>
+        </w:rPr>
+        <w:t>Flujo 4: Visualización del sorteo</w:t>
       </w:r>
     </w:p>
     <w:tbl>
@@ -18498,8 +18738,1394 @@
         </w:tblCellMar>
       </w:tblPr>
       <w:tblGrid>
-        <w:gridCol w:w="1696"/>
-        <w:gridCol w:w="2704"/>
+        <w:gridCol w:w="500"/>
+        <w:gridCol w:w="2500"/>
+        <w:gridCol w:w="2880"/>
+        <w:gridCol w:w="3146"/>
+      </w:tblGrid>
+      <w:tr>
+        <w:trPr>
+          <w:tblHeader w:val="true"/>
+        </w:trPr>
+        <w:tc>
+          <w:tcPr>
+            <w:tcW w:w="500" w:type="dxa"/>
+            <w:tcBorders>
+              <w:top w:val="single" w:sz="2" w:space="0" w:color="CCCCCC"/>
+              <w:start w:val="single" w:sz="2" w:space="0" w:color="CCCCCC"/>
+              <w:bottom w:val="single" w:sz="2" w:space="0" w:color="CCCCCC"/>
+            </w:tcBorders>
+            <w:shd w:fill="8D281E" w:val="clear"/>
+          </w:tcPr>
+          <w:p>
+            <w:pPr>
+              <w:pStyle w:val="Normal"/>
+              <w:widowControl/>
+              <w:bidi w:val="0"/>
+              <w:spacing w:before="0" w:after="0"/>
+              <w:jc w:val="start"/>
+              <w:rPr/>
+            </w:pPr>
+            <w:r>
+              <w:rPr/>
+              <w:t>Paso</w:t>
+            </w:r>
+          </w:p>
+        </w:tc>
+        <w:tc>
+          <w:tcPr>
+            <w:tcW w:w="2500" w:type="dxa"/>
+            <w:tcBorders>
+              <w:top w:val="single" w:sz="2" w:space="0" w:color="CCCCCC"/>
+              <w:start w:val="single" w:sz="2" w:space="0" w:color="CCCCCC"/>
+              <w:bottom w:val="single" w:sz="2" w:space="0" w:color="CCCCCC"/>
+            </w:tcBorders>
+            <w:shd w:fill="8D281E" w:val="clear"/>
+          </w:tcPr>
+          <w:p>
+            <w:pPr>
+              <w:pStyle w:val="Normal"/>
+              <w:widowControl/>
+              <w:bidi w:val="0"/>
+              <w:spacing w:before="0" w:after="0"/>
+              <w:jc w:val="start"/>
+              <w:rPr/>
+            </w:pPr>
+            <w:r>
+              <w:rPr/>
+              <w:t>Actor / Componente</w:t>
+            </w:r>
+          </w:p>
+        </w:tc>
+        <w:tc>
+          <w:tcPr>
+            <w:tcW w:w="2880" w:type="dxa"/>
+            <w:tcBorders>
+              <w:top w:val="single" w:sz="2" w:space="0" w:color="CCCCCC"/>
+              <w:start w:val="single" w:sz="2" w:space="0" w:color="CCCCCC"/>
+              <w:bottom w:val="single" w:sz="2" w:space="0" w:color="CCCCCC"/>
+            </w:tcBorders>
+            <w:shd w:fill="8D281E" w:val="clear"/>
+          </w:tcPr>
+          <w:p>
+            <w:pPr>
+              <w:pStyle w:val="Normal"/>
+              <w:widowControl/>
+              <w:bidi w:val="0"/>
+              <w:spacing w:before="0" w:after="0"/>
+              <w:jc w:val="start"/>
+              <w:rPr/>
+            </w:pPr>
+            <w:r>
+              <w:rPr/>
+              <w:t>Acción</w:t>
+            </w:r>
+          </w:p>
+        </w:tc>
+        <w:tc>
+          <w:tcPr>
+            <w:tcW w:w="3146" w:type="dxa"/>
+            <w:tcBorders>
+              <w:top w:val="single" w:sz="2" w:space="0" w:color="CCCCCC"/>
+              <w:start w:val="single" w:sz="2" w:space="0" w:color="CCCCCC"/>
+              <w:bottom w:val="single" w:sz="2" w:space="0" w:color="CCCCCC"/>
+            </w:tcBorders>
+            <w:shd w:fill="8D281E" w:val="clear"/>
+          </w:tcPr>
+          <w:p>
+            <w:pPr>
+              <w:pStyle w:val="Normal"/>
+              <w:widowControl/>
+              <w:bidi w:val="0"/>
+              <w:spacing w:before="0" w:after="0"/>
+              <w:jc w:val="start"/>
+              <w:rPr/>
+            </w:pPr>
+            <w:r>
+              <w:rPr/>
+              <w:t>Resultado</w:t>
+            </w:r>
+          </w:p>
+        </w:tc>
+      </w:tr>
+      <w:tr>
+        <w:trPr/>
+        <w:tc>
+          <w:tcPr>
+            <w:tcW w:w="500" w:type="dxa"/>
+            <w:tcBorders>
+              <w:start w:val="single" w:sz="2" w:space="0" w:color="CCCCCC"/>
+              <w:bottom w:val="single" w:sz="2" w:space="0" w:color="CCCCCC"/>
+            </w:tcBorders>
+            <w:shd w:fill="FAFAFA" w:val="clear"/>
+          </w:tcPr>
+          <w:p>
+            <w:pPr>
+              <w:pStyle w:val="Normal"/>
+              <w:rPr/>
+            </w:pPr>
+            <w:r>
+              <w:rPr>
+                <w:rFonts w:eastAsia="Arial" w:cs="Arial"/>
+                <w:color w:val="1C1C1C"/>
+                <w:sz w:val="20"/>
+                <w:szCs w:val="20"/>
+              </w:rPr>
+              <w:t>1</w:t>
+            </w:r>
+          </w:p>
+        </w:tc>
+        <w:tc>
+          <w:tcPr>
+            <w:tcW w:w="2500" w:type="dxa"/>
+            <w:tcBorders>
+              <w:start w:val="single" w:sz="2" w:space="0" w:color="CCCCCC"/>
+              <w:bottom w:val="single" w:sz="2" w:space="0" w:color="CCCCCC"/>
+            </w:tcBorders>
+            <w:shd w:fill="FAFAFA" w:val="clear"/>
+          </w:tcPr>
+          <w:p>
+            <w:pPr>
+              <w:pStyle w:val="Normal"/>
+              <w:rPr/>
+            </w:pPr>
+            <w:r>
+              <w:rPr>
+                <w:rFonts w:eastAsia="Arial" w:cs="Arial"/>
+                <w:color w:val="1C1C1C"/>
+                <w:sz w:val="20"/>
+                <w:szCs w:val="20"/>
+              </w:rPr>
+              <w:t>Usuario</w:t>
+            </w:r>
+          </w:p>
+        </w:tc>
+        <w:tc>
+          <w:tcPr>
+            <w:tcW w:w="2880" w:type="dxa"/>
+            <w:tcBorders>
+              <w:start w:val="single" w:sz="2" w:space="0" w:color="CCCCCC"/>
+              <w:bottom w:val="single" w:sz="2" w:space="0" w:color="CCCCCC"/>
+            </w:tcBorders>
+            <w:shd w:fill="FAFAFA" w:val="clear"/>
+          </w:tcPr>
+          <w:p>
+            <w:pPr>
+              <w:pStyle w:val="Normal"/>
+              <w:rPr>
+                <w:rFonts w:eastAsia="Arial" w:cs="Arial"/>
+                <w:color w:val="1C1C1C"/>
+                <w:sz w:val="20"/>
+                <w:szCs w:val="20"/>
+              </w:rPr>
+            </w:pPr>
+            <w:r>
+              <w:rPr>
+                <w:rFonts w:eastAsia="Arial" w:cs="Arial"/>
+                <w:color w:val="1C1C1C"/>
+                <w:sz w:val="20"/>
+                <w:szCs w:val="20"/>
+              </w:rPr>
+              <w:t xml:space="preserve">Navega a </w:t>
+            </w:r>
+            <w:r>
+              <w:rPr>
+                <w:rStyle w:val="Textooriginal"/>
+                <w:color w:val="1C1C1C"/>
+                <w:sz w:val="20"/>
+                <w:szCs w:val="20"/>
+              </w:rPr>
+              <w:t>/campeonato/:id/categoria/:idCat/sorteo</w:t>
+            </w:r>
+            <w:r>
+              <w:rPr>
+                <w:rFonts w:eastAsia="Arial" w:cs="Arial"/>
+                <w:color w:val="1C1C1C"/>
+                <w:sz w:val="20"/>
+                <w:szCs w:val="20"/>
+              </w:rPr>
+              <w:t xml:space="preserve"> (típicamente desde el botón "Ver sorteo" en el detalle del campeonato). </w:t>
+            </w:r>
+          </w:p>
+        </w:tc>
+        <w:tc>
+          <w:tcPr>
+            <w:tcW w:w="3146" w:type="dxa"/>
+            <w:tcBorders>
+              <w:start w:val="single" w:sz="2" w:space="0" w:color="CCCCCC"/>
+              <w:bottom w:val="single" w:sz="2" w:space="0" w:color="CCCCCC"/>
+            </w:tcBorders>
+            <w:shd w:fill="FAFAFA" w:val="clear"/>
+          </w:tcPr>
+          <w:p>
+            <w:pPr>
+              <w:pStyle w:val="Normal"/>
+              <w:rPr>
+                <w:rFonts w:eastAsia="Arial" w:cs="Arial"/>
+                <w:color w:val="1C1C1C"/>
+                <w:sz w:val="20"/>
+                <w:szCs w:val="20"/>
+              </w:rPr>
+            </w:pPr>
+            <w:r>
+              <w:rPr>
+                <w:rFonts w:eastAsia="Arial" w:cs="Arial"/>
+                <w:color w:val="1C1C1C"/>
+                <w:sz w:val="20"/>
+                <w:szCs w:val="20"/>
+              </w:rPr>
+              <w:t xml:space="preserve">Angular Router activa </w:t>
+            </w:r>
+            <w:r>
+              <w:rPr>
+                <w:rStyle w:val="Textooriginal"/>
+                <w:color w:val="1C1C1C"/>
+                <w:sz w:val="20"/>
+                <w:szCs w:val="20"/>
+              </w:rPr>
+              <w:t>SorteoComponent</w:t>
+            </w:r>
+            <w:r>
+              <w:rPr>
+                <w:rFonts w:eastAsia="Arial" w:cs="Arial"/>
+                <w:color w:val="1C1C1C"/>
+                <w:sz w:val="20"/>
+                <w:szCs w:val="20"/>
+              </w:rPr>
+              <w:t xml:space="preserve"> y lee los parámetros </w:t>
+            </w:r>
+            <w:r>
+              <w:rPr>
+                <w:rStyle w:val="Textooriginal"/>
+                <w:color w:val="1C1C1C"/>
+                <w:sz w:val="20"/>
+                <w:szCs w:val="20"/>
+              </w:rPr>
+              <w:t>id</w:t>
+            </w:r>
+            <w:r>
+              <w:rPr>
+                <w:rFonts w:eastAsia="Arial" w:cs="Arial"/>
+                <w:color w:val="1C1C1C"/>
+                <w:sz w:val="20"/>
+                <w:szCs w:val="20"/>
+              </w:rPr>
+              <w:t xml:space="preserve"> e </w:t>
+            </w:r>
+            <w:r>
+              <w:rPr>
+                <w:rStyle w:val="Textooriginal"/>
+                <w:color w:val="1C1C1C"/>
+                <w:sz w:val="20"/>
+                <w:szCs w:val="20"/>
+              </w:rPr>
+              <w:t>idCategoria</w:t>
+            </w:r>
+            <w:r>
+              <w:rPr>
+                <w:rFonts w:eastAsia="Arial" w:cs="Arial"/>
+                <w:color w:val="1C1C1C"/>
+                <w:sz w:val="20"/>
+                <w:szCs w:val="20"/>
+              </w:rPr>
+              <w:t xml:space="preserve"> de la URL. </w:t>
+            </w:r>
+          </w:p>
+        </w:tc>
+      </w:tr>
+      <w:tr>
+        <w:trPr/>
+        <w:tc>
+          <w:tcPr>
+            <w:tcW w:w="500" w:type="dxa"/>
+            <w:tcBorders>
+              <w:top w:val="single" w:sz="2" w:space="0" w:color="CCCCCC"/>
+              <w:start w:val="single" w:sz="2" w:space="0" w:color="CCCCCC"/>
+              <w:bottom w:val="single" w:sz="2" w:space="0" w:color="CCCCCC"/>
+              <w:end w:val="single" w:sz="2" w:space="0" w:color="CCCCCC"/>
+            </w:tcBorders>
+            <w:shd w:fill="F2F2F2" w:val="clear"/>
+          </w:tcPr>
+          <w:p>
+            <w:pPr>
+              <w:pStyle w:val="Normal"/>
+              <w:rPr/>
+            </w:pPr>
+            <w:r>
+              <w:rPr>
+                <w:rFonts w:eastAsia="Arial" w:cs="Arial"/>
+                <w:color w:val="1C1C1C"/>
+                <w:sz w:val="20"/>
+                <w:szCs w:val="20"/>
+              </w:rPr>
+              <w:t>2</w:t>
+            </w:r>
+          </w:p>
+        </w:tc>
+        <w:tc>
+          <w:tcPr>
+            <w:tcW w:w="2500" w:type="dxa"/>
+            <w:tcBorders>
+              <w:top w:val="single" w:sz="2" w:space="0" w:color="CCCCCC"/>
+              <w:start w:val="single" w:sz="2" w:space="0" w:color="CCCCCC"/>
+              <w:bottom w:val="single" w:sz="2" w:space="0" w:color="CCCCCC"/>
+              <w:end w:val="single" w:sz="2" w:space="0" w:color="CCCCCC"/>
+            </w:tcBorders>
+            <w:shd w:fill="F2F2F2" w:val="clear"/>
+          </w:tcPr>
+          <w:p>
+            <w:pPr>
+              <w:pStyle w:val="Normal"/>
+              <w:rPr>
+                <w:rFonts w:eastAsia="Arial" w:cs="Arial"/>
+                <w:color w:val="1C1C1C"/>
+                <w:sz w:val="20"/>
+                <w:szCs w:val="20"/>
+              </w:rPr>
+            </w:pPr>
+            <w:r>
+              <w:rPr>
+                <w:rFonts w:eastAsia="Arial" w:cs="Arial"/>
+                <w:color w:val="1C1C1C"/>
+                <w:sz w:val="20"/>
+                <w:szCs w:val="20"/>
+              </w:rPr>
+              <w:t xml:space="preserve">SorteoComponent.ngOnInit() </w:t>
+            </w:r>
+          </w:p>
+        </w:tc>
+        <w:tc>
+          <w:tcPr>
+            <w:tcW w:w="2880" w:type="dxa"/>
+            <w:tcBorders>
+              <w:top w:val="single" w:sz="2" w:space="0" w:color="CCCCCC"/>
+              <w:start w:val="single" w:sz="2" w:space="0" w:color="CCCCCC"/>
+              <w:bottom w:val="single" w:sz="2" w:space="0" w:color="CCCCCC"/>
+              <w:end w:val="single" w:sz="2" w:space="0" w:color="CCCCCC"/>
+            </w:tcBorders>
+            <w:shd w:fill="F2F2F2" w:val="clear"/>
+          </w:tcPr>
+          <w:p>
+            <w:pPr>
+              <w:pStyle w:val="Normal"/>
+              <w:rPr>
+                <w:rFonts w:eastAsia="Arial" w:cs="Arial"/>
+                <w:color w:val="1C1C1C"/>
+                <w:sz w:val="20"/>
+                <w:szCs w:val="20"/>
+              </w:rPr>
+            </w:pPr>
+            <w:r>
+              <w:rPr>
+                <w:rFonts w:eastAsia="Arial" w:cs="Arial"/>
+                <w:color w:val="1C1C1C"/>
+                <w:sz w:val="20"/>
+                <w:szCs w:val="20"/>
+              </w:rPr>
+              <w:t xml:space="preserve">Lanza </w:t>
+            </w:r>
+            <w:r>
+              <w:rPr>
+                <w:rFonts w:eastAsia="Arial" w:cs="Arial"/>
+                <w:b/>
+                <w:color w:val="1C1C1C"/>
+                <w:sz w:val="20"/>
+                <w:szCs w:val="20"/>
+              </w:rPr>
+              <w:t xml:space="preserve">tres </w:t>
+            </w:r>
+            <w:r>
+              <w:rPr>
+                <w:rStyle w:val="Textooriginal"/>
+                <w:b/>
+                <w:color w:val="1C1C1C"/>
+                <w:sz w:val="20"/>
+                <w:szCs w:val="20"/>
+              </w:rPr>
+              <w:t>fetch()</w:t>
+            </w:r>
+            <w:r>
+              <w:rPr>
+                <w:rFonts w:eastAsia="Arial" w:cs="Arial"/>
+                <w:b/>
+                <w:color w:val="1C1C1C"/>
+                <w:sz w:val="20"/>
+                <w:szCs w:val="20"/>
+              </w:rPr>
+              <w:t xml:space="preserve"> en paralelo</w:t>
+            </w:r>
+            <w:r>
+              <w:rPr>
+                <w:rFonts w:eastAsia="Arial" w:cs="Arial"/>
+                <w:color w:val="1C1C1C"/>
+                <w:sz w:val="20"/>
+                <w:szCs w:val="20"/>
+              </w:rPr>
+              <w:t xml:space="preserve"> a la API: </w:t>
+            </w:r>
+            <w:r>
+              <w:rPr>
+                <w:rStyle w:val="Textooriginal"/>
+                <w:color w:val="1C1C1C"/>
+                <w:sz w:val="20"/>
+                <w:szCs w:val="20"/>
+              </w:rPr>
+              <w:t>GET /api/inscripciones/campeonato/{id}/categoria/{idCat}</w:t>
+            </w:r>
+            <w:r>
+              <w:rPr>
+                <w:rFonts w:eastAsia="Arial" w:cs="Arial"/>
+                <w:color w:val="1C1C1C"/>
+                <w:sz w:val="20"/>
+                <w:szCs w:val="20"/>
+              </w:rPr>
+              <w:t xml:space="preserve">, </w:t>
+            </w:r>
+            <w:r>
+              <w:rPr>
+                <w:rStyle w:val="Textooriginal"/>
+                <w:color w:val="1C1C1C"/>
+                <w:sz w:val="20"/>
+                <w:szCs w:val="20"/>
+              </w:rPr>
+              <w:t>GET /api/combates/campeonato/{id}/categoria/{idCat}</w:t>
+            </w:r>
+            <w:r>
+              <w:rPr>
+                <w:rFonts w:eastAsia="Arial" w:cs="Arial"/>
+                <w:color w:val="1C1C1C"/>
+                <w:sz w:val="20"/>
+                <w:szCs w:val="20"/>
+              </w:rPr>
+              <w:t xml:space="preserve"> y </w:t>
+            </w:r>
+            <w:r>
+              <w:rPr>
+                <w:rStyle w:val="Textooriginal"/>
+                <w:color w:val="1C1C1C"/>
+                <w:sz w:val="20"/>
+                <w:szCs w:val="20"/>
+              </w:rPr>
+              <w:t>GET /api/campeonatos/{id}</w:t>
+            </w:r>
+            <w:r>
+              <w:rPr>
+                <w:rFonts w:eastAsia="Arial" w:cs="Arial"/>
+                <w:color w:val="1C1C1C"/>
+                <w:sz w:val="20"/>
+                <w:szCs w:val="20"/>
+              </w:rPr>
+              <w:t xml:space="preserve">. </w:t>
+            </w:r>
+          </w:p>
+        </w:tc>
+        <w:tc>
+          <w:tcPr>
+            <w:tcW w:w="3146" w:type="dxa"/>
+            <w:tcBorders>
+              <w:top w:val="single" w:sz="2" w:space="0" w:color="CCCCCC"/>
+              <w:start w:val="single" w:sz="2" w:space="0" w:color="CCCCCC"/>
+              <w:bottom w:val="single" w:sz="2" w:space="0" w:color="CCCCCC"/>
+              <w:end w:val="single" w:sz="2" w:space="0" w:color="CCCCCC"/>
+            </w:tcBorders>
+            <w:shd w:fill="F2F2F2" w:val="clear"/>
+          </w:tcPr>
+          <w:p>
+            <w:pPr>
+              <w:pStyle w:val="Normal"/>
+              <w:rPr>
+                <w:rFonts w:eastAsia="Arial" w:cs="Arial"/>
+                <w:color w:val="1C1C1C"/>
+                <w:sz w:val="20"/>
+                <w:szCs w:val="20"/>
+              </w:rPr>
+            </w:pPr>
+            <w:r>
+              <w:rPr>
+                <w:rFonts w:eastAsia="Arial" w:cs="Arial"/>
+                <w:color w:val="1C1C1C"/>
+                <w:sz w:val="20"/>
+                <w:szCs w:val="20"/>
+              </w:rPr>
+              <w:t xml:space="preserve">El </w:t>
+            </w:r>
+            <w:r>
+              <w:rPr>
+                <w:rFonts w:eastAsia="Arial" w:cs="Arial"/>
+                <w:b/>
+                <w:color w:val="1C1C1C"/>
+                <w:sz w:val="20"/>
+                <w:szCs w:val="20"/>
+              </w:rPr>
+              <w:t xml:space="preserve">indicador </w:t>
+            </w:r>
+            <w:r>
+              <w:rPr>
+                <w:rStyle w:val="Textooriginal"/>
+                <w:b/>
+                <w:color w:val="1C1C1C"/>
+                <w:sz w:val="20"/>
+                <w:szCs w:val="20"/>
+              </w:rPr>
+              <w:t>loading()</w:t>
+            </w:r>
+            <w:r>
+              <w:rPr>
+                <w:rFonts w:eastAsia="Arial" w:cs="Arial"/>
+                <w:color w:val="1C1C1C"/>
+                <w:sz w:val="20"/>
+                <w:szCs w:val="20"/>
+              </w:rPr>
+              <w:t xml:space="preserve"> muestra el spinner mientras se resuelven. </w:t>
+            </w:r>
+          </w:p>
+        </w:tc>
+      </w:tr>
+      <w:tr>
+        <w:trPr/>
+        <w:tc>
+          <w:tcPr>
+            <w:tcW w:w="500" w:type="dxa"/>
+            <w:tcBorders>
+              <w:top w:val="single" w:sz="2" w:space="0" w:color="CCCCCC"/>
+              <w:start w:val="single" w:sz="2" w:space="0" w:color="CCCCCC"/>
+              <w:bottom w:val="single" w:sz="2" w:space="0" w:color="CCCCCC"/>
+              <w:end w:val="single" w:sz="2" w:space="0" w:color="CCCCCC"/>
+            </w:tcBorders>
+            <w:shd w:fill="FAFAFA" w:val="clear"/>
+          </w:tcPr>
+          <w:p>
+            <w:pPr>
+              <w:pStyle w:val="Normal"/>
+              <w:rPr/>
+            </w:pPr>
+            <w:r>
+              <w:rPr>
+                <w:rFonts w:eastAsia="Arial" w:cs="Arial"/>
+                <w:color w:val="1C1C1C"/>
+                <w:sz w:val="20"/>
+                <w:szCs w:val="20"/>
+              </w:rPr>
+              <w:t>3</w:t>
+            </w:r>
+          </w:p>
+        </w:tc>
+        <w:tc>
+          <w:tcPr>
+            <w:tcW w:w="2500" w:type="dxa"/>
+            <w:tcBorders>
+              <w:top w:val="single" w:sz="2" w:space="0" w:color="CCCCCC"/>
+              <w:start w:val="single" w:sz="2" w:space="0" w:color="CCCCCC"/>
+              <w:bottom w:val="single" w:sz="2" w:space="0" w:color="CCCCCC"/>
+              <w:end w:val="single" w:sz="2" w:space="0" w:color="CCCCCC"/>
+            </w:tcBorders>
+            <w:shd w:fill="FAFAFA" w:val="clear"/>
+          </w:tcPr>
+          <w:p>
+            <w:pPr>
+              <w:pStyle w:val="Normal"/>
+              <w:rPr>
+                <w:rFonts w:eastAsia="Arial" w:cs="Arial"/>
+                <w:color w:val="1C1C1C"/>
+                <w:sz w:val="20"/>
+                <w:szCs w:val="20"/>
+              </w:rPr>
+            </w:pPr>
+            <w:r>
+              <w:rPr>
+                <w:rFonts w:eastAsia="Arial" w:cs="Arial"/>
+                <w:color w:val="1C1C1C"/>
+                <w:sz w:val="20"/>
+                <w:szCs w:val="20"/>
+              </w:rPr>
+              <w:t xml:space="preserve">Backend (3 controladores) </w:t>
+            </w:r>
+          </w:p>
+        </w:tc>
+        <w:tc>
+          <w:tcPr>
+            <w:tcW w:w="2880" w:type="dxa"/>
+            <w:tcBorders>
+              <w:top w:val="single" w:sz="2" w:space="0" w:color="CCCCCC"/>
+              <w:start w:val="single" w:sz="2" w:space="0" w:color="CCCCCC"/>
+              <w:bottom w:val="single" w:sz="2" w:space="0" w:color="CCCCCC"/>
+              <w:end w:val="single" w:sz="2" w:space="0" w:color="CCCCCC"/>
+            </w:tcBorders>
+            <w:shd w:fill="FAFAFA" w:val="clear"/>
+          </w:tcPr>
+          <w:p>
+            <w:pPr>
+              <w:pStyle w:val="Normal"/>
+              <w:rPr>
+                <w:rFonts w:eastAsia="Arial" w:cs="Arial"/>
+                <w:color w:val="1C1C1C"/>
+                <w:sz w:val="20"/>
+                <w:szCs w:val="20"/>
+              </w:rPr>
+            </w:pPr>
+            <w:r>
+              <w:rPr>
+                <w:rFonts w:eastAsia="Arial" w:cs="Arial"/>
+                <w:color w:val="1C1C1C"/>
+                <w:sz w:val="20"/>
+                <w:szCs w:val="20"/>
+              </w:rPr>
+              <w:t xml:space="preserve">Cada endpoint hace su consulta a MySQL vía el repositorio JPA correspondiente y devuelve JSON. </w:t>
+            </w:r>
+          </w:p>
+        </w:tc>
+        <w:tc>
+          <w:tcPr>
+            <w:tcW w:w="3146" w:type="dxa"/>
+            <w:tcBorders>
+              <w:top w:val="single" w:sz="2" w:space="0" w:color="CCCCCC"/>
+              <w:start w:val="single" w:sz="2" w:space="0" w:color="CCCCCC"/>
+              <w:bottom w:val="single" w:sz="2" w:space="0" w:color="CCCCCC"/>
+              <w:end w:val="single" w:sz="2" w:space="0" w:color="CCCCCC"/>
+            </w:tcBorders>
+            <w:shd w:fill="FAFAFA" w:val="clear"/>
+          </w:tcPr>
+          <w:p>
+            <w:pPr>
+              <w:pStyle w:val="Normal"/>
+              <w:rPr>
+                <w:rFonts w:eastAsia="Arial" w:cs="Arial"/>
+                <w:color w:val="1C1C1C"/>
+                <w:sz w:val="20"/>
+                <w:szCs w:val="20"/>
+              </w:rPr>
+            </w:pPr>
+            <w:r>
+              <w:rPr>
+                <w:rFonts w:eastAsia="Arial" w:cs="Arial"/>
+                <w:color w:val="1C1C1C"/>
+                <w:sz w:val="20"/>
+                <w:szCs w:val="20"/>
+              </w:rPr>
+              <w:t xml:space="preserve">Frontend recibe: lista de inscritos (para el nombre de la categoría y del campeonato), lista de combates y el </w:t>
+            </w:r>
+            <w:r>
+              <w:rPr>
+                <w:rFonts w:eastAsia="Arial" w:cs="Arial"/>
+                <w:b/>
+                <w:color w:val="1C1C1C"/>
+                <w:sz w:val="20"/>
+                <w:szCs w:val="20"/>
+              </w:rPr>
+              <w:t>estado</w:t>
+            </w:r>
+            <w:r>
+              <w:rPr>
+                <w:rFonts w:eastAsia="Arial" w:cs="Arial"/>
+                <w:color w:val="1C1C1C"/>
+                <w:sz w:val="20"/>
+                <w:szCs w:val="20"/>
+              </w:rPr>
+              <w:t xml:space="preserve"> del campeonato. </w:t>
+            </w:r>
+          </w:p>
+        </w:tc>
+      </w:tr>
+      <w:tr>
+        <w:trPr/>
+        <w:tc>
+          <w:tcPr>
+            <w:tcW w:w="500" w:type="dxa"/>
+            <w:tcBorders>
+              <w:top w:val="single" w:sz="2" w:space="0" w:color="CCCCCC"/>
+              <w:start w:val="single" w:sz="2" w:space="0" w:color="CCCCCC"/>
+              <w:bottom w:val="single" w:sz="2" w:space="0" w:color="CCCCCC"/>
+              <w:end w:val="single" w:sz="2" w:space="0" w:color="CCCCCC"/>
+            </w:tcBorders>
+            <w:shd w:fill="F2F2F2" w:val="clear"/>
+          </w:tcPr>
+          <w:p>
+            <w:pPr>
+              <w:pStyle w:val="Normal"/>
+              <w:rPr/>
+            </w:pPr>
+            <w:r>
+              <w:rPr>
+                <w:rFonts w:eastAsia="Arial" w:cs="Arial"/>
+                <w:color w:val="1C1C1C"/>
+                <w:sz w:val="20"/>
+                <w:szCs w:val="20"/>
+              </w:rPr>
+              <w:t>4</w:t>
+            </w:r>
+          </w:p>
+        </w:tc>
+        <w:tc>
+          <w:tcPr>
+            <w:tcW w:w="2500" w:type="dxa"/>
+            <w:tcBorders>
+              <w:top w:val="single" w:sz="2" w:space="0" w:color="CCCCCC"/>
+              <w:start w:val="single" w:sz="2" w:space="0" w:color="CCCCCC"/>
+              <w:bottom w:val="single" w:sz="2" w:space="0" w:color="CCCCCC"/>
+              <w:end w:val="single" w:sz="2" w:space="0" w:color="CCCCCC"/>
+            </w:tcBorders>
+            <w:shd w:fill="F2F2F2" w:val="clear"/>
+          </w:tcPr>
+          <w:p>
+            <w:pPr>
+              <w:pStyle w:val="Normal"/>
+              <w:rPr>
+                <w:rFonts w:eastAsia="Arial" w:cs="Arial"/>
+                <w:color w:val="1C1C1C"/>
+                <w:sz w:val="20"/>
+                <w:szCs w:val="20"/>
+              </w:rPr>
+            </w:pPr>
+            <w:r>
+              <w:rPr>
+                <w:rFonts w:eastAsia="Arial" w:cs="Arial"/>
+                <w:color w:val="1C1C1C"/>
+                <w:sz w:val="20"/>
+                <w:szCs w:val="20"/>
+              </w:rPr>
+              <w:t xml:space="preserve">SorteoComponent.construirBracketDesdeCombates() </w:t>
+            </w:r>
+          </w:p>
+        </w:tc>
+        <w:tc>
+          <w:tcPr>
+            <w:tcW w:w="2880" w:type="dxa"/>
+            <w:tcBorders>
+              <w:top w:val="single" w:sz="2" w:space="0" w:color="CCCCCC"/>
+              <w:start w:val="single" w:sz="2" w:space="0" w:color="CCCCCC"/>
+              <w:bottom w:val="single" w:sz="2" w:space="0" w:color="CCCCCC"/>
+              <w:end w:val="single" w:sz="2" w:space="0" w:color="CCCCCC"/>
+            </w:tcBorders>
+            <w:shd w:fill="F2F2F2" w:val="clear"/>
+          </w:tcPr>
+          <w:p>
+            <w:pPr>
+              <w:pStyle w:val="Normal"/>
+              <w:rPr>
+                <w:rFonts w:eastAsia="Arial" w:cs="Arial"/>
+                <w:color w:val="1C1C1C"/>
+                <w:sz w:val="20"/>
+                <w:szCs w:val="20"/>
+              </w:rPr>
+            </w:pPr>
+            <w:r>
+              <w:rPr>
+                <w:rFonts w:eastAsia="Arial" w:cs="Arial"/>
+                <w:color w:val="1C1C1C"/>
+                <w:sz w:val="20"/>
+                <w:szCs w:val="20"/>
+              </w:rPr>
+              <w:t xml:space="preserve">Agrupa los combates por su campo </w:t>
+            </w:r>
+            <w:r>
+              <w:rPr>
+                <w:rStyle w:val="Textooriginal"/>
+                <w:rFonts w:ascii="Google Sans Text;sans-serif" w:hAnsi="Google Sans Text;sans-serif"/>
+                <w:color w:val="1C1C1C"/>
+                <w:sz w:val="20"/>
+                <w:szCs w:val="20"/>
+              </w:rPr>
+              <w:t>ronda</w:t>
+            </w:r>
+            <w:r>
+              <w:rPr>
+                <w:rFonts w:eastAsia="Arial" w:cs="Arial"/>
+                <w:color w:val="1C1C1C"/>
+                <w:sz w:val="20"/>
+                <w:szCs w:val="20"/>
+              </w:rPr>
+              <w:t>, filtra por las claves conocidas (</w:t>
+            </w:r>
+            <w:r>
+              <w:rPr>
+                <w:rStyle w:val="Textooriginal"/>
+                <w:rFonts w:ascii="Google Sans Text;sans-serif" w:hAnsi="Google Sans Text;sans-serif"/>
+                <w:color w:val="1C1C1C"/>
+                <w:sz w:val="20"/>
+                <w:szCs w:val="20"/>
+              </w:rPr>
+              <w:t>ORDEN_RONDAS</w:t>
+            </w:r>
+            <w:r>
+              <w:rPr>
+                <w:rFonts w:eastAsia="Arial" w:cs="Arial"/>
+                <w:color w:val="1C1C1C"/>
+                <w:sz w:val="20"/>
+                <w:szCs w:val="20"/>
+              </w:rPr>
+              <w:t xml:space="preserve">: dieciseisavos </w:t>
+            </w:r>
+            <w:r>
+              <w:rPr>
+                <w:rFonts w:eastAsia="Arial" w:cs="Arial" w:ascii="Google Sans Text;sans-serif" w:hAnsi="Google Sans Text;sans-serif"/>
+                <w:color w:val="1C1C1C"/>
+                <w:sz w:val="20"/>
+                <w:szCs w:val="20"/>
+              </w:rPr>
+              <w:t>$\rightarrow$</w:t>
+            </w:r>
+            <w:r>
+              <w:rPr>
+                <w:rFonts w:eastAsia="Arial" w:cs="Arial"/>
+                <w:color w:val="1C1C1C"/>
+                <w:sz w:val="20"/>
+                <w:szCs w:val="20"/>
+              </w:rPr>
+              <w:t xml:space="preserve"> octavos </w:t>
+            </w:r>
+            <w:r>
+              <w:rPr>
+                <w:rFonts w:eastAsia="Arial" w:cs="Arial" w:ascii="Google Sans Text;sans-serif" w:hAnsi="Google Sans Text;sans-serif"/>
+                <w:color w:val="1C1C1C"/>
+                <w:sz w:val="20"/>
+                <w:szCs w:val="20"/>
+              </w:rPr>
+              <w:t>$\rightarrow$</w:t>
+            </w:r>
+            <w:r>
+              <w:rPr>
+                <w:rFonts w:eastAsia="Arial" w:cs="Arial"/>
+                <w:color w:val="1C1C1C"/>
+                <w:sz w:val="20"/>
+                <w:szCs w:val="20"/>
+              </w:rPr>
+              <w:t xml:space="preserve"> cuartos </w:t>
+            </w:r>
+            <w:r>
+              <w:rPr>
+                <w:rFonts w:eastAsia="Arial" w:cs="Arial" w:ascii="Google Sans Text;sans-serif" w:hAnsi="Google Sans Text;sans-serif"/>
+                <w:color w:val="1C1C1C"/>
+                <w:sz w:val="20"/>
+                <w:szCs w:val="20"/>
+              </w:rPr>
+              <w:t>$\rightarrow$</w:t>
+            </w:r>
+            <w:r>
+              <w:rPr>
+                <w:rFonts w:eastAsia="Arial" w:cs="Arial"/>
+                <w:color w:val="1C1C1C"/>
+                <w:sz w:val="20"/>
+                <w:szCs w:val="20"/>
+              </w:rPr>
+              <w:t xml:space="preserve"> semifinal </w:t>
+            </w:r>
+            <w:r>
+              <w:rPr>
+                <w:rFonts w:eastAsia="Arial" w:cs="Arial" w:ascii="Google Sans Text;sans-serif" w:hAnsi="Google Sans Text;sans-serif"/>
+                <w:color w:val="1C1C1C"/>
+                <w:sz w:val="20"/>
+                <w:szCs w:val="20"/>
+              </w:rPr>
+              <w:t>$\rightarrow$</w:t>
+            </w:r>
+            <w:r>
+              <w:rPr>
+                <w:rFonts w:eastAsia="Arial" w:cs="Arial"/>
+                <w:color w:val="1C1C1C"/>
+                <w:sz w:val="20"/>
+                <w:szCs w:val="20"/>
+              </w:rPr>
+              <w:t xml:space="preserve"> final) y ordena los combates de cada ronda por </w:t>
+            </w:r>
+            <w:r>
+              <w:rPr>
+                <w:rStyle w:val="Textooriginal"/>
+                <w:rFonts w:ascii="Google Sans Text;sans-serif" w:hAnsi="Google Sans Text;sans-serif"/>
+                <w:color w:val="1C1C1C"/>
+                <w:sz w:val="20"/>
+                <w:szCs w:val="20"/>
+              </w:rPr>
+              <w:t>numeroCombate</w:t>
+            </w:r>
+            <w:r>
+              <w:rPr>
+                <w:rFonts w:eastAsia="Arial" w:cs="Arial"/>
+                <w:color w:val="1C1C1C"/>
+                <w:sz w:val="20"/>
+                <w:szCs w:val="20"/>
+              </w:rPr>
+              <w:t xml:space="preserve">. </w:t>
+            </w:r>
+          </w:p>
+        </w:tc>
+        <w:tc>
+          <w:tcPr>
+            <w:tcW w:w="3146" w:type="dxa"/>
+            <w:tcBorders>
+              <w:top w:val="single" w:sz="2" w:space="0" w:color="CCCCCC"/>
+              <w:start w:val="single" w:sz="2" w:space="0" w:color="CCCCCC"/>
+              <w:bottom w:val="single" w:sz="2" w:space="0" w:color="CCCCCC"/>
+              <w:end w:val="single" w:sz="2" w:space="0" w:color="CCCCCC"/>
+            </w:tcBorders>
+            <w:shd w:fill="F2F2F2" w:val="clear"/>
+          </w:tcPr>
+          <w:p>
+            <w:pPr>
+              <w:pStyle w:val="Normal"/>
+              <w:rPr>
+                <w:rFonts w:eastAsia="Arial" w:cs="Arial"/>
+                <w:color w:val="1C1C1C"/>
+                <w:sz w:val="20"/>
+                <w:szCs w:val="20"/>
+              </w:rPr>
+            </w:pPr>
+            <w:r>
+              <w:rPr>
+                <w:rFonts w:eastAsia="Arial" w:cs="Arial"/>
+                <w:color w:val="1C1C1C"/>
+                <w:sz w:val="20"/>
+                <w:szCs w:val="20"/>
+              </w:rPr>
+              <w:t xml:space="preserve">Se obtiene un array </w:t>
+            </w:r>
+            <w:r>
+              <w:rPr>
+                <w:rStyle w:val="Textooriginal"/>
+                <w:color w:val="1C1C1C"/>
+                <w:sz w:val="20"/>
+                <w:szCs w:val="20"/>
+              </w:rPr>
+              <w:t>Ronda[]</w:t>
+            </w:r>
+            <w:r>
+              <w:rPr>
+                <w:rFonts w:eastAsia="Arial" w:cs="Arial"/>
+                <w:color w:val="1C1C1C"/>
+                <w:sz w:val="20"/>
+                <w:szCs w:val="20"/>
+              </w:rPr>
+              <w:t xml:space="preserve"> con las columnas del bracket en orden. Las rondas con nombre desconocido se descartan. </w:t>
+            </w:r>
+          </w:p>
+        </w:tc>
+      </w:tr>
+      <w:tr>
+        <w:trPr/>
+        <w:tc>
+          <w:tcPr>
+            <w:tcW w:w="500" w:type="dxa"/>
+            <w:tcBorders>
+              <w:top w:val="single" w:sz="2" w:space="0" w:color="CCCCCC"/>
+              <w:start w:val="single" w:sz="2" w:space="0" w:color="CCCCCC"/>
+              <w:bottom w:val="single" w:sz="2" w:space="0" w:color="CCCCCC"/>
+              <w:end w:val="single" w:sz="2" w:space="0" w:color="CCCCCC"/>
+            </w:tcBorders>
+            <w:shd w:fill="FAFAFA" w:val="clear"/>
+          </w:tcPr>
+          <w:p>
+            <w:pPr>
+              <w:pStyle w:val="Normal"/>
+              <w:rPr/>
+            </w:pPr>
+            <w:r>
+              <w:rPr>
+                <w:rFonts w:eastAsia="Arial" w:cs="Arial"/>
+                <w:color w:val="1C1C1C"/>
+                <w:sz w:val="20"/>
+                <w:szCs w:val="20"/>
+              </w:rPr>
+              <w:t>5</w:t>
+            </w:r>
+          </w:p>
+        </w:tc>
+        <w:tc>
+          <w:tcPr>
+            <w:tcW w:w="2500" w:type="dxa"/>
+            <w:tcBorders>
+              <w:top w:val="single" w:sz="2" w:space="0" w:color="CCCCCC"/>
+              <w:start w:val="single" w:sz="2" w:space="0" w:color="CCCCCC"/>
+              <w:bottom w:val="single" w:sz="2" w:space="0" w:color="CCCCCC"/>
+              <w:end w:val="single" w:sz="2" w:space="0" w:color="CCCCCC"/>
+            </w:tcBorders>
+            <w:shd w:fill="FAFAFA" w:val="clear"/>
+          </w:tcPr>
+          <w:p>
+            <w:pPr>
+              <w:pStyle w:val="Normal"/>
+              <w:rPr>
+                <w:rFonts w:eastAsia="Arial" w:cs="Arial"/>
+                <w:color w:val="1C1C1C"/>
+                <w:sz w:val="20"/>
+                <w:szCs w:val="20"/>
+              </w:rPr>
+            </w:pPr>
+            <w:r>
+              <w:rPr>
+                <w:rFonts w:eastAsia="Arial" w:cs="Arial"/>
+                <w:color w:val="1C1C1C"/>
+                <w:sz w:val="20"/>
+                <w:szCs w:val="20"/>
+              </w:rPr>
+              <w:t xml:space="preserve">SorteoComponent.mapCombate() </w:t>
+            </w:r>
+          </w:p>
+        </w:tc>
+        <w:tc>
+          <w:tcPr>
+            <w:tcW w:w="2880" w:type="dxa"/>
+            <w:tcBorders>
+              <w:top w:val="single" w:sz="2" w:space="0" w:color="CCCCCC"/>
+              <w:start w:val="single" w:sz="2" w:space="0" w:color="CCCCCC"/>
+              <w:bottom w:val="single" w:sz="2" w:space="0" w:color="CCCCCC"/>
+              <w:end w:val="single" w:sz="2" w:space="0" w:color="CCCCCC"/>
+            </w:tcBorders>
+            <w:shd w:fill="FAFAFA" w:val="clear"/>
+          </w:tcPr>
+          <w:p>
+            <w:pPr>
+              <w:pStyle w:val="Normal"/>
+              <w:rPr>
+                <w:rFonts w:eastAsia="Arial" w:cs="Arial"/>
+                <w:color w:val="1C1C1C"/>
+                <w:sz w:val="20"/>
+                <w:szCs w:val="20"/>
+              </w:rPr>
+            </w:pPr>
+            <w:r>
+              <w:rPr>
+                <w:rFonts w:eastAsia="Arial" w:cs="Arial"/>
+                <w:color w:val="1C1C1C"/>
+                <w:sz w:val="20"/>
+                <w:szCs w:val="20"/>
+              </w:rPr>
+              <w:t xml:space="preserve">Por cada combate, decide la etiqueta visual: si </w:t>
+            </w:r>
+            <w:r>
+              <w:rPr>
+                <w:rStyle w:val="Textooriginal"/>
+                <w:rFonts w:ascii="Google Sans Text;sans-serif" w:hAnsi="Google Sans Text;sans-serif"/>
+                <w:color w:val="1C1C1C"/>
+                <w:sz w:val="20"/>
+                <w:szCs w:val="20"/>
+              </w:rPr>
+              <w:t>competidorAzul === null</w:t>
+            </w:r>
+            <w:r>
+              <w:rPr>
+                <w:rFonts w:eastAsia="Arial" w:cs="Arial"/>
+                <w:color w:val="1C1C1C"/>
+                <w:sz w:val="20"/>
+                <w:szCs w:val="20"/>
+              </w:rPr>
+              <w:t xml:space="preserve"> </w:t>
+            </w:r>
+            <w:r>
+              <w:rPr>
+                <w:rFonts w:eastAsia="Arial" w:cs="Arial" w:ascii="Google Sans Text;sans-serif" w:hAnsi="Google Sans Text;sans-serif"/>
+                <w:color w:val="1C1C1C"/>
+                <w:sz w:val="20"/>
+                <w:szCs w:val="20"/>
+              </w:rPr>
+              <w:t>$\rightarrow$</w:t>
+            </w:r>
+            <w:r>
+              <w:rPr>
+                <w:rFonts w:eastAsia="Arial" w:cs="Arial"/>
+                <w:color w:val="1C1C1C"/>
+                <w:sz w:val="20"/>
+                <w:szCs w:val="20"/>
+              </w:rPr>
+              <w:t xml:space="preserve"> </w:t>
+            </w:r>
+            <w:r>
+              <w:rPr>
+                <w:rStyle w:val="Textooriginal"/>
+                <w:rFonts w:ascii="Google Sans Text;sans-serif" w:hAnsi="Google Sans Text;sans-serif"/>
+                <w:color w:val="1C1C1C"/>
+                <w:sz w:val="20"/>
+                <w:szCs w:val="20"/>
+              </w:rPr>
+              <w:t>estado='bye'</w:t>
+            </w:r>
+            <w:r>
+              <w:rPr>
+                <w:rFonts w:eastAsia="Arial" w:cs="Arial"/>
+                <w:color w:val="1C1C1C"/>
+                <w:sz w:val="20"/>
+                <w:szCs w:val="20"/>
+              </w:rPr>
+              <w:t xml:space="preserve"> (frontend-only). Si no </w:t>
+            </w:r>
+            <w:r>
+              <w:rPr>
+                <w:rFonts w:eastAsia="Arial" w:cs="Arial" w:ascii="Google Sans Text;sans-serif" w:hAnsi="Google Sans Text;sans-serif"/>
+                <w:color w:val="1C1C1C"/>
+                <w:sz w:val="20"/>
+                <w:szCs w:val="20"/>
+              </w:rPr>
+              <w:t>$\rightarrow$</w:t>
+            </w:r>
+            <w:r>
+              <w:rPr>
+                <w:rFonts w:eastAsia="Arial" w:cs="Arial"/>
+                <w:color w:val="1C1C1C"/>
+                <w:sz w:val="20"/>
+                <w:szCs w:val="20"/>
+              </w:rPr>
+              <w:t xml:space="preserve"> conserva el estado de BD (</w:t>
+            </w:r>
+            <w:r>
+              <w:rPr>
+                <w:rStyle w:val="Textooriginal"/>
+                <w:rFonts w:ascii="Google Sans Text;sans-serif" w:hAnsi="Google Sans Text;sans-serif"/>
+                <w:color w:val="1C1C1C"/>
+                <w:sz w:val="20"/>
+                <w:szCs w:val="20"/>
+              </w:rPr>
+              <w:t>pendiente</w:t>
+            </w:r>
+            <w:r>
+              <w:rPr>
+                <w:rFonts w:eastAsia="Arial" w:cs="Arial"/>
+                <w:color w:val="1C1C1C"/>
+                <w:sz w:val="20"/>
+                <w:szCs w:val="20"/>
+              </w:rPr>
+              <w:t xml:space="preserve"> / </w:t>
+            </w:r>
+            <w:r>
+              <w:rPr>
+                <w:rStyle w:val="Textooriginal"/>
+                <w:rFonts w:ascii="Google Sans Text;sans-serif" w:hAnsi="Google Sans Text;sans-serif"/>
+                <w:color w:val="1C1C1C"/>
+                <w:sz w:val="20"/>
+                <w:szCs w:val="20"/>
+              </w:rPr>
+              <w:t>finalizado</w:t>
+            </w:r>
+            <w:r>
+              <w:rPr>
+                <w:rFonts w:eastAsia="Arial" w:cs="Arial"/>
+                <w:color w:val="1C1C1C"/>
+                <w:sz w:val="20"/>
+                <w:szCs w:val="20"/>
+              </w:rPr>
+              <w:t xml:space="preserve">). </w:t>
+            </w:r>
+          </w:p>
+        </w:tc>
+        <w:tc>
+          <w:tcPr>
+            <w:tcW w:w="3146" w:type="dxa"/>
+            <w:tcBorders>
+              <w:top w:val="single" w:sz="2" w:space="0" w:color="CCCCCC"/>
+              <w:start w:val="single" w:sz="2" w:space="0" w:color="CCCCCC"/>
+              <w:bottom w:val="single" w:sz="2" w:space="0" w:color="CCCCCC"/>
+              <w:end w:val="single" w:sz="2" w:space="0" w:color="CCCCCC"/>
+            </w:tcBorders>
+            <w:shd w:fill="FAFAFA" w:val="clear"/>
+          </w:tcPr>
+          <w:p>
+            <w:pPr>
+              <w:pStyle w:val="Normal"/>
+              <w:rPr/>
+            </w:pPr>
+            <w:r>
+              <w:rPr>
+                <w:rFonts w:eastAsia="Arial" w:cs="Arial"/>
+                <w:color w:val="1C1C1C"/>
+                <w:sz w:val="20"/>
+                <w:szCs w:val="20"/>
+              </w:rPr>
+              <w:t>En campeonatos no iniciados, el bracket muestra únicamente R1.</w:t>
+            </w:r>
+            <w:r>
+              <w:rPr/>
+              <w:t xml:space="preserve">Cada combate ya tiene la información que necesita el template. </w:t>
+            </w:r>
+          </w:p>
+        </w:tc>
+      </w:tr>
+      <w:tr>
+        <w:trPr/>
+        <w:tc>
+          <w:tcPr>
+            <w:tcW w:w="500" w:type="dxa"/>
+            <w:tcBorders>
+              <w:top w:val="single" w:sz="2" w:space="0" w:color="CCCCCC"/>
+              <w:start w:val="single" w:sz="2" w:space="0" w:color="CCCCCC"/>
+              <w:bottom w:val="single" w:sz="2" w:space="0" w:color="CCCCCC"/>
+              <w:end w:val="single" w:sz="2" w:space="0" w:color="CCCCCC"/>
+            </w:tcBorders>
+            <w:shd w:fill="F2F2F2" w:val="clear"/>
+          </w:tcPr>
+          <w:p>
+            <w:pPr>
+              <w:pStyle w:val="Normal"/>
+              <w:rPr/>
+            </w:pPr>
+            <w:r>
+              <w:rPr>
+                <w:rFonts w:eastAsia="Arial" w:cs="Arial"/>
+                <w:color w:val="1C1C1C"/>
+                <w:sz w:val="20"/>
+                <w:szCs w:val="20"/>
+              </w:rPr>
+              <w:t>5</w:t>
+            </w:r>
+          </w:p>
+        </w:tc>
+        <w:tc>
+          <w:tcPr>
+            <w:tcW w:w="2500" w:type="dxa"/>
+            <w:tcBorders>
+              <w:top w:val="single" w:sz="2" w:space="0" w:color="CCCCCC"/>
+              <w:start w:val="single" w:sz="2" w:space="0" w:color="CCCCCC"/>
+              <w:bottom w:val="single" w:sz="2" w:space="0" w:color="CCCCCC"/>
+              <w:end w:val="single" w:sz="2" w:space="0" w:color="CCCCCC"/>
+            </w:tcBorders>
+            <w:shd w:fill="F2F2F2" w:val="clear"/>
+          </w:tcPr>
+          <w:p>
+            <w:pPr>
+              <w:pStyle w:val="Normal"/>
+              <w:rPr/>
+            </w:pPr>
+            <w:r>
+              <w:rPr>
+                <w:rFonts w:eastAsia="Arial" w:cs="Arial"/>
+                <w:color w:val="1C1C1C"/>
+                <w:sz w:val="20"/>
+                <w:szCs w:val="20"/>
+              </w:rPr>
+              <w:t>Template Angular</w:t>
+            </w:r>
+          </w:p>
+        </w:tc>
+        <w:tc>
+          <w:tcPr>
+            <w:tcW w:w="2880" w:type="dxa"/>
+            <w:tcBorders>
+              <w:top w:val="single" w:sz="2" w:space="0" w:color="CCCCCC"/>
+              <w:start w:val="single" w:sz="2" w:space="0" w:color="CCCCCC"/>
+              <w:bottom w:val="single" w:sz="2" w:space="0" w:color="CCCCCC"/>
+              <w:end w:val="single" w:sz="2" w:space="0" w:color="CCCCCC"/>
+            </w:tcBorders>
+            <w:shd w:fill="F2F2F2" w:val="clear"/>
+          </w:tcPr>
+          <w:p>
+            <w:pPr>
+              <w:pStyle w:val="Normal"/>
+              <w:rPr/>
+            </w:pPr>
+            <w:r>
+              <w:rPr>
+                <w:rFonts w:eastAsia="Arial" w:cs="Arial"/>
+                <w:color w:val="1C1C1C"/>
+                <w:sz w:val="20"/>
+                <w:szCs w:val="20"/>
+              </w:rPr>
+              <w:t>Renderiza el bracket horizontal con desplazamiento (overflow-x: auto).</w:t>
+            </w:r>
+          </w:p>
+        </w:tc>
+        <w:tc>
+          <w:tcPr>
+            <w:tcW w:w="3146" w:type="dxa"/>
+            <w:tcBorders>
+              <w:top w:val="single" w:sz="2" w:space="0" w:color="CCCCCC"/>
+              <w:start w:val="single" w:sz="2" w:space="0" w:color="CCCCCC"/>
+              <w:bottom w:val="single" w:sz="2" w:space="0" w:color="CCCCCC"/>
+              <w:end w:val="single" w:sz="2" w:space="0" w:color="CCCCCC"/>
+            </w:tcBorders>
+            <w:shd w:fill="F2F2F2" w:val="clear"/>
+          </w:tcPr>
+          <w:p>
+            <w:pPr>
+              <w:pStyle w:val="Normal"/>
+              <w:rPr/>
+            </w:pPr>
+            <w:r>
+              <w:rPr>
+                <w:rFonts w:eastAsia="Arial" w:cs="Arial"/>
+                <w:color w:val="1C1C1C"/>
+                <w:sz w:val="20"/>
+                <w:szCs w:val="20"/>
+              </w:rPr>
+              <w:t>Cada tarjeta muestra nombre, club y puntuaciones de los competidores. Los ganadores tienen punto verde luminoso.</w:t>
+            </w:r>
+          </w:p>
+        </w:tc>
+      </w:tr>
+    </w:tbl>
+    <w:p>
+      <w:pPr>
+        <w:pStyle w:val="Normal"/>
+        <w:spacing w:before="200" w:after="80"/>
+        <w:rPr>
+          <w:rFonts w:eastAsia="Arial" w:cs="Arial"/>
+          <w:b/>
+          <w:bCs/>
+          <w:color w:val="1C1C1C"/>
+          <w:sz w:val="22"/>
+          <w:szCs w:val="22"/>
+          <w:u w:val="single"/>
+        </w:rPr>
+      </w:pPr>
+      <w:r>
+        <w:rPr>
+          <w:rFonts w:eastAsia="Arial" w:cs="Arial"/>
+          <w:b/>
+          <w:bCs/>
+          <w:color w:val="1C1C1C"/>
+          <w:sz w:val="22"/>
+          <w:szCs w:val="22"/>
+          <w:u w:val="single"/>
+        </w:rPr>
+      </w:r>
+      <w:r>
+        <w:br w:type="page"/>
+      </w:r>
+    </w:p>
+    <w:p>
+      <w:pPr>
+        <w:pStyle w:val="Heading2"/>
+        <w:spacing w:before="0" w:after="160"/>
+        <w:rPr>
+          <w:color w:val="8D281E"/>
+        </w:rPr>
+      </w:pPr>
+      <w:r>
+        <w:rPr>
+          <w:color w:val="8D281E"/>
+        </w:rPr>
+        <w:t>6.4. Descomposición Modular del Proyecto e Interrelación entre Módulos</w:t>
+      </w:r>
+    </w:p>
+    <w:p>
+      <w:pPr>
+        <w:pStyle w:val="Heading3"/>
+        <w:spacing w:before="280" w:after="120"/>
+        <w:rPr/>
+      </w:pPr>
+      <w:r>
+        <w:rPr>
+          <w:rFonts w:eastAsia="Arial" w:cs="Arial"/>
+          <w:b/>
+          <w:bCs/>
+          <w:color w:val="1C1C1C"/>
+          <w:sz w:val="24"/>
+          <w:szCs w:val="24"/>
+        </w:rPr>
+        <w:t>6.4.1. Módulos del Backend (Spring Boot)</w:t>
+      </w:r>
+    </w:p>
+    <w:tbl>
+      <w:tblPr>
+        <w:tblW w:w="9026" w:type="dxa"/>
+        <w:jc w:val="start"/>
+        <w:tblInd w:w="0" w:type="dxa"/>
+        <w:tblLayout w:type="fixed"/>
+        <w:tblCellMar>
+          <w:top w:w="80" w:type="dxa"/>
+          <w:start w:w="150" w:type="dxa"/>
+          <w:bottom w:w="80" w:type="dxa"/>
+          <w:end w:w="150" w:type="dxa"/>
+        </w:tblCellMar>
+      </w:tblPr>
+      <w:tblGrid>
+        <w:gridCol w:w="1695"/>
+        <w:gridCol w:w="2705"/>
         <w:gridCol w:w="4626"/>
       </w:tblGrid>
       <w:tr>
@@ -18508,7 +20134,7 @@
         </w:trPr>
         <w:tc>
           <w:tcPr>
-            <w:tcW w:w="1696" w:type="dxa"/>
+            <w:tcW w:w="1695" w:type="dxa"/>
             <w:tcBorders>
               <w:top w:val="single" w:sz="2" w:space="0" w:color="CCCCCC"/>
               <w:start w:val="single" w:sz="2" w:space="0" w:color="CCCCCC"/>
@@ -18533,7 +20159,7 @@
         </w:tc>
         <w:tc>
           <w:tcPr>
-            <w:tcW w:w="2704" w:type="dxa"/>
+            <w:tcW w:w="2705" w:type="dxa"/>
             <w:tcBorders>
               <w:top w:val="single" w:sz="2" w:space="0" w:color="CCCCCC"/>
               <w:start w:val="single" w:sz="2" w:space="0" w:color="CCCCCC"/>
@@ -18586,7 +20212,7 @@
         <w:trPr/>
         <w:tc>
           <w:tcPr>
-            <w:tcW w:w="1696" w:type="dxa"/>
+            <w:tcW w:w="1695" w:type="dxa"/>
             <w:tcBorders>
               <w:start w:val="single" w:sz="2" w:space="0" w:color="CCCCCC"/>
               <w:bottom w:val="single" w:sz="2" w:space="0" w:color="CCCCCC"/>
@@ -18611,7 +20237,7 @@
         </w:tc>
         <w:tc>
           <w:tcPr>
-            <w:tcW w:w="2704" w:type="dxa"/>
+            <w:tcW w:w="2705" w:type="dxa"/>
             <w:tcBorders>
               <w:start w:val="single" w:sz="2" w:space="0" w:color="CCCCCC"/>
               <w:bottom w:val="single" w:sz="2" w:space="0" w:color="CCCCCC"/>
@@ -18655,43 +20281,7 @@
                 <w:sz w:val="20"/>
                 <w:szCs w:val="20"/>
               </w:rPr>
-              <w:t>Define las entidades JPA. Son usadas por todos los demás módulos (repository, service, controller). No depende de otro</w:t>
-            </w:r>
-            <w:r>
-              <w:rPr>
-                <w:rFonts w:eastAsia="Arial" w:cs="Arial"/>
-                <w:color w:val="1C1C1C"/>
-                <w:sz w:val="20"/>
-                <w:szCs w:val="20"/>
-              </w:rPr>
-              <w:t>s</w:t>
-            </w:r>
-            <w:r>
-              <w:rPr>
-                <w:rFonts w:eastAsia="Arial" w:cs="Arial"/>
-                <w:color w:val="1C1C1C"/>
-                <w:sz w:val="20"/>
-                <w:szCs w:val="20"/>
-              </w:rPr>
-              <w:t xml:space="preserve"> módulo</w:t>
-            </w:r>
-            <w:r>
-              <w:rPr>
-                <w:rFonts w:eastAsia="Arial" w:cs="Arial"/>
-                <w:color w:val="1C1C1C"/>
-                <w:sz w:val="20"/>
-                <w:szCs w:val="20"/>
-              </w:rPr>
-              <w:t>s</w:t>
-            </w:r>
-            <w:r>
-              <w:rPr>
-                <w:rFonts w:eastAsia="Arial" w:cs="Arial"/>
-                <w:color w:val="1C1C1C"/>
-                <w:sz w:val="20"/>
-                <w:szCs w:val="20"/>
-              </w:rPr>
-              <w:t xml:space="preserve"> del proyecto.</w:t>
+              <w:t>Define las entidades JPA. Son usadas por todos los demás módulos (repository, service, controller). No depende de otros módulos del proyecto.</w:t>
             </w:r>
           </w:p>
         </w:tc>
@@ -18700,7 +20290,7 @@
         <w:trPr/>
         <w:tc>
           <w:tcPr>
-            <w:tcW w:w="1696" w:type="dxa"/>
+            <w:tcW w:w="1695" w:type="dxa"/>
             <w:tcBorders>
               <w:top w:val="single" w:sz="2" w:space="0" w:color="CCCCCC"/>
               <w:start w:val="single" w:sz="2" w:space="0" w:color="CCCCCC"/>
@@ -18727,7 +20317,7 @@
         </w:tc>
         <w:tc>
           <w:tcPr>
-            <w:tcW w:w="2704" w:type="dxa"/>
+            <w:tcW w:w="2705" w:type="dxa"/>
             <w:tcBorders>
               <w:top w:val="single" w:sz="2" w:space="0" w:color="CCCCCC"/>
               <w:start w:val="single" w:sz="2" w:space="0" w:color="CCCCCC"/>
@@ -18784,7 +20374,7 @@
         <w:trPr/>
         <w:tc>
           <w:tcPr>
-            <w:tcW w:w="1696" w:type="dxa"/>
+            <w:tcW w:w="1695" w:type="dxa"/>
             <w:tcBorders>
               <w:top w:val="single" w:sz="2" w:space="0" w:color="CCCCCC"/>
               <w:start w:val="single" w:sz="2" w:space="0" w:color="CCCCCC"/>
@@ -18811,7 +20401,7 @@
         </w:tc>
         <w:tc>
           <w:tcPr>
-            <w:tcW w:w="2704" w:type="dxa"/>
+            <w:tcW w:w="2705" w:type="dxa"/>
             <w:tcBorders>
               <w:top w:val="single" w:sz="2" w:space="0" w:color="CCCCCC"/>
               <w:start w:val="single" w:sz="2" w:space="0" w:color="CCCCCC"/>
@@ -18868,7 +20458,7 @@
         <w:trPr/>
         <w:tc>
           <w:tcPr>
-            <w:tcW w:w="1696" w:type="dxa"/>
+            <w:tcW w:w="1695" w:type="dxa"/>
             <w:tcBorders>
               <w:top w:val="single" w:sz="2" w:space="0" w:color="CCCCCC"/>
               <w:start w:val="single" w:sz="2" w:space="0" w:color="CCCCCC"/>
@@ -18895,7 +20485,7 @@
         </w:tc>
         <w:tc>
           <w:tcPr>
-            <w:tcW w:w="2704" w:type="dxa"/>
+            <w:tcW w:w="2705" w:type="dxa"/>
             <w:tcBorders>
               <w:top w:val="single" w:sz="2" w:space="0" w:color="CCCCCC"/>
               <w:start w:val="single" w:sz="2" w:space="0" w:color="CCCCCC"/>
@@ -18952,7 +20542,7 @@
         <w:trPr/>
         <w:tc>
           <w:tcPr>
-            <w:tcW w:w="1696" w:type="dxa"/>
+            <w:tcW w:w="1695" w:type="dxa"/>
             <w:tcBorders>
               <w:top w:val="single" w:sz="2" w:space="0" w:color="CCCCCC"/>
               <w:start w:val="single" w:sz="2" w:space="0" w:color="CCCCCC"/>
@@ -18979,7 +20569,7 @@
         </w:tc>
         <w:tc>
           <w:tcPr>
-            <w:tcW w:w="2704" w:type="dxa"/>
+            <w:tcW w:w="2705" w:type="dxa"/>
             <w:tcBorders>
               <w:top w:val="single" w:sz="2" w:space="0" w:color="CCCCCC"/>
               <w:start w:val="single" w:sz="2" w:space="0" w:color="CCCCCC"/>
@@ -19036,7 +20626,7 @@
         <w:trPr/>
         <w:tc>
           <w:tcPr>
-            <w:tcW w:w="1696" w:type="dxa"/>
+            <w:tcW w:w="1695" w:type="dxa"/>
             <w:tcBorders>
               <w:top w:val="single" w:sz="2" w:space="0" w:color="CCCCCC"/>
               <w:start w:val="single" w:sz="2" w:space="0" w:color="CCCCCC"/>
@@ -19063,7 +20653,7 @@
         </w:tc>
         <w:tc>
           <w:tcPr>
-            <w:tcW w:w="2704" w:type="dxa"/>
+            <w:tcW w:w="2705" w:type="dxa"/>
             <w:tcBorders>
               <w:top w:val="single" w:sz="2" w:space="0" w:color="CCCCCC"/>
               <w:start w:val="single" w:sz="2" w:space="0" w:color="CCCCCC"/>
@@ -19120,7 +20710,7 @@
         <w:trPr/>
         <w:tc>
           <w:tcPr>
-            <w:tcW w:w="1696" w:type="dxa"/>
+            <w:tcW w:w="1695" w:type="dxa"/>
             <w:tcBorders>
               <w:top w:val="single" w:sz="2" w:space="0" w:color="CCCCCC"/>
               <w:start w:val="single" w:sz="2" w:space="0" w:color="CCCCCC"/>
@@ -19147,7 +20737,7 @@
         </w:tc>
         <w:tc>
           <w:tcPr>
-            <w:tcW w:w="2704" w:type="dxa"/>
+            <w:tcW w:w="2705" w:type="dxa"/>
             <w:tcBorders>
               <w:top w:val="single" w:sz="2" w:space="0" w:color="CCCCCC"/>
               <w:start w:val="single" w:sz="2" w:space="0" w:color="CCCCCC"/>
@@ -19483,25 +21073,7 @@
                 <w:sz w:val="20"/>
                 <w:szCs w:val="20"/>
               </w:rPr>
-              <w:t xml:space="preserve">Detalle completo de un campeonato. Inyecta CampeonatoService, CategoriaService, InscripcionService y CombateService. Incluye InscripcionComponent y muestra el </w:t>
-            </w:r>
-            <w:r>
-              <w:rPr>
-                <w:rFonts w:eastAsia="Arial" w:cs="Arial"/>
-                <w:color w:val="1C1C1C"/>
-                <w:sz w:val="20"/>
-                <w:szCs w:val="20"/>
-              </w:rPr>
-              <w:t>sorteo</w:t>
-            </w:r>
-            <w:r>
-              <w:rPr>
-                <w:rFonts w:eastAsia="Arial" w:cs="Arial"/>
-                <w:color w:val="1C1C1C"/>
-                <w:sz w:val="20"/>
-                <w:szCs w:val="20"/>
-              </w:rPr>
-              <w:t>.</w:t>
+              <w:t>Detalle completo de un campeonato. Inyecta CampeonatoService, CategoriaService, InscripcionService y CombateService. Incluye InscripcionComponent y muestra el sorteo.</w:t>
             </w:r>
           </w:p>
         </w:tc>
@@ -19669,16 +21241,7 @@
                 <w:sz w:val="20"/>
                 <w:szCs w:val="20"/>
               </w:rPr>
-              <w:t xml:space="preserve">No inyecta servicios: hace las peticiones fetch() directamente en ngOnInit(). Contiene toda la lógica de construcción del </w:t>
-            </w:r>
-            <w:r>
-              <w:rPr>
-                <w:rFonts w:eastAsia="Arial" w:cs="Arial"/>
-                <w:color w:val="1C1C1C"/>
-                <w:sz w:val="20"/>
-                <w:szCs w:val="20"/>
-              </w:rPr>
-              <w:t>soteos.</w:t>
+              <w:t>No inyecta servicios: hace las peticiones fetch() directamente en ngOnInit(). Contiene toda la lógica de construcción del soteos.</w:t>
             </w:r>
           </w:p>
         </w:tc>
@@ -21342,16 +22905,95 @@
       <w:pPr>
         <w:pStyle w:val="Normal"/>
         <w:spacing w:before="0" w:after="160"/>
-        <w:rPr/>
-      </w:pPr>
-      <w:r>
         <w:rPr>
           <w:rFonts w:eastAsia="Arial" w:cs="Arial"/>
           <w:color w:val="1C1C1C"/>
           <w:sz w:val="22"/>
           <w:szCs w:val="22"/>
         </w:rPr>
-        <w:t>Valida que el campeonato, la categoría y el competidor existan antes de crear una inscripción. Comprueba que no exista ya una inscripción duplicada antes de crear una nueva, devolviendo 409 si ya está inscrito.</w:t>
+      </w:pPr>
+      <w:r>
+        <w:rPr>
+          <w:rFonts w:eastAsia="Arial" w:cs="Arial"/>
+          <w:color w:val="1C1C1C"/>
+          <w:sz w:val="22"/>
+          <w:szCs w:val="22"/>
+        </w:rPr>
+        <w:t>Valida que el campeonato, la categoría y el competidor existan antes de crear una inscripción.</w:t>
+      </w:r>
+    </w:p>
+    <w:p>
+      <w:pPr>
+        <w:pStyle w:val="Normal"/>
+        <w:spacing w:before="0" w:after="160"/>
+        <w:rPr>
+          <w:rFonts w:eastAsia="Arial" w:cs="Arial"/>
+          <w:color w:val="1C1C1C"/>
+          <w:sz w:val="22"/>
+          <w:szCs w:val="22"/>
+        </w:rPr>
+      </w:pPr>
+      <w:r>
+        <w:rPr>
+          <w:rFonts w:eastAsia="Arial" w:cs="Arial"/>
+          <w:color w:val="1C1C1C"/>
+          <w:sz w:val="22"/>
+          <w:szCs w:val="22"/>
+        </w:rPr>
+        <w:t>R</w:t>
+      </w:r>
+      <w:r>
+        <w:rPr>
+          <w:rFonts w:eastAsia="Arial" w:cs="Arial"/>
+          <w:color w:val="1C1C1C"/>
+          <w:sz w:val="22"/>
+          <w:szCs w:val="22"/>
+        </w:rPr>
+        <w:t>echaza devolviendo 409  si el campeonato está en inscripciones_cerradas o pasado</w:t>
+      </w:r>
+    </w:p>
+    <w:p>
+      <w:pPr>
+        <w:pStyle w:val="Normal"/>
+        <w:spacing w:before="0" w:after="160"/>
+        <w:rPr>
+          <w:color w:val="1C1C1C"/>
+          <w:sz w:val="22"/>
+        </w:rPr>
+      </w:pPr>
+      <w:r>
+        <w:rPr>
+          <w:rFonts w:eastAsia="Arial" w:cs="Arial"/>
+          <w:color w:val="1C1C1C"/>
+          <w:sz w:val="22"/>
+          <w:szCs w:val="22"/>
+        </w:rPr>
+        <w:t>R</w:t>
+      </w:r>
+      <w:r>
+        <w:rPr>
+          <w:rFonts w:eastAsia="Arial" w:cs="Arial"/>
+          <w:color w:val="1C1C1C"/>
+          <w:sz w:val="22"/>
+          <w:szCs w:val="22"/>
+        </w:rPr>
+        <w:t xml:space="preserve">echaza </w:t>
+      </w:r>
+      <w:r>
+        <w:rPr>
+          <w:color w:val="1C1C1C"/>
+          <w:sz w:val="22"/>
+        </w:rPr>
+        <w:t>devolviendo 409</w:t>
+      </w:r>
+      <w:r>
+        <w:rPr>
+          <w:rFonts w:eastAsia="Arial" w:cs="Arial"/>
+          <w:color w:val="1C1C1C"/>
+          <w:sz w:val="22"/>
+          <w:szCs w:val="22"/>
+        </w:rPr>
+        <w:t xml:space="preserve"> si el competidor ya tiene otra categoría de la misma modalidad en el campeonato </w:t>
       </w:r>
     </w:p>
     <w:p>
@@ -21510,7 +23152,7 @@
     <w:p>
       <w:pPr>
         <w:pStyle w:val="Heading3"/>
-        <w:spacing w:before="280" w:after="120"/>
+        <w:spacing w:before="0" w:after="120"/>
         <w:rPr>
           <w:rFonts w:eastAsia="Arial" w:cs="Arial"/>
           <w:b/>
@@ -23412,8 +25054,8 @@
       </w:tblPr>
       <w:tblGrid>
         <w:gridCol w:w="1100"/>
-        <w:gridCol w:w="2996"/>
-        <w:gridCol w:w="2804"/>
+        <w:gridCol w:w="2995"/>
+        <w:gridCol w:w="2805"/>
         <w:gridCol w:w="2126"/>
       </w:tblGrid>
       <w:tr>
@@ -23447,7 +25089,7 @@
         </w:tc>
         <w:tc>
           <w:tcPr>
-            <w:tcW w:w="2996" w:type="dxa"/>
+            <w:tcW w:w="2995" w:type="dxa"/>
             <w:tcBorders>
               <w:top w:val="single" w:sz="2" w:space="0" w:color="CCCCCC"/>
               <w:start w:val="single" w:sz="2" w:space="0" w:color="CCCCCC"/>
@@ -23472,7 +25114,7 @@
         </w:tc>
         <w:tc>
           <w:tcPr>
-            <w:tcW w:w="2804" w:type="dxa"/>
+            <w:tcW w:w="2805" w:type="dxa"/>
             <w:tcBorders>
               <w:top w:val="single" w:sz="2" w:space="0" w:color="CCCCCC"/>
               <w:start w:val="single" w:sz="2" w:space="0" w:color="CCCCCC"/>
@@ -23550,7 +25192,7 @@
         </w:tc>
         <w:tc>
           <w:tcPr>
-            <w:tcW w:w="2996" w:type="dxa"/>
+            <w:tcW w:w="2995" w:type="dxa"/>
             <w:tcBorders>
               <w:start w:val="single" w:sz="2" w:space="0" w:color="CCCCCC"/>
               <w:bottom w:val="single" w:sz="2" w:space="0" w:color="CCCCCC"/>
@@ -23575,7 +25217,7 @@
         </w:tc>
         <w:tc>
           <w:tcPr>
-            <w:tcW w:w="2804" w:type="dxa"/>
+            <w:tcW w:w="2805" w:type="dxa"/>
             <w:tcBorders>
               <w:start w:val="single" w:sz="2" w:space="0" w:color="CCCCCC"/>
               <w:bottom w:val="single" w:sz="2" w:space="0" w:color="CCCCCC"/>
@@ -23655,7 +25297,7 @@
         </w:tc>
         <w:tc>
           <w:tcPr>
-            <w:tcW w:w="2996" w:type="dxa"/>
+            <w:tcW w:w="2995" w:type="dxa"/>
             <w:tcBorders>
               <w:top w:val="single" w:sz="2" w:space="0" w:color="CCCCCC"/>
               <w:start w:val="single" w:sz="2" w:space="0" w:color="CCCCCC"/>
@@ -23682,7 +25324,7 @@
         </w:tc>
         <w:tc>
           <w:tcPr>
-            <w:tcW w:w="2804" w:type="dxa"/>
+            <w:tcW w:w="2805" w:type="dxa"/>
             <w:tcBorders>
               <w:top w:val="single" w:sz="2" w:space="0" w:color="CCCCCC"/>
               <w:start w:val="single" w:sz="2" w:space="0" w:color="CCCCCC"/>
@@ -23766,7 +25408,7 @@
         </w:tc>
         <w:tc>
           <w:tcPr>
-            <w:tcW w:w="2996" w:type="dxa"/>
+            <w:tcW w:w="2995" w:type="dxa"/>
             <w:tcBorders>
               <w:top w:val="single" w:sz="2" w:space="0" w:color="CCCCCC"/>
               <w:start w:val="single" w:sz="2" w:space="0" w:color="CCCCCC"/>
@@ -23793,7 +25435,7 @@
         </w:tc>
         <w:tc>
           <w:tcPr>
-            <w:tcW w:w="2804" w:type="dxa"/>
+            <w:tcW w:w="2805" w:type="dxa"/>
             <w:tcBorders>
               <w:top w:val="single" w:sz="2" w:space="0" w:color="CCCCCC"/>
               <w:start w:val="single" w:sz="2" w:space="0" w:color="CCCCCC"/>
@@ -23877,7 +25519,7 @@
         </w:tc>
         <w:tc>
           <w:tcPr>
-            <w:tcW w:w="2996" w:type="dxa"/>
+            <w:tcW w:w="2995" w:type="dxa"/>
             <w:tcBorders>
               <w:top w:val="single" w:sz="2" w:space="0" w:color="CCCCCC"/>
               <w:start w:val="single" w:sz="2" w:space="0" w:color="CCCCCC"/>
@@ -23904,7 +25546,7 @@
         </w:tc>
         <w:tc>
           <w:tcPr>
-            <w:tcW w:w="2804" w:type="dxa"/>
+            <w:tcW w:w="2805" w:type="dxa"/>
             <w:tcBorders>
               <w:top w:val="single" w:sz="2" w:space="0" w:color="CCCCCC"/>
               <w:start w:val="single" w:sz="2" w:space="0" w:color="CCCCCC"/>
@@ -23988,34 +25630,34 @@
         </w:tc>
         <w:tc>
           <w:tcPr>
-            <w:tcW w:w="2996" w:type="dxa"/>
-            <w:tcBorders>
-              <w:top w:val="single" w:sz="2" w:space="0" w:color="CCCCCC"/>
-              <w:start w:val="single" w:sz="2" w:space="0" w:color="CCCCCC"/>
-              <w:bottom w:val="single" w:sz="2" w:space="0" w:color="CCCCCC"/>
-              <w:end w:val="single" w:sz="2" w:space="0" w:color="CCCCCC"/>
-            </w:tcBorders>
-            <w:shd w:fill="FAFAFA" w:val="clear"/>
-          </w:tcPr>
-          <w:p>
-            <w:pPr>
-              <w:pStyle w:val="Normal"/>
-              <w:rPr/>
-            </w:pPr>
-            <w:r>
-              <w:rPr>
-                <w:rFonts w:eastAsia="Arial" w:cs="Arial"/>
-                <w:color w:val="1C1C1C"/>
-                <w:sz w:val="20"/>
-                <w:szCs w:val="20"/>
-              </w:rPr>
-              <w:t>/api/combates/{idC}/{idCat}/{tatami}/{numCombate}</w:t>
-            </w:r>
-          </w:p>
-        </w:tc>
-        <w:tc>
-          <w:tcPr>
-            <w:tcW w:w="2804" w:type="dxa"/>
+            <w:tcW w:w="2995" w:type="dxa"/>
+            <w:tcBorders>
+              <w:top w:val="single" w:sz="2" w:space="0" w:color="CCCCCC"/>
+              <w:start w:val="single" w:sz="2" w:space="0" w:color="CCCCCC"/>
+              <w:bottom w:val="single" w:sz="2" w:space="0" w:color="CCCCCC"/>
+              <w:end w:val="single" w:sz="2" w:space="0" w:color="CCCCCC"/>
+            </w:tcBorders>
+            <w:shd w:fill="FAFAFA" w:val="clear"/>
+          </w:tcPr>
+          <w:p>
+            <w:pPr>
+              <w:pStyle w:val="Normal"/>
+              <w:rPr/>
+            </w:pPr>
+            <w:r>
+              <w:rPr>
+                <w:rFonts w:eastAsia="Arial" w:cs="Arial"/>
+                <w:color w:val="1C1C1C"/>
+                <w:sz w:val="20"/>
+                <w:szCs w:val="20"/>
+              </w:rPr>
+              <w:t>/api/combates/{idC}/{idCat}/{numCombate}</w:t>
+            </w:r>
+          </w:p>
+        </w:tc>
+        <w:tc>
+          <w:tcPr>
+            <w:tcW w:w="2805" w:type="dxa"/>
             <w:tcBorders>
               <w:top w:val="single" w:sz="2" w:space="0" w:color="CCCCCC"/>
               <w:start w:val="single" w:sz="2" w:space="0" w:color="CCCCCC"/>
@@ -24099,7 +25741,7 @@
         </w:tc>
         <w:tc>
           <w:tcPr>
-            <w:tcW w:w="2996" w:type="dxa"/>
+            <w:tcW w:w="2995" w:type="dxa"/>
             <w:tcBorders>
               <w:top w:val="single" w:sz="2" w:space="0" w:color="CCCCCC"/>
               <w:start w:val="single" w:sz="2" w:space="0" w:color="CCCCCC"/>
@@ -24120,13 +25762,13 @@
                 <w:sz w:val="20"/>
                 <w:szCs w:val="20"/>
               </w:rPr>
-              <w:t>/api/combates/{idC}/{idCat}/{tatami}/{numCombate}</w:t>
-            </w:r>
-          </w:p>
-        </w:tc>
-        <w:tc>
-          <w:tcPr>
-            <w:tcW w:w="2804" w:type="dxa"/>
+              <w:t>/api/combates/{idC}/{idCat}/{numCombate}</w:t>
+            </w:r>
+          </w:p>
+        </w:tc>
+        <w:tc>
+          <w:tcPr>
+            <w:tcW w:w="2805" w:type="dxa"/>
             <w:tcBorders>
               <w:top w:val="single" w:sz="2" w:space="0" w:color="CCCCCC"/>
               <w:start w:val="single" w:sz="2" w:space="0" w:color="CCCCCC"/>
@@ -24748,7 +26390,7 @@
                 <w:sz w:val="20"/>
                 <w:szCs w:val="20"/>
               </w:rPr>
-              <w:t>Crea un usuario (ADMIN o ARBITRO desde el panel admin).</w:t>
+              <w:t>Crea un usuario (ADMIN desde el panel admin).</w:t>
             </w:r>
           </w:p>
         </w:tc>
@@ -25081,7 +26723,7 @@
                 <w:sz w:val="20"/>
                 <w:szCs w:val="20"/>
               </w:rPr>
-              <w:t>Login para ADMIN/ARBITRO. Body: {dni, password}.</w:t>
+              <w:t>Login para ADMIN. Body: {dni, password}.</w:t>
             </w:r>
           </w:p>
         </w:tc>
@@ -26489,43 +28131,7 @@
           <w:sz w:val="22"/>
           <w:szCs w:val="22"/>
         </w:rPr>
-        <w:t xml:space="preserve">Es </w:t>
-      </w:r>
-      <w:r>
-        <w:rPr>
-          <w:rFonts w:eastAsia="Arial" w:cs="Arial"/>
-          <w:color w:val="1C1C1C"/>
-          <w:sz w:val="22"/>
-          <w:szCs w:val="22"/>
-        </w:rPr>
-        <w:t>el home</w:t>
-      </w:r>
-      <w:r>
-        <w:rPr>
-          <w:rFonts w:eastAsia="Arial" w:cs="Arial"/>
-          <w:color w:val="1C1C1C"/>
-          <w:sz w:val="22"/>
-          <w:szCs w:val="22"/>
-        </w:rPr>
-        <w:t>. Muestra todos los campeonatos disponibles organizados en un grid responsiv</w:t>
-      </w:r>
-      <w:r>
-        <w:rPr>
-          <w:rFonts w:eastAsia="Arial" w:cs="Arial"/>
-          <w:color w:val="1C1C1C"/>
-          <w:sz w:val="22"/>
-          <w:szCs w:val="22"/>
-        </w:rPr>
-        <w:t>o</w:t>
-      </w:r>
-      <w:r>
-        <w:rPr>
-          <w:rFonts w:eastAsia="Arial" w:cs="Arial"/>
-          <w:color w:val="1C1C1C"/>
-          <w:sz w:val="22"/>
-          <w:szCs w:val="22"/>
-        </w:rPr>
-        <w:t>. Cada tarjeta incluye: la imagen de portada del campeonato, el nombre del campeonato, un badge con el nivel, un badge con el estado, la fecha de inicio y fin, y la ubicación. Encima del grid hay un campo de búsqueda que filtra las tarjetas en tiempo real usando Angular Signals . Al hacer clic en una tarjeta, el router navega a /campeonato/:id.</w:t>
+        <w:t>Es el home. Muestra todos los campeonatos disponibles organizados en un grid responsivo. Cada tarjeta incluye: la imagen de portada del campeonato, el nombre del campeonato, un badge con el nivel, un badge con el estado, la fecha de inicio y fin, y la ubicación. Encima del grid hay un campo de búsqueda que filtra las tarjetas en tiempo real usando Angular Signals . Al hacer clic en una tarjeta, el router navega a /campeonato/:id.</w:t>
       </w:r>
     </w:p>
     <w:p>
@@ -26637,25 +28243,7 @@
           <w:sz w:val="22"/>
           <w:szCs w:val="22"/>
         </w:rPr>
-        <w:t xml:space="preserve">(3) Sección de categorías dividida en dos columnas (Masculino / Femenino), y dentro de cada columna las categorías agrupadas por modalidad (Kata / Kumite). Cada categoría se muestra como un ítem clicable que abre el modal de inscritos. Junto a cada categoría hay un botón 'Ver sorteo' que navega a la ruta del </w:t>
-      </w:r>
-      <w:r>
-        <w:rPr>
-          <w:rFonts w:eastAsia="Arial" w:cs="Arial"/>
-          <w:color w:val="1C1C1C"/>
-          <w:sz w:val="22"/>
-          <w:szCs w:val="22"/>
-        </w:rPr>
-        <w:t>sorteo</w:t>
-      </w:r>
-      <w:r>
-        <w:rPr>
-          <w:rFonts w:eastAsia="Arial" w:cs="Arial"/>
-          <w:color w:val="1C1C1C"/>
-          <w:sz w:val="22"/>
-          <w:szCs w:val="22"/>
-        </w:rPr>
-        <w:t>.</w:t>
+        <w:t>(3) Sección de categorías dividida en dos columnas (Masculino / Femenino), y dentro de cada columna las categorías agrupadas por modalidad (Kata / Kumite). Cada categoría se muestra como un ítem clicable que abre el modal de inscritos. Junto a cada categoría hay un botón 'Ver sorteo' que navega a la ruta del sorteo.</w:t>
       </w:r>
     </w:p>
     <w:p>
@@ -26843,25 +28431,7 @@
           <w:sz w:val="22"/>
           <w:szCs w:val="22"/>
         </w:rPr>
-        <w:t xml:space="preserve">Paso 'confirmar': Muestra el resumen de las categorías seleccionadas. Incluye el bloque de consentimiento </w:t>
-      </w:r>
-      <w:r>
-        <w:rPr>
-          <w:rFonts w:eastAsia="Arial" w:cs="Arial"/>
-          <w:color w:val="1C1C1C"/>
-          <w:sz w:val="22"/>
-          <w:szCs w:val="22"/>
-        </w:rPr>
-        <w:t>de protección de datos</w:t>
-      </w:r>
-      <w:r>
-        <w:rPr>
-          <w:rFonts w:eastAsia="Arial" w:cs="Arial"/>
-          <w:color w:val="1C1C1C"/>
-          <w:sz w:val="22"/>
-          <w:szCs w:val="22"/>
-        </w:rPr>
-        <w:t>. El botón 'Confirmar inscripción' solo se activa si se ha dado el consentimiento. Hace POST a /api/inscripciones para cada categoría seleccionada en paralelo.</w:t>
+        <w:t>Paso 'confirmar': Muestra el resumen de las categorías seleccionadas. Incluye el bloque de consentimiento de protección de datos. El botón 'Confirmar inscripción' solo se activa si se ha dado el consentimiento. Hace POST a /api/inscripciones para cada categoría seleccionada en paralelo.</w:t>
       </w:r>
     </w:p>
     <w:p>
@@ -27002,25 +28572,7 @@
           <w:sz w:val="22"/>
           <w:szCs w:val="22"/>
         </w:rPr>
-        <w:t>Panel de administración protegido por el guard canActivate. Tiene una barra de herramientas con: campo de búsqueda en tiempo real, y botón 'Nuevo campeonato'. La lista de campeonatos se muestra en una tabla con acciones editar y eliminar por fila. Al pulsar 'Nuevo campeonato' o el icono de edición, se abre un modal con el formulario ReactiveForm completo: nombre, fecha inicio, fecha fin, ubicación, nivel, estado y URL de portada. Debajo del formulario hay un selector de categorías agrupado por grupo de edad con subcolumnas masculino y femenino. Cada categoría tiene un checkbo</w:t>
-      </w:r>
-      <w:r>
-        <w:rPr>
-          <w:rFonts w:eastAsia="Arial" w:cs="Arial"/>
-          <w:color w:val="1C1C1C"/>
-          <w:sz w:val="22"/>
-          <w:szCs w:val="22"/>
-        </w:rPr>
-        <w:t>x</w:t>
-      </w:r>
-      <w:r>
-        <w:rPr>
-          <w:rFonts w:eastAsia="Arial" w:cs="Arial"/>
-          <w:color w:val="1C1C1C"/>
-          <w:sz w:val="22"/>
-          <w:szCs w:val="22"/>
-        </w:rPr>
-        <w:t xml:space="preserve"> categorías seleccionadas se envían junto con los datos del campeonato al guardar. Al pulsar eliminar, se abre un modal de confirmación antes de ejecutar el DELETE.</w:t>
+        <w:t>Panel de administración protegido por el guard canActivate. Tiene una barra de herramientas con: campo de búsqueda en tiempo real, y botón 'Nuevo campeonato'. La lista de campeonatos se muestra en una tabla con acciones editar y eliminar por fila. Al pulsar 'Nuevo campeonato' o el icono de edición, se abre un modal con el formulario ReactiveForm completo: nombre, fecha inicio, fecha fin, ubicación, nivel, estado y URL de portada. Debajo del formulario hay un selector de categorías agrupado por grupo de edad con subcolumnas masculino y femenino. Cada categoría tiene un checkbox categorías seleccionadas se envían junto con los datos del campeonato al guardar. Al pulsar eliminar, se abre un modal de confirmación antes de ejecutar el DELETE.</w:t>
       </w:r>
     </w:p>
     <w:p>
@@ -27794,25 +29346,7 @@
           <w:sz w:val="22"/>
           <w:szCs w:val="22"/>
         </w:rPr>
-        <w:t xml:space="preserve">Desde la página de detalle, pulsa el botón 'Ver sorteo' de una categoría para ver el </w:t>
-      </w:r>
-      <w:r>
-        <w:rPr>
-          <w:rFonts w:eastAsia="Arial" w:cs="Arial"/>
-          <w:color w:val="1C1C1C"/>
-          <w:sz w:val="22"/>
-          <w:szCs w:val="22"/>
-        </w:rPr>
-        <w:t>sorteo</w:t>
-      </w:r>
-      <w:r>
-        <w:rPr>
-          <w:rFonts w:eastAsia="Arial" w:cs="Arial"/>
-          <w:color w:val="1C1C1C"/>
-          <w:sz w:val="22"/>
-          <w:szCs w:val="22"/>
-        </w:rPr>
-        <w:t xml:space="preserve"> con todos los enfrentamientos y sus resultados.</w:t>
+        <w:t>Desde la página de detalle, pulsa el botón 'Ver sorteo' de una categoría para ver el sorteo con todos los enfrentamientos y sus resultados.</w:t>
       </w:r>
     </w:p>
     <w:p>
@@ -28086,7 +29620,7 @@
           <w:sz w:val="22"/>
           <w:szCs w:val="22"/>
         </w:rPr>
-        <w:t>Gestión de usuarios: Navega a /admin/usuarios. Usa el buscador y el filtro de rol para encontrar usuarios. Pulsa 'Nuevo usuario' para crear competidores, árbitros u otros administradores. Selecciona el rol apropiado. Para editar o eliminar, usa los iconos de la fila.</w:t>
+        <w:t>Gestión de usuarios: Navega a /admin/usuarios. Usa el buscador y el filtro de rol para encontrar usuarios. Pulsa 'Nuevo usuario' para crear competidores u otros administradores. Selecciona el rol apropiado. Para editar o eliminar, usa los iconos de la fila.</w:t>
       </w:r>
     </w:p>
     <w:p>
@@ -28470,7 +30004,7 @@
                 <w:sz w:val="20"/>
                 <w:szCs w:val="20"/>
               </w:rPr>
-              <w:t>npm install -g @angular/cli — Solo para compilar el frontend.</w:t>
+              <w:t>Solo para compilar el frontend.</w:t>
             </w:r>
           </w:p>
         </w:tc>
@@ -28573,7 +30107,7 @@
           <w:sz w:val="22"/>
           <w:szCs w:val="22"/>
         </w:rPr>
-        <w:t>El backend cuenta con un Dockerfile multistage que realiza dos fases: (1) compilación del proyecto Java con Maven y (2) construcción de la imagen final solo con el JRE y el JAR generado. Esto reduce el tamaño de la imagen final al excluir Maven y los fuentes.</w:t>
+        <w:t>El backend cuenta con un Dockerfile multistage que realiza dos fases: (1) compilación del proyecto Java con Maven y (2) construcción de la imagen final solo con el JRE y el JAR generado.</w:t>
       </w:r>
     </w:p>
     <w:p>
@@ -28598,7 +30132,7 @@
           <w:sz w:val="22"/>
           <w:szCs w:val="22"/>
         </w:rPr>
-        <w:t>Fase 1 — Compilación (maven:3.9-eclipse-temurin-21):</w:t>
+        <w:t>Fase 1 — Compilación</w:t>
       </w:r>
     </w:p>
     <w:p>
@@ -28713,7 +30247,7 @@
           <w:sz w:val="22"/>
           <w:szCs w:val="22"/>
         </w:rPr>
-        <w:t>Fase 2 — Imagen final (eclipse-temurin:21-jre):</w:t>
+        <w:t>Fase 2 — Imagen final</w:t>
       </w:r>
     </w:p>
     <w:p>
@@ -28848,7 +30382,7 @@
           <w:sz w:val="22"/>
           <w:szCs w:val="22"/>
         </w:rPr>
-        <w:t>Clona el repositorio: git clone https://github.com/[usuario]/ProyectoCampeonato.git</w:t>
+        <w:t>Clona el repositorio</w:t>
       </w:r>
     </w:p>
     <w:p>
@@ -28868,7 +30402,7 @@
           <w:sz w:val="22"/>
           <w:szCs w:val="22"/>
         </w:rPr>
-        <w:t>Entra en el directorio del backend: cd ProyectoCampeonato</w:t>
+        <w:t>Entra en el directorio del backend</w:t>
       </w:r>
     </w:p>
     <w:p>
@@ -28888,7 +30422,43 @@
           <w:sz w:val="22"/>
           <w:szCs w:val="22"/>
         </w:rPr>
-        <w:t>Construye la imagen Docker: docker build -t campeonato-backend .</w:t>
+        <w:t xml:space="preserve">Construye la imagen Docker </w:t>
+      </w:r>
+      <w:r>
+        <w:rPr>
+          <w:rFonts w:eastAsia="Arial" w:cs="Arial"/>
+          <w:color w:val="1C1C1C"/>
+          <w:sz w:val="22"/>
+          <w:szCs w:val="22"/>
+        </w:rPr>
+        <w:t>(</w:t>
+      </w:r>
+      <w:r>
+        <w:rPr>
+          <w:rFonts w:eastAsia="Arial" w:cs="Arial"/>
+          <w:color w:val="1C1C1C"/>
+          <w:sz w:val="22"/>
+          <w:szCs w:val="22"/>
+        </w:rPr>
+        <w:t>docker build -t campeonato-backend</w:t>
+      </w:r>
+      <w:r>
+        <w:rPr>
+          <w:rFonts w:eastAsia="Arial" w:cs="Arial"/>
+          <w:color w:val="1C1C1C"/>
+          <w:sz w:val="22"/>
+          <w:szCs w:val="22"/>
+        </w:rPr>
+        <w:t>)</w:t>
+      </w:r>
+      <w:r>
+        <w:rPr>
+          <w:rFonts w:eastAsia="Arial" w:cs="Arial"/>
+          <w:color w:val="1C1C1C"/>
+          <w:sz w:val="22"/>
+          <w:szCs w:val="22"/>
+        </w:rPr>
+        <w:t>.</w:t>
       </w:r>
     </w:p>
     <w:p>
@@ -28908,7 +30478,34 @@
           <w:sz w:val="22"/>
           <w:szCs w:val="22"/>
         </w:rPr>
-        <w:t>Levanta un contenedor MySQL: docker run -d --name campeonato-mysql -e MYSQL_ROOT_PASSWORD=12345678 -e MYSQL_DATABASE=proyecto -p 3306:3306 mysql:8</w:t>
+        <w:t xml:space="preserve">Levanta un contenedor MySQL: </w:t>
+      </w:r>
+      <w:r>
+        <w:rPr>
+          <w:rFonts w:eastAsia="Arial" w:cs="Arial"/>
+          <w:color w:val="1C1C1C"/>
+          <w:sz w:val="22"/>
+          <w:szCs w:val="22"/>
+        </w:rPr>
+        <w:t>(</w:t>
+      </w:r>
+      <w:r>
+        <w:rPr>
+          <w:rFonts w:eastAsia="Arial" w:cs="Arial"/>
+          <w:color w:val="1C1C1C"/>
+          <w:sz w:val="22"/>
+          <w:szCs w:val="22"/>
+        </w:rPr>
+        <w:t>docker run -d --name campeonato-mysql -e MYSQL_ROOT_PASSWORD=12345678 -e MYSQL_DATABASE=proyecto -p 3306:3306 mysql:8</w:t>
+      </w:r>
+      <w:r>
+        <w:rPr>
+          <w:rFonts w:eastAsia="Arial" w:cs="Arial"/>
+          <w:color w:val="1C1C1C"/>
+          <w:sz w:val="22"/>
+          <w:szCs w:val="22"/>
+        </w:rPr>
+        <w:t>)</w:t>
       </w:r>
     </w:p>
     <w:p>
@@ -28942,6 +30539,15 @@
     </w:p>
     <w:p>
       <w:pPr>
+        <w:pStyle w:val="Normal"/>
+        <w:rPr/>
+      </w:pPr>
+      <w:r>
+        <w:rPr/>
+      </w:r>
+    </w:p>
+    <w:p>
+      <w:pPr>
         <w:pStyle w:val="Heading3"/>
         <w:spacing w:before="280" w:after="120"/>
         <w:rPr/>
@@ -28975,7 +30581,7 @@
           <w:sz w:val="22"/>
           <w:szCs w:val="22"/>
         </w:rPr>
-        <w:t>Entra en el directorio del frontend: cd ProyectoCampeonatoTFG</w:t>
+        <w:t>Entra en el directorio del frontend</w:t>
       </w:r>
     </w:p>
     <w:p>
@@ -28995,7 +30601,34 @@
           <w:sz w:val="22"/>
           <w:szCs w:val="22"/>
         </w:rPr>
-        <w:t>Instala las dependencias: npm install</w:t>
+        <w:t xml:space="preserve">Instala las dependencias </w:t>
+      </w:r>
+      <w:r>
+        <w:rPr>
+          <w:rFonts w:eastAsia="Arial" w:cs="Arial"/>
+          <w:color w:val="1C1C1C"/>
+          <w:sz w:val="22"/>
+          <w:szCs w:val="22"/>
+        </w:rPr>
+        <w:t>(</w:t>
+      </w:r>
+      <w:r>
+        <w:rPr>
+          <w:rFonts w:eastAsia="Arial" w:cs="Arial"/>
+          <w:color w:val="1C1C1C"/>
+          <w:sz w:val="22"/>
+          <w:szCs w:val="22"/>
+        </w:rPr>
+        <w:t>npm install</w:t>
+      </w:r>
+      <w:r>
+        <w:rPr>
+          <w:rFonts w:eastAsia="Arial" w:cs="Arial"/>
+          <w:color w:val="1C1C1C"/>
+          <w:sz w:val="22"/>
+          <w:szCs w:val="22"/>
+        </w:rPr>
+        <w:t>)</w:t>
       </w:r>
     </w:p>
     <w:p>
@@ -29015,7 +30648,7 @@
           <w:sz w:val="22"/>
           <w:szCs w:val="22"/>
         </w:rPr>
-        <w:t>Edita el archivo src/environments/environment.prod.ts y cambia apiUrl al dominio o IP del backend en producción.</w:t>
+        <w:t>Edita el archivo src/environments/environment.prod.ts y cambia apiUrl al dominio.</w:t>
       </w:r>
     </w:p>
     <w:p>
@@ -29035,7 +30668,34 @@
           <w:sz w:val="22"/>
           <w:szCs w:val="22"/>
         </w:rPr>
-        <w:t>Compila para producción: ng build --configuration production</w:t>
+        <w:t>Compila para producción</w:t>
+      </w:r>
+      <w:r>
+        <w:rPr>
+          <w:rFonts w:eastAsia="Arial" w:cs="Arial"/>
+          <w:color w:val="1C1C1C"/>
+          <w:sz w:val="22"/>
+          <w:szCs w:val="22"/>
+        </w:rPr>
+        <w:t>(</w:t>
+      </w:r>
+      <w:r>
+        <w:rPr>
+          <w:rFonts w:eastAsia="Arial" w:cs="Arial"/>
+          <w:color w:val="1C1C1C"/>
+          <w:sz w:val="22"/>
+          <w:szCs w:val="22"/>
+        </w:rPr>
+        <w:t>ng build --configuration production</w:t>
+      </w:r>
+      <w:r>
+        <w:rPr>
+          <w:rFonts w:eastAsia="Arial" w:cs="Arial"/>
+          <w:color w:val="1C1C1C"/>
+          <w:sz w:val="22"/>
+          <w:szCs w:val="22"/>
+        </w:rPr>
+        <w:t>)</w:t>
       </w:r>
     </w:p>
     <w:p>
@@ -29055,7 +30715,34 @@
           <w:sz w:val="22"/>
           <w:szCs w:val="22"/>
         </w:rPr>
-        <w:t>El resultado de la compilación estará en la carpeta dist/proyecto-campeonato-tfg/browser/.</w:t>
+        <w:t xml:space="preserve">El resultado de la compilación estará en la carpeta </w:t>
+      </w:r>
+      <w:r>
+        <w:rPr>
+          <w:rFonts w:eastAsia="Arial" w:cs="Arial"/>
+          <w:color w:val="1C1C1C"/>
+          <w:sz w:val="22"/>
+          <w:szCs w:val="22"/>
+        </w:rPr>
+        <w:t>(</w:t>
+      </w:r>
+      <w:r>
+        <w:rPr>
+          <w:rFonts w:eastAsia="Arial" w:cs="Arial"/>
+          <w:color w:val="1C1C1C"/>
+          <w:sz w:val="22"/>
+          <w:szCs w:val="22"/>
+        </w:rPr>
+        <w:t>dist/proyecto-campeonato-tfg/browser/</w:t>
+      </w:r>
+      <w:r>
+        <w:rPr>
+          <w:rFonts w:eastAsia="Arial" w:cs="Arial"/>
+          <w:color w:val="1C1C1C"/>
+          <w:sz w:val="22"/>
+          <w:szCs w:val="22"/>
+        </w:rPr>
+        <w:t>)</w:t>
       </w:r>
     </w:p>
     <w:p>
@@ -30018,16 +31705,15 @@
       <w:pPr>
         <w:pStyle w:val="Normal"/>
         <w:spacing w:before="0" w:after="160"/>
-        <w:rPr/>
-      </w:pPr>
-      <w:r>
         <w:rPr>
           <w:rFonts w:eastAsia="Arial" w:cs="Arial"/>
           <w:color w:val="1C1C1C"/>
           <w:sz w:val="22"/>
           <w:szCs w:val="22"/>
         </w:rPr>
-        <w:t>ADVERTENCIA: En producción, cambiar obligatoriamente ddl-auto a 'validate' o 'none' para evitar la pérdida de datos al reiniciar el servidor.</w:t>
+      </w:pPr>
+      <w:r>
+        <w:rPr/>
       </w:r>
     </w:p>
     <w:p>
@@ -30169,7 +31855,43 @@
           <w:sz w:val="22"/>
           <w:szCs w:val="22"/>
         </w:rPr>
-        <w:t>El proyecto se ha desarrollado siguiendo una metodología iterativa e incremental similar a Scrum, adaptada al contexto de un proyecto individual. Se definieron iteraciones semanales (sprints) con objetivos claros, priorizando las funcionalidades en función de su valor para el usuario (MoSCoW: Must Have, Should Have, Could Have, Won't Have). Al final de cada sprint se realizó una revisión del estado del proyecto y se ajustó la planificación si era necesario.</w:t>
+        <w:t xml:space="preserve">El proyecto se ha desarrollado siguiendo una metodología iterativa e incremental, adaptada al contexto de un proyecto individual. Se definieron </w:t>
+      </w:r>
+      <w:r>
+        <w:rPr>
+          <w:rFonts w:eastAsia="Arial" w:cs="Arial"/>
+          <w:color w:val="1C1C1C"/>
+          <w:sz w:val="22"/>
+          <w:szCs w:val="22"/>
+        </w:rPr>
+        <w:t>fases</w:t>
+      </w:r>
+      <w:r>
+        <w:rPr>
+          <w:rFonts w:eastAsia="Arial" w:cs="Arial"/>
+          <w:color w:val="1C1C1C"/>
+          <w:sz w:val="22"/>
+          <w:szCs w:val="22"/>
+        </w:rPr>
+        <w:t xml:space="preserve"> semanales con objetivos claros, priorizando las funcionalidades en función de su valor para el usuario. Al final de cada </w:t>
+      </w:r>
+      <w:r>
+        <w:rPr>
+          <w:rFonts w:eastAsia="Arial" w:cs="Arial"/>
+          <w:color w:val="1C1C1C"/>
+          <w:sz w:val="22"/>
+          <w:szCs w:val="22"/>
+        </w:rPr>
+        <w:t>fase</w:t>
+      </w:r>
+      <w:r>
+        <w:rPr>
+          <w:rFonts w:eastAsia="Arial" w:cs="Arial"/>
+          <w:color w:val="1C1C1C"/>
+          <w:sz w:val="22"/>
+          <w:szCs w:val="22"/>
+        </w:rPr>
+        <w:t xml:space="preserve"> se realizó una revisión del estado del proyecto y se ajustó la planificación si era necesario.</w:t>
       </w:r>
     </w:p>
     <w:p>
@@ -30214,8 +31936,8 @@
       </w:tblPr>
       <w:tblGrid>
         <w:gridCol w:w="2500"/>
-        <w:gridCol w:w="3496"/>
-        <w:gridCol w:w="1000"/>
+        <w:gridCol w:w="3495"/>
+        <w:gridCol w:w="1001"/>
         <w:gridCol w:w="2030"/>
       </w:tblGrid>
       <w:tr>
@@ -30264,7 +31986,7 @@
         </w:tc>
         <w:tc>
           <w:tcPr>
-            <w:tcW w:w="3496" w:type="dxa"/>
+            <w:tcW w:w="3495" w:type="dxa"/>
             <w:tcBorders>
               <w:top w:val="single" w:sz="2" w:space="0" w:color="CCCCCC"/>
               <w:start w:val="single" w:sz="2" w:space="0" w:color="CCCCCC"/>
@@ -30304,7 +32026,7 @@
         </w:tc>
         <w:tc>
           <w:tcPr>
-            <w:tcW w:w="1000" w:type="dxa"/>
+            <w:tcW w:w="1001" w:type="dxa"/>
             <w:tcBorders>
               <w:top w:val="single" w:sz="2" w:space="0" w:color="CCCCCC"/>
               <w:start w:val="single" w:sz="2" w:space="0" w:color="CCCCCC"/>
@@ -30414,34 +32136,34 @@
         </w:tc>
         <w:tc>
           <w:tcPr>
-            <w:tcW w:w="3496" w:type="dxa"/>
-            <w:tcBorders>
-              <w:top w:val="single" w:sz="2" w:space="0" w:color="CCCCCC"/>
-              <w:start w:val="single" w:sz="2" w:space="0" w:color="CCCCCC"/>
-              <w:bottom w:val="single" w:sz="2" w:space="0" w:color="CCCCCC"/>
-              <w:end w:val="single" w:sz="2" w:space="0" w:color="CCCCCC"/>
-            </w:tcBorders>
-            <w:shd w:fill="FAFAFA" w:val="clear"/>
-          </w:tcPr>
-          <w:p>
-            <w:pPr>
-              <w:pStyle w:val="Normal"/>
-              <w:rPr/>
-            </w:pPr>
-            <w:r>
-              <w:rPr>
-                <w:rFonts w:eastAsia="Arial" w:cs="Arial"/>
-                <w:color w:val="1C1C1C"/>
-                <w:sz w:val="20"/>
-                <w:szCs w:val="20"/>
-              </w:rPr>
-              <w:t>Definición de requisitos funcionales y no funcionales. Diseño del modelo E/R. Diseño de la arquitectura general (backend/frontend/BD). Elección del stack tecnológico. Prototipado en papel de las pantallas principales.</w:t>
-            </w:r>
-          </w:p>
-        </w:tc>
-        <w:tc>
-          <w:tcPr>
-            <w:tcW w:w="1000" w:type="dxa"/>
+            <w:tcW w:w="3495" w:type="dxa"/>
+            <w:tcBorders>
+              <w:top w:val="single" w:sz="2" w:space="0" w:color="CCCCCC"/>
+              <w:start w:val="single" w:sz="2" w:space="0" w:color="CCCCCC"/>
+              <w:bottom w:val="single" w:sz="2" w:space="0" w:color="CCCCCC"/>
+              <w:end w:val="single" w:sz="2" w:space="0" w:color="CCCCCC"/>
+            </w:tcBorders>
+            <w:shd w:fill="FAFAFA" w:val="clear"/>
+          </w:tcPr>
+          <w:p>
+            <w:pPr>
+              <w:pStyle w:val="Normal"/>
+              <w:rPr/>
+            </w:pPr>
+            <w:r>
+              <w:rPr>
+                <w:rFonts w:eastAsia="Arial" w:cs="Arial"/>
+                <w:color w:val="1C1C1C"/>
+                <w:sz w:val="20"/>
+                <w:szCs w:val="20"/>
+              </w:rPr>
+              <w:t>Definición de requisitos funcionales y no funcionales. Diseño del modelo E/R. Diseño de la arquitectura general.</w:t>
+            </w:r>
+          </w:p>
+        </w:tc>
+        <w:tc>
+          <w:tcPr>
+            <w:tcW w:w="1001" w:type="dxa"/>
             <w:tcBorders>
               <w:top w:val="single" w:sz="2" w:space="0" w:color="CCCCCC"/>
               <w:start w:val="single" w:sz="2" w:space="0" w:color="CCCCCC"/>
@@ -30525,7 +32247,7 @@
         </w:tc>
         <w:tc>
           <w:tcPr>
-            <w:tcW w:w="3496" w:type="dxa"/>
+            <w:tcW w:w="3495" w:type="dxa"/>
             <w:tcBorders>
               <w:top w:val="single" w:sz="2" w:space="0" w:color="CCCCCC"/>
               <w:start w:val="single" w:sz="2" w:space="0" w:color="CCCCCC"/>
@@ -30546,13 +32268,13 @@
                 <w:sz w:val="20"/>
                 <w:szCs w:val="20"/>
               </w:rPr>
-              <w:t>Creación del proyecto Spring Boot con Spring Initializr. Creación del proyecto Angular con Angular CLI. Configuración de IntelliJ IDEA y VS Code. Creación del repositorio en GitHub. Configuración de Docker Desktop.</w:t>
-            </w:r>
-          </w:p>
-        </w:tc>
-        <w:tc>
-          <w:tcPr>
-            <w:tcW w:w="1000" w:type="dxa"/>
+              <w:t>Creación del proyecto Spring Boot. Creación del proyecto Angular con Angular CLI. Configuración de IntelliJ IDEA y VS Code. Creación del repositorio en GitHub. Configuración de Docker Desktop.</w:t>
+            </w:r>
+          </w:p>
+        </w:tc>
+        <w:tc>
+          <w:tcPr>
+            <w:tcW w:w="1001" w:type="dxa"/>
             <w:tcBorders>
               <w:top w:val="single" w:sz="2" w:space="0" w:color="CCCCCC"/>
               <w:start w:val="single" w:sz="2" w:space="0" w:color="CCCCCC"/>
@@ -30636,34 +32358,34 @@
         </w:tc>
         <w:tc>
           <w:tcPr>
-            <w:tcW w:w="3496" w:type="dxa"/>
-            <w:tcBorders>
-              <w:top w:val="single" w:sz="2" w:space="0" w:color="CCCCCC"/>
-              <w:start w:val="single" w:sz="2" w:space="0" w:color="CCCCCC"/>
-              <w:bottom w:val="single" w:sz="2" w:space="0" w:color="CCCCCC"/>
-              <w:end w:val="single" w:sz="2" w:space="0" w:color="CCCCCC"/>
-            </w:tcBorders>
-            <w:shd w:fill="FAFAFA" w:val="clear"/>
-          </w:tcPr>
-          <w:p>
-            <w:pPr>
-              <w:pStyle w:val="Normal"/>
-              <w:rPr/>
-            </w:pPr>
-            <w:r>
-              <w:rPr>
-                <w:rFonts w:eastAsia="Arial" w:cs="Arial"/>
-                <w:color w:val="1C1C1C"/>
-                <w:sz w:val="20"/>
-                <w:szCs w:val="20"/>
-              </w:rPr>
-              <w:t>Creación de todas las entidades JPA (Usuario, Competidor, Arbitro, Campeonato, Categoria, Campeonato_Categoria, Inscripcion, Combate con claves compuestas). Configuración de Hibernate y MySQL. Verificación del esquema generado con MySQL Workbench.</w:t>
-            </w:r>
-          </w:p>
-        </w:tc>
-        <w:tc>
-          <w:tcPr>
-            <w:tcW w:w="1000" w:type="dxa"/>
+            <w:tcW w:w="3495" w:type="dxa"/>
+            <w:tcBorders>
+              <w:top w:val="single" w:sz="2" w:space="0" w:color="CCCCCC"/>
+              <w:start w:val="single" w:sz="2" w:space="0" w:color="CCCCCC"/>
+              <w:bottom w:val="single" w:sz="2" w:space="0" w:color="CCCCCC"/>
+              <w:end w:val="single" w:sz="2" w:space="0" w:color="CCCCCC"/>
+            </w:tcBorders>
+            <w:shd w:fill="FAFAFA" w:val="clear"/>
+          </w:tcPr>
+          <w:p>
+            <w:pPr>
+              <w:pStyle w:val="Normal"/>
+              <w:rPr/>
+            </w:pPr>
+            <w:r>
+              <w:rPr>
+                <w:rFonts w:eastAsia="Arial" w:cs="Arial"/>
+                <w:color w:val="1C1C1C"/>
+                <w:sz w:val="20"/>
+                <w:szCs w:val="20"/>
+              </w:rPr>
+              <w:t>Creación de todas las entidades JPA. Configuración de Hibernate y MySQL. Verificación del esquema generado con MySQL Workbench.</w:t>
+            </w:r>
+          </w:p>
+        </w:tc>
+        <w:tc>
+          <w:tcPr>
+            <w:tcW w:w="1001" w:type="dxa"/>
             <w:tcBorders>
               <w:top w:val="single" w:sz="2" w:space="0" w:color="CCCCCC"/>
               <w:start w:val="single" w:sz="2" w:space="0" w:color="CCCCCC"/>
@@ -30747,7 +32469,7 @@
         </w:tc>
         <w:tc>
           <w:tcPr>
-            <w:tcW w:w="3496" w:type="dxa"/>
+            <w:tcW w:w="3495" w:type="dxa"/>
             <w:tcBorders>
               <w:top w:val="single" w:sz="2" w:space="0" w:color="CCCCCC"/>
               <w:start w:val="single" w:sz="2" w:space="0" w:color="CCCCCC"/>
@@ -30774,7 +32496,7 @@
         </w:tc>
         <w:tc>
           <w:tcPr>
-            <w:tcW w:w="1000" w:type="dxa"/>
+            <w:tcW w:w="1001" w:type="dxa"/>
             <w:tcBorders>
               <w:top w:val="single" w:sz="2" w:space="0" w:color="CCCCCC"/>
               <w:start w:val="single" w:sz="2" w:space="0" w:color="CCCCCC"/>
@@ -30858,7 +32580,7 @@
         </w:tc>
         <w:tc>
           <w:tcPr>
-            <w:tcW w:w="3496" w:type="dxa"/>
+            <w:tcW w:w="3495" w:type="dxa"/>
             <w:tcBorders>
               <w:top w:val="single" w:sz="2" w:space="0" w:color="CCCCCC"/>
               <w:start w:val="single" w:sz="2" w:space="0" w:color="CCCCCC"/>
@@ -30885,7 +32607,7 @@
         </w:tc>
         <w:tc>
           <w:tcPr>
-            <w:tcW w:w="1000" w:type="dxa"/>
+            <w:tcW w:w="1001" w:type="dxa"/>
             <w:tcBorders>
               <w:top w:val="single" w:sz="2" w:space="0" w:color="CCCCCC"/>
               <w:start w:val="single" w:sz="2" w:space="0" w:color="CCCCCC"/>
@@ -30969,7 +32691,7 @@
         </w:tc>
         <w:tc>
           <w:tcPr>
-            <w:tcW w:w="3496" w:type="dxa"/>
+            <w:tcW w:w="3495" w:type="dxa"/>
             <w:tcBorders>
               <w:top w:val="single" w:sz="2" w:space="0" w:color="CCCCCC"/>
               <w:start w:val="single" w:sz="2" w:space="0" w:color="CCCCCC"/>
@@ -30996,7 +32718,7 @@
         </w:tc>
         <w:tc>
           <w:tcPr>
-            <w:tcW w:w="1000" w:type="dxa"/>
+            <w:tcW w:w="1001" w:type="dxa"/>
             <w:tcBorders>
               <w:top w:val="single" w:sz="2" w:space="0" w:color="CCCCCC"/>
               <w:start w:val="single" w:sz="2" w:space="0" w:color="CCCCCC"/>
@@ -31080,34 +32802,34 @@
         </w:tc>
         <w:tc>
           <w:tcPr>
-            <w:tcW w:w="3496" w:type="dxa"/>
-            <w:tcBorders>
-              <w:top w:val="single" w:sz="2" w:space="0" w:color="CCCCCC"/>
-              <w:start w:val="single" w:sz="2" w:space="0" w:color="CCCCCC"/>
-              <w:bottom w:val="single" w:sz="2" w:space="0" w:color="CCCCCC"/>
-              <w:end w:val="single" w:sz="2" w:space="0" w:color="CCCCCC"/>
-            </w:tcBorders>
-            <w:shd w:fill="FAFAFA" w:val="clear"/>
-          </w:tcPr>
-          <w:p>
-            <w:pPr>
-              <w:pStyle w:val="Normal"/>
-              <w:rPr/>
-            </w:pPr>
-            <w:r>
-              <w:rPr>
-                <w:rFonts w:eastAsia="Arial" w:cs="Arial"/>
-                <w:color w:val="1C1C1C"/>
-                <w:sz w:val="20"/>
-                <w:szCs w:val="20"/>
-              </w:rPr>
-              <w:t>CampeonatoListComponent, CampeonatoDetalle, servicios básicos (CampeonatoService, CategoriaService, InscripcionService). Integración con la API.</w:t>
-            </w:r>
-          </w:p>
-        </w:tc>
-        <w:tc>
-          <w:tcPr>
-            <w:tcW w:w="1000" w:type="dxa"/>
+            <w:tcW w:w="3495" w:type="dxa"/>
+            <w:tcBorders>
+              <w:top w:val="single" w:sz="2" w:space="0" w:color="CCCCCC"/>
+              <w:start w:val="single" w:sz="2" w:space="0" w:color="CCCCCC"/>
+              <w:bottom w:val="single" w:sz="2" w:space="0" w:color="CCCCCC"/>
+              <w:end w:val="single" w:sz="2" w:space="0" w:color="CCCCCC"/>
+            </w:tcBorders>
+            <w:shd w:fill="FAFAFA" w:val="clear"/>
+          </w:tcPr>
+          <w:p>
+            <w:pPr>
+              <w:pStyle w:val="Normal"/>
+              <w:rPr/>
+            </w:pPr>
+            <w:r>
+              <w:rPr>
+                <w:rFonts w:eastAsia="Arial" w:cs="Arial"/>
+                <w:color w:val="1C1C1C"/>
+                <w:sz w:val="20"/>
+                <w:szCs w:val="20"/>
+              </w:rPr>
+              <w:t>CampeonatoListComponent, CampeonatoDetalle, servicios básicos. Integración con la API.</w:t>
+            </w:r>
+          </w:p>
+        </w:tc>
+        <w:tc>
+          <w:tcPr>
+            <w:tcW w:w="1001" w:type="dxa"/>
             <w:tcBorders>
               <w:top w:val="single" w:sz="2" w:space="0" w:color="CCCCCC"/>
               <w:start w:val="single" w:sz="2" w:space="0" w:color="CCCCCC"/>
@@ -31191,7 +32913,7 @@
         </w:tc>
         <w:tc>
           <w:tcPr>
-            <w:tcW w:w="3496" w:type="dxa"/>
+            <w:tcW w:w="3495" w:type="dxa"/>
             <w:tcBorders>
               <w:top w:val="single" w:sz="2" w:space="0" w:color="CCCCCC"/>
               <w:start w:val="single" w:sz="2" w:space="0" w:color="CCCCCC"/>
@@ -31212,13 +32934,13 @@
                 <w:sz w:val="20"/>
                 <w:szCs w:val="20"/>
               </w:rPr>
-              <w:t>InscripcionComponent completo (login, registro, selección de categorías, confirmación RGPD). CompetidorAuthService, InscripcionCompetidorService, ValidadorService.</w:t>
-            </w:r>
-          </w:p>
-        </w:tc>
-        <w:tc>
-          <w:tcPr>
-            <w:tcW w:w="1000" w:type="dxa"/>
+              <w:t>InscripcionComponent completo. CompetidorAuthService, InscripcionCompetidorService, ValidadorService.</w:t>
+            </w:r>
+          </w:p>
+        </w:tc>
+        <w:tc>
+          <w:tcPr>
+            <w:tcW w:w="1001" w:type="dxa"/>
             <w:tcBorders>
               <w:top w:val="single" w:sz="2" w:space="0" w:color="CCCCCC"/>
               <w:start w:val="single" w:sz="2" w:space="0" w:color="CCCCCC"/>
@@ -31296,40 +33018,40 @@
                 <w:sz w:val="20"/>
                 <w:szCs w:val="20"/>
               </w:rPr>
-              <w:t>9. Frontend — Bracket / Sorteo</w:t>
-            </w:r>
-          </w:p>
-        </w:tc>
-        <w:tc>
-          <w:tcPr>
-            <w:tcW w:w="3496" w:type="dxa"/>
-            <w:tcBorders>
-              <w:top w:val="single" w:sz="2" w:space="0" w:color="CCCCCC"/>
-              <w:start w:val="single" w:sz="2" w:space="0" w:color="CCCCCC"/>
-              <w:bottom w:val="single" w:sz="2" w:space="0" w:color="CCCCCC"/>
-              <w:end w:val="single" w:sz="2" w:space="0" w:color="CCCCCC"/>
-            </w:tcBorders>
-            <w:shd w:fill="FAFAFA" w:val="clear"/>
-          </w:tcPr>
-          <w:p>
-            <w:pPr>
-              <w:pStyle w:val="Normal"/>
-              <w:rPr/>
-            </w:pPr>
-            <w:r>
-              <w:rPr>
-                <w:rFonts w:eastAsia="Arial" w:cs="Arial"/>
-                <w:color w:val="1C1C1C"/>
-                <w:sz w:val="20"/>
-                <w:szCs w:val="20"/>
-              </w:rPr>
-              <w:t>SorteoComponent con lógica de generación de bracket (generarBracketCompleto, construirBracketDesdeCombates, gestión de byes). Diseño visual del bracket horizontal.</w:t>
-            </w:r>
-          </w:p>
-        </w:tc>
-        <w:tc>
-          <w:tcPr>
-            <w:tcW w:w="1000" w:type="dxa"/>
+              <w:t>9. Frontend — Sorteo</w:t>
+            </w:r>
+          </w:p>
+        </w:tc>
+        <w:tc>
+          <w:tcPr>
+            <w:tcW w:w="3495" w:type="dxa"/>
+            <w:tcBorders>
+              <w:top w:val="single" w:sz="2" w:space="0" w:color="CCCCCC"/>
+              <w:start w:val="single" w:sz="2" w:space="0" w:color="CCCCCC"/>
+              <w:bottom w:val="single" w:sz="2" w:space="0" w:color="CCCCCC"/>
+              <w:end w:val="single" w:sz="2" w:space="0" w:color="CCCCCC"/>
+            </w:tcBorders>
+            <w:shd w:fill="FAFAFA" w:val="clear"/>
+          </w:tcPr>
+          <w:p>
+            <w:pPr>
+              <w:pStyle w:val="Normal"/>
+              <w:rPr/>
+            </w:pPr>
+            <w:r>
+              <w:rPr>
+                <w:rFonts w:eastAsia="Arial" w:cs="Arial"/>
+                <w:color w:val="1C1C1C"/>
+                <w:sz w:val="20"/>
+                <w:szCs w:val="20"/>
+              </w:rPr>
+              <w:t>Diseño visual del bracket horizontal.</w:t>
+            </w:r>
+          </w:p>
+        </w:tc>
+        <w:tc>
+          <w:tcPr>
+            <w:tcW w:w="1001" w:type="dxa"/>
             <w:tcBorders>
               <w:top w:val="single" w:sz="2" w:space="0" w:color="CCCCCC"/>
               <w:start w:val="single" w:sz="2" w:space="0" w:color="CCCCCC"/>
@@ -31398,7 +33120,31 @@
           <w:p>
             <w:pPr>
               <w:pStyle w:val="Normal"/>
-              <w:rPr/>
+              <w:rPr>
+                <w:rFonts w:eastAsia="Arial" w:cs="Arial"/>
+                <w:color w:val="1C1C1C"/>
+                <w:sz w:val="20"/>
+                <w:szCs w:val="20"/>
+              </w:rPr>
+            </w:pPr>
+            <w:r>
+              <w:rPr>
+                <w:rFonts w:eastAsia="Arial" w:cs="Arial"/>
+                <w:color w:val="1C1C1C"/>
+                <w:sz w:val="20"/>
+                <w:szCs w:val="20"/>
+              </w:rPr>
+            </w:r>
+          </w:p>
+          <w:p>
+            <w:pPr>
+              <w:pStyle w:val="Normal"/>
+              <w:rPr>
+                <w:rFonts w:eastAsia="Arial" w:cs="Arial"/>
+                <w:color w:val="1C1C1C"/>
+                <w:sz w:val="20"/>
+                <w:szCs w:val="20"/>
+              </w:rPr>
             </w:pPr>
             <w:r>
               <w:rPr>
@@ -31413,7 +33159,7 @@
         </w:tc>
         <w:tc>
           <w:tcPr>
-            <w:tcW w:w="3496" w:type="dxa"/>
+            <w:tcW w:w="3495" w:type="dxa"/>
             <w:tcBorders>
               <w:top w:val="single" w:sz="2" w:space="0" w:color="CCCCCC"/>
               <w:start w:val="single" w:sz="2" w:space="0" w:color="CCCCCC"/>
@@ -31425,7 +33171,31 @@
           <w:p>
             <w:pPr>
               <w:pStyle w:val="Normal"/>
-              <w:rPr/>
+              <w:rPr>
+                <w:rFonts w:eastAsia="Arial" w:cs="Arial"/>
+                <w:color w:val="1C1C1C"/>
+                <w:sz w:val="20"/>
+                <w:szCs w:val="20"/>
+              </w:rPr>
+            </w:pPr>
+            <w:r>
+              <w:rPr>
+                <w:rFonts w:eastAsia="Arial" w:cs="Arial"/>
+                <w:color w:val="1C1C1C"/>
+                <w:sz w:val="20"/>
+                <w:szCs w:val="20"/>
+              </w:rPr>
+            </w:r>
+          </w:p>
+          <w:p>
+            <w:pPr>
+              <w:pStyle w:val="Normal"/>
+              <w:rPr>
+                <w:rFonts w:eastAsia="Arial" w:cs="Arial"/>
+                <w:color w:val="1C1C1C"/>
+                <w:sz w:val="20"/>
+                <w:szCs w:val="20"/>
+              </w:rPr>
             </w:pPr>
             <w:r>
               <w:rPr>
@@ -31440,7 +33210,7 @@
         </w:tc>
         <w:tc>
           <w:tcPr>
-            <w:tcW w:w="1000" w:type="dxa"/>
+            <w:tcW w:w="1001" w:type="dxa"/>
             <w:tcBorders>
               <w:top w:val="single" w:sz="2" w:space="0" w:color="CCCCCC"/>
               <w:start w:val="single" w:sz="2" w:space="0" w:color="CCCCCC"/>
@@ -31452,7 +33222,31 @@
           <w:p>
             <w:pPr>
               <w:pStyle w:val="Normal"/>
-              <w:rPr/>
+              <w:rPr>
+                <w:rFonts w:eastAsia="Arial" w:cs="Arial"/>
+                <w:color w:val="1C1C1C"/>
+                <w:sz w:val="20"/>
+                <w:szCs w:val="20"/>
+              </w:rPr>
+            </w:pPr>
+            <w:r>
+              <w:rPr>
+                <w:rFonts w:eastAsia="Arial" w:cs="Arial"/>
+                <w:color w:val="1C1C1C"/>
+                <w:sz w:val="20"/>
+                <w:szCs w:val="20"/>
+              </w:rPr>
+            </w:r>
+          </w:p>
+          <w:p>
+            <w:pPr>
+              <w:pStyle w:val="Normal"/>
+              <w:rPr>
+                <w:rFonts w:eastAsia="Arial" w:cs="Arial"/>
+                <w:color w:val="1C1C1C"/>
+                <w:sz w:val="20"/>
+                <w:szCs w:val="20"/>
+              </w:rPr>
             </w:pPr>
             <w:r>
               <w:rPr>
@@ -31479,7 +33273,31 @@
           <w:p>
             <w:pPr>
               <w:pStyle w:val="Normal"/>
-              <w:rPr/>
+              <w:rPr>
+                <w:rFonts w:eastAsia="Arial" w:cs="Arial"/>
+                <w:color w:val="1C1C1C"/>
+                <w:sz w:val="20"/>
+                <w:szCs w:val="20"/>
+              </w:rPr>
+            </w:pPr>
+            <w:r>
+              <w:rPr>
+                <w:rFonts w:eastAsia="Arial" w:cs="Arial"/>
+                <w:color w:val="1C1C1C"/>
+                <w:sz w:val="20"/>
+                <w:szCs w:val="20"/>
+              </w:rPr>
+            </w:r>
+          </w:p>
+          <w:p>
+            <w:pPr>
+              <w:pStyle w:val="Normal"/>
+              <w:rPr>
+                <w:rFonts w:eastAsia="Arial" w:cs="Arial"/>
+                <w:color w:val="1C1C1C"/>
+                <w:sz w:val="20"/>
+                <w:szCs w:val="20"/>
+              </w:rPr>
             </w:pPr>
             <w:r>
               <w:rPr>
@@ -31524,7 +33342,7 @@
         </w:tc>
         <w:tc>
           <w:tcPr>
-            <w:tcW w:w="3496" w:type="dxa"/>
+            <w:tcW w:w="3495" w:type="dxa"/>
             <w:tcBorders>
               <w:top w:val="single" w:sz="2" w:space="0" w:color="CCCCCC"/>
               <w:start w:val="single" w:sz="2" w:space="0" w:color="CCCCCC"/>
@@ -31551,7 +33369,7 @@
         </w:tc>
         <w:tc>
           <w:tcPr>
-            <w:tcW w:w="1000" w:type="dxa"/>
+            <w:tcW w:w="1001" w:type="dxa"/>
             <w:tcBorders>
               <w:top w:val="single" w:sz="2" w:space="0" w:color="CCCCCC"/>
               <w:start w:val="single" w:sz="2" w:space="0" w:color="CCCCCC"/>
@@ -31635,7 +33453,7 @@
         </w:tc>
         <w:tc>
           <w:tcPr>
-            <w:tcW w:w="3496" w:type="dxa"/>
+            <w:tcW w:w="3495" w:type="dxa"/>
             <w:tcBorders>
               <w:top w:val="single" w:sz="2" w:space="0" w:color="CCCCCC"/>
               <w:start w:val="single" w:sz="2" w:space="0" w:color="CCCCCC"/>
@@ -31662,7 +33480,7 @@
         </w:tc>
         <w:tc>
           <w:tcPr>
-            <w:tcW w:w="1000" w:type="dxa"/>
+            <w:tcW w:w="1001" w:type="dxa"/>
             <w:tcBorders>
               <w:top w:val="single" w:sz="2" w:space="0" w:color="CCCCCC"/>
               <w:start w:val="single" w:sz="2" w:space="0" w:color="CCCCCC"/>
@@ -31746,7 +33564,7 @@
         </w:tc>
         <w:tc>
           <w:tcPr>
-            <w:tcW w:w="3496" w:type="dxa"/>
+            <w:tcW w:w="3495" w:type="dxa"/>
             <w:tcBorders>
               <w:top w:val="single" w:sz="2" w:space="0" w:color="CCCCCC"/>
               <w:start w:val="single" w:sz="2" w:space="0" w:color="CCCCCC"/>
@@ -31773,7 +33591,7 @@
         </w:tc>
         <w:tc>
           <w:tcPr>
-            <w:tcW w:w="1000" w:type="dxa"/>
+            <w:tcW w:w="1001" w:type="dxa"/>
             <w:tcBorders>
               <w:top w:val="single" w:sz="2" w:space="0" w:color="CCCCCC"/>
               <w:start w:val="single" w:sz="2" w:space="0" w:color="CCCCCC"/>
@@ -31857,7 +33675,7 @@
         </w:tc>
         <w:tc>
           <w:tcPr>
-            <w:tcW w:w="3496" w:type="dxa"/>
+            <w:tcW w:w="3495" w:type="dxa"/>
             <w:tcBorders>
               <w:top w:val="single" w:sz="2" w:space="0" w:color="CCCCCC"/>
               <w:start w:val="single" w:sz="2" w:space="0" w:color="CCCCCC"/>
@@ -31884,7 +33702,7 @@
         </w:tc>
         <w:tc>
           <w:tcPr>
-            <w:tcW w:w="1000" w:type="dxa"/>
+            <w:tcW w:w="1001" w:type="dxa"/>
             <w:tcBorders>
               <w:top w:val="single" w:sz="2" w:space="0" w:color="CCCCCC"/>
               <w:start w:val="single" w:sz="2" w:space="0" w:color="CCCCCC"/>
@@ -31982,7 +33800,7 @@
           <w:sz w:val="22"/>
           <w:szCs w:val="22"/>
         </w:rPr>
-        <w:t>Hardware: Ordenador de desarrollo personal. VPS (Virtual Private Server) para el despliegue en producción (2 vCPU, 2 GB RAM, 20 GB SSD).</w:t>
+        <w:t>Hardware: Ordenador de desarrollo personal. VPS (Virtual Private Server) para el despliegue en producción.</w:t>
       </w:r>
     </w:p>
     <w:p>
@@ -32002,7 +33820,7 @@
           <w:sz w:val="22"/>
           <w:szCs w:val="22"/>
         </w:rPr>
-        <w:t>Software: IntelliJ IDEA Community Edition (gratuita), Visual Studio Code (gratuito), Docker Desktop (gratuito para uso personal), MySQL Workbench (gratuito), Git (gratuito), Postman (versión gratuita), Node.js LTS (gratuito).</w:t>
+        <w:t>Software: IntelliJ IDEA, Visual Studio Code, Docker Desktop , MySQL Workbench, Git , Postman, Node.js LTS.</w:t>
       </w:r>
     </w:p>
     <w:p>
@@ -32022,7 +33840,7 @@
           <w:sz w:val="22"/>
           <w:szCs w:val="22"/>
         </w:rPr>
-        <w:t>Servicios externos: Dominio .online (campeonatolive.online, ~5 €/año), VPS Linux (~5-10 €/mes), Google Fonts (gratuito).</w:t>
+        <w:t>Servicios externos: Dominio .online (campeonatolive.online, ~5 €/año), VPS (~5-10 €/mes), Google Fonts .</w:t>
       </w:r>
     </w:p>
     <w:p>
@@ -32089,7 +33907,7 @@
           <w:sz w:val="22"/>
           <w:szCs w:val="22"/>
         </w:rPr>
-        <w:t>El tratamiento de datos personales de los usuarios (nombre, DNI, email, fecha de nacimiento) requiere cumplir con el Reglamento General de Protección de Datos (RGPD). La aplicación gestiona esto mediante: consentimiento explícito en el formulario de inscripción, almacenamiento mínimo de datos (solo los necesarios para la gestión del campeonato) y contraseñas cifradas con BCrypt.</w:t>
+        <w:t>El tratamiento de datos personales de los usuarios requiere cumplir con el Reglamento General de Protección de Datos. La aplicación gestiona esto mediante: consentimiento explícito en el formulario de inscripción, almacenamiento mínimo de datos y contraseñas cifradas con BCrypt.</w:t>
       </w:r>
     </w:p>
     <w:p>
@@ -32100,16 +33918,46 @@
           <w:numId w:val="3"/>
         </w:numPr>
         <w:spacing w:before="0" w:after="80"/>
-        <w:rPr/>
-      </w:pPr>
-      <w:r>
         <w:rPr>
           <w:rFonts w:eastAsia="Arial" w:cs="Arial"/>
           <w:color w:val="1C1C1C"/>
           <w:sz w:val="22"/>
           <w:szCs w:val="22"/>
         </w:rPr>
+      </w:pPr>
+      <w:r>
+        <w:rPr>
+          <w:rFonts w:eastAsia="Arial" w:cs="Arial"/>
+          <w:color w:val="1C1C1C"/>
+          <w:sz w:val="22"/>
+          <w:szCs w:val="22"/>
+        </w:rPr>
         <w:t>Las imágenes de portada de los campeonatos se referencian mediante URL externas, por lo que no se almacenan en el servidor. Es responsabilidad del administrador usar imágenes con los derechos correspondientes.</w:t>
+      </w:r>
+    </w:p>
+    <w:p>
+      <w:pPr>
+        <w:pStyle w:val="ListParagraph"/>
+        <w:numPr>
+          <w:ilvl w:val="0"/>
+          <w:numId w:val="0"/>
+        </w:numPr>
+        <w:spacing w:before="0" w:after="80"/>
+        <w:ind w:hanging="0" w:start="720"/>
+        <w:rPr>
+          <w:rFonts w:eastAsia="Arial" w:cs="Arial"/>
+          <w:color w:val="1C1C1C"/>
+          <w:sz w:val="22"/>
+          <w:szCs w:val="22"/>
+        </w:rPr>
+      </w:pPr>
+      <w:r>
+        <w:rPr>
+          <w:rFonts w:eastAsia="Arial" w:cs="Arial"/>
+          <w:color w:val="1C1C1C"/>
+          <w:sz w:val="22"/>
+          <w:szCs w:val="22"/>
+        </w:rPr>
       </w:r>
     </w:p>
     <w:p>
@@ -32375,7 +34223,16 @@
                 <w:sz w:val="20"/>
                 <w:szCs w:val="20"/>
               </w:rPr>
-              <w:t>Baja</w:t>
+              <w:t>Muy b</w:t>
+            </w:r>
+            <w:r>
+              <w:rPr>
+                <w:rFonts w:eastAsia="Arial" w:cs="Arial"/>
+                <w:color w:val="1C1C1C"/>
+                <w:sz w:val="20"/>
+                <w:szCs w:val="20"/>
+              </w:rPr>
+              <w:t>aja</w:t>
             </w:r>
           </w:p>
         </w:tc>
@@ -32429,7 +34286,7 @@
                 <w:sz w:val="20"/>
                 <w:szCs w:val="20"/>
               </w:rPr>
-              <w:t>Uso obligatorio de Git con repositorio remoto en GitHub. Commits frecuentes (al menos al final de cada sesión de trabajo). Rama main protegida.</w:t>
+              <w:t xml:space="preserve">Uso obligatorio de Git con repositorio remoto en GitHub. Commits frecuentes </w:t>
             </w:r>
           </w:p>
         </w:tc>
@@ -32540,7 +34397,7 @@
                 <w:sz w:val="20"/>
                 <w:szCs w:val="20"/>
               </w:rPr>
-              <w:t>Fijación de versiones exactas en pom.xml y package.json. Lectura del CHANGELOG de Spring Boot antes de cualquier actualización. Uso del Spring Initializr para versiones compatibles.</w:t>
+              <w:t>Fijación de versiones exactas en pom.xml y package.json.</w:t>
             </w:r>
           </w:p>
         </w:tc>
@@ -32762,7 +34619,43 @@
                 <w:sz w:val="20"/>
                 <w:szCs w:val="20"/>
               </w:rPr>
-              <w:t>Priorización MoSCoW. El MVP (Minimum Viable Product) incluye las funcionalidades de área pública e inscripción. El panel de administración avanzado y las mejoras son 'Should Have'.</w:t>
+              <w:t xml:space="preserve">Priorización </w:t>
+            </w:r>
+            <w:r>
+              <w:rPr>
+                <w:rFonts w:eastAsia="Arial" w:cs="Arial"/>
+                <w:color w:val="1C1C1C"/>
+                <w:sz w:val="20"/>
+                <w:szCs w:val="20"/>
+              </w:rPr>
+              <w:t>a</w:t>
+            </w:r>
+            <w:r>
+              <w:rPr>
+                <w:rFonts w:eastAsia="Arial" w:cs="Arial"/>
+                <w:color w:val="1C1C1C"/>
+                <w:sz w:val="20"/>
+                <w:szCs w:val="20"/>
+              </w:rPr>
+              <w:t xml:space="preserve"> las funcionalidades de área pública e inscripción. El panel de administración avanzado y las mejoras “</w:t>
+            </w:r>
+            <w:r>
+              <w:rPr>
+                <w:rFonts w:eastAsia="Arial" w:cs="Arial"/>
+                <w:color w:val="1C1C1C"/>
+                <w:sz w:val="20"/>
+                <w:szCs w:val="20"/>
+              </w:rPr>
+              <w:t>secundarios”</w:t>
+            </w:r>
+            <w:r>
+              <w:rPr>
+                <w:rFonts w:eastAsia="Arial" w:cs="Arial"/>
+                <w:color w:val="1C1C1C"/>
+                <w:sz w:val="20"/>
+                <w:szCs w:val="20"/>
+              </w:rPr>
+              <w:t>.</w:t>
             </w:r>
           </w:p>
         </w:tc>
@@ -33031,8 +34924,8 @@
         </w:tblCellMar>
       </w:tblPr>
       <w:tblGrid>
-        <w:gridCol w:w="3839"/>
-        <w:gridCol w:w="5187"/>
+        <w:gridCol w:w="3838"/>
+        <w:gridCol w:w="5188"/>
       </w:tblGrid>
       <w:tr>
         <w:trPr>
@@ -33040,7 +34933,7 @@
         </w:trPr>
         <w:tc>
           <w:tcPr>
-            <w:tcW w:w="3839" w:type="dxa"/>
+            <w:tcW w:w="3838" w:type="dxa"/>
             <w:tcBorders>
               <w:top w:val="single" w:sz="2" w:space="0" w:color="CCCCCC"/>
               <w:start w:val="single" w:sz="2" w:space="0" w:color="CCCCCC"/>
@@ -33080,7 +34973,7 @@
         </w:tc>
         <w:tc>
           <w:tcPr>
-            <w:tcW w:w="5187" w:type="dxa"/>
+            <w:tcW w:w="5188" w:type="dxa"/>
             <w:tcBorders>
               <w:top w:val="single" w:sz="2" w:space="0" w:color="CCCCCC"/>
               <w:start w:val="single" w:sz="2" w:space="0" w:color="CCCCCC"/>
@@ -33124,7 +35017,7 @@
         <w:trPr/>
         <w:tc>
           <w:tcPr>
-            <w:tcW w:w="3839" w:type="dxa"/>
+            <w:tcW w:w="3838" w:type="dxa"/>
             <w:tcBorders>
               <w:start w:val="single" w:sz="2" w:space="0" w:color="CCCCCC"/>
               <w:bottom w:val="single" w:sz="2" w:space="0" w:color="CCCCCC"/>
@@ -33149,7 +35042,7 @@
         </w:tc>
         <w:tc>
           <w:tcPr>
-            <w:tcW w:w="5187" w:type="dxa"/>
+            <w:tcW w:w="5188" w:type="dxa"/>
             <w:tcBorders>
               <w:start w:val="single" w:sz="2" w:space="0" w:color="CCCCCC"/>
               <w:bottom w:val="single" w:sz="2" w:space="0" w:color="CCCCCC"/>
@@ -33178,7 +35071,7 @@
         <w:trPr/>
         <w:tc>
           <w:tcPr>
-            <w:tcW w:w="3839" w:type="dxa"/>
+            <w:tcW w:w="3838" w:type="dxa"/>
             <w:tcBorders>
               <w:top w:val="single" w:sz="2" w:space="0" w:color="CCCCCC"/>
               <w:start w:val="single" w:sz="2" w:space="0" w:color="CCCCCC"/>
@@ -33199,13 +35092,13 @@
                 <w:sz w:val="20"/>
                 <w:szCs w:val="20"/>
               </w:rPr>
-              <w:t>VPS Linux (8 meses)</w:t>
-            </w:r>
-          </w:p>
-        </w:tc>
-        <w:tc>
-          <w:tcPr>
-            <w:tcW w:w="5187" w:type="dxa"/>
+              <w:t>VPS</w:t>
+            </w:r>
+          </w:p>
+        </w:tc>
+        <w:tc>
+          <w:tcPr>
+            <w:tcW w:w="5188" w:type="dxa"/>
             <w:tcBorders>
               <w:top w:val="single" w:sz="2" w:space="0" w:color="CCCCCC"/>
               <w:start w:val="single" w:sz="2" w:space="0" w:color="CCCCCC"/>
@@ -33235,7 +35128,7 @@
         <w:trPr/>
         <w:tc>
           <w:tcPr>
-            <w:tcW w:w="3839" w:type="dxa"/>
+            <w:tcW w:w="3838" w:type="dxa"/>
             <w:tcBorders>
               <w:top w:val="single" w:sz="2" w:space="0" w:color="CCCCCC"/>
               <w:start w:val="single" w:sz="2" w:space="0" w:color="CCCCCC"/>
@@ -33262,7 +35155,7 @@
         </w:tc>
         <w:tc>
           <w:tcPr>
-            <w:tcW w:w="5187" w:type="dxa"/>
+            <w:tcW w:w="5188" w:type="dxa"/>
             <w:tcBorders>
               <w:top w:val="single" w:sz="2" w:space="0" w:color="CCCCCC"/>
               <w:start w:val="single" w:sz="2" w:space="0" w:color="CCCCCC"/>
@@ -33292,7 +35185,7 @@
         <w:trPr/>
         <w:tc>
           <w:tcPr>
-            <w:tcW w:w="3839" w:type="dxa"/>
+            <w:tcW w:w="3838" w:type="dxa"/>
             <w:tcBorders>
               <w:top w:val="single" w:sz="2" w:space="0" w:color="CCCCCC"/>
               <w:start w:val="single" w:sz="2" w:space="0" w:color="CCCCCC"/>
@@ -33313,13 +35206,13 @@
                 <w:sz w:val="20"/>
                 <w:szCs w:val="20"/>
               </w:rPr>
-              <w:t>Horas de análisis y diseño (~20h)</w:t>
-            </w:r>
-          </w:p>
-        </w:tc>
-        <w:tc>
-          <w:tcPr>
-            <w:tcW w:w="5187" w:type="dxa"/>
+              <w:t>Horas de análisis y diseño</w:t>
+            </w:r>
+          </w:p>
+        </w:tc>
+        <w:tc>
+          <w:tcPr>
+            <w:tcW w:w="5188" w:type="dxa"/>
             <w:tcBorders>
               <w:top w:val="single" w:sz="2" w:space="0" w:color="CCCCCC"/>
               <w:start w:val="single" w:sz="2" w:space="0" w:color="CCCCCC"/>
@@ -33349,34 +35242,34 @@
         <w:trPr/>
         <w:tc>
           <w:tcPr>
-            <w:tcW w:w="3839" w:type="dxa"/>
-            <w:tcBorders>
-              <w:top w:val="single" w:sz="2" w:space="0" w:color="CCCCCC"/>
-              <w:start w:val="single" w:sz="2" w:space="0" w:color="CCCCCC"/>
-              <w:bottom w:val="single" w:sz="2" w:space="0" w:color="CCCCCC"/>
-              <w:end w:val="single" w:sz="2" w:space="0" w:color="CCCCCC"/>
-            </w:tcBorders>
-            <w:shd w:fill="FAFAFA" w:val="clear"/>
-          </w:tcPr>
-          <w:p>
-            <w:pPr>
-              <w:pStyle w:val="Normal"/>
-              <w:rPr/>
-            </w:pPr>
-            <w:r>
-              <w:rPr>
-                <w:rFonts w:eastAsia="Arial" w:cs="Arial"/>
-                <w:color w:val="1C1C1C"/>
-                <w:sz w:val="20"/>
-                <w:szCs w:val="20"/>
-              </w:rPr>
-              <w:t>Horas de desarrollo backend (~60h)</w:t>
-            </w:r>
-          </w:p>
-        </w:tc>
-        <w:tc>
-          <w:tcPr>
-            <w:tcW w:w="5187" w:type="dxa"/>
+            <w:tcW w:w="3838" w:type="dxa"/>
+            <w:tcBorders>
+              <w:top w:val="single" w:sz="2" w:space="0" w:color="CCCCCC"/>
+              <w:start w:val="single" w:sz="2" w:space="0" w:color="CCCCCC"/>
+              <w:bottom w:val="single" w:sz="2" w:space="0" w:color="CCCCCC"/>
+              <w:end w:val="single" w:sz="2" w:space="0" w:color="CCCCCC"/>
+            </w:tcBorders>
+            <w:shd w:fill="FAFAFA" w:val="clear"/>
+          </w:tcPr>
+          <w:p>
+            <w:pPr>
+              <w:pStyle w:val="Normal"/>
+              <w:rPr/>
+            </w:pPr>
+            <w:r>
+              <w:rPr>
+                <w:rFonts w:eastAsia="Arial" w:cs="Arial"/>
+                <w:color w:val="1C1C1C"/>
+                <w:sz w:val="20"/>
+                <w:szCs w:val="20"/>
+              </w:rPr>
+              <w:t xml:space="preserve">Horas de desarrollo backend </w:t>
+            </w:r>
+          </w:p>
+        </w:tc>
+        <w:tc>
+          <w:tcPr>
+            <w:tcW w:w="5188" w:type="dxa"/>
             <w:tcBorders>
               <w:top w:val="single" w:sz="2" w:space="0" w:color="CCCCCC"/>
               <w:start w:val="single" w:sz="2" w:space="0" w:color="CCCCCC"/>
@@ -33406,7 +35299,7 @@
         <w:trPr/>
         <w:tc>
           <w:tcPr>
-            <w:tcW w:w="3839" w:type="dxa"/>
+            <w:tcW w:w="3838" w:type="dxa"/>
             <w:tcBorders>
               <w:top w:val="single" w:sz="2" w:space="0" w:color="CCCCCC"/>
               <w:start w:val="single" w:sz="2" w:space="0" w:color="CCCCCC"/>
@@ -33427,13 +35320,13 @@
                 <w:sz w:val="20"/>
                 <w:szCs w:val="20"/>
               </w:rPr>
-              <w:t>Horas de desarrollo frontend (~60h)</w:t>
-            </w:r>
-          </w:p>
-        </w:tc>
-        <w:tc>
-          <w:tcPr>
-            <w:tcW w:w="5187" w:type="dxa"/>
+              <w:t xml:space="preserve">Horas de desarrollo frontend </w:t>
+            </w:r>
+          </w:p>
+        </w:tc>
+        <w:tc>
+          <w:tcPr>
+            <w:tcW w:w="5188" w:type="dxa"/>
             <w:tcBorders>
               <w:top w:val="single" w:sz="2" w:space="0" w:color="CCCCCC"/>
               <w:start w:val="single" w:sz="2" w:space="0" w:color="CCCCCC"/>
@@ -33463,34 +35356,34 @@
         <w:trPr/>
         <w:tc>
           <w:tcPr>
-            <w:tcW w:w="3839" w:type="dxa"/>
-            <w:tcBorders>
-              <w:top w:val="single" w:sz="2" w:space="0" w:color="CCCCCC"/>
-              <w:start w:val="single" w:sz="2" w:space="0" w:color="CCCCCC"/>
-              <w:bottom w:val="single" w:sz="2" w:space="0" w:color="CCCCCC"/>
-              <w:end w:val="single" w:sz="2" w:space="0" w:color="CCCCCC"/>
-            </w:tcBorders>
-            <w:shd w:fill="FAFAFA" w:val="clear"/>
-          </w:tcPr>
-          <w:p>
-            <w:pPr>
-              <w:pStyle w:val="Normal"/>
-              <w:rPr/>
-            </w:pPr>
-            <w:r>
-              <w:rPr>
-                <w:rFonts w:eastAsia="Arial" w:cs="Arial"/>
-                <w:color w:val="1C1C1C"/>
-                <w:sz w:val="20"/>
-                <w:szCs w:val="20"/>
-              </w:rPr>
-              <w:t>Horas de pruebas y despliegue (~20h)</w:t>
-            </w:r>
-          </w:p>
-        </w:tc>
-        <w:tc>
-          <w:tcPr>
-            <w:tcW w:w="5187" w:type="dxa"/>
+            <w:tcW w:w="3838" w:type="dxa"/>
+            <w:tcBorders>
+              <w:top w:val="single" w:sz="2" w:space="0" w:color="CCCCCC"/>
+              <w:start w:val="single" w:sz="2" w:space="0" w:color="CCCCCC"/>
+              <w:bottom w:val="single" w:sz="2" w:space="0" w:color="CCCCCC"/>
+              <w:end w:val="single" w:sz="2" w:space="0" w:color="CCCCCC"/>
+            </w:tcBorders>
+            <w:shd w:fill="FAFAFA" w:val="clear"/>
+          </w:tcPr>
+          <w:p>
+            <w:pPr>
+              <w:pStyle w:val="Normal"/>
+              <w:rPr/>
+            </w:pPr>
+            <w:r>
+              <w:rPr>
+                <w:rFonts w:eastAsia="Arial" w:cs="Arial"/>
+                <w:color w:val="1C1C1C"/>
+                <w:sz w:val="20"/>
+                <w:szCs w:val="20"/>
+              </w:rPr>
+              <w:t xml:space="preserve">Horas de pruebas y despliegue </w:t>
+            </w:r>
+          </w:p>
+        </w:tc>
+        <w:tc>
+          <w:tcPr>
+            <w:tcW w:w="5188" w:type="dxa"/>
             <w:tcBorders>
               <w:top w:val="single" w:sz="2" w:space="0" w:color="CCCCCC"/>
               <w:start w:val="single" w:sz="2" w:space="0" w:color="CCCCCC"/>
@@ -33520,7 +35413,7 @@
         <w:trPr/>
         <w:tc>
           <w:tcPr>
-            <w:tcW w:w="3839" w:type="dxa"/>
+            <w:tcW w:w="3838" w:type="dxa"/>
             <w:tcBorders>
               <w:top w:val="single" w:sz="2" w:space="0" w:color="CCCCCC"/>
               <w:start w:val="single" w:sz="2" w:space="0" w:color="CCCCCC"/>
@@ -33541,13 +35434,13 @@
                 <w:sz w:val="20"/>
                 <w:szCs w:val="20"/>
               </w:rPr>
-              <w:t>Horas de documentación (~15h)</w:t>
-            </w:r>
-          </w:p>
-        </w:tc>
-        <w:tc>
-          <w:tcPr>
-            <w:tcW w:w="5187" w:type="dxa"/>
+              <w:t xml:space="preserve">Horas de documentación </w:t>
+            </w:r>
+          </w:p>
+        </w:tc>
+        <w:tc>
+          <w:tcPr>
+            <w:tcW w:w="5188" w:type="dxa"/>
             <w:tcBorders>
               <w:top w:val="single" w:sz="2" w:space="0" w:color="CCCCCC"/>
               <w:start w:val="single" w:sz="2" w:space="0" w:color="CCCCCC"/>
@@ -33577,7 +35470,7 @@
         <w:trPr/>
         <w:tc>
           <w:tcPr>
-            <w:tcW w:w="3839" w:type="dxa"/>
+            <w:tcW w:w="3838" w:type="dxa"/>
             <w:tcBorders>
               <w:top w:val="single" w:sz="2" w:space="0" w:color="CCCCCC"/>
               <w:start w:val="single" w:sz="2" w:space="0" w:color="CCCCCC"/>
@@ -33604,7 +35497,7 @@
         </w:tc>
         <w:tc>
           <w:tcPr>
-            <w:tcW w:w="5187" w:type="dxa"/>
+            <w:tcW w:w="5188" w:type="dxa"/>
             <w:tcBorders>
               <w:top w:val="single" w:sz="2" w:space="0" w:color="CCCCCC"/>
               <w:start w:val="single" w:sz="2" w:space="0" w:color="CCCCCC"/>
@@ -34386,7 +36279,25 @@
                 <w:sz w:val="20"/>
                 <w:szCs w:val="20"/>
               </w:rPr>
-              <w:t>Cumplido: Radio button obligatorio con texto legal en el paso 'confirmar'.</w:t>
+              <w:t xml:space="preserve">Cumplido: </w:t>
+            </w:r>
+            <w:r>
+              <w:rPr>
+                <w:rFonts w:eastAsia="Arial" w:cs="Arial"/>
+                <w:color w:val="1C1C1C"/>
+                <w:sz w:val="20"/>
+                <w:szCs w:val="20"/>
+              </w:rPr>
+              <w:t>Checkbox</w:t>
+            </w:r>
+            <w:r>
+              <w:rPr>
+                <w:rFonts w:eastAsia="Arial" w:cs="Arial"/>
+                <w:color w:val="1C1C1C"/>
+                <w:sz w:val="20"/>
+                <w:szCs w:val="20"/>
+              </w:rPr>
+              <w:t xml:space="preserve"> obligatorio con texto legal en el paso 'confirmar'.</w:t>
             </w:r>
           </w:p>
         </w:tc>
@@ -34688,8 +36599,8 @@
         <w:gridCol w:w="600"/>
         <w:gridCol w:w="2198"/>
         <w:gridCol w:w="1399"/>
-        <w:gridCol w:w="1799"/>
-        <w:gridCol w:w="2001"/>
+        <w:gridCol w:w="1798"/>
+        <w:gridCol w:w="2002"/>
         <w:gridCol w:w="1029"/>
       </w:tblGrid>
       <w:tr>
@@ -34818,7 +36729,7 @@
         </w:tc>
         <w:tc>
           <w:tcPr>
-            <w:tcW w:w="1799" w:type="dxa"/>
+            <w:tcW w:w="1798" w:type="dxa"/>
             <w:tcBorders>
               <w:top w:val="single" w:sz="2" w:space="0" w:color="CCCCCC"/>
               <w:start w:val="single" w:sz="2" w:space="0" w:color="CCCCCC"/>
@@ -34858,7 +36769,7 @@
         </w:tc>
         <w:tc>
           <w:tcPr>
-            <w:tcW w:w="2001" w:type="dxa"/>
+            <w:tcW w:w="2002" w:type="dxa"/>
             <w:tcBorders>
               <w:top w:val="single" w:sz="2" w:space="0" w:color="CCCCCC"/>
               <w:start w:val="single" w:sz="2" w:space="0" w:color="CCCCCC"/>
@@ -35016,7 +36927,7 @@
         </w:tc>
         <w:tc>
           <w:tcPr>
-            <w:tcW w:w="1799" w:type="dxa"/>
+            <w:tcW w:w="1798" w:type="dxa"/>
             <w:tcBorders>
               <w:start w:val="single" w:sz="2" w:space="0" w:color="CCCCCC"/>
               <w:bottom w:val="single" w:sz="2" w:space="0" w:color="CCCCCC"/>
@@ -35041,7 +36952,7 @@
         </w:tc>
         <w:tc>
           <w:tcPr>
-            <w:tcW w:w="2001" w:type="dxa"/>
+            <w:tcW w:w="2002" w:type="dxa"/>
             <w:tcBorders>
               <w:start w:val="single" w:sz="2" w:space="0" w:color="CCCCCC"/>
               <w:bottom w:val="single" w:sz="2" w:space="0" w:color="CCCCCC"/>
@@ -35175,7 +37086,7 @@
         </w:tc>
         <w:tc>
           <w:tcPr>
-            <w:tcW w:w="1799" w:type="dxa"/>
+            <w:tcW w:w="1798" w:type="dxa"/>
             <w:tcBorders>
               <w:top w:val="single" w:sz="2" w:space="0" w:color="CCCCCC"/>
               <w:start w:val="single" w:sz="2" w:space="0" w:color="CCCCCC"/>
@@ -35202,7 +37113,7 @@
         </w:tc>
         <w:tc>
           <w:tcPr>
-            <w:tcW w:w="2001" w:type="dxa"/>
+            <w:tcW w:w="2002" w:type="dxa"/>
             <w:tcBorders>
               <w:top w:val="single" w:sz="2" w:space="0" w:color="CCCCCC"/>
               <w:start w:val="single" w:sz="2" w:space="0" w:color="CCCCCC"/>
@@ -35340,7 +37251,7 @@
         </w:tc>
         <w:tc>
           <w:tcPr>
-            <w:tcW w:w="1799" w:type="dxa"/>
+            <w:tcW w:w="1798" w:type="dxa"/>
             <w:tcBorders>
               <w:top w:val="single" w:sz="2" w:space="0" w:color="CCCCCC"/>
               <w:start w:val="single" w:sz="2" w:space="0" w:color="CCCCCC"/>
@@ -35367,7 +37278,7 @@
         </w:tc>
         <w:tc>
           <w:tcPr>
-            <w:tcW w:w="2001" w:type="dxa"/>
+            <w:tcW w:w="2002" w:type="dxa"/>
             <w:tcBorders>
               <w:top w:val="single" w:sz="2" w:space="0" w:color="CCCCCC"/>
               <w:start w:val="single" w:sz="2" w:space="0" w:color="CCCCCC"/>
@@ -35505,7 +37416,7 @@
         </w:tc>
         <w:tc>
           <w:tcPr>
-            <w:tcW w:w="1799" w:type="dxa"/>
+            <w:tcW w:w="1798" w:type="dxa"/>
             <w:tcBorders>
               <w:top w:val="single" w:sz="2" w:space="0" w:color="CCCCCC"/>
               <w:start w:val="single" w:sz="2" w:space="0" w:color="CCCCCC"/>
@@ -35532,7 +37443,7 @@
         </w:tc>
         <w:tc>
           <w:tcPr>
-            <w:tcW w:w="2001" w:type="dxa"/>
+            <w:tcW w:w="2002" w:type="dxa"/>
             <w:tcBorders>
               <w:top w:val="single" w:sz="2" w:space="0" w:color="CCCCCC"/>
               <w:start w:val="single" w:sz="2" w:space="0" w:color="CCCCCC"/>
@@ -35670,7 +37581,7 @@
         </w:tc>
         <w:tc>
           <w:tcPr>
-            <w:tcW w:w="1799" w:type="dxa"/>
+            <w:tcW w:w="1798" w:type="dxa"/>
             <w:tcBorders>
               <w:top w:val="single" w:sz="2" w:space="0" w:color="CCCCCC"/>
               <w:start w:val="single" w:sz="2" w:space="0" w:color="CCCCCC"/>
@@ -35697,7 +37608,7 @@
         </w:tc>
         <w:tc>
           <w:tcPr>
-            <w:tcW w:w="2001" w:type="dxa"/>
+            <w:tcW w:w="2002" w:type="dxa"/>
             <w:tcBorders>
               <w:top w:val="single" w:sz="2" w:space="0" w:color="CCCCCC"/>
               <w:start w:val="single" w:sz="2" w:space="0" w:color="CCCCCC"/>
@@ -35835,7 +37746,7 @@
         </w:tc>
         <w:tc>
           <w:tcPr>
-            <w:tcW w:w="1799" w:type="dxa"/>
+            <w:tcW w:w="1798" w:type="dxa"/>
             <w:tcBorders>
               <w:top w:val="single" w:sz="2" w:space="0" w:color="CCCCCC"/>
               <w:start w:val="single" w:sz="2" w:space="0" w:color="CCCCCC"/>
@@ -35862,7 +37773,7 @@
         </w:tc>
         <w:tc>
           <w:tcPr>
-            <w:tcW w:w="2001" w:type="dxa"/>
+            <w:tcW w:w="2002" w:type="dxa"/>
             <w:tcBorders>
               <w:top w:val="single" w:sz="2" w:space="0" w:color="CCCCCC"/>
               <w:start w:val="single" w:sz="2" w:space="0" w:color="CCCCCC"/>
@@ -37227,7 +39138,7 @@
   </w:style>
   <w:style w:type="paragraph" w:styleId="Heading1">
     <w:name w:val="heading 1"/>
-    <w:basedOn w:val="Ttulouser"/>
+    <w:basedOn w:val="Ttulo"/>
     <w:qFormat/>
     <w:pPr>
       <w:spacing w:before="480" w:after="200"/>
@@ -37244,7 +39155,7 @@
   </w:style>
   <w:style w:type="paragraph" w:styleId="Heading2">
     <w:name w:val="heading 2"/>
-    <w:basedOn w:val="Ttulouser"/>
+    <w:basedOn w:val="Ttulo"/>
     <w:qFormat/>
     <w:pPr>
       <w:spacing w:before="360" w:after="160"/>
@@ -37261,7 +39172,7 @@
   </w:style>
   <w:style w:type="paragraph" w:styleId="Heading3">
     <w:name w:val="heading 3"/>
-    <w:basedOn w:val="Ttulouser"/>
+    <w:basedOn w:val="Ttulo"/>
     <w:qFormat/>
     <w:pPr>
       <w:spacing w:before="280" w:after="120"/>
@@ -37278,7 +39189,7 @@
   </w:style>
   <w:style w:type="paragraph" w:styleId="Heading4">
     <w:name w:val="heading 4"/>
-    <w:basedOn w:val="Ttulouser"/>
+    <w:basedOn w:val="Ttulo"/>
     <w:qFormat/>
     <w:pPr/>
     <w:rPr>
@@ -37289,7 +39200,7 @@
   </w:style>
   <w:style w:type="paragraph" w:styleId="Heading5">
     <w:name w:val="heading 5"/>
-    <w:basedOn w:val="Ttulouser"/>
+    <w:basedOn w:val="Ttulo"/>
     <w:qFormat/>
     <w:pPr/>
     <w:rPr>
@@ -37298,7 +39209,7 @@
   </w:style>
   <w:style w:type="paragraph" w:styleId="Heading6">
     <w:name w:val="heading 6"/>
-    <w:basedOn w:val="Ttulouser"/>
+    <w:basedOn w:val="Ttulo"/>
     <w:qFormat/>
     <w:pPr/>
     <w:rPr>
@@ -37314,8 +39225,8 @@
       <w:u w:val="single"/>
     </w:rPr>
   </w:style>
-  <w:style w:type="character" w:styleId="Caracteresdenotaalpieuser">
-    <w:name w:val="Caracteres de nota al pie (user)"/>
+  <w:style w:type="character" w:styleId="Caracteresdenotaalpie">
+    <w:name w:val="Caracteres de nota al pie"/>
     <w:uiPriority w:val="99"/>
     <w:semiHidden/>
     <w:unhideWhenUsed/>
@@ -37324,8 +39235,8 @@
       <w:vertAlign w:val="superscript"/>
     </w:rPr>
   </w:style>
-  <w:style w:type="character" w:styleId="Caracteresdenotaalpie">
-    <w:name w:val="Caracteres de nota al pie"/>
+  <w:style w:type="character" w:styleId="Caracteresdenotaalpieuser">
+    <w:name w:val="Caracteres de nota al pie (user)"/>
     <w:qFormat/>
     <w:rPr>
       <w:vertAlign w:val="superscript"/>
@@ -37348,8 +39259,8 @@
       <w:szCs w:val="20"/>
     </w:rPr>
   </w:style>
-  <w:style w:type="character" w:styleId="Caracteresdenotafinaluser">
-    <w:name w:val="Caracteres de nota final (user)"/>
+  <w:style w:type="character" w:styleId="Caracteresdenotafinal">
+    <w:name w:val="Caracteres de nota final"/>
     <w:uiPriority w:val="99"/>
     <w:semiHidden/>
     <w:unhideWhenUsed/>
@@ -37358,8 +39269,8 @@
       <w:vertAlign w:val="superscript"/>
     </w:rPr>
   </w:style>
-  <w:style w:type="character" w:styleId="Caracteresdenotafinal">
-    <w:name w:val="Caracteres de nota final"/>
+  <w:style w:type="character" w:styleId="Caracteresdenotafinaluser">
+    <w:name w:val="Caracteres de nota final (user)"/>
     <w:qFormat/>
     <w:rPr>
       <w:vertAlign w:val="superscript"/>
@@ -37382,8 +39293,8 @@
       <w:szCs w:val="20"/>
     </w:rPr>
   </w:style>
-  <w:style w:type="character" w:styleId="Bolosuser">
-    <w:name w:val="Bolos (user)"/>
+  <w:style w:type="character" w:styleId="Bolos">
+    <w:name w:val="Bolos"/>
     <w:qFormat/>
     <w:rPr>
       <w:rFonts w:ascii="OpenSymbol" w:hAnsi="OpenSymbol" w:eastAsia="OpenSymbol" w:cs="OpenSymbol"/>
@@ -37395,6 +39306,13 @@
     <w:rPr>
       <w:b/>
       <w:bCs/>
+    </w:rPr>
+  </w:style>
+  <w:style w:type="character" w:styleId="Textooriginal">
+    <w:name w:val="Texto original"/>
+    <w:qFormat/>
+    <w:rPr>
+      <w:rFonts w:ascii="Liberation Mono" w:hAnsi="Liberation Mono" w:eastAsia="NSimSun" w:cs="Liberation Mono"/>
     </w:rPr>
   </w:style>
   <w:style w:type="paragraph" w:styleId="Ttulo">
@@ -37483,7 +39401,7 @@
   </w:style>
   <w:style w:type="paragraph" w:styleId="Title">
     <w:name w:val="Title"/>
-    <w:basedOn w:val="Ttulouser"/>
+    <w:basedOn w:val="Ttulo"/>
     <w:qFormat/>
     <w:pPr/>
     <w:rPr>
@@ -37561,6 +39479,13 @@
       <w:szCs w:val="20"/>
     </w:rPr>
   </w:style>
+  <w:style w:type="paragraph" w:styleId="Cabeceraypie">
+    <w:name w:val="Cabecera y pie"/>
+    <w:basedOn w:val="Normal"/>
+    <w:qFormat/>
+    <w:pPr/>
+    <w:rPr/>
+  </w:style>
   <w:style w:type="paragraph" w:styleId="Cabeceraypieuser">
     <w:name w:val="Cabecera y pie (user)"/>
     <w:basedOn w:val="Normal"/>
@@ -37568,27 +39493,20 @@
     <w:pPr/>
     <w:rPr/>
   </w:style>
-  <w:style w:type="paragraph" w:styleId="Cabeceraypie">
-    <w:name w:val="Cabecera y pie"/>
-    <w:basedOn w:val="Normal"/>
-    <w:qFormat/>
-    <w:pPr/>
-    <w:rPr/>
-  </w:style>
   <w:style w:type="paragraph" w:styleId="Header">
     <w:name w:val="header"/>
-    <w:basedOn w:val="Cabeceraypieuser"/>
+    <w:basedOn w:val="Cabeceraypie"/>
     <w:pPr/>
     <w:rPr/>
   </w:style>
   <w:style w:type="paragraph" w:styleId="Footer">
     <w:name w:val="footer"/>
-    <w:basedOn w:val="Cabeceraypieuser"/>
+    <w:basedOn w:val="Cabeceraypie"/>
     <w:pPr/>
     <w:rPr/>
   </w:style>
-  <w:style w:type="paragraph" w:styleId="Contenidodelatablauser">
-    <w:name w:val="Contenido de la tabla (user)"/>
+  <w:style w:type="paragraph" w:styleId="Contenidodelatabla">
+    <w:name w:val="Contenido de la tabla"/>
     <w:basedOn w:val="Normal"/>
     <w:qFormat/>
     <w:pPr>
@@ -37597,9 +39515,9 @@
     </w:pPr>
     <w:rPr/>
   </w:style>
-  <w:style w:type="paragraph" w:styleId="Ttulodelatablauser">
-    <w:name w:val="Título de la tabla (user)"/>
-    <w:basedOn w:val="Contenidodelatablauser"/>
+  <w:style w:type="paragraph" w:styleId="Ttulodelatabla">
+    <w:name w:val="Título de la tabla"/>
+    <w:basedOn w:val="Contenidodelatabla"/>
     <w:qFormat/>
     <w:pPr>
       <w:suppressLineNumbers/>

--- a/DocumentacionCampeonatoLive_v2.docx
+++ b/DocumentacionCampeonatoLive_v2.docx
@@ -19961,7 +19961,7 @@
                 <w:sz w:val="20"/>
                 <w:szCs w:val="20"/>
               </w:rPr>
-              <w:t>5</w:t>
+              <w:t>6</w:t>
             </w:r>
           </w:p>
         </w:tc>
@@ -19979,16 +19979,48 @@
           <w:p>
             <w:pPr>
               <w:pStyle w:val="Normal"/>
-              <w:rPr/>
-            </w:pPr>
-            <w:r>
-              <w:rPr>
-                <w:rFonts w:eastAsia="Arial" w:cs="Arial"/>
-                <w:color w:val="1C1C1C"/>
-                <w:sz w:val="20"/>
-                <w:szCs w:val="20"/>
-              </w:rPr>
-              <w:t>Template Angular</w:t>
+              <w:rPr>
+                <w:rFonts w:eastAsia="Arial" w:cs="Arial"/>
+                <w:color w:val="1C1C1C"/>
+                <w:sz w:val="20"/>
+                <w:szCs w:val="20"/>
+              </w:rPr>
+            </w:pPr>
+            <w:r>
+              <w:rPr>
+                <w:rStyle w:val="Textooriginal"/>
+                <w:color w:val="1C1C1C"/>
+                <w:sz w:val="20"/>
+                <w:szCs w:val="20"/>
+              </w:rPr>
+              <w:t>SorteoComponent</w:t>
+            </w:r>
+            <w:r>
+              <w:rPr>
+                <w:rFonts w:eastAsia="Arial" w:cs="Arial"/>
+                <w:color w:val="1C1C1C"/>
+                <w:sz w:val="20"/>
+                <w:szCs w:val="20"/>
+              </w:rPr>
+              <w:t xml:space="preserve"> (computed </w:t>
+            </w:r>
+            <w:r>
+              <w:rPr>
+                <w:rStyle w:val="Textooriginal"/>
+                <w:color w:val="1C1C1C"/>
+                <w:sz w:val="20"/>
+                <w:szCs w:val="20"/>
+              </w:rPr>
+              <w:t>ganador</w:t>
+            </w:r>
+            <w:r>
+              <w:rPr>
+                <w:rFonts w:eastAsia="Arial" w:cs="Arial"/>
+                <w:color w:val="1C1C1C"/>
+                <w:sz w:val="20"/>
+                <w:szCs w:val="20"/>
+              </w:rPr>
+              <w:t xml:space="preserve">) </w:t>
             </w:r>
           </w:p>
         </w:tc>
@@ -20006,16 +20038,94 @@
           <w:p>
             <w:pPr>
               <w:pStyle w:val="Normal"/>
-              <w:rPr/>
-            </w:pPr>
-            <w:r>
-              <w:rPr>
-                <w:rFonts w:eastAsia="Arial" w:cs="Arial"/>
-                <w:color w:val="1C1C1C"/>
-                <w:sz w:val="20"/>
-                <w:szCs w:val="20"/>
-              </w:rPr>
-              <w:t>Renderiza el bracket horizontal con desplazamiento (overflow-x: auto).</w:t>
+              <w:rPr>
+                <w:rFonts w:eastAsia="Arial" w:cs="Arial"/>
+                <w:color w:val="1C1C1C"/>
+                <w:sz w:val="20"/>
+                <w:szCs w:val="20"/>
+              </w:rPr>
+            </w:pPr>
+            <w:r>
+              <w:rPr>
+                <w:rFonts w:eastAsia="Arial" w:cs="Arial"/>
+                <w:color w:val="1C1C1C"/>
+                <w:sz w:val="20"/>
+                <w:szCs w:val="20"/>
+              </w:rPr>
+              <w:t xml:space="preserve">Si la última ronda tiene un combate </w:t>
+            </w:r>
+            <w:r>
+              <w:rPr>
+                <w:rStyle w:val="Textooriginal"/>
+                <w:color w:val="1C1C1C"/>
+                <w:sz w:val="20"/>
+                <w:szCs w:val="20"/>
+              </w:rPr>
+              <w:t>finalizado</w:t>
+            </w:r>
+            <w:r>
+              <w:rPr>
+                <w:rFonts w:eastAsia="Arial" w:cs="Arial"/>
+                <w:color w:val="1C1C1C"/>
+                <w:sz w:val="20"/>
+                <w:szCs w:val="20"/>
+              </w:rPr>
+              <w:t xml:space="preserve"> con puntuación, calcula quién ganó (</w:t>
+            </w:r>
+            <w:r>
+              <w:rPr>
+                <w:rStyle w:val="Textooriginal"/>
+                <w:color w:val="1C1C1C"/>
+                <w:sz w:val="20"/>
+                <w:szCs w:val="20"/>
+              </w:rPr>
+              <w:t>puntuacionRojo</w:t>
+            </w:r>
+            <w:r>
+              <w:rPr>
+                <w:rFonts w:eastAsia="Arial" w:cs="Arial"/>
+                <w:color w:val="1C1C1C"/>
+                <w:sz w:val="20"/>
+                <w:szCs w:val="20"/>
+              </w:rPr>
+              <w:t xml:space="preserve"> vs </w:t>
+            </w:r>
+            <w:r>
+              <w:rPr>
+                <w:rStyle w:val="Textooriginal"/>
+                <w:color w:val="1C1C1C"/>
+                <w:sz w:val="20"/>
+                <w:szCs w:val="20"/>
+              </w:rPr>
+              <w:t>puntuacionAzul</w:t>
+            </w:r>
+            <w:r>
+              <w:rPr>
+                <w:rFonts w:eastAsia="Arial" w:cs="Arial"/>
+                <w:color w:val="1C1C1C"/>
+                <w:sz w:val="20"/>
+                <w:szCs w:val="20"/>
+              </w:rPr>
+              <w:t xml:space="preserve">, o el rojo si fue </w:t>
+            </w:r>
+            <w:r>
+              <w:rPr>
+                <w:rFonts w:eastAsia="Arial" w:cs="Arial"/>
+                <w:i/>
+                <w:color w:val="1C1C1C"/>
+                <w:sz w:val="20"/>
+                <w:szCs w:val="20"/>
+              </w:rPr>
+              <w:t>bye</w:t>
+            </w:r>
+            <w:r>
+              <w:rPr>
+                <w:rFonts w:eastAsia="Arial" w:cs="Arial"/>
+                <w:color w:val="1C1C1C"/>
+                <w:sz w:val="20"/>
+                <w:szCs w:val="20"/>
+              </w:rPr>
+              <w:t xml:space="preserve"> en la final). </w:t>
             </w:r>
           </w:p>
         </w:tc>
@@ -20033,16 +20143,174 @@
           <w:p>
             <w:pPr>
               <w:pStyle w:val="Normal"/>
-              <w:rPr/>
-            </w:pPr>
-            <w:r>
-              <w:rPr>
-                <w:rFonts w:eastAsia="Arial" w:cs="Arial"/>
-                <w:color w:val="1C1C1C"/>
-                <w:sz w:val="20"/>
-                <w:szCs w:val="20"/>
-              </w:rPr>
-              <w:t>Cada tarjeta muestra nombre, club y puntuaciones de los competidores. Los ganadores tienen punto verde luminoso.</w:t>
+              <w:rPr>
+                <w:rFonts w:eastAsia="Arial" w:cs="Arial"/>
+                <w:color w:val="1C1C1C"/>
+                <w:sz w:val="20"/>
+                <w:szCs w:val="20"/>
+              </w:rPr>
+            </w:pPr>
+            <w:r>
+              <w:rPr>
+                <w:rFonts w:eastAsia="Arial" w:cs="Arial"/>
+                <w:color w:val="1C1C1C"/>
+                <w:sz w:val="20"/>
+                <w:szCs w:val="20"/>
+              </w:rPr>
+              <w:t xml:space="preserve">Se muestra el banner " Campeón" sobre el bracket. </w:t>
+            </w:r>
+          </w:p>
+        </w:tc>
+      </w:tr>
+      <w:tr>
+        <w:trPr/>
+        <w:tc>
+          <w:tcPr>
+            <w:tcW w:w="500" w:type="dxa"/>
+            <w:tcBorders>
+              <w:start w:val="single" w:sz="2" w:space="0" w:color="CCCCCC"/>
+              <w:bottom w:val="single" w:sz="2" w:space="0" w:color="CCCCCC"/>
+              <w:end w:val="single" w:sz="2" w:space="0" w:color="CCCCCC"/>
+            </w:tcBorders>
+            <w:shd w:fill="F2F2F2" w:val="clear"/>
+          </w:tcPr>
+          <w:p>
+            <w:pPr>
+              <w:pStyle w:val="Normal"/>
+              <w:rPr/>
+            </w:pPr>
+            <w:r>
+              <w:rPr/>
+              <w:t>7</w:t>
+            </w:r>
+          </w:p>
+        </w:tc>
+        <w:tc>
+          <w:tcPr>
+            <w:tcW w:w="2500" w:type="dxa"/>
+            <w:tcBorders>
+              <w:start w:val="single" w:sz="2" w:space="0" w:color="CCCCCC"/>
+              <w:bottom w:val="single" w:sz="2" w:space="0" w:color="CCCCCC"/>
+              <w:end w:val="single" w:sz="2" w:space="0" w:color="CCCCCC"/>
+            </w:tcBorders>
+            <w:shd w:fill="F2F2F2" w:val="clear"/>
+          </w:tcPr>
+          <w:p>
+            <w:pPr>
+              <w:pStyle w:val="Normal"/>
+              <w:rPr>
+                <w:rFonts w:eastAsia="Arial" w:cs="Arial"/>
+                <w:color w:val="1C1C1C"/>
+                <w:sz w:val="20"/>
+                <w:szCs w:val="20"/>
+              </w:rPr>
+            </w:pPr>
+            <w:r>
+              <w:rPr>
+                <w:rFonts w:eastAsia="Arial" w:cs="Arial"/>
+                <w:color w:val="1C1C1C"/>
+                <w:sz w:val="20"/>
+                <w:szCs w:val="20"/>
+              </w:rPr>
+              <w:t xml:space="preserve">Template de </w:t>
+            </w:r>
+            <w:r>
+              <w:rPr>
+                <w:rStyle w:val="Textooriginal"/>
+                <w:color w:val="1C1C1C"/>
+                <w:sz w:val="20"/>
+                <w:szCs w:val="20"/>
+              </w:rPr>
+              <w:t>sorteo.html</w:t>
+            </w:r>
+            <w:r>
+              <w:rPr>
+                <w:rFonts w:eastAsia="Arial" w:cs="Arial"/>
+                <w:color w:val="1C1C1C"/>
+                <w:sz w:val="20"/>
+                <w:szCs w:val="20"/>
+              </w:rPr>
+              <w:t xml:space="preserve"> </w:t>
+            </w:r>
+          </w:p>
+        </w:tc>
+        <w:tc>
+          <w:tcPr>
+            <w:tcW w:w="2880" w:type="dxa"/>
+            <w:tcBorders>
+              <w:start w:val="single" w:sz="2" w:space="0" w:color="CCCCCC"/>
+              <w:bottom w:val="single" w:sz="2" w:space="0" w:color="CCCCCC"/>
+              <w:end w:val="single" w:sz="2" w:space="0" w:color="CCCCCC"/>
+            </w:tcBorders>
+            <w:shd w:fill="F2F2F2" w:val="clear"/>
+          </w:tcPr>
+          <w:p>
+            <w:pPr>
+              <w:pStyle w:val="Normal"/>
+              <w:rPr>
+                <w:rFonts w:eastAsia="Arial" w:cs="Arial"/>
+                <w:color w:val="1C1C1C"/>
+                <w:sz w:val="20"/>
+                <w:szCs w:val="20"/>
+              </w:rPr>
+            </w:pPr>
+            <w:r>
+              <w:rPr>
+                <w:rFonts w:eastAsia="Arial" w:cs="Arial"/>
+                <w:color w:val="1C1C1C"/>
+                <w:sz w:val="20"/>
+                <w:szCs w:val="20"/>
+              </w:rPr>
+              <w:t xml:space="preserve">Renderiza el bracket con scroll horizontal: una columna por ronda, una tarjeta por combate con nombres, clubes, puntuaciones e indicadores visuales (verde = ganador, gris = pendiente, rojo punteado = bye). </w:t>
+            </w:r>
+          </w:p>
+        </w:tc>
+        <w:tc>
+          <w:tcPr>
+            <w:tcW w:w="3146" w:type="dxa"/>
+            <w:tcBorders>
+              <w:start w:val="single" w:sz="2" w:space="0" w:color="CCCCCC"/>
+              <w:bottom w:val="single" w:sz="2" w:space="0" w:color="CCCCCC"/>
+              <w:end w:val="single" w:sz="2" w:space="0" w:color="CCCCCC"/>
+            </w:tcBorders>
+            <w:shd w:fill="F2F2F2" w:val="clear"/>
+          </w:tcPr>
+          <w:p>
+            <w:pPr>
+              <w:pStyle w:val="Normal"/>
+              <w:rPr>
+                <w:rFonts w:eastAsia="Arial" w:cs="Arial"/>
+                <w:color w:val="1C1C1C"/>
+                <w:sz w:val="20"/>
+                <w:szCs w:val="20"/>
+              </w:rPr>
+            </w:pPr>
+            <w:r>
+              <w:rPr>
+                <w:rFonts w:eastAsia="Arial" w:cs="Arial"/>
+                <w:color w:val="1C1C1C"/>
+                <w:sz w:val="20"/>
+                <w:szCs w:val="20"/>
+              </w:rPr>
+              <w:t>El usuario ve el cuadro completo. Si no hay combates en BD (</w:t>
+            </w:r>
+            <w:r>
+              <w:rPr>
+                <w:rStyle w:val="Textooriginal"/>
+                <w:color w:val="1C1C1C"/>
+                <w:sz w:val="20"/>
+                <w:szCs w:val="20"/>
+              </w:rPr>
+              <w:t>rondas.length === 0</w:t>
+            </w:r>
+            <w:r>
+              <w:rPr>
+                <w:rFonts w:eastAsia="Arial" w:cs="Arial"/>
+                <w:color w:val="1C1C1C"/>
+                <w:sz w:val="20"/>
+                <w:szCs w:val="20"/>
+              </w:rPr>
+              <w:t xml:space="preserve">), se muestra el mensaje "Aún no se ha realizado el sorteo de esta categoría". </w:t>
             </w:r>
           </w:p>
         </w:tc>
@@ -21232,16 +21500,61 @@
           <w:p>
             <w:pPr>
               <w:pStyle w:val="Normal"/>
-              <w:rPr/>
-            </w:pPr>
-            <w:r>
-              <w:rPr>
-                <w:rFonts w:eastAsia="Arial" w:cs="Arial"/>
-                <w:color w:val="1C1C1C"/>
-                <w:sz w:val="20"/>
-                <w:szCs w:val="20"/>
-              </w:rPr>
-              <w:t>No inyecta servicios: hace las peticiones fetch() directamente en ngOnInit(). Contiene toda la lógica de construcción del soteos.</w:t>
+              <w:rPr>
+                <w:rFonts w:eastAsia="Arial" w:cs="Arial"/>
+                <w:color w:val="1C1C1C"/>
+                <w:sz w:val="20"/>
+                <w:szCs w:val="20"/>
+              </w:rPr>
+            </w:pPr>
+            <w:r>
+              <w:rPr>
+                <w:rFonts w:eastAsia="Arial" w:cs="Arial"/>
+                <w:color w:val="1C1C1C"/>
+                <w:sz w:val="20"/>
+                <w:szCs w:val="20"/>
+              </w:rPr>
+              <w:t>Visualiza el bracket de una categoría.</w:t>
+            </w:r>
+          </w:p>
+          <w:p>
+            <w:pPr>
+              <w:pStyle w:val="Normal"/>
+              <w:rPr>
+                <w:rFonts w:eastAsia="Arial" w:cs="Arial"/>
+                <w:color w:val="1C1C1C"/>
+                <w:sz w:val="20"/>
+                <w:szCs w:val="20"/>
+              </w:rPr>
+            </w:pPr>
+            <w:r>
+              <w:rPr>
+                <w:rFonts w:eastAsia="Arial" w:cs="Arial"/>
+                <w:color w:val="1C1C1C"/>
+                <w:sz w:val="20"/>
+                <w:szCs w:val="20"/>
+              </w:rPr>
+              <w:t>No inyecta servicios: lanza directamente fetch() en paralelo en ngOnInit a /api/inscripciones/..., /api/combates/... y /api/campeonatos/.... La construcción del cuadro la hace construirBracketDesdeCombates, que agrupa los combates por su campo ronda y los filtra contra ORDEN_RONDAS = ['dieciseisavos', 'octavos', 'cuartos', 'semifinal', 'final'].</w:t>
+            </w:r>
+          </w:p>
+          <w:p>
+            <w:pPr>
+              <w:pStyle w:val="Normal"/>
+              <w:rPr>
+                <w:rFonts w:eastAsia="Arial" w:cs="Arial"/>
+                <w:color w:val="1C1C1C"/>
+                <w:sz w:val="20"/>
+                <w:szCs w:val="20"/>
+              </w:rPr>
+            </w:pPr>
+            <w:r>
+              <w:rPr>
+                <w:rFonts w:eastAsia="Arial" w:cs="Arial"/>
+                <w:color w:val="1C1C1C"/>
+                <w:sz w:val="20"/>
+                <w:szCs w:val="20"/>
+              </w:rPr>
+              <w:t>Calcula el ganador como computed solo cuando el combate final está en estado='finalizado'. El método mapCombate deriva la etiqueta visual 'bye' cuando competidorAzul === null.</w:t>
             </w:r>
           </w:p>
         </w:tc>
